--- a/納品レポート/ホテル別レポート/comfort_hakata_口コミ分析改善レポート.docx
+++ b/納品レポート/ホテル別レポート/comfort_hakata_口コミ分析改善レポート.docx
@@ -96,7 +96,7 @@
           <w:sz w:val="22"/>
           <w:szCs w:val="22"/>
         </w:rPr>
-        <w:t xml:space="preserve">レビュー総数：136件（5サイト）</w:t>
+        <w:t xml:space="preserve">レビュー総数：139件（5サイト）</w:t>
       </w:r>
     </w:p>
     <w:p>
@@ -131,7 +131,7 @@
           <w:sz w:val="20"/>
           <w:szCs w:val="20"/>
         </w:rPr>
-        <w:t xml:space="preserve">作成日：2026年3月17日</w:t>
+        <w:t xml:space="preserve">作成日：2026年3月18日</w:t>
       </w:r>
     </w:p>
     <w:p>
@@ -189,7 +189,7 @@
           <w:sz w:val="21"/>
           <w:szCs w:val="21"/>
         </w:rPr>
-        <w:t xml:space="preserve">2026年2月〜3月に各OTAサイト・口コミサイトに投稿された136件のレビューを包括的に分析しました。以下が主要な発見事項です。</w:t>
+        <w:t xml:space="preserve">2026年2月〜3月に各OTAサイト・口コミサイトに投稿された139件のレビューを包括的に分析しました。以下が主要な発見事項です。</w:t>
       </w:r>
     </w:p>
     <w:p>
@@ -261,7 +261,7 @@
                 <w:sz w:val="36"/>
                 <w:szCs w:val="36"/>
               </w:rPr>
-              <w:t xml:space="preserve">7.87</w:t>
+              <w:t xml:space="preserve">7.89</w:t>
             </w:r>
           </w:p>
         </w:tc>
@@ -310,7 +310,7 @@
                 <w:sz w:val="36"/>
                 <w:szCs w:val="36"/>
               </w:rPr>
-              <w:t xml:space="preserve">67.6%</w:t>
+              <w:t xml:space="preserve">68.3%</w:t>
             </w:r>
           </w:p>
         </w:tc>
@@ -359,7 +359,7 @@
                 <w:sz w:val="36"/>
                 <w:szCs w:val="36"/>
               </w:rPr>
-              <w:t xml:space="preserve">10.3%</w:t>
+              <w:t xml:space="preserve">10.1%</w:t>
             </w:r>
           </w:p>
         </w:tc>
@@ -408,7 +408,7 @@
                 <w:sz w:val="36"/>
                 <w:szCs w:val="36"/>
               </w:rPr>
-              <w:t xml:space="preserve">136件</w:t>
+              <w:t xml:space="preserve">139件</w:t>
             </w:r>
           </w:p>
         </w:tc>
@@ -448,7 +448,7 @@
           <w:sz w:val="21"/>
           <w:szCs w:val="21"/>
         </w:rPr>
-        <w:t xml:space="preserve">全体平均スコア7.87点（10点換算）は概ね標準的な水準であり、67.6%が高評価（8-10点）に分類されます。低評価（1-4点）は14件（10.3%）で、一定の改善課題があります。Trip.com（9.06点）で特に高い評価を獲得しています。</w:t>
+        <w:t xml:space="preserve">全体平均スコア7.89点（10点換算）は概ね標準的な水準であり、68.3%が高評価（8-10点）に分類されます。低評価（1-4点）は14件（10.1%）で、一定の改善課題があります。Trip.com（9.07点）で特に高い評価を獲得しています。</w:t>
       </w:r>
     </w:p>
     <w:p>
@@ -987,7 +987,7 @@
                 <w:sz w:val="20"/>
                 <w:szCs w:val="20"/>
               </w:rPr>
-              <w:t xml:space="preserve">54</w:t>
+              <w:t xml:space="preserve">56</w:t>
             </w:r>
           </w:p>
         </w:tc>
@@ -1021,7 +1021,7 @@
                 <w:sz w:val="20"/>
                 <w:szCs w:val="20"/>
               </w:rPr>
-              <w:t xml:space="preserve">9.06</w:t>
+              <w:t xml:space="preserve">9.07</w:t>
             </w:r>
           </w:p>
         </w:tc>
@@ -1089,7 +1089,7 @@
                 <w:sz w:val="20"/>
                 <w:szCs w:val="20"/>
               </w:rPr>
-              <w:t xml:space="preserve">9.06</w:t>
+              <w:t xml:space="preserve">9.07</w:t>
             </w:r>
           </w:p>
         </w:tc>
@@ -1716,7 +1716,7 @@
                 <w:sz w:val="20"/>
                 <w:szCs w:val="20"/>
               </w:rPr>
-              <w:t xml:space="preserve">36</w:t>
+              <w:t xml:space="preserve">37</w:t>
             </w:r>
           </w:p>
         </w:tc>
@@ -1751,7 +1751,7 @@
                 <w:sz w:val="20"/>
                 <w:szCs w:val="20"/>
               </w:rPr>
-              <w:t xml:space="preserve">7.08</w:t>
+              <w:t xml:space="preserve">7.11</w:t>
             </w:r>
           </w:p>
         </w:tc>
@@ -1821,7 +1821,7 @@
                 <w:sz w:val="20"/>
                 <w:szCs w:val="20"/>
               </w:rPr>
-              <w:t xml:space="preserve">7.08</w:t>
+              <w:t xml:space="preserve">7.11</w:t>
             </w:r>
           </w:p>
         </w:tc>
@@ -2171,7 +2171,7 @@
           <w:sz w:val="21"/>
           <w:szCs w:val="21"/>
         </w:rPr>
-        <w:t xml:space="preserve">評価分布は10点（32.4%）に最も多く、8点以上の高評価が67.6%を占めています。低評価（1-4点）は計14件（10.3%）です。</w:t>
+        <w:t xml:space="preserve">評価分布は10点（32.4%）に最も多く、8点以上の高評価が68.3%を占めています。低評価（1-4点）は計14件（10.1%）です。</w:t>
       </w:r>
     </w:p>
     <w:p>
@@ -2406,7 +2406,7 @@
                 <w:sz w:val="20"/>
                 <w:szCs w:val="20"/>
               </w:rPr>
-              <w:t xml:space="preserve">44</w:t>
+              <w:t xml:space="preserve">45</w:t>
             </w:r>
           </w:p>
         </w:tc>
@@ -2479,7 +2479,7 @@
                 <w:sz w:val="18"/>
                 <w:szCs w:val="18"/>
               </w:rPr>
-              <w:t xml:space="preserve"> 44件</w:t>
+              <w:t xml:space="preserve"> 45件</w:t>
             </w:r>
           </w:p>
         </w:tc>
@@ -2551,7 +2551,7 @@
                 <w:sz w:val="20"/>
                 <w:szCs w:val="20"/>
               </w:rPr>
-              <w:t xml:space="preserve">14</w:t>
+              <w:t xml:space="preserve">15</w:t>
             </w:r>
           </w:p>
         </w:tc>
@@ -2586,7 +2586,7 @@
                 <w:sz w:val="20"/>
                 <w:szCs w:val="20"/>
               </w:rPr>
-              <w:t xml:space="preserve">10.3%</w:t>
+              <w:t xml:space="preserve">10.8%</w:t>
             </w:r>
           </w:p>
         </w:tc>
@@ -2614,7 +2614,7 @@
                 <w:sz w:val="20"/>
                 <w:szCs w:val="20"/>
               </w:rPr>
-              <w:t xml:space="preserve">██████</w:t>
+              <w:t xml:space="preserve">███████</w:t>
             </w:r>
             <w:r>
               <w:rPr>
@@ -2623,7 +2623,7 @@
                 <w:sz w:val="18"/>
                 <w:szCs w:val="18"/>
               </w:rPr>
-              <w:t xml:space="preserve"> 14件</w:t>
+              <w:t xml:space="preserve"> 15件</w:t>
             </w:r>
           </w:p>
         </w:tc>
@@ -2695,7 +2695,7 @@
                 <w:sz w:val="20"/>
                 <w:szCs w:val="20"/>
               </w:rPr>
-              <w:t xml:space="preserve">34</w:t>
+              <w:t xml:space="preserve">35</w:t>
             </w:r>
           </w:p>
         </w:tc>
@@ -2730,7 +2730,7 @@
                 <w:sz w:val="20"/>
                 <w:szCs w:val="20"/>
               </w:rPr>
-              <w:t xml:space="preserve">25.0%</w:t>
+              <w:t xml:space="preserve">25.2%</w:t>
             </w:r>
           </w:p>
         </w:tc>
@@ -2759,7 +2759,7 @@
                 <w:sz w:val="20"/>
                 <w:szCs w:val="20"/>
               </w:rPr>
-              <w:t xml:space="preserve">███████████████</w:t>
+              <w:t xml:space="preserve">████████████████</w:t>
             </w:r>
             <w:r>
               <w:rPr>
@@ -2768,7 +2768,7 @@
                 <w:sz w:val="18"/>
                 <w:szCs w:val="18"/>
               </w:rPr>
-              <w:t xml:space="preserve"> 34件</w:t>
+              <w:t xml:space="preserve"> 35件</w:t>
             </w:r>
           </w:p>
         </w:tc>
@@ -2875,7 +2875,7 @@
                 <w:sz w:val="20"/>
                 <w:szCs w:val="20"/>
               </w:rPr>
-              <w:t xml:space="preserve">5.9%</w:t>
+              <w:t xml:space="preserve">5.8%</w:t>
             </w:r>
           </w:p>
         </w:tc>
@@ -3019,7 +3019,7 @@
                 <w:sz w:val="20"/>
                 <w:szCs w:val="20"/>
               </w:rPr>
-              <w:t xml:space="preserve">14.7%</w:t>
+              <w:t xml:space="preserve">14.4%</w:t>
             </w:r>
           </w:p>
         </w:tc>
@@ -3164,7 +3164,7 @@
                 <w:sz w:val="20"/>
                 <w:szCs w:val="20"/>
               </w:rPr>
-              <w:t xml:space="preserve">1.5%</w:t>
+              <w:t xml:space="preserve">1.4%</w:t>
             </w:r>
           </w:p>
         </w:tc>
@@ -3308,7 +3308,7 @@
                 <w:sz w:val="20"/>
                 <w:szCs w:val="20"/>
               </w:rPr>
-              <w:t xml:space="preserve">5.9%</w:t>
+              <w:t xml:space="preserve">5.8%</w:t>
             </w:r>
           </w:p>
         </w:tc>
@@ -3597,7 +3597,7 @@
                 <w:sz w:val="20"/>
                 <w:szCs w:val="20"/>
               </w:rPr>
-              <w:t xml:space="preserve">1.5%</w:t>
+              <w:t xml:space="preserve">1.4%</w:t>
             </w:r>
           </w:p>
         </w:tc>
@@ -3855,7 +3855,7 @@
                 <w:sz w:val="24"/>
                 <w:szCs w:val="24"/>
               </w:rPr>
-              <w:t xml:space="preserve">92件（67.6%）</w:t>
+              <w:t xml:space="preserve">95件（68.3%）</w:t>
             </w:r>
           </w:p>
         </w:tc>
@@ -3906,7 +3906,7 @@
                 <w:sz w:val="24"/>
                 <w:szCs w:val="24"/>
               </w:rPr>
-              <w:t xml:space="preserve">30件（22.1%）</w:t>
+              <w:t xml:space="preserve">30件（21.6%）</w:t>
             </w:r>
           </w:p>
         </w:tc>
@@ -3957,7 +3957,7 @@
                 <w:sz w:val="24"/>
                 <w:szCs w:val="24"/>
               </w:rPr>
-              <w:t xml:space="preserve">14件（10.3%）</w:t>
+              <w:t xml:space="preserve">14件（10.1%）</w:t>
             </w:r>
           </w:p>
         </w:tc>
@@ -4231,7 +4231,7 @@
                 <w:sz w:val="20"/>
                 <w:szCs w:val="20"/>
               </w:rPr>
-              <w:t xml:space="preserve">「地點理想，近火車站，購物食野都好方便而且去神社都好近，實在太便利，而且酒店仲送埋早餐，實在太好了，可以再入住 立地...」「駅から近い」</w:t>
+              <w:t xml:space="preserve">「立地が良く、交通の便も良く、朝食も美味しく、スイートルームも快適でした」「ヒーターの音は無知でした^^;洗面台の冷水絞りで水がずっと流れ落ちたのですがカウンターに届けませんでしたㅜ博多駅の...」</w:t>
             </w:r>
           </w:p>
         </w:tc>
@@ -4335,7 +4335,7 @@
                 <w:sz w:val="20"/>
                 <w:szCs w:val="20"/>
               </w:rPr>
-              <w:t xml:space="preserve">「信じられないほど便利で、しかも朝食付きなのも素晴らしい」「朝食付きです」</w:t>
+              <w:t xml:space="preserve">「立地が良く、交通の便も良く、朝食も美味しく、スイートルームも快適でした」「信じられないほど便利で、しかも朝食付きなのも素晴らしい」</w:t>
             </w:r>
           </w:p>
         </w:tc>
@@ -4653,7 +4653,7 @@
                 <w:sz w:val="20"/>
                 <w:szCs w:val="20"/>
               </w:rPr>
-              <w:t xml:space="preserve">「地點極佳，交通方便，設備稍舊，乾淨舒適」「ランドリー設備、自動販売機、喫煙室、荷物預かり所（重量測定機能付き）、そして親切なスタッフ」</w:t>
+              <w:t xml:space="preserve">「立地が良く、交通の便も良く、朝食も美味しく、スイートルームも快適でした」「地點極佳，交通方便，設備稍舊，乾淨舒適」</w:t>
             </w:r>
           </w:p>
         </w:tc>
@@ -4757,7 +4757,7 @@
                 <w:sz w:val="20"/>
                 <w:szCs w:val="20"/>
               </w:rPr>
-              <w:t xml:space="preserve">「周辺で買い物してしばらく立ち寄っておくのも良く、周辺のグルメも多いです」「駅は通りの向かい側にあるので、買い物や食事には全く問題ありません」</w:t>
+              <w:t xml:space="preserve">「地點吸引，係正博多站對面，購物同食野都方便 立地は魅力的で、正広駅の真向かいに位置しているため、買い物や食事に便利です」「周辺で買い物してしばらく立ち寄っておくのも良く、周辺のグルメも多いです」</w:t>
             </w:r>
           </w:p>
         </w:tc>
@@ -4797,7 +4797,7 @@
           <w:sz w:val="21"/>
           <w:szCs w:val="21"/>
         </w:rPr>
-        <w:t xml:space="preserve">口コミの多数で「立地・アクセス」に関するポジティブな言及が見られ、コンフォートホテル博多の最大の差別化要因となっています。地點理想，近火車站，購物食野都好方便而且去神社都好近，實在太便利，而且酒店仲送埋早餐，實在太好了，可以再入住 立地...といった声が多数寄せられています。</w:t>
+        <w:t xml:space="preserve">口コミの多数で「立地・アクセス」に関するポジティブな言及が見られ、コンフォートホテル博多の最大の差別化要因となっています。立地が良く、交通の便も良く、朝食も美味しく、スイートルームも快適でしたといった声が多数寄せられています。</w:t>
       </w:r>
     </w:p>
     <w:p>
@@ -4816,7 +4816,7 @@
           <w:sz w:val="21"/>
           <w:szCs w:val="21"/>
         </w:rPr>
-        <w:t xml:space="preserve">地點理想，近火車站，購物食野都好方便而且去神社都好近，實在太便利，而且酒店仲送埋早餐，實在太好了，可以再入住 立地...</w:t>
+        <w:t xml:space="preserve">立地が良く、交通の便も良く、朝食も美味しく、スイートルームも快適でした</w:t>
       </w:r>
     </w:p>
     <w:p>
@@ -4835,7 +4835,7 @@
           <w:sz w:val="21"/>
           <w:szCs w:val="21"/>
         </w:rPr>
-        <w:t xml:space="preserve">駅から近い</w:t>
+        <w:t xml:space="preserve">ヒーターの音は無知でした^^;洗面台の冷水絞りで水がずっと流れ落ちたのですがカウンターに届けませんでしたㅜ博多駅の...</w:t>
       </w:r>
     </w:p>
     <w:p>
@@ -4854,7 +4854,7 @@
           <w:sz w:val="21"/>
           <w:szCs w:val="21"/>
         </w:rPr>
-        <w:t xml:space="preserve">博多駅に近く、あらゆる面で申し分のないホテルで、料金も手頃です</w:t>
+        <w:t xml:space="preserve">地點吸引，係正博多站對面，購物同食野都方便 立地は魅力的で、正広駅の真向かいに位置しているため、買い物や食事に便利です</w:t>
       </w:r>
     </w:p>
     <w:p>
@@ -4891,7 +4891,7 @@
           <w:sz w:val="21"/>
           <w:szCs w:val="21"/>
         </w:rPr>
-        <w:t xml:space="preserve">朝食に関するポジティブな評価も多く寄せられています。「信じられないほど便利で、しかも朝食付きなのも素晴らしい」といったコメントが見られます。</w:t>
+        <w:t xml:space="preserve">朝食に関するポジティブな評価も多く寄せられています。「立地が良く、交通の便も良く、朝食も美味しく、スイートルームも快適でした」といったコメントが見られます。</w:t>
       </w:r>
     </w:p>
     <w:p>
@@ -5857,7 +5857,7 @@
                 <w:sz w:val="20"/>
                 <w:szCs w:val="20"/>
               </w:rPr>
-              <w:t xml:space="preserve">窓・採光</w:t>
+              <w:t xml:space="preserve">防音性能</w:t>
             </w:r>
           </w:p>
         </w:tc>
@@ -5891,7 +5891,7 @@
                 <w:sz w:val="20"/>
                 <w:szCs w:val="20"/>
               </w:rPr>
-              <w:t xml:space="preserve">このホテルは、窓から博多駅の景色が望める便利な立地を誇っています</w:t>
+              <w:t xml:space="preserve">ヒーターの音は無知でした^^;洗面台の冷水絞りで水がずっと流れ落ちたのですがカウンターに届けませんでしたㅜ博多駅の...</w:t>
             </w:r>
           </w:p>
         </w:tc>
@@ -5925,7 +5925,7 @@
                 <w:sz w:val="20"/>
                 <w:szCs w:val="20"/>
               </w:rPr>
-              <w:t xml:space="preserve">重大・8件</w:t>
+              <w:t xml:space="preserve">重大・7件</w:t>
             </w:r>
           </w:p>
         </w:tc>
@@ -7088,7 +7088,7 @@
                 <w:sz w:val="20"/>
                 <w:szCs w:val="20"/>
               </w:rPr>
-              <w:t xml:space="preserve">7.87点</w:t>
+              <w:t xml:space="preserve">7.89点</w:t>
             </w:r>
           </w:p>
         </w:tc>
@@ -7228,7 +7228,7 @@
                 <w:sz w:val="20"/>
                 <w:szCs w:val="20"/>
               </w:rPr>
-              <w:t xml:space="preserve">67.6%</w:t>
+              <w:t xml:space="preserve">68.3%</w:t>
             </w:r>
           </w:p>
         </w:tc>
@@ -7368,7 +7368,7 @@
                 <w:sz w:val="20"/>
                 <w:szCs w:val="20"/>
               </w:rPr>
-              <w:t xml:space="preserve">10.3%</w:t>
+              <w:t xml:space="preserve">10.1%</w:t>
             </w:r>
           </w:p>
         </w:tc>
@@ -7919,7 +7919,7 @@
           <w:sz w:val="22"/>
           <w:szCs w:val="22"/>
         </w:rPr>
-        <w:t xml:space="preserve">[1] Trip.com / 8点 / 2026-03-16</w:t>
+        <w:t xml:space="preserve">[1] Trip.com / 9点 / 2026-03-17</w:t>
       </w:r>
     </w:p>
     <w:p>
@@ -7934,7 +7934,7 @@
           <w:sz w:val="21"/>
           <w:szCs w:val="21"/>
         </w:rPr>
-        <w:t xml:space="preserve">立地は最高です。駅に近く、ショッピングや食事にも便利で、神社にもとても近い。信じられないほど便利で、しかも朝食付きなのも素晴らしい。間違いなくまたここに泊まりたいです。</w:t>
+        <w:t xml:space="preserve">立地が良く、交通の便も良く、朝食も美味しく、スイートルームも快適でした。全体的に満足です。</w:t>
       </w:r>
     </w:p>
     <w:p>
@@ -7955,7 +7955,7 @@
           <w:sz w:val="22"/>
           <w:szCs w:val="22"/>
         </w:rPr>
-        <w:t xml:space="preserve">[2] Trip.com / 10点 / 2026-03-16</w:t>
+        <w:t xml:space="preserve">[2] Booking.com / 8点 / 2026-03-17</w:t>
       </w:r>
     </w:p>
     <w:p>
@@ -7970,7 +7970,33 @@
           <w:sz w:val="21"/>
           <w:szCs w:val="21"/>
         </w:rPr>
-        <w:t xml:space="preserve">一度場所がとても良いです。周辺で買い物してしばらく立ち寄っておくのも良く、周辺のグルメも多いです。</w:t>
+        <w:t xml:space="preserve">하카타역 바로코앞이라 너무편했어요. 이치란라면집.편의점도 바로 옆건물에붙어있고. 다이소도 바로앞이구요. 직원분들도 친절하시고 호텔이 오래된듯하긴했지만 욕실이나 침대도 편했어요. 엘레베이터가 항상 기다리고있어 편하더라고요.</w:t>
+      </w:r>
+    </w:p>
+    <w:p>
+      <w:pPr>
+        <w:spacing w:after="120" w:line="320"/>
+        <w:jc w:val="left"/>
+      </w:pPr>
+      <w:r>
+        <w:rPr>
+          <w:rFonts w:ascii="Arial" w:cs="Arial" w:eastAsia="Arial" w:hAnsi="Arial"/>
+          <w:b/>
+          <w:bCs/>
+          <w:color w:val="C0392B"/>
+          <w:sz w:val="21"/>
+          <w:szCs w:val="21"/>
+        </w:rPr>
+        <w:t xml:space="preserve">【改善点】</w:t>
+      </w:r>
+      <w:r>
+        <w:rPr>
+          <w:rFonts w:ascii="Arial" w:cs="Arial" w:eastAsia="Arial" w:hAnsi="Arial"/>
+          <w:color w:val="333333"/>
+          <w:sz w:val="21"/>
+          <w:szCs w:val="21"/>
+        </w:rPr>
+        <w:t xml:space="preserve">ヒーターの音は無知でした^^;洗面台の冷水絞りで水がずっと流れ落ちたのですがカウンターに届けませんでしたㅜ博多駅のバロコ前だから、通りの騒音は我慢しなければなりません！</w:t>
       </w:r>
     </w:p>
     <w:p>
@@ -7991,7 +8017,7 @@
           <w:sz w:val="22"/>
           <w:szCs w:val="22"/>
         </w:rPr>
-        <w:t xml:space="preserve">[3] Trip.com / 8点 / 2026-03-16</w:t>
+        <w:t xml:space="preserve">[3] Trip.com / 10点 / 2026-03-17</w:t>
       </w:r>
     </w:p>
     <w:p>
@@ -8006,7 +8032,7 @@
           <w:sz w:val="21"/>
           <w:szCs w:val="21"/>
         </w:rPr>
-        <w:t xml:space="preserve">博多駅に近く、あらゆる面で申し分のないホテルで、料金も手頃です。何より素晴らしいのは、部屋が広々としていてスーツケース2個を一度に置けるほど便利な点です。朝食付きです。</w:t>
+        <w:t xml:space="preserve">立地は魅力的で、正広駅の真向かいに位置しているため、買い物や食事に便利です。</w:t>
       </w:r>
     </w:p>
     <w:p>
@@ -8027,7 +8053,7 @@
           <w:sz w:val="22"/>
           <w:szCs w:val="22"/>
         </w:rPr>
-        <w:t xml:space="preserve">[4] Booking.com / 8点 / 2026-03-15</w:t>
+        <w:t xml:space="preserve">[4] Trip.com / 8点 / 2026-03-16</w:t>
       </w:r>
     </w:p>
     <w:p>
@@ -8042,33 +8068,7 @@
           <w:sz w:val="21"/>
           <w:szCs w:val="21"/>
         </w:rPr>
-        <w:t xml:space="preserve">地點極佳，交通方便，設備稍舊，乾淨舒適！</w:t>
-      </w:r>
-    </w:p>
-    <w:p>
-      <w:pPr>
-        <w:spacing w:after="120" w:line="320"/>
-        <w:jc w:val="left"/>
-      </w:pPr>
-      <w:r>
-        <w:rPr>
-          <w:rFonts w:ascii="Arial" w:cs="Arial" w:eastAsia="Arial" w:hAnsi="Arial"/>
-          <w:b/>
-          <w:bCs/>
-          <w:color w:val="C0392B"/>
-          <w:sz w:val="21"/>
-          <w:szCs w:val="21"/>
-        </w:rPr>
-        <w:t xml:space="preserve">【改善点】</w:t>
-      </w:r>
-      <w:r>
-        <w:rPr>
-          <w:rFonts w:ascii="Arial" w:cs="Arial" w:eastAsia="Arial" w:hAnsi="Arial"/>
-          <w:color w:val="333333"/>
-          <w:sz w:val="21"/>
-          <w:szCs w:val="21"/>
-        </w:rPr>
-        <w:t xml:space="preserve">全体的に照明が暗かった。</w:t>
+        <w:t xml:space="preserve">立地は最高です。駅に近く、ショッピングや食事にも便利で、神社にもとても近い。信じられないほど便利で、しかも朝食付きなのも素晴らしい。間違いなくまたここに泊まりたいです。</w:t>
       </w:r>
     </w:p>
     <w:p>
@@ -8089,7 +8089,7 @@
           <w:sz w:val="22"/>
           <w:szCs w:val="22"/>
         </w:rPr>
-        <w:t xml:space="preserve">[5] Trip.com / 10点 / 2026-03-15</w:t>
+        <w:t xml:space="preserve">[5] Trip.com / 10点 / 2026-03-16</w:t>
       </w:r>
     </w:p>
     <w:p>
@@ -8104,10 +8104,7 @@
           <w:sz w:val="21"/>
           <w:szCs w:val="21"/>
         </w:rPr>
-        <w:t xml:space="preserve">1. 立地が本当に良いです。ホテルの入り口から地下鉄のホームまで徒歩5分以内です。
-2. 無料の朝食は、形式的なものではなく、毎日ほぼ同じ内容です。
-3. 温かい飲み物と冷たい飲み物が用意された、リラックスできる共用スペースがあります。
-4. 必要なものはすべて揃っています。ランドリー設備、自動販売機、喫煙室、荷物預かり所（重量測定機能付き）、そして親切なスタッフ。全体的に非常に良いホ...</w:t>
+        <w:t xml:space="preserve">一度場所がとても良いです。周辺で買い物してしばらく立ち寄っておくのも良く、周辺のグルメも多いです。</w:t>
       </w:r>
     </w:p>
     <w:p>
@@ -8378,7 +8375,7 @@
                 <w:sz w:val="21"/>
                 <w:szCs w:val="21"/>
               </w:rPr>
-              <w:t xml:space="preserve">コンフォートホテル博多は、全体平均7.87点（10点換算）、高評価率67.6%という一定の顧客満足度を示しているホテルです。特に「立地・アクセス」「朝食」が多くのゲストから高く評価されています。</w:t>
+              <w:t xml:space="preserve">コンフォートホテル博多は、全体平均7.89点（10点換算）、高評価率68.3%という一定の顧客満足度を示しているホテルです。特に「立地・アクセス」「朝食」が多くのゲストから高く評価されています。</w:t>
             </w:r>
           </w:p>
           <w:p>

--- a/納品レポート/ホテル別レポート/comfort_hakata_口コミ分析改善レポート.docx
+++ b/納品レポート/ホテル別レポート/comfort_hakata_口コミ分析改善レポート.docx
@@ -96,7 +96,7 @@
           <w:sz w:val="22"/>
           <w:szCs w:val="22"/>
         </w:rPr>
-        <w:t xml:space="preserve">レビュー総数：139件（5サイト）</w:t>
+        <w:t xml:space="preserve">レビュー総数：140件（5サイト）</w:t>
       </w:r>
     </w:p>
     <w:p>
@@ -131,7 +131,7 @@
           <w:sz w:val="20"/>
           <w:szCs w:val="20"/>
         </w:rPr>
-        <w:t xml:space="preserve">作成日：2026年3月18日</w:t>
+        <w:t xml:space="preserve">作成日：2026年3月19日</w:t>
       </w:r>
     </w:p>
     <w:p>
@@ -189,7 +189,7 @@
           <w:sz w:val="21"/>
           <w:szCs w:val="21"/>
         </w:rPr>
-        <w:t xml:space="preserve">2026年2月〜3月に各OTAサイト・口コミサイトに投稿された139件のレビューを包括的に分析しました。以下が主要な発見事項です。</w:t>
+        <w:t xml:space="preserve">2026年2月〜3月に各OTAサイト・口コミサイトに投稿された140件のレビューを包括的に分析しました。以下が主要な発見事項です。</w:t>
       </w:r>
     </w:p>
     <w:p>
@@ -261,7 +261,7 @@
                 <w:sz w:val="36"/>
                 <w:szCs w:val="36"/>
               </w:rPr>
-              <w:t xml:space="preserve">7.89</w:t>
+              <w:t xml:space="preserve">7.86</w:t>
             </w:r>
           </w:p>
         </w:tc>
@@ -310,7 +310,7 @@
                 <w:sz w:val="36"/>
                 <w:szCs w:val="36"/>
               </w:rPr>
-              <w:t xml:space="preserve">68.3%</w:t>
+              <w:t xml:space="preserve">67.9%</w:t>
             </w:r>
           </w:p>
         </w:tc>
@@ -359,7 +359,7 @@
                 <w:sz w:val="36"/>
                 <w:szCs w:val="36"/>
               </w:rPr>
-              <w:t xml:space="preserve">10.1%</w:t>
+              <w:t xml:space="preserve">10.7%</w:t>
             </w:r>
           </w:p>
         </w:tc>
@@ -408,7 +408,7 @@
                 <w:sz w:val="36"/>
                 <w:szCs w:val="36"/>
               </w:rPr>
-              <w:t xml:space="preserve">139件</w:t>
+              <w:t xml:space="preserve">140件</w:t>
             </w:r>
           </w:p>
         </w:tc>
@@ -448,7 +448,7 @@
           <w:sz w:val="21"/>
           <w:szCs w:val="21"/>
         </w:rPr>
-        <w:t xml:space="preserve">全体平均スコア7.89点（10点換算）は概ね標準的な水準であり、68.3%が高評価（8-10点）に分類されます。低評価（1-4点）は14件（10.1%）で、一定の改善課題があります。Trip.com（9.07点）で特に高い評価を獲得しています。</w:t>
+        <w:t xml:space="preserve">全体平均スコア7.86点（10点換算）は概ね標準的な水準であり、67.9%が高評価（8-10点）に分類されます。低評価（1-4点）は15件（10.7%）で、一定の改善課題があります。Trip.com（9.09点）で特に高い評価を獲得しています。</w:t>
       </w:r>
     </w:p>
     <w:p>
@@ -567,7 +567,7 @@
                 <w:sz w:val="20"/>
                 <w:szCs w:val="20"/>
               </w:rPr>
-              <w:t xml:space="preserve">設備の老朽化（20件）、浴室・水回り（19件）、エアコン・空調（10件）、清掃不備（9件）</w:t>
+              <w:t xml:space="preserve">設備の老朽化（18件）、浴室・水回り（18件）、エアコン・空調（10件）、清掃不備（10件）</w:t>
             </w:r>
           </w:p>
           <w:p>
@@ -987,7 +987,7 @@
                 <w:sz w:val="20"/>
                 <w:szCs w:val="20"/>
               </w:rPr>
-              <w:t xml:space="preserve">56</w:t>
+              <w:t xml:space="preserve">55</w:t>
             </w:r>
           </w:p>
         </w:tc>
@@ -1021,7 +1021,7 @@
                 <w:sz w:val="20"/>
                 <w:szCs w:val="20"/>
               </w:rPr>
-              <w:t xml:space="preserve">9.07</w:t>
+              <w:t xml:space="preserve">9.09</w:t>
             </w:r>
           </w:p>
         </w:tc>
@@ -1089,7 +1089,7 @@
                 <w:sz w:val="20"/>
                 <w:szCs w:val="20"/>
               </w:rPr>
-              <w:t xml:space="preserve">9.07</w:t>
+              <w:t xml:space="preserve">9.09</w:t>
             </w:r>
           </w:p>
         </w:tc>
@@ -1474,7 +1474,7 @@
                 <w:sz w:val="20"/>
                 <w:szCs w:val="20"/>
               </w:rPr>
-              <w:t xml:space="preserve">30</w:t>
+              <w:t xml:space="preserve">31</w:t>
             </w:r>
           </w:p>
         </w:tc>
@@ -1508,7 +1508,7 @@
                 <w:sz w:val="20"/>
                 <w:szCs w:val="20"/>
               </w:rPr>
-              <w:t xml:space="preserve">3.57</w:t>
+              <w:t xml:space="preserve">3.61</w:t>
             </w:r>
           </w:p>
         </w:tc>
@@ -1576,7 +1576,7 @@
                 <w:sz w:val="20"/>
                 <w:szCs w:val="20"/>
               </w:rPr>
-              <w:t xml:space="preserve">7.13</w:t>
+              <w:t xml:space="preserve">7.23</w:t>
             </w:r>
           </w:p>
         </w:tc>
@@ -1610,7 +1610,7 @@
                 <w:sz w:val="20"/>
                 <w:szCs w:val="20"/>
               </w:rPr>
-              <w:t xml:space="preserve">7</w:t>
+              <w:t xml:space="preserve">8</w:t>
             </w:r>
           </w:p>
         </w:tc>
@@ -1716,7 +1716,7 @@
                 <w:sz w:val="20"/>
                 <w:szCs w:val="20"/>
               </w:rPr>
-              <w:t xml:space="preserve">37</w:t>
+              <w:t xml:space="preserve">38</w:t>
             </w:r>
           </w:p>
         </w:tc>
@@ -1751,7 +1751,7 @@
                 <w:sz w:val="20"/>
                 <w:szCs w:val="20"/>
               </w:rPr>
-              <w:t xml:space="preserve">7.11</w:t>
+              <w:t xml:space="preserve">6.95</w:t>
             </w:r>
           </w:p>
         </w:tc>
@@ -1817,11 +1817,11 @@
                 <w:rFonts w:ascii="Arial" w:cs="Arial" w:eastAsia="Arial" w:hAnsi="Arial"/>
                 <w:b/>
                 <w:bCs/>
-                <w:color w:val="E67E22"/>
-                <w:sz w:val="20"/>
-                <w:szCs w:val="20"/>
-              </w:rPr>
-              <w:t xml:space="preserve">7.11</w:t>
+                <w:color w:val="C0392B"/>
+                <w:sz w:val="20"/>
+                <w:szCs w:val="20"/>
+              </w:rPr>
+              <w:t xml:space="preserve">6.95</w:t>
             </w:r>
           </w:p>
         </w:tc>
@@ -1887,11 +1887,11 @@
                 <w:rFonts w:ascii="Arial" w:cs="Arial" w:eastAsia="Arial" w:hAnsi="Arial"/>
                 <w:b/>
                 <w:bCs/>
-                <w:color w:val="E67E22"/>
-                <w:sz w:val="20"/>
-                <w:szCs w:val="20"/>
-              </w:rPr>
-              <w:t xml:space="preserve">概ね良好</w:t>
+                <w:color w:val="C0392B"/>
+                <w:sz w:val="20"/>
+                <w:szCs w:val="20"/>
+              </w:rPr>
+              <w:t xml:space="preserve">要改善</w:t>
             </w:r>
           </w:p>
         </w:tc>
@@ -2171,7 +2171,7 @@
           <w:sz w:val="21"/>
           <w:szCs w:val="21"/>
         </w:rPr>
-        <w:t xml:space="preserve">評価分布は10点（32.4%）に最も多く、8点以上の高評価が68.3%を占めています。低評価（1-4点）は計14件（10.1%）です。</w:t>
+        <w:t xml:space="preserve">評価分布は10点（32.1%）に最も多く、8点以上の高評価が67.9%を占めています。低評価（1-4点）は計15件（10.7%）です。</w:t>
       </w:r>
     </w:p>
     <w:p>
@@ -2441,7 +2441,7 @@
                 <w:sz w:val="20"/>
                 <w:szCs w:val="20"/>
               </w:rPr>
-              <w:t xml:space="preserve">32.4%</w:t>
+              <w:t xml:space="preserve">32.1%</w:t>
             </w:r>
           </w:p>
         </w:tc>
@@ -2586,7 +2586,7 @@
                 <w:sz w:val="20"/>
                 <w:szCs w:val="20"/>
               </w:rPr>
-              <w:t xml:space="preserve">10.8%</w:t>
+              <w:t xml:space="preserve">10.7%</w:t>
             </w:r>
           </w:p>
         </w:tc>
@@ -2730,7 +2730,7 @@
                 <w:sz w:val="20"/>
                 <w:szCs w:val="20"/>
               </w:rPr>
-              <w:t xml:space="preserve">25.2%</w:t>
+              <w:t xml:space="preserve">25.0%</w:t>
             </w:r>
           </w:p>
         </w:tc>
@@ -2875,7 +2875,7 @@
                 <w:sz w:val="20"/>
                 <w:szCs w:val="20"/>
               </w:rPr>
-              <w:t xml:space="preserve">5.8%</w:t>
+              <w:t xml:space="preserve">5.7%</w:t>
             </w:r>
           </w:p>
         </w:tc>
@@ -3019,7 +3019,7 @@
                 <w:sz w:val="20"/>
                 <w:szCs w:val="20"/>
               </w:rPr>
-              <w:t xml:space="preserve">14.4%</w:t>
+              <w:t xml:space="preserve">14.3%</w:t>
             </w:r>
           </w:p>
         </w:tc>
@@ -3308,7 +3308,7 @@
                 <w:sz w:val="20"/>
                 <w:szCs w:val="20"/>
               </w:rPr>
-              <w:t xml:space="preserve">5.8%</w:t>
+              <w:t xml:space="preserve">5.7%</w:t>
             </w:r>
           </w:p>
         </w:tc>
@@ -3418,7 +3418,7 @@
                 <w:sz w:val="20"/>
                 <w:szCs w:val="20"/>
               </w:rPr>
-              <w:t xml:space="preserve">3</w:t>
+              <w:t xml:space="preserve">4</w:t>
             </w:r>
           </w:p>
         </w:tc>
@@ -3453,7 +3453,7 @@
                 <w:sz w:val="20"/>
                 <w:szCs w:val="20"/>
               </w:rPr>
-              <w:t xml:space="preserve">2.2%</w:t>
+              <w:t xml:space="preserve">2.9%</w:t>
             </w:r>
           </w:p>
         </w:tc>
@@ -3481,7 +3481,7 @@
                 <w:sz w:val="20"/>
                 <w:szCs w:val="20"/>
               </w:rPr>
-              <w:t xml:space="preserve">█</w:t>
+              <w:t xml:space="preserve">██</w:t>
             </w:r>
             <w:r>
               <w:rPr>
@@ -3490,7 +3490,7 @@
                 <w:sz w:val="18"/>
                 <w:szCs w:val="18"/>
               </w:rPr>
-              <w:t xml:space="preserve"> 3件</w:t>
+              <w:t xml:space="preserve"> 4件</w:t>
             </w:r>
           </w:p>
         </w:tc>
@@ -3855,7 +3855,7 @@
                 <w:sz w:val="24"/>
                 <w:szCs w:val="24"/>
               </w:rPr>
-              <w:t xml:space="preserve">95件（68.3%）</w:t>
+              <w:t xml:space="preserve">95件（67.9%）</w:t>
             </w:r>
           </w:p>
         </w:tc>
@@ -3906,7 +3906,7 @@
                 <w:sz w:val="24"/>
                 <w:szCs w:val="24"/>
               </w:rPr>
-              <w:t xml:space="preserve">30件（21.6%）</w:t>
+              <w:t xml:space="preserve">30件（21.4%）</w:t>
             </w:r>
           </w:p>
         </w:tc>
@@ -3957,7 +3957,7 @@
                 <w:sz w:val="24"/>
                 <w:szCs w:val="24"/>
               </w:rPr>
-              <w:t xml:space="preserve">14件（10.1%）</w:t>
+              <w:t xml:space="preserve">15件（10.7%）</w:t>
             </w:r>
           </w:p>
         </w:tc>
@@ -4231,7 +4231,7 @@
                 <w:sz w:val="20"/>
                 <w:szCs w:val="20"/>
               </w:rPr>
-              <w:t xml:space="preserve">「立地が良く、交通の便も良く、朝食も美味しく、スイートルームも快適でした」「ヒーターの音は無知でした^^;洗面台の冷水絞りで水がずっと流れ落ちたのですがカウンターに届けませんでしたㅜ博多駅の...」</w:t>
+              <w:t xml:space="preserve">「旅行の手配、清潔さ、立地、そして毎日の朝食まで、すべてが素晴らしかったです」「立地が良く、交通の便も良く、朝食も美味しく、スイートルームも快適でした」</w:t>
             </w:r>
           </w:p>
         </w:tc>
@@ -4335,7 +4335,7 @@
                 <w:sz w:val="20"/>
                 <w:szCs w:val="20"/>
               </w:rPr>
-              <w:t xml:space="preserve">「立地が良く、交通の便も良く、朝食も美味しく、スイートルームも快適でした」「信じられないほど便利で、しかも朝食付きなのも素晴らしい」</w:t>
+              <w:t xml:space="preserve">「旅行の手配、清潔さ、立地、そして毎日の朝食まで、すべてが素晴らしかったです」「朝ごはんの種類が多くて美味しい」</w:t>
             </w:r>
           </w:p>
         </w:tc>
@@ -4442,7 +4442,7 @@
                 <w:sz w:val="20"/>
                 <w:szCs w:val="20"/>
               </w:rPr>
-              <w:t xml:space="preserve">「ランドリー設備、自動販売機、喫煙室、荷物預かり所（重量測定機能付き）、そして親切なスタッフ」「博多駅前でとても便利な立地  部屋もキレイで3人ベットでも全く狭さも感じることもなく  大きなお風呂に旅の疲れもと...」</w:t>
+              <w:t xml:space="preserve">「早い時間に到着して、デスクスタッフの方が親切にキャリア保管などご案内いただきありがとうございました」「ランドリー設備、自動販売機、喫煙室、荷物預かり所（重量測定機能付き）、そして親切なスタッフ」</w:t>
             </w:r>
           </w:p>
         </w:tc>
@@ -4546,7 +4546,7 @@
                 <w:sz w:val="20"/>
                 <w:szCs w:val="20"/>
               </w:rPr>
-              <w:t xml:space="preserve">「博多駅前でとても便利な立地  部屋もキレイで3人ベットでも全く狭さも感じることもなく  大きなお風呂に旅の疲れもと...」「部屋は新しくはありませんでしたが、広々としていて清潔でした」</w:t>
+              <w:t xml:space="preserve">「旅行の手配、清潔さ、立地、そして毎日の朝食まで、すべてが素晴らしかったです」「部屋はとても綺麗」</w:t>
             </w:r>
           </w:p>
         </w:tc>
@@ -4653,7 +4653,7 @@
                 <w:sz w:val="20"/>
                 <w:szCs w:val="20"/>
               </w:rPr>
-              <w:t xml:space="preserve">「立地が良く、交通の便も良く、朝食も美味しく、スイートルームも快適でした」「地點極佳，交通方便，設備稍舊，乾淨舒適」</w:t>
+              <w:t xml:space="preserve">「足と臀部のマッサージ機能があり、とても快適です」「立地が良く、交通の便も良く、朝食も美味しく、スイートルームも快適でした」</w:t>
             </w:r>
           </w:p>
         </w:tc>
@@ -4797,7 +4797,7 @@
           <w:sz w:val="21"/>
           <w:szCs w:val="21"/>
         </w:rPr>
-        <w:t xml:space="preserve">口コミの多数で「立地・アクセス」に関するポジティブな言及が見られ、コンフォートホテル博多の最大の差別化要因となっています。立地が良く、交通の便も良く、朝食も美味しく、スイートルームも快適でしたといった声が多数寄せられています。</w:t>
+        <w:t xml:space="preserve">口コミの多数で「立地・アクセス」に関するポジティブな言及が見られ、コンフォートホテル博多の最大の差別化要因となっています。旅行の手配、清潔さ、立地、そして毎日の朝食まで、すべてが素晴らしかったですといった声が多数寄せられています。</w:t>
       </w:r>
     </w:p>
     <w:p>
@@ -4816,7 +4816,7 @@
           <w:sz w:val="21"/>
           <w:szCs w:val="21"/>
         </w:rPr>
-        <w:t xml:space="preserve">立地が良く、交通の便も良く、朝食も美味しく、スイートルームも快適でした</w:t>
+        <w:t xml:space="preserve">旅行の手配、清潔さ、立地、そして毎日の朝食まで、すべてが素晴らしかったです</w:t>
       </w:r>
     </w:p>
     <w:p>
@@ -4835,7 +4835,7 @@
           <w:sz w:val="21"/>
           <w:szCs w:val="21"/>
         </w:rPr>
-        <w:t xml:space="preserve">ヒーターの音は無知でした^^;洗面台の冷水絞りで水がずっと流れ落ちたのですがカウンターに届けませんでしたㅜ博多駅の...</w:t>
+        <w:t xml:space="preserve">立地が良く、交通の便も良く、朝食も美味しく、スイートルームも快適でした</w:t>
       </w:r>
     </w:p>
     <w:p>
@@ -4854,7 +4854,7 @@
           <w:sz w:val="21"/>
           <w:szCs w:val="21"/>
         </w:rPr>
-        <w:t xml:space="preserve">地點吸引，係正博多站對面，購物同食野都方便 立地は魅力的で、正広駅の真向かいに位置しているため、買い物や食事に便利です</w:t>
+        <w:t xml:space="preserve">ヒーターの音は無知でした^^;洗面台の冷水絞りで水がずっと流れ落ちたのですがカウンターに届けませんでしたㅜ博多駅の...</w:t>
       </w:r>
     </w:p>
     <w:p>
@@ -4891,7 +4891,7 @@
           <w:sz w:val="21"/>
           <w:szCs w:val="21"/>
         </w:rPr>
-        <w:t xml:space="preserve">朝食に関するポジティブな評価も多く寄せられています。「立地が良く、交通の便も良く、朝食も美味しく、スイートルームも快適でした」といったコメントが見られます。</w:t>
+        <w:t xml:space="preserve">朝食に関するポジティブな評価も多く寄せられています。「旅行の手配、清潔さ、立地、そして毎日の朝食まで、すべてが素晴らしかったです」といったコメントが見られます。</w:t>
       </w:r>
     </w:p>
     <w:p>
@@ -5230,7 +5230,7 @@
                 <w:sz w:val="20"/>
                 <w:szCs w:val="20"/>
               </w:rPr>
-              <w:t xml:space="preserve">重大・20件</w:t>
+              <w:t xml:space="preserve">重大・18件</w:t>
             </w:r>
           </w:p>
         </w:tc>
@@ -5335,7 +5335,7 @@
                 <w:sz w:val="20"/>
                 <w:szCs w:val="20"/>
               </w:rPr>
-              <w:t xml:space="preserve">Lobby check-in &amp; check-out machines very convenient for t...</w:t>
+              <w:t xml:space="preserve">風呂、トイレが少し汚く、生乾きの匂いがするのが残念 又、手元のライトが壊れててつかなかった</w:t>
             </w:r>
           </w:p>
         </w:tc>
@@ -5369,7 +5369,7 @@
                 <w:sz w:val="20"/>
                 <w:szCs w:val="20"/>
               </w:rPr>
-              <w:t xml:space="preserve">重大・19件</w:t>
+              <w:t xml:space="preserve">重大・18件</w:t>
             </w:r>
           </w:p>
         </w:tc>
@@ -5613,7 +5613,7 @@
                 <w:sz w:val="20"/>
                 <w:szCs w:val="20"/>
               </w:rPr>
-              <w:t xml:space="preserve">確かに経年による老朽感は否めませんが、掃除も行き届いていて設備も丁寧に使われてて、不快な感じは全くありませんでした...</w:t>
+              <w:t xml:space="preserve">風呂、トイレが少し汚く、生乾きの匂いがするのが残念 又、手元のライトが壊れててつかなかった</w:t>
             </w:r>
           </w:p>
         </w:tc>
@@ -5647,7 +5647,7 @@
                 <w:sz w:val="20"/>
                 <w:szCs w:val="20"/>
               </w:rPr>
-              <w:t xml:space="preserve">重大・9件</w:t>
+              <w:t xml:space="preserve">重大・10件</w:t>
             </w:r>
           </w:p>
         </w:tc>
@@ -7088,7 +7088,7 @@
                 <w:sz w:val="20"/>
                 <w:szCs w:val="20"/>
               </w:rPr>
-              <w:t xml:space="preserve">7.89点</w:t>
+              <w:t xml:space="preserve">7.86点</w:t>
             </w:r>
           </w:p>
         </w:tc>
@@ -7228,7 +7228,7 @@
                 <w:sz w:val="20"/>
                 <w:szCs w:val="20"/>
               </w:rPr>
-              <w:t xml:space="preserve">68.3%</w:t>
+              <w:t xml:space="preserve">67.9%</w:t>
             </w:r>
           </w:p>
         </w:tc>
@@ -7368,7 +7368,7 @@
                 <w:sz w:val="20"/>
                 <w:szCs w:val="20"/>
               </w:rPr>
-              <w:t xml:space="preserve">10.1%</w:t>
+              <w:t xml:space="preserve">10.7%</w:t>
             </w:r>
           </w:p>
         </w:tc>
@@ -7402,7 +7402,7 @@
                 <w:sz w:val="20"/>
                 <w:szCs w:val="20"/>
               </w:rPr>
-              <w:t xml:space="preserve">5%以下</w:t>
+              <w:t xml:space="preserve">6%以下</w:t>
             </w:r>
           </w:p>
         </w:tc>
@@ -7788,7 +7788,7 @@
                 <w:sz w:val="20"/>
                 <w:szCs w:val="20"/>
               </w:rPr>
-              <w:t xml:space="preserve">約20件/期間</w:t>
+              <w:t xml:space="preserve">約18件/期間</w:t>
             </w:r>
           </w:p>
         </w:tc>
@@ -7823,7 +7823,7 @@
                 <w:sz w:val="20"/>
                 <w:szCs w:val="20"/>
               </w:rPr>
-              <w:t xml:space="preserve">10件以下</w:t>
+              <w:t xml:space="preserve">9件以下</w:t>
             </w:r>
           </w:p>
         </w:tc>
@@ -7919,7 +7919,7 @@
           <w:sz w:val="22"/>
           <w:szCs w:val="22"/>
         </w:rPr>
-        <w:t xml:space="preserve">[1] Trip.com / 9点 / 2026-03-17</w:t>
+        <w:t xml:space="preserve">[1] Google / 10点 / 2026-03-18</w:t>
       </w:r>
     </w:p>
     <w:p>
@@ -7934,7 +7934,7 @@
           <w:sz w:val="21"/>
           <w:szCs w:val="21"/>
         </w:rPr>
-        <w:t xml:space="preserve">立地が良く、交通の便も良く、朝食も美味しく、スイートルームも快適でした。全体的に満足です。</w:t>
+        <w:t xml:space="preserve">足と臀部のマッサージ機能があり、とても快適です。</w:t>
       </w:r>
     </w:p>
     <w:p>
@@ -7955,7 +7955,7 @@
           <w:sz w:val="22"/>
           <w:szCs w:val="22"/>
         </w:rPr>
-        <w:t xml:space="preserve">[2] Booking.com / 8点 / 2026-03-17</w:t>
+        <w:t xml:space="preserve">[2] Trip.com / 10点 / 2026-03-18</w:t>
       </w:r>
     </w:p>
     <w:p>
@@ -7970,7 +7970,151 @@
           <w:sz w:val="21"/>
           <w:szCs w:val="21"/>
         </w:rPr>
-        <w:t xml:space="preserve">하카타역 바로코앞이라 너무편했어요. 이치란라면집.편의점도 바로 옆건물에붙어있고. 다이소도 바로앞이구요. 직원분들도 친절하시고 호텔이 오래된듯하긴했지만 욕실이나 침대도 편했어요. 엘레베이터가 항상 기다리고있어 편하더라고요.</w:t>
+        <w:t xml:space="preserve">旅行の手配、清潔さ、立地、そして毎日の朝食まで、すべてが素晴らしかったです。</w:t>
+      </w:r>
+    </w:p>
+    <w:p>
+      <w:pPr>
+        <w:spacing w:after="60"/>
+      </w:pPr>
+    </w:p>
+    <w:p>
+      <w:pPr>
+        <w:spacing w:after="120" w:before="200"/>
+      </w:pPr>
+      <w:r>
+        <w:rPr>
+          <w:rFonts w:ascii="Arial" w:cs="Arial" w:eastAsia="Arial" w:hAnsi="Arial"/>
+          <w:b/>
+          <w:bCs/>
+          <w:color w:val="1B3A5C"/>
+          <w:sz w:val="22"/>
+          <w:szCs w:val="22"/>
+        </w:rPr>
+        <w:t xml:space="preserve">[3] Trip.com / 10点 / 2026-03-18</w:t>
+      </w:r>
+    </w:p>
+    <w:p>
+      <w:pPr>
+        <w:spacing w:after="120" w:line="320"/>
+        <w:jc w:val="left"/>
+      </w:pPr>
+      <w:r>
+        <w:rPr>
+          <w:rFonts w:ascii="Arial" w:cs="Arial" w:eastAsia="Arial" w:hAnsi="Arial"/>
+          <w:color w:val="333333"/>
+          <w:sz w:val="21"/>
+          <w:szCs w:val="21"/>
+        </w:rPr>
+        <w:t xml:space="preserve">早い時間に到着して、デスクスタッフの方が親切にキャリア保管などご案内いただきありがとうございました。機会になるなんてまたお探しします。</w:t>
+      </w:r>
+    </w:p>
+    <w:p>
+      <w:pPr>
+        <w:spacing w:after="60"/>
+      </w:pPr>
+    </w:p>
+    <w:p>
+      <w:pPr>
+        <w:spacing w:after="120" w:before="200"/>
+      </w:pPr>
+      <w:r>
+        <w:rPr>
+          <w:rFonts w:ascii="Arial" w:cs="Arial" w:eastAsia="Arial" w:hAnsi="Arial"/>
+          <w:b/>
+          <w:bCs/>
+          <w:color w:val="1B3A5C"/>
+          <w:sz w:val="22"/>
+          <w:szCs w:val="22"/>
+        </w:rPr>
+        <w:t xml:space="preserve">[4] Booking.com / 8点 / 2026-03-18</w:t>
+      </w:r>
+    </w:p>
+    <w:p>
+      <w:pPr>
+        <w:spacing w:after="120" w:line="320"/>
+        <w:jc w:val="left"/>
+      </w:pPr>
+      <w:r>
+        <w:rPr>
+          <w:rFonts w:ascii="Arial" w:cs="Arial" w:eastAsia="Arial" w:hAnsi="Arial"/>
+          <w:color w:val="333333"/>
+          <w:sz w:val="21"/>
+          <w:szCs w:val="21"/>
+        </w:rPr>
+        <w:t xml:space="preserve">朝食が、思っていた以上に品数が、豊富で、美味しかったです。</w:t>
+      </w:r>
+    </w:p>
+    <w:p>
+      <w:pPr>
+        <w:spacing w:after="60"/>
+      </w:pPr>
+    </w:p>
+    <w:p>
+      <w:pPr>
+        <w:spacing w:after="120" w:before="200"/>
+      </w:pPr>
+      <w:r>
+        <w:rPr>
+          <w:rFonts w:ascii="Arial" w:cs="Arial" w:eastAsia="Arial" w:hAnsi="Arial"/>
+          <w:b/>
+          <w:bCs/>
+          <w:color w:val="1B3A5C"/>
+          <w:sz w:val="22"/>
+          <w:szCs w:val="22"/>
+        </w:rPr>
+        <w:t xml:space="preserve">[5] Trip.com / 9点 / 2026-03-17</w:t>
+      </w:r>
+    </w:p>
+    <w:p>
+      <w:pPr>
+        <w:spacing w:after="120" w:line="320"/>
+        <w:jc w:val="left"/>
+      </w:pPr>
+      <w:r>
+        <w:rPr>
+          <w:rFonts w:ascii="Arial" w:cs="Arial" w:eastAsia="Arial" w:hAnsi="Arial"/>
+          <w:color w:val="333333"/>
+          <w:sz w:val="21"/>
+          <w:szCs w:val="21"/>
+        </w:rPr>
+        <w:t xml:space="preserve">立地が良く、交通の便も良く、朝食も美味しく、スイートルームも快適でした。全体的に満足です。</w:t>
+      </w:r>
+    </w:p>
+    <w:p>
+      <w:pPr>
+        <w:spacing w:after="60"/>
+      </w:pPr>
+    </w:p>
+    <w:p>
+      <w:pPr>
+        <w:spacing w:after="120" w:before="200"/>
+      </w:pPr>
+      <w:r>
+        <w:rPr>
+          <w:rFonts w:ascii="Arial" w:cs="Arial" w:eastAsia="Arial" w:hAnsi="Arial"/>
+          <w:b/>
+          <w:bCs/>
+          <w:color w:val="1B3A5C"/>
+          <w:sz w:val="22"/>
+          <w:szCs w:val="22"/>
+        </w:rPr>
+        <w:t xml:space="preserve">[6] Booking.com / 3点 / 2026-03-18</w:t>
+      </w:r>
+    </w:p>
+    <w:p>
+      <w:pPr>
+        <w:spacing w:after="120" w:line="320"/>
+        <w:jc w:val="left"/>
+      </w:pPr>
+      <w:r>
+        <w:rPr>
+          <w:rFonts w:ascii="Arial" w:cs="Arial" w:eastAsia="Arial" w:hAnsi="Arial"/>
+          <w:color w:val="333333"/>
+          <w:sz w:val="21"/>
+          <w:szCs w:val="21"/>
+        </w:rPr>
+        <w:t xml:space="preserve">朝ごはんの種類が多くて美味しい！ 部屋はとても綺麗。</w:t>
       </w:r>
     </w:p>
     <w:p>
@@ -7996,7 +8140,7 @@
           <w:sz w:val="21"/>
           <w:szCs w:val="21"/>
         </w:rPr>
-        <w:t xml:space="preserve">ヒーターの音は無知でした^^;洗面台の冷水絞りで水がずっと流れ落ちたのですがカウンターに届けませんでしたㅜ博多駅のバロコ前だから、通りの騒音は我慢しなければなりません！</w:t>
+        <w:t xml:space="preserve">風呂、トイレが少し汚く、生乾きの匂いがするのが残念 又、手元のライトが壊れててつかなかった。他はつくけどそこはつかなくてもいい感じだったけど。</w:t>
       </w:r>
     </w:p>
     <w:p>
@@ -8017,7 +8161,7 @@
           <w:sz w:val="22"/>
           <w:szCs w:val="22"/>
         </w:rPr>
-        <w:t xml:space="preserve">[3] Trip.com / 10点 / 2026-03-17</w:t>
+        <w:t xml:space="preserve">[7] Booking.com / 4点 / 2026-03-09</w:t>
       </w:r>
     </w:p>
     <w:p>
@@ -8032,7 +8176,33 @@
           <w:sz w:val="21"/>
           <w:szCs w:val="21"/>
         </w:rPr>
-        <w:t xml:space="preserve">立地は魅力的で、正広駅の真向かいに位置しているため、買い物や食事に便利です。</w:t>
+        <w:t xml:space="preserve">特別良かった点はこれと言ってない。</w:t>
+      </w:r>
+    </w:p>
+    <w:p>
+      <w:pPr>
+        <w:spacing w:after="120" w:line="320"/>
+        <w:jc w:val="left"/>
+      </w:pPr>
+      <w:r>
+        <w:rPr>
+          <w:rFonts w:ascii="Arial" w:cs="Arial" w:eastAsia="Arial" w:hAnsi="Arial"/>
+          <w:b/>
+          <w:bCs/>
+          <w:color w:val="C0392B"/>
+          <w:sz w:val="21"/>
+          <w:szCs w:val="21"/>
+        </w:rPr>
+        <w:t xml:space="preserve">【改善点】</w:t>
+      </w:r>
+      <w:r>
+        <w:rPr>
+          <w:rFonts w:ascii="Arial" w:cs="Arial" w:eastAsia="Arial" w:hAnsi="Arial"/>
+          <w:color w:val="333333"/>
+          <w:sz w:val="21"/>
+          <w:szCs w:val="21"/>
+        </w:rPr>
+        <w:t xml:space="preserve">トイレが全体的に悪い。便座が暖かくないお尻が冷たい。残念</w:t>
       </w:r>
     </w:p>
     <w:p>
@@ -8053,7 +8223,7 @@
           <w:sz w:val="22"/>
           <w:szCs w:val="22"/>
         </w:rPr>
-        <w:t xml:space="preserve">[4] Trip.com / 8点 / 2026-03-16</w:t>
+        <w:t xml:space="preserve">[8] Google / 2点 / 2026-03-08</w:t>
       </w:r>
     </w:p>
     <w:p>
@@ -8068,7 +8238,7 @@
           <w:sz w:val="21"/>
           <w:szCs w:val="21"/>
         </w:rPr>
-        <w:t xml:space="preserve">立地は最高です。駅に近く、ショッピングや食事にも便利で、神社にもとても近い。信じられないほど便利で、しかも朝食付きなのも素晴らしい。間違いなくまたここに泊まりたいです。</w:t>
+        <w:t xml:space="preserve">ここは韓国の80年代の旅館レベルです。 冷蔵庫ベッド完全に来ないでください</w:t>
       </w:r>
     </w:p>
     <w:p>
@@ -8089,7 +8259,7 @@
           <w:sz w:val="22"/>
           <w:szCs w:val="22"/>
         </w:rPr>
-        <w:t xml:space="preserve">[5] Trip.com / 10点 / 2026-03-16</w:t>
+        <w:t xml:space="preserve">[9] Google / 2点 / 2026-03-08</w:t>
       </w:r>
     </w:p>
     <w:p>
@@ -8104,7 +8274,7 @@
           <w:sz w:val="21"/>
           <w:szCs w:val="21"/>
         </w:rPr>
-        <w:t xml:space="preserve">一度場所がとても良いです。周辺で買い物してしばらく立ち寄っておくのも良く、周辺のグルメも多いです。</w:t>
+        <w:t xml:space="preserve">ここは韓国の80年代の旅館レベルですね冷蔵庫ベッド完全に来ないでください</w:t>
       </w:r>
     </w:p>
     <w:p>
@@ -8125,7 +8295,7 @@
           <w:sz w:val="22"/>
           <w:szCs w:val="22"/>
         </w:rPr>
-        <w:t xml:space="preserve">[6] Booking.com / 4点 / 2026-03-09</w:t>
+        <w:t xml:space="preserve">[10] 楽天トラベル / 4点 / 2026-03-07</w:t>
       </w:r>
     </w:p>
     <w:p>
@@ -8140,177 +8310,7 @@
           <w:sz w:val="21"/>
           <w:szCs w:val="21"/>
         </w:rPr>
-        <w:t xml:space="preserve">特別良かった点はこれと言ってない。</w:t>
-      </w:r>
-    </w:p>
-    <w:p>
-      <w:pPr>
-        <w:spacing w:after="120" w:line="320"/>
-        <w:jc w:val="left"/>
-      </w:pPr>
-      <w:r>
-        <w:rPr>
-          <w:rFonts w:ascii="Arial" w:cs="Arial" w:eastAsia="Arial" w:hAnsi="Arial"/>
-          <w:b/>
-          <w:bCs/>
-          <w:color w:val="C0392B"/>
-          <w:sz w:val="21"/>
-          <w:szCs w:val="21"/>
-        </w:rPr>
-        <w:t xml:space="preserve">【改善点】</w:t>
-      </w:r>
-      <w:r>
-        <w:rPr>
-          <w:rFonts w:ascii="Arial" w:cs="Arial" w:eastAsia="Arial" w:hAnsi="Arial"/>
-          <w:color w:val="333333"/>
-          <w:sz w:val="21"/>
-          <w:szCs w:val="21"/>
-        </w:rPr>
-        <w:t xml:space="preserve">トイレが全体的に悪い。便座が暖かくないお尻が冷たい。残念</w:t>
-      </w:r>
-    </w:p>
-    <w:p>
-      <w:pPr>
-        <w:spacing w:after="60"/>
-      </w:pPr>
-    </w:p>
-    <w:p>
-      <w:pPr>
-        <w:spacing w:after="120" w:before="200"/>
-      </w:pPr>
-      <w:r>
-        <w:rPr>
-          <w:rFonts w:ascii="Arial" w:cs="Arial" w:eastAsia="Arial" w:hAnsi="Arial"/>
-          <w:b/>
-          <w:bCs/>
-          <w:color w:val="1B3A5C"/>
-          <w:sz w:val="22"/>
-          <w:szCs w:val="22"/>
-        </w:rPr>
-        <w:t xml:space="preserve">[7] Google / 2点 / 2026-03-08</w:t>
-      </w:r>
-    </w:p>
-    <w:p>
-      <w:pPr>
-        <w:spacing w:after="120" w:line="320"/>
-        <w:jc w:val="left"/>
-      </w:pPr>
-      <w:r>
-        <w:rPr>
-          <w:rFonts w:ascii="Arial" w:cs="Arial" w:eastAsia="Arial" w:hAnsi="Arial"/>
-          <w:color w:val="333333"/>
-          <w:sz w:val="21"/>
-          <w:szCs w:val="21"/>
-        </w:rPr>
-        <w:t xml:space="preserve">ここは韓国の80年代の旅館レベルです。 冷蔵庫ベッド完全に来ないでください</w:t>
-      </w:r>
-    </w:p>
-    <w:p>
-      <w:pPr>
-        <w:spacing w:after="60"/>
-      </w:pPr>
-    </w:p>
-    <w:p>
-      <w:pPr>
-        <w:spacing w:after="120" w:before="200"/>
-      </w:pPr>
-      <w:r>
-        <w:rPr>
-          <w:rFonts w:ascii="Arial" w:cs="Arial" w:eastAsia="Arial" w:hAnsi="Arial"/>
-          <w:b/>
-          <w:bCs/>
-          <w:color w:val="1B3A5C"/>
-          <w:sz w:val="22"/>
-          <w:szCs w:val="22"/>
-        </w:rPr>
-        <w:t xml:space="preserve">[8] Google / 2点 / 2026-03-08</w:t>
-      </w:r>
-    </w:p>
-    <w:p>
-      <w:pPr>
-        <w:spacing w:after="120" w:line="320"/>
-        <w:jc w:val="left"/>
-      </w:pPr>
-      <w:r>
-        <w:rPr>
-          <w:rFonts w:ascii="Arial" w:cs="Arial" w:eastAsia="Arial" w:hAnsi="Arial"/>
-          <w:color w:val="333333"/>
-          <w:sz w:val="21"/>
-          <w:szCs w:val="21"/>
-        </w:rPr>
-        <w:t xml:space="preserve">ここは韓国の80年代の旅館レベルですね冷蔵庫ベッド完全に来ないでください</w:t>
-      </w:r>
-    </w:p>
-    <w:p>
-      <w:pPr>
-        <w:spacing w:after="60"/>
-      </w:pPr>
-    </w:p>
-    <w:p>
-      <w:pPr>
-        <w:spacing w:after="120" w:before="200"/>
-      </w:pPr>
-      <w:r>
-        <w:rPr>
-          <w:rFonts w:ascii="Arial" w:cs="Arial" w:eastAsia="Arial" w:hAnsi="Arial"/>
-          <w:b/>
-          <w:bCs/>
-          <w:color w:val="1B3A5C"/>
-          <w:sz w:val="22"/>
-          <w:szCs w:val="22"/>
-        </w:rPr>
-        <w:t xml:space="preserve">[9] 楽天トラベル / 4点 / 2026-03-07</w:t>
-      </w:r>
-    </w:p>
-    <w:p>
-      <w:pPr>
-        <w:spacing w:after="120" w:line="320"/>
-        <w:jc w:val="left"/>
-      </w:pPr>
-      <w:r>
-        <w:rPr>
-          <w:rFonts w:ascii="Arial" w:cs="Arial" w:eastAsia="Arial" w:hAnsi="Arial"/>
-          <w:color w:val="333333"/>
-          <w:sz w:val="21"/>
-          <w:szCs w:val="21"/>
-        </w:rPr>
         <w:t xml:space="preserve">先日、宿泊しました。 お風呂に　何本もの髪の毛やら どこをどう見て清掃されているのか不思議で なりませんでした。 良いのは立地だけでした。</w:t>
-      </w:r>
-    </w:p>
-    <w:p>
-      <w:pPr>
-        <w:spacing w:after="60"/>
-      </w:pPr>
-    </w:p>
-    <w:p>
-      <w:pPr>
-        <w:spacing w:after="120" w:before="200"/>
-      </w:pPr>
-      <w:r>
-        <w:rPr>
-          <w:rFonts w:ascii="Arial" w:cs="Arial" w:eastAsia="Arial" w:hAnsi="Arial"/>
-          <w:b/>
-          <w:bCs/>
-          <w:color w:val="1B3A5C"/>
-          <w:sz w:val="22"/>
-          <w:szCs w:val="22"/>
-        </w:rPr>
-        <w:t xml:space="preserve">[10] Google / 6点 / 2026-03-06</w:t>
-      </w:r>
-    </w:p>
-    <w:p>
-      <w:pPr>
-        <w:spacing w:after="120" w:line="320"/>
-        <w:jc w:val="left"/>
-      </w:pPr>
-      <w:r>
-        <w:rPr>
-          <w:rFonts w:ascii="Arial" w:cs="Arial" w:eastAsia="Arial" w:hAnsi="Arial"/>
-          <w:color w:val="333333"/>
-          <w:sz w:val="21"/>
-          <w:szCs w:val="21"/>
-        </w:rPr>
-        <w:t xml:space="preserve">朝食付きの価格良い場所はとても素敵ですが、3日間の滞在中に清掃サービスを利用できないのは少し不便です。</w:t>
       </w:r>
     </w:p>
     <w:p>
@@ -8375,7 +8375,7 @@
                 <w:sz w:val="21"/>
                 <w:szCs w:val="21"/>
               </w:rPr>
-              <w:t xml:space="preserve">コンフォートホテル博多は、全体平均7.89点（10点換算）、高評価率68.3%という一定の顧客満足度を示しているホテルです。特に「立地・アクセス」「朝食」が多くのゲストから高く評価されています。</w:t>
+              <w:t xml:space="preserve">コンフォートホテル博多は、全体平均7.86点（10点換算）、高評価率67.9%という一定の顧客満足度を示しているホテルです。特に「立地・アクセス」「朝食」が多くのゲストから高く評価されています。</w:t>
             </w:r>
           </w:p>
           <w:p>

--- a/納品レポート/ホテル別レポート/comfort_hakata_口コミ分析改善レポート.docx
+++ b/納品レポート/ホテル別レポート/comfort_hakata_口コミ分析改善レポート.docx
@@ -131,7 +131,7 @@
           <w:sz w:val="20"/>
           <w:szCs w:val="20"/>
         </w:rPr>
-        <w:t xml:space="preserve">作成日：2026年3月19日</w:t>
+        <w:t xml:space="preserve">作成日：2026年3月20日</w:t>
       </w:r>
     </w:p>
     <w:p>
@@ -261,7 +261,7 @@
                 <w:sz w:val="36"/>
                 <w:szCs w:val="36"/>
               </w:rPr>
-              <w:t xml:space="preserve">7.86</w:t>
+              <w:t xml:space="preserve">7.80</w:t>
             </w:r>
           </w:p>
         </w:tc>
@@ -310,7 +310,7 @@
                 <w:sz w:val="36"/>
                 <w:szCs w:val="36"/>
               </w:rPr>
-              <w:t xml:space="preserve">67.9%</w:t>
+              <w:t xml:space="preserve">67.1%</w:t>
             </w:r>
           </w:p>
         </w:tc>
@@ -359,7 +359,7 @@
                 <w:sz w:val="36"/>
                 <w:szCs w:val="36"/>
               </w:rPr>
-              <w:t xml:space="preserve">10.7%</w:t>
+              <w:t xml:space="preserve">11.4%</w:t>
             </w:r>
           </w:p>
         </w:tc>
@@ -448,7 +448,7 @@
           <w:sz w:val="21"/>
           <w:szCs w:val="21"/>
         </w:rPr>
-        <w:t xml:space="preserve">全体平均スコア7.86点（10点換算）は概ね標準的な水準であり、67.9%が高評価（8-10点）に分類されます。低評価（1-4点）は15件（10.7%）で、一定の改善課題があります。Trip.com（9.09点）で特に高い評価を獲得しています。</w:t>
+        <w:t xml:space="preserve">全体平均スコア7.80点（10点換算）は概ね標準的な水準であり、67.1%が高評価（8-10点）に分類されます。低評価（1-4点）は16件（11.4%）で、一定の改善課題があります。Trip.com（9.13点）で特に高い評価を獲得しています。</w:t>
       </w:r>
     </w:p>
     <w:p>
@@ -567,7 +567,7 @@
                 <w:sz w:val="20"/>
                 <w:szCs w:val="20"/>
               </w:rPr>
-              <w:t xml:space="preserve">設備の老朽化（18件）、浴室・水回り（18件）、エアコン・空調（10件）、清掃不備（10件）</w:t>
+              <w:t xml:space="preserve">設備の老朽化（20件）、浴室・水回り（18件）、エアコン・空調（11件）、清掃不備（10件）</w:t>
             </w:r>
           </w:p>
           <w:p>
@@ -987,7 +987,7 @@
                 <w:sz w:val="20"/>
                 <w:szCs w:val="20"/>
               </w:rPr>
-              <w:t xml:space="preserve">55</w:t>
+              <w:t xml:space="preserve">53</w:t>
             </w:r>
           </w:p>
         </w:tc>
@@ -1021,7 +1021,7 @@
                 <w:sz w:val="20"/>
                 <w:szCs w:val="20"/>
               </w:rPr>
-              <w:t xml:space="preserve">9.09</w:t>
+              <w:t xml:space="preserve">9.13</w:t>
             </w:r>
           </w:p>
         </w:tc>
@@ -1089,7 +1089,7 @@
                 <w:sz w:val="20"/>
                 <w:szCs w:val="20"/>
               </w:rPr>
-              <w:t xml:space="preserve">9.09</w:t>
+              <w:t xml:space="preserve">9.13</w:t>
             </w:r>
           </w:p>
         </w:tc>
@@ -1264,7 +1264,7 @@
                 <w:sz w:val="20"/>
                 <w:szCs w:val="20"/>
               </w:rPr>
-              <w:t xml:space="preserve">3.73</w:t>
+              <w:t xml:space="preserve">3.64</w:t>
             </w:r>
           </w:p>
         </w:tc>
@@ -1334,7 +1334,7 @@
                 <w:sz w:val="20"/>
                 <w:szCs w:val="20"/>
               </w:rPr>
-              <w:t xml:space="preserve">7.45</w:t>
+              <w:t xml:space="preserve">7.27</w:t>
             </w:r>
           </w:p>
         </w:tc>
@@ -1474,7 +1474,7 @@
                 <w:sz w:val="20"/>
                 <w:szCs w:val="20"/>
               </w:rPr>
-              <w:t xml:space="preserve">31</w:t>
+              <w:t xml:space="preserve">33</w:t>
             </w:r>
           </w:p>
         </w:tc>
@@ -1508,7 +1508,7 @@
                 <w:sz w:val="20"/>
                 <w:szCs w:val="20"/>
               </w:rPr>
-              <w:t xml:space="preserve">3.61</w:t>
+              <w:t xml:space="preserve">3.58</w:t>
             </w:r>
           </w:p>
         </w:tc>
@@ -1576,7 +1576,7 @@
                 <w:sz w:val="20"/>
                 <w:szCs w:val="20"/>
               </w:rPr>
-              <w:t xml:space="preserve">7.23</w:t>
+              <w:t xml:space="preserve">7.15</w:t>
             </w:r>
           </w:p>
         </w:tc>
@@ -1751,7 +1751,7 @@
                 <w:sz w:val="20"/>
                 <w:szCs w:val="20"/>
               </w:rPr>
-              <w:t xml:space="preserve">6.95</w:t>
+              <w:t xml:space="preserve">6.89</w:t>
             </w:r>
           </w:p>
         </w:tc>
@@ -1821,7 +1821,7 @@
                 <w:sz w:val="20"/>
                 <w:szCs w:val="20"/>
               </w:rPr>
-              <w:t xml:space="preserve">6.95</w:t>
+              <w:t xml:space="preserve">6.89</w:t>
             </w:r>
           </w:p>
         </w:tc>
@@ -2171,7 +2171,7 @@
           <w:sz w:val="21"/>
           <w:szCs w:val="21"/>
         </w:rPr>
-        <w:t xml:space="preserve">評価分布は10点（32.1%）に最も多く、8点以上の高評価が67.9%を占めています。低評価（1-4点）は計15件（10.7%）です。</w:t>
+        <w:t xml:space="preserve">評価分布は10点（31.4%）に最も多く、8点以上の高評価が67.1%を占めています。低評価（1-4点）は計16件（11.4%）です。</w:t>
       </w:r>
     </w:p>
     <w:p>
@@ -2406,7 +2406,7 @@
                 <w:sz w:val="20"/>
                 <w:szCs w:val="20"/>
               </w:rPr>
-              <w:t xml:space="preserve">45</w:t>
+              <w:t xml:space="preserve">44</w:t>
             </w:r>
           </w:p>
         </w:tc>
@@ -2441,7 +2441,7 @@
                 <w:sz w:val="20"/>
                 <w:szCs w:val="20"/>
               </w:rPr>
-              <w:t xml:space="preserve">32.1%</w:t>
+              <w:t xml:space="preserve">31.4%</w:t>
             </w:r>
           </w:p>
         </w:tc>
@@ -2479,7 +2479,7 @@
                 <w:sz w:val="18"/>
                 <w:szCs w:val="18"/>
               </w:rPr>
-              <w:t xml:space="preserve"> 45件</w:t>
+              <w:t xml:space="preserve"> 44件</w:t>
             </w:r>
           </w:p>
         </w:tc>
@@ -2551,7 +2551,7 @@
                 <w:sz w:val="20"/>
                 <w:szCs w:val="20"/>
               </w:rPr>
-              <w:t xml:space="preserve">15</w:t>
+              <w:t xml:space="preserve">14</w:t>
             </w:r>
           </w:p>
         </w:tc>
@@ -2586,7 +2586,7 @@
                 <w:sz w:val="20"/>
                 <w:szCs w:val="20"/>
               </w:rPr>
-              <w:t xml:space="preserve">10.7%</w:t>
+              <w:t xml:space="preserve">10.0%</w:t>
             </w:r>
           </w:p>
         </w:tc>
@@ -2614,7 +2614,7 @@
                 <w:sz w:val="20"/>
                 <w:szCs w:val="20"/>
               </w:rPr>
-              <w:t xml:space="preserve">███████</w:t>
+              <w:t xml:space="preserve">██████</w:t>
             </w:r>
             <w:r>
               <w:rPr>
@@ -2623,7 +2623,7 @@
                 <w:sz w:val="18"/>
                 <w:szCs w:val="18"/>
               </w:rPr>
-              <w:t xml:space="preserve"> 15件</w:t>
+              <w:t xml:space="preserve"> 14件</w:t>
             </w:r>
           </w:p>
         </w:tc>
@@ -2695,7 +2695,7 @@
                 <w:sz w:val="20"/>
                 <w:szCs w:val="20"/>
               </w:rPr>
-              <w:t xml:space="preserve">35</w:t>
+              <w:t xml:space="preserve">36</w:t>
             </w:r>
           </w:p>
         </w:tc>
@@ -2730,7 +2730,7 @@
                 <w:sz w:val="20"/>
                 <w:szCs w:val="20"/>
               </w:rPr>
-              <w:t xml:space="preserve">25.0%</w:t>
+              <w:t xml:space="preserve">25.7%</w:t>
             </w:r>
           </w:p>
         </w:tc>
@@ -2768,7 +2768,7 @@
                 <w:sz w:val="18"/>
                 <w:szCs w:val="18"/>
               </w:rPr>
-              <w:t xml:space="preserve"> 35件</w:t>
+              <w:t xml:space="preserve"> 36件</w:t>
             </w:r>
           </w:p>
         </w:tc>
@@ -2984,7 +2984,7 @@
                 <w:sz w:val="20"/>
                 <w:szCs w:val="20"/>
               </w:rPr>
-              <w:t xml:space="preserve">20</w:t>
+              <w:t xml:space="preserve">21</w:t>
             </w:r>
           </w:p>
         </w:tc>
@@ -3019,7 +3019,7 @@
                 <w:sz w:val="20"/>
                 <w:szCs w:val="20"/>
               </w:rPr>
-              <w:t xml:space="preserve">14.3%</w:t>
+              <w:t xml:space="preserve">15.0%</w:t>
             </w:r>
           </w:p>
         </w:tc>
@@ -3048,7 +3048,7 @@
                 <w:sz w:val="20"/>
                 <w:szCs w:val="20"/>
               </w:rPr>
-              <w:t xml:space="preserve">█████████</w:t>
+              <w:t xml:space="preserve">██████████</w:t>
             </w:r>
             <w:r>
               <w:rPr>
@@ -3057,7 +3057,7 @@
                 <w:sz w:val="18"/>
                 <w:szCs w:val="18"/>
               </w:rPr>
-              <w:t xml:space="preserve"> 20件</w:t>
+              <w:t xml:space="preserve"> 21件</w:t>
             </w:r>
           </w:p>
         </w:tc>
@@ -3129,7 +3129,7 @@
                 <w:sz w:val="20"/>
                 <w:szCs w:val="20"/>
               </w:rPr>
-              <w:t xml:space="preserve">2</w:t>
+              <w:t xml:space="preserve">1</w:t>
             </w:r>
           </w:p>
         </w:tc>
@@ -3164,7 +3164,7 @@
                 <w:sz w:val="20"/>
                 <w:szCs w:val="20"/>
               </w:rPr>
-              <w:t xml:space="preserve">1.4%</w:t>
+              <w:t xml:space="preserve">0.7%</w:t>
             </w:r>
           </w:p>
         </w:tc>
@@ -3201,7 +3201,7 @@
                 <w:sz w:val="18"/>
                 <w:szCs w:val="18"/>
               </w:rPr>
-              <w:t xml:space="preserve"> 2件</w:t>
+              <w:t xml:space="preserve"> 1件</w:t>
             </w:r>
           </w:p>
         </w:tc>
@@ -3562,7 +3562,7 @@
                 <w:sz w:val="20"/>
                 <w:szCs w:val="20"/>
               </w:rPr>
-              <w:t xml:space="preserve">2</w:t>
+              <w:t xml:space="preserve">3</w:t>
             </w:r>
           </w:p>
         </w:tc>
@@ -3597,7 +3597,7 @@
                 <w:sz w:val="20"/>
                 <w:szCs w:val="20"/>
               </w:rPr>
-              <w:t xml:space="preserve">1.4%</w:t>
+              <w:t xml:space="preserve">2.1%</w:t>
             </w:r>
           </w:p>
         </w:tc>
@@ -3635,7 +3635,7 @@
                 <w:sz w:val="18"/>
                 <w:szCs w:val="18"/>
               </w:rPr>
-              <w:t xml:space="preserve"> 2件</w:t>
+              <w:t xml:space="preserve"> 3件</w:t>
             </w:r>
           </w:p>
         </w:tc>
@@ -3855,7 +3855,7 @@
                 <w:sz w:val="24"/>
                 <w:szCs w:val="24"/>
               </w:rPr>
-              <w:t xml:space="preserve">95件（67.9%）</w:t>
+              <w:t xml:space="preserve">94件（67.1%）</w:t>
             </w:r>
           </w:p>
         </w:tc>
@@ -3957,7 +3957,7 @@
                 <w:sz w:val="24"/>
                 <w:szCs w:val="24"/>
               </w:rPr>
-              <w:t xml:space="preserve">15件（10.7%）</w:t>
+              <w:t xml:space="preserve">16件（11.4%）</w:t>
             </w:r>
           </w:p>
         </w:tc>
@@ -4231,7 +4231,7 @@
                 <w:sz w:val="20"/>
                 <w:szCs w:val="20"/>
               </w:rPr>
-              <w:t xml:space="preserve">「旅行の手配、清潔さ、立地、そして毎日の朝食まで、すべてが素晴らしかったです」「立地が良く、交通の便も良く、朝食も美味しく、スイートルームも快適でした」</w:t>
+              <w:t xml:space="preserve">「博多駅前の立地が最高で、とても便利です」「旅行の手配、清潔さ、立地、そして毎日の朝食まで、すべてが素晴らしかったです」</w:t>
             </w:r>
           </w:p>
         </w:tc>
@@ -4335,7 +4335,7 @@
                 <w:sz w:val="20"/>
                 <w:szCs w:val="20"/>
               </w:rPr>
-              <w:t xml:space="preserve">「旅行の手配、清潔さ、立地、そして毎日の朝食まで、すべてが素晴らしかったです」「朝ごはんの種類が多くて美味しい」</w:t>
+              <w:t xml:space="preserve">「朝食はほぼ毎日同じです」「旅行の手配、清潔さ、立地、そして毎日の朝食まで、すべてが素晴らしかったです」</w:t>
             </w:r>
           </w:p>
         </w:tc>
@@ -4442,7 +4442,7 @@
                 <w:sz w:val="20"/>
                 <w:szCs w:val="20"/>
               </w:rPr>
-              <w:t xml:space="preserve">「早い時間に到着して、デスクスタッフの方が親切にキャリア保管などご案内いただきありがとうございました」「ランドリー設備、自動販売機、喫煙室、荷物預かり所（重量測定機能付き）、そして親切なスタッフ」</w:t>
+              <w:t xml:space="preserve">「早い時間に到着して、デスクスタッフの方が親切にキャリア保管などご案内いただきありがとうございました」「スタッフみなさん感じが良くて良かった」</w:t>
             </w:r>
           </w:p>
         </w:tc>
@@ -4478,7 +4478,7 @@
                 <w:sz w:val="20"/>
                 <w:szCs w:val="20"/>
               </w:rPr>
-              <w:t xml:space="preserve">清潔さ・清掃</w:t>
+              <w:t xml:space="preserve">快適さ・設備</w:t>
             </w:r>
           </w:p>
         </w:tc>
@@ -4546,7 +4546,7 @@
                 <w:sz w:val="20"/>
                 <w:szCs w:val="20"/>
               </w:rPr>
-              <w:t xml:space="preserve">「旅行の手配、清潔さ、立地、そして毎日の朝食まで、すべてが素晴らしかったです」「部屋はとても綺麗」</w:t>
+              <w:t xml:space="preserve">「部屋の中、特にユニットバスが古い造りで、洗面所の蛇口が2口式なのが残念ですが、それ以外は快適でした」「足と臀部のマッサージ機能があり、とても快適です」</w:t>
             </w:r>
           </w:p>
         </w:tc>
@@ -4583,7 +4583,7 @@
                 <w:sz w:val="20"/>
                 <w:szCs w:val="20"/>
               </w:rPr>
-              <w:t xml:space="preserve">快適さ・設備</w:t>
+              <w:t xml:space="preserve">清潔さ・清掃</w:t>
             </w:r>
           </w:p>
         </w:tc>
@@ -4653,7 +4653,7 @@
                 <w:sz w:val="20"/>
                 <w:szCs w:val="20"/>
               </w:rPr>
-              <w:t xml:space="preserve">「足と臀部のマッサージ機能があり、とても快適です」「立地が良く、交通の便も良く、朝食も美味しく、スイートルームも快適でした」</w:t>
+              <w:t xml:space="preserve">「旅行の手配、清潔さ、立地、そして毎日の朝食まで、すべてが素晴らしかったです」「部屋はとても綺麗」</w:t>
             </w:r>
           </w:p>
         </w:tc>
@@ -4797,7 +4797,7 @@
           <w:sz w:val="21"/>
           <w:szCs w:val="21"/>
         </w:rPr>
-        <w:t xml:space="preserve">口コミの多数で「立地・アクセス」に関するポジティブな言及が見られ、コンフォートホテル博多の最大の差別化要因となっています。旅行の手配、清潔さ、立地、そして毎日の朝食まで、すべてが素晴らしかったですといった声が多数寄せられています。</w:t>
+        <w:t xml:space="preserve">口コミの多数で「立地・アクセス」に関するポジティブな言及が見られ、コンフォートホテル博多の最大の差別化要因となっています。博多駅前の立地が最高で、とても便利ですといった声が多数寄せられています。</w:t>
       </w:r>
     </w:p>
     <w:p>
@@ -4816,7 +4816,7 @@
           <w:sz w:val="21"/>
           <w:szCs w:val="21"/>
         </w:rPr>
-        <w:t xml:space="preserve">旅行の手配、清潔さ、立地、そして毎日の朝食まで、すべてが素晴らしかったです</w:t>
+        <w:t xml:space="preserve">博多駅前の立地が最高で、とても便利です</w:t>
       </w:r>
     </w:p>
     <w:p>
@@ -4835,7 +4835,7 @@
           <w:sz w:val="21"/>
           <w:szCs w:val="21"/>
         </w:rPr>
-        <w:t xml:space="preserve">立地が良く、交通の便も良く、朝食も美味しく、スイートルームも快適でした</w:t>
+        <w:t xml:space="preserve">旅行の手配、清潔さ、立地、そして毎日の朝食まで、すべてが素晴らしかったです</w:t>
       </w:r>
     </w:p>
     <w:p>
@@ -4854,7 +4854,7 @@
           <w:sz w:val="21"/>
           <w:szCs w:val="21"/>
         </w:rPr>
-        <w:t xml:space="preserve">ヒーターの音は無知でした^^;洗面台の冷水絞りで水がずっと流れ落ちたのですがカウンターに届けませんでしたㅜ博多駅の...</w:t>
+        <w:t xml:space="preserve">部屋は確かに古さはあるが、部屋も広くて、立地がとにかく良いのでまたお世話になりたい</w:t>
       </w:r>
     </w:p>
     <w:p>
@@ -4891,7 +4891,7 @@
           <w:sz w:val="21"/>
           <w:szCs w:val="21"/>
         </w:rPr>
-        <w:t xml:space="preserve">朝食に関するポジティブな評価も多く寄せられています。「旅行の手配、清潔さ、立地、そして毎日の朝食まで、すべてが素晴らしかったです」といったコメントが見られます。</w:t>
+        <w:t xml:space="preserve">朝食に関するポジティブな評価も多く寄せられています。「朝食はほぼ毎日同じです」といったコメントが見られます。</w:t>
       </w:r>
     </w:p>
     <w:p>
@@ -5196,7 +5196,7 @@
                 <w:sz w:val="20"/>
                 <w:szCs w:val="20"/>
               </w:rPr>
-              <w:t xml:space="preserve">Lobby check-in &amp; check-out machines very convenient for t...</w:t>
+              <w:t xml:space="preserve">部屋の中、特にユニットバスが古い造りで、洗面所の蛇口が2口式なのが残念ですが、それ以外は快適でした</w:t>
             </w:r>
           </w:p>
         </w:tc>
@@ -5230,7 +5230,7 @@
                 <w:sz w:val="20"/>
                 <w:szCs w:val="20"/>
               </w:rPr>
-              <w:t xml:space="preserve">重大・18件</w:t>
+              <w:t xml:space="preserve">重大・20件</w:t>
             </w:r>
           </w:p>
         </w:tc>
@@ -5335,7 +5335,7 @@
                 <w:sz w:val="20"/>
                 <w:szCs w:val="20"/>
               </w:rPr>
-              <w:t xml:space="preserve">風呂、トイレが少し汚く、生乾きの匂いがするのが残念 又、手元のライトが壊れててつかなかった</w:t>
+              <w:t xml:space="preserve">部屋の中、特にユニットバスが古い造りで、洗面所の蛇口が2口式なのが残念ですが、それ以外は快適でした</w:t>
             </w:r>
           </w:p>
         </w:tc>
@@ -5474,7 +5474,7 @@
                 <w:sz w:val="20"/>
                 <w:szCs w:val="20"/>
               </w:rPr>
-              <w:t xml:space="preserve">Lobby check-in &amp; check-out machines very convenient for t...</w:t>
+              <w:t xml:space="preserve">Bien qu'en face de la gare, très bonne insonorisation de ...</w:t>
             </w:r>
           </w:p>
         </w:tc>
@@ -5508,7 +5508,7 @@
                 <w:sz w:val="20"/>
                 <w:szCs w:val="20"/>
               </w:rPr>
-              <w:t xml:space="preserve">重大・10件</w:t>
+              <w:t xml:space="preserve">重大・11件</w:t>
             </w:r>
           </w:p>
         </w:tc>
@@ -7088,7 +7088,7 @@
                 <w:sz w:val="20"/>
                 <w:szCs w:val="20"/>
               </w:rPr>
-              <w:t xml:space="preserve">7.86点</w:t>
+              <w:t xml:space="preserve">7.80点</w:t>
             </w:r>
           </w:p>
         </w:tc>
@@ -7122,7 +7122,7 @@
                 <w:sz w:val="20"/>
                 <w:szCs w:val="20"/>
               </w:rPr>
-              <w:t xml:space="preserve">8.4点以上</w:t>
+              <w:t xml:space="preserve">8.3点以上</w:t>
             </w:r>
           </w:p>
         </w:tc>
@@ -7228,7 +7228,7 @@
                 <w:sz w:val="20"/>
                 <w:szCs w:val="20"/>
               </w:rPr>
-              <w:t xml:space="preserve">67.9%</w:t>
+              <w:t xml:space="preserve">67.1%</w:t>
             </w:r>
           </w:p>
         </w:tc>
@@ -7263,7 +7263,7 @@
                 <w:sz w:val="20"/>
                 <w:szCs w:val="20"/>
               </w:rPr>
-              <w:t xml:space="preserve">78%以上</w:t>
+              <w:t xml:space="preserve">77%以上</w:t>
             </w:r>
           </w:p>
         </w:tc>
@@ -7368,7 +7368,7 @@
                 <w:sz w:val="20"/>
                 <w:szCs w:val="20"/>
               </w:rPr>
-              <w:t xml:space="preserve">10.7%</w:t>
+              <w:t xml:space="preserve">11.4%</w:t>
             </w:r>
           </w:p>
         </w:tc>
@@ -7788,7 +7788,7 @@
                 <w:sz w:val="20"/>
                 <w:szCs w:val="20"/>
               </w:rPr>
-              <w:t xml:space="preserve">約18件/期間</w:t>
+              <w:t xml:space="preserve">約20件/期間</w:t>
             </w:r>
           </w:p>
         </w:tc>
@@ -7823,7 +7823,7 @@
                 <w:sz w:val="20"/>
                 <w:szCs w:val="20"/>
               </w:rPr>
-              <w:t xml:space="preserve">9件以下</w:t>
+              <w:t xml:space="preserve">10件以下</w:t>
             </w:r>
           </w:p>
         </w:tc>
@@ -7919,7 +7919,7 @@
           <w:sz w:val="22"/>
           <w:szCs w:val="22"/>
         </w:rPr>
-        <w:t xml:space="preserve">[1] Google / 10点 / 2026-03-18</w:t>
+        <w:t xml:space="preserve">[1] Trip.com / 10点 / 2026-03-20</w:t>
       </w:r>
     </w:p>
     <w:p>
@@ -7934,7 +7934,7 @@
           <w:sz w:val="21"/>
           <w:szCs w:val="21"/>
         </w:rPr>
-        <w:t xml:space="preserve">足と臀部のマッサージ機能があり、とても快適です。</w:t>
+        <w:t xml:space="preserve">また訪れる価値がある！</w:t>
       </w:r>
     </w:p>
     <w:p>
@@ -7955,7 +7955,7 @@
           <w:sz w:val="22"/>
           <w:szCs w:val="22"/>
         </w:rPr>
-        <w:t xml:space="preserve">[2] Trip.com / 10点 / 2026-03-18</w:t>
+        <w:t xml:space="preserve">[2] Booking.com / 8点 / 2026-03-19</w:t>
       </w:r>
     </w:p>
     <w:p>
@@ -7970,7 +7970,7 @@
           <w:sz w:val="21"/>
           <w:szCs w:val="21"/>
         </w:rPr>
-        <w:t xml:space="preserve">旅行の手配、清潔さ、立地、そして毎日の朝食まで、すべてが素晴らしかったです。</w:t>
+        <w:t xml:space="preserve">Bien qu'en face de la gare, très bonne insonorisation de la chambre. Situation plein centre ville et proche train, métro,bus</w:t>
       </w:r>
     </w:p>
     <w:p>
@@ -7991,7 +7991,7 @@
           <w:sz w:val="22"/>
           <w:szCs w:val="22"/>
         </w:rPr>
-        <w:t xml:space="preserve">[3] Trip.com / 10点 / 2026-03-18</w:t>
+        <w:t xml:space="preserve">[3] Trip.com / 8点 / 2026-03-19</w:t>
       </w:r>
     </w:p>
     <w:p>
@@ -8006,7 +8006,7 @@
           <w:sz w:val="21"/>
           <w:szCs w:val="21"/>
         </w:rPr>
-        <w:t xml:space="preserve">早い時間に到着して、デスクスタッフの方が親切にキャリア保管などご案内いただきありがとうございました。機会になるなんてまたお探しします。</w:t>
+        <w:t xml:space="preserve">朝食はほぼ毎日同じです。部屋は少し暗く、照明が十分ではありません。</w:t>
       </w:r>
     </w:p>
     <w:p>
@@ -8027,7 +8027,7 @@
           <w:sz w:val="22"/>
           <w:szCs w:val="22"/>
         </w:rPr>
-        <w:t xml:space="preserve">[4] Booking.com / 8点 / 2026-03-18</w:t>
+        <w:t xml:space="preserve">[4] Google / 10点 / 2026-03-18</w:t>
       </w:r>
     </w:p>
     <w:p>
@@ -8042,7 +8042,7 @@
           <w:sz w:val="21"/>
           <w:szCs w:val="21"/>
         </w:rPr>
-        <w:t xml:space="preserve">朝食が、思っていた以上に品数が、豊富で、美味しかったです。</w:t>
+        <w:t xml:space="preserve">足と臀部のマッサージ機能があり、とても快適です。</w:t>
       </w:r>
     </w:p>
     <w:p>
@@ -8063,7 +8063,7 @@
           <w:sz w:val="22"/>
           <w:szCs w:val="22"/>
         </w:rPr>
-        <w:t xml:space="preserve">[5] Trip.com / 9点 / 2026-03-17</w:t>
+        <w:t xml:space="preserve">[5] Trip.com / 10点 / 2026-03-18</w:t>
       </w:r>
     </w:p>
     <w:p>
@@ -8078,7 +8078,7 @@
           <w:sz w:val="21"/>
           <w:szCs w:val="21"/>
         </w:rPr>
-        <w:t xml:space="preserve">立地が良く、交通の便も良く、朝食も美味しく、スイートルームも快適でした。全体的に満足です。</w:t>
+        <w:t xml:space="preserve">旅行の手配、清潔さ、立地、そして毎日の朝食まで、すべてが素晴らしかったです。</w:t>
       </w:r>
     </w:p>
     <w:p>
@@ -8099,7 +8099,43 @@
           <w:sz w:val="22"/>
           <w:szCs w:val="22"/>
         </w:rPr>
-        <w:t xml:space="preserve">[6] Booking.com / 3点 / 2026-03-18</w:t>
+        <w:t xml:space="preserve">[6] Google / 2点 / 2026-03-19</w:t>
+      </w:r>
+    </w:p>
+    <w:p>
+      <w:pPr>
+        <w:spacing w:after="120" w:line="320"/>
+        <w:jc w:val="left"/>
+      </w:pPr>
+      <w:r>
+        <w:rPr>
+          <w:rFonts w:ascii="Arial" w:cs="Arial" w:eastAsia="Arial" w:hAnsi="Arial"/>
+          <w:color w:val="333333"/>
+          <w:sz w:val="21"/>
+          <w:szCs w:val="21"/>
+        </w:rPr>
+        <w:t xml:space="preserve">不慣れな年寄りだけで宿泊するのは無理 システムが良くない</w:t>
+      </w:r>
+    </w:p>
+    <w:p>
+      <w:pPr>
+        <w:spacing w:after="60"/>
+      </w:pPr>
+    </w:p>
+    <w:p>
+      <w:pPr>
+        <w:spacing w:after="120" w:before="200"/>
+      </w:pPr>
+      <w:r>
+        <w:rPr>
+          <w:rFonts w:ascii="Arial" w:cs="Arial" w:eastAsia="Arial" w:hAnsi="Arial"/>
+          <w:b/>
+          <w:bCs/>
+          <w:color w:val="1B3A5C"/>
+          <w:sz w:val="22"/>
+          <w:szCs w:val="22"/>
+        </w:rPr>
+        <w:t xml:space="preserve">[7] Booking.com / 3点 / 2026-03-18</w:t>
       </w:r>
     </w:p>
     <w:p>
@@ -8161,7 +8197,43 @@
           <w:sz w:val="22"/>
           <w:szCs w:val="22"/>
         </w:rPr>
-        <w:t xml:space="preserve">[7] Booking.com / 4点 / 2026-03-09</w:t>
+        <w:t xml:space="preserve">[8] じゃらん / 6点 / 2026-03-18</w:t>
+      </w:r>
+    </w:p>
+    <w:p>
+      <w:pPr>
+        <w:spacing w:after="120" w:line="320"/>
+        <w:jc w:val="left"/>
+      </w:pPr>
+      <w:r>
+        <w:rPr>
+          <w:rFonts w:ascii="Arial" w:cs="Arial" w:eastAsia="Arial" w:hAnsi="Arial"/>
+          <w:color w:val="333333"/>
+          <w:sz w:val="21"/>
+          <w:szCs w:val="21"/>
+        </w:rPr>
+        <w:t xml:space="preserve">スタッフみなさん感じが良くて良かった。  部屋は確かに古さはあるが、部屋も広くて、立地がとにかく良いのでまたお世話になりたい。  朝食は会場が狭く、すごく賑やかだったのでやめた。  (部屋で食べれる簡単なものがあれば嬉しい)  フリードリンクも助かった。</w:t>
+      </w:r>
+    </w:p>
+    <w:p>
+      <w:pPr>
+        <w:spacing w:after="60"/>
+      </w:pPr>
+    </w:p>
+    <w:p>
+      <w:pPr>
+        <w:spacing w:after="120" w:before="200"/>
+      </w:pPr>
+      <w:r>
+        <w:rPr>
+          <w:rFonts w:ascii="Arial" w:cs="Arial" w:eastAsia="Arial" w:hAnsi="Arial"/>
+          <w:b/>
+          <w:bCs/>
+          <w:color w:val="1B3A5C"/>
+          <w:sz w:val="22"/>
+          <w:szCs w:val="22"/>
+        </w:rPr>
+        <w:t xml:space="preserve">[9] Booking.com / 4点 / 2026-03-09</w:t>
       </w:r>
     </w:p>
     <w:p>
@@ -8223,7 +8295,7 @@
           <w:sz w:val="22"/>
           <w:szCs w:val="22"/>
         </w:rPr>
-        <w:t xml:space="preserve">[8] Google / 2点 / 2026-03-08</w:t>
+        <w:t xml:space="preserve">[10] Google / 2点 / 2026-03-08</w:t>
       </w:r>
     </w:p>
     <w:p>
@@ -8239,78 +8311,6 @@
           <w:szCs w:val="21"/>
         </w:rPr>
         <w:t xml:space="preserve">ここは韓国の80年代の旅館レベルです。 冷蔵庫ベッド完全に来ないでください</w:t>
-      </w:r>
-    </w:p>
-    <w:p>
-      <w:pPr>
-        <w:spacing w:after="60"/>
-      </w:pPr>
-    </w:p>
-    <w:p>
-      <w:pPr>
-        <w:spacing w:after="120" w:before="200"/>
-      </w:pPr>
-      <w:r>
-        <w:rPr>
-          <w:rFonts w:ascii="Arial" w:cs="Arial" w:eastAsia="Arial" w:hAnsi="Arial"/>
-          <w:b/>
-          <w:bCs/>
-          <w:color w:val="1B3A5C"/>
-          <w:sz w:val="22"/>
-          <w:szCs w:val="22"/>
-        </w:rPr>
-        <w:t xml:space="preserve">[9] Google / 2点 / 2026-03-08</w:t>
-      </w:r>
-    </w:p>
-    <w:p>
-      <w:pPr>
-        <w:spacing w:after="120" w:line="320"/>
-        <w:jc w:val="left"/>
-      </w:pPr>
-      <w:r>
-        <w:rPr>
-          <w:rFonts w:ascii="Arial" w:cs="Arial" w:eastAsia="Arial" w:hAnsi="Arial"/>
-          <w:color w:val="333333"/>
-          <w:sz w:val="21"/>
-          <w:szCs w:val="21"/>
-        </w:rPr>
-        <w:t xml:space="preserve">ここは韓国の80年代の旅館レベルですね冷蔵庫ベッド完全に来ないでください</w:t>
-      </w:r>
-    </w:p>
-    <w:p>
-      <w:pPr>
-        <w:spacing w:after="60"/>
-      </w:pPr>
-    </w:p>
-    <w:p>
-      <w:pPr>
-        <w:spacing w:after="120" w:before="200"/>
-      </w:pPr>
-      <w:r>
-        <w:rPr>
-          <w:rFonts w:ascii="Arial" w:cs="Arial" w:eastAsia="Arial" w:hAnsi="Arial"/>
-          <w:b/>
-          <w:bCs/>
-          <w:color w:val="1B3A5C"/>
-          <w:sz w:val="22"/>
-          <w:szCs w:val="22"/>
-        </w:rPr>
-        <w:t xml:space="preserve">[10] 楽天トラベル / 4点 / 2026-03-07</w:t>
-      </w:r>
-    </w:p>
-    <w:p>
-      <w:pPr>
-        <w:spacing w:after="120" w:line="320"/>
-        <w:jc w:val="left"/>
-      </w:pPr>
-      <w:r>
-        <w:rPr>
-          <w:rFonts w:ascii="Arial" w:cs="Arial" w:eastAsia="Arial" w:hAnsi="Arial"/>
-          <w:color w:val="333333"/>
-          <w:sz w:val="21"/>
-          <w:szCs w:val="21"/>
-        </w:rPr>
-        <w:t xml:space="preserve">先日、宿泊しました。 お風呂に　何本もの髪の毛やら どこをどう見て清掃されているのか不思議で なりませんでした。 良いのは立地だけでした。</w:t>
       </w:r>
     </w:p>
     <w:p>
@@ -8375,7 +8375,7 @@
                 <w:sz w:val="21"/>
                 <w:szCs w:val="21"/>
               </w:rPr>
-              <w:t xml:space="preserve">コンフォートホテル博多は、全体平均7.86点（10点換算）、高評価率67.9%という一定の顧客満足度を示しているホテルです。特に「立地・アクセス」「朝食」が多くのゲストから高く評価されています。</w:t>
+              <w:t xml:space="preserve">コンフォートホテル博多は、全体平均7.80点（10点換算）、高評価率67.1%という一定の顧客満足度を示しているホテルです。特に「立地・アクセス」「朝食」が多くのゲストから高く評価されています。</w:t>
             </w:r>
           </w:p>
           <w:p>

--- a/納品レポート/ホテル別レポート/comfort_hakata_口コミ分析改善レポート.docx
+++ b/納品レポート/ホテル別レポート/comfort_hakata_口コミ分析改善レポート.docx
@@ -131,7 +131,7 @@
           <w:sz w:val="20"/>
           <w:szCs w:val="20"/>
         </w:rPr>
-        <w:t xml:space="preserve">作成日：2026年3月20日</w:t>
+        <w:t xml:space="preserve">作成日：2026年3月21日</w:t>
       </w:r>
     </w:p>
     <w:p>
@@ -261,7 +261,7 @@
                 <w:sz w:val="36"/>
                 <w:szCs w:val="36"/>
               </w:rPr>
-              <w:t xml:space="preserve">7.80</w:t>
+              <w:t xml:space="preserve">7.79</w:t>
             </w:r>
           </w:p>
         </w:tc>
@@ -310,7 +310,7 @@
                 <w:sz w:val="36"/>
                 <w:szCs w:val="36"/>
               </w:rPr>
-              <w:t xml:space="preserve">67.1%</w:t>
+              <w:t xml:space="preserve">66.4%</w:t>
             </w:r>
           </w:p>
         </w:tc>
@@ -359,7 +359,7 @@
                 <w:sz w:val="36"/>
                 <w:szCs w:val="36"/>
               </w:rPr>
-              <w:t xml:space="preserve">11.4%</w:t>
+              <w:t xml:space="preserve">10.7%</w:t>
             </w:r>
           </w:p>
         </w:tc>
@@ -448,7 +448,7 @@
           <w:sz w:val="21"/>
           <w:szCs w:val="21"/>
         </w:rPr>
-        <w:t xml:space="preserve">全体平均スコア7.80点（10点換算）は概ね標準的な水準であり、67.1%が高評価（8-10点）に分類されます。低評価（1-4点）は16件（11.4%）で、一定の改善課題があります。Trip.com（9.13点）で特に高い評価を獲得しています。</w:t>
+        <w:t xml:space="preserve">全体平均スコア7.79点（10点換算）は概ね標準的な水準であり、66.4%が高評価（8-10点）に分類されます。低評価（1-4点）は15件（10.7%）で、一定の改善課題があります。Trip.com（9.10点）で特に高い評価を獲得しています。</w:t>
       </w:r>
     </w:p>
     <w:p>
@@ -567,7 +567,7 @@
                 <w:sz w:val="20"/>
                 <w:szCs w:val="20"/>
               </w:rPr>
-              <w:t xml:space="preserve">設備の老朽化（20件）、浴室・水回り（18件）、エアコン・空調（11件）、清掃不備（10件）</w:t>
+              <w:t xml:space="preserve">設備の老朽化（19件）、浴室・水回り（18件）、エアコン・空調（11件）、清掃不備（9件）</w:t>
             </w:r>
           </w:p>
           <w:p>
@@ -987,7 +987,7 @@
                 <w:sz w:val="20"/>
                 <w:szCs w:val="20"/>
               </w:rPr>
-              <w:t xml:space="preserve">53</w:t>
+              <w:t xml:space="preserve">51</w:t>
             </w:r>
           </w:p>
         </w:tc>
@@ -1021,7 +1021,7 @@
                 <w:sz w:val="20"/>
                 <w:szCs w:val="20"/>
               </w:rPr>
-              <w:t xml:space="preserve">9.13</w:t>
+              <w:t xml:space="preserve">9.1</w:t>
             </w:r>
           </w:p>
         </w:tc>
@@ -1089,7 +1089,7 @@
                 <w:sz w:val="20"/>
                 <w:szCs w:val="20"/>
               </w:rPr>
-              <w:t xml:space="preserve">9.13</w:t>
+              <w:t xml:space="preserve">9.1</w:t>
             </w:r>
           </w:p>
         </w:tc>
@@ -1229,7 +1229,7 @@
                 <w:sz w:val="20"/>
                 <w:szCs w:val="20"/>
               </w:rPr>
-              <w:t xml:space="preserve">11</w:t>
+              <w:t xml:space="preserve">10</w:t>
             </w:r>
           </w:p>
         </w:tc>
@@ -1264,7 +1264,7 @@
                 <w:sz w:val="20"/>
                 <w:szCs w:val="20"/>
               </w:rPr>
-              <w:t xml:space="preserve">3.64</w:t>
+              <w:t xml:space="preserve">3.6</w:t>
             </w:r>
           </w:p>
         </w:tc>
@@ -1334,7 +1334,7 @@
                 <w:sz w:val="20"/>
                 <w:szCs w:val="20"/>
               </w:rPr>
-              <w:t xml:space="preserve">7.27</w:t>
+              <w:t xml:space="preserve">7.2</w:t>
             </w:r>
           </w:p>
         </w:tc>
@@ -1369,7 +1369,7 @@
                 <w:sz w:val="20"/>
                 <w:szCs w:val="20"/>
               </w:rPr>
-              <w:t xml:space="preserve">8</w:t>
+              <w:t xml:space="preserve">7</w:t>
             </w:r>
           </w:p>
         </w:tc>
@@ -1474,7 +1474,7 @@
                 <w:sz w:val="20"/>
                 <w:szCs w:val="20"/>
               </w:rPr>
-              <w:t xml:space="preserve">33</w:t>
+              <w:t xml:space="preserve">34</w:t>
             </w:r>
           </w:p>
         </w:tc>
@@ -1508,7 +1508,7 @@
                 <w:sz w:val="20"/>
                 <w:szCs w:val="20"/>
               </w:rPr>
-              <w:t xml:space="preserve">3.58</w:t>
+              <w:t xml:space="preserve">3.56</w:t>
             </w:r>
           </w:p>
         </w:tc>
@@ -1576,7 +1576,7 @@
                 <w:sz w:val="20"/>
                 <w:szCs w:val="20"/>
               </w:rPr>
-              <w:t xml:space="preserve">7.15</w:t>
+              <w:t xml:space="preserve">7.12</w:t>
             </w:r>
           </w:p>
         </w:tc>
@@ -1610,7 +1610,7 @@
                 <w:sz w:val="20"/>
                 <w:szCs w:val="20"/>
               </w:rPr>
-              <w:t xml:space="preserve">8</w:t>
+              <w:t xml:space="preserve">7</w:t>
             </w:r>
           </w:p>
         </w:tc>
@@ -1716,7 +1716,7 @@
                 <w:sz w:val="20"/>
                 <w:szCs w:val="20"/>
               </w:rPr>
-              <w:t xml:space="preserve">38</w:t>
+              <w:t xml:space="preserve">39</w:t>
             </w:r>
           </w:p>
         </w:tc>
@@ -1751,7 +1751,7 @@
                 <w:sz w:val="20"/>
                 <w:szCs w:val="20"/>
               </w:rPr>
-              <w:t xml:space="preserve">6.89</w:t>
+              <w:t xml:space="preserve">7.08</w:t>
             </w:r>
           </w:p>
         </w:tc>
@@ -1817,11 +1817,11 @@
                 <w:rFonts w:ascii="Arial" w:cs="Arial" w:eastAsia="Arial" w:hAnsi="Arial"/>
                 <w:b/>
                 <w:bCs/>
-                <w:color w:val="C0392B"/>
-                <w:sz w:val="20"/>
-                <w:szCs w:val="20"/>
-              </w:rPr>
-              <w:t xml:space="preserve">6.89</w:t>
+                <w:color w:val="E67E22"/>
+                <w:sz w:val="20"/>
+                <w:szCs w:val="20"/>
+              </w:rPr>
+              <w:t xml:space="preserve">7.08</w:t>
             </w:r>
           </w:p>
         </w:tc>
@@ -1887,11 +1887,11 @@
                 <w:rFonts w:ascii="Arial" w:cs="Arial" w:eastAsia="Arial" w:hAnsi="Arial"/>
                 <w:b/>
                 <w:bCs/>
-                <w:color w:val="C0392B"/>
-                <w:sz w:val="20"/>
-                <w:szCs w:val="20"/>
-              </w:rPr>
-              <w:t xml:space="preserve">要改善</w:t>
+                <w:color w:val="E67E22"/>
+                <w:sz w:val="20"/>
+                <w:szCs w:val="20"/>
+              </w:rPr>
+              <w:t xml:space="preserve">概ね良好</w:t>
             </w:r>
           </w:p>
         </w:tc>
@@ -1961,7 +1961,7 @@
                 <w:sz w:val="20"/>
                 <w:szCs w:val="20"/>
               </w:rPr>
-              <w:t xml:space="preserve">5</w:t>
+              <w:t xml:space="preserve">6</w:t>
             </w:r>
           </w:p>
         </w:tc>
@@ -2171,7 +2171,7 @@
           <w:sz w:val="21"/>
           <w:szCs w:val="21"/>
         </w:rPr>
-        <w:t xml:space="preserve">評価分布は10点（31.4%）に最も多く、8点以上の高評価が67.1%を占めています。低評価（1-4点）は計16件（11.4%）です。</w:t>
+        <w:t xml:space="preserve">評価分布は10点（30.0%）に最も多く、8点以上の高評価が66.4%を占めています。低評価（1-4点）は計15件（10.7%）です。</w:t>
       </w:r>
     </w:p>
     <w:p>
@@ -2406,7 +2406,7 @@
                 <w:sz w:val="20"/>
                 <w:szCs w:val="20"/>
               </w:rPr>
-              <w:t xml:space="preserve">44</w:t>
+              <w:t xml:space="preserve">42</w:t>
             </w:r>
           </w:p>
         </w:tc>
@@ -2441,7 +2441,7 @@
                 <w:sz w:val="20"/>
                 <w:szCs w:val="20"/>
               </w:rPr>
-              <w:t xml:space="preserve">31.4%</w:t>
+              <w:t xml:space="preserve">30.0%</w:t>
             </w:r>
           </w:p>
         </w:tc>
@@ -2479,7 +2479,7 @@
                 <w:sz w:val="18"/>
                 <w:szCs w:val="18"/>
               </w:rPr>
-              <w:t xml:space="preserve"> 44件</w:t>
+              <w:t xml:space="preserve"> 42件</w:t>
             </w:r>
           </w:p>
         </w:tc>
@@ -2551,7 +2551,7 @@
                 <w:sz w:val="20"/>
                 <w:szCs w:val="20"/>
               </w:rPr>
-              <w:t xml:space="preserve">14</w:t>
+              <w:t xml:space="preserve">15</w:t>
             </w:r>
           </w:p>
         </w:tc>
@@ -2586,7 +2586,7 @@
                 <w:sz w:val="20"/>
                 <w:szCs w:val="20"/>
               </w:rPr>
-              <w:t xml:space="preserve">10.0%</w:t>
+              <w:t xml:space="preserve">10.7%</w:t>
             </w:r>
           </w:p>
         </w:tc>
@@ -2614,7 +2614,7 @@
                 <w:sz w:val="20"/>
                 <w:szCs w:val="20"/>
               </w:rPr>
-              <w:t xml:space="preserve">██████</w:t>
+              <w:t xml:space="preserve">███████</w:t>
             </w:r>
             <w:r>
               <w:rPr>
@@ -2623,7 +2623,7 @@
                 <w:sz w:val="18"/>
                 <w:szCs w:val="18"/>
               </w:rPr>
-              <w:t xml:space="preserve"> 14件</w:t>
+              <w:t xml:space="preserve"> 15件</w:t>
             </w:r>
           </w:p>
         </w:tc>
@@ -2759,7 +2759,7 @@
                 <w:sz w:val="20"/>
                 <w:szCs w:val="20"/>
               </w:rPr>
-              <w:t xml:space="preserve">████████████████</w:t>
+              <w:t xml:space="preserve">█████████████████</w:t>
             </w:r>
             <w:r>
               <w:rPr>
@@ -2984,7 +2984,7 @@
                 <w:sz w:val="20"/>
                 <w:szCs w:val="20"/>
               </w:rPr>
-              <w:t xml:space="preserve">21</w:t>
+              <w:t xml:space="preserve">23</w:t>
             </w:r>
           </w:p>
         </w:tc>
@@ -3019,7 +3019,7 @@
                 <w:sz w:val="20"/>
                 <w:szCs w:val="20"/>
               </w:rPr>
-              <w:t xml:space="preserve">15.0%</w:t>
+              <w:t xml:space="preserve">16.4%</w:t>
             </w:r>
           </w:p>
         </w:tc>
@@ -3048,7 +3048,7 @@
                 <w:sz w:val="20"/>
                 <w:szCs w:val="20"/>
               </w:rPr>
-              <w:t xml:space="preserve">██████████</w:t>
+              <w:t xml:space="preserve">███████████</w:t>
             </w:r>
             <w:r>
               <w:rPr>
@@ -3057,7 +3057,7 @@
                 <w:sz w:val="18"/>
                 <w:szCs w:val="18"/>
               </w:rPr>
-              <w:t xml:space="preserve"> 21件</w:t>
+              <w:t xml:space="preserve"> 23件</w:t>
             </w:r>
           </w:p>
         </w:tc>
@@ -3418,7 +3418,7 @@
                 <w:sz w:val="20"/>
                 <w:szCs w:val="20"/>
               </w:rPr>
-              <w:t xml:space="preserve">4</w:t>
+              <w:t xml:space="preserve">3</w:t>
             </w:r>
           </w:p>
         </w:tc>
@@ -3453,7 +3453,7 @@
                 <w:sz w:val="20"/>
                 <w:szCs w:val="20"/>
               </w:rPr>
-              <w:t xml:space="preserve">2.9%</w:t>
+              <w:t xml:space="preserve">2.1%</w:t>
             </w:r>
           </w:p>
         </w:tc>
@@ -3481,7 +3481,7 @@
                 <w:sz w:val="20"/>
                 <w:szCs w:val="20"/>
               </w:rPr>
-              <w:t xml:space="preserve">██</w:t>
+              <w:t xml:space="preserve">█</w:t>
             </w:r>
             <w:r>
               <w:rPr>
@@ -3490,7 +3490,7 @@
                 <w:sz w:val="18"/>
                 <w:szCs w:val="18"/>
               </w:rPr>
-              <w:t xml:space="preserve"> 4件</w:t>
+              <w:t xml:space="preserve"> 3件</w:t>
             </w:r>
           </w:p>
         </w:tc>
@@ -3855,7 +3855,7 @@
                 <w:sz w:val="24"/>
                 <w:szCs w:val="24"/>
               </w:rPr>
-              <w:t xml:space="preserve">94件（67.1%）</w:t>
+              <w:t xml:space="preserve">93件（66.4%）</w:t>
             </w:r>
           </w:p>
         </w:tc>
@@ -3906,7 +3906,7 @@
                 <w:sz w:val="24"/>
                 <w:szCs w:val="24"/>
               </w:rPr>
-              <w:t xml:space="preserve">30件（21.4%）</w:t>
+              <w:t xml:space="preserve">32件（22.9%）</w:t>
             </w:r>
           </w:p>
         </w:tc>
@@ -3957,7 +3957,7 @@
                 <w:sz w:val="24"/>
                 <w:szCs w:val="24"/>
               </w:rPr>
-              <w:t xml:space="preserve">16件（11.4%）</w:t>
+              <w:t xml:space="preserve">15件（10.7%）</w:t>
             </w:r>
           </w:p>
         </w:tc>
@@ -4231,7 +4231,7 @@
                 <w:sz w:val="20"/>
                 <w:szCs w:val="20"/>
               </w:rPr>
-              <w:t xml:space="preserve">「博多駅前の立地が最高で、とても便利です」「旅行の手配、清潔さ、立地、そして毎日の朝食まで、すべてが素晴らしかったです」</w:t>
+              <w:t xml:space="preserve">「駅に近く子連れだったので、とても便利でした」「博多駅前の立地が最高で、とても便利です」</w:t>
             </w:r>
           </w:p>
         </w:tc>
@@ -4442,7 +4442,7 @@
                 <w:sz w:val="20"/>
                 <w:szCs w:val="20"/>
               </w:rPr>
-              <w:t xml:space="preserve">「早い時間に到着して、デスクスタッフの方が親切にキャリア保管などご案内いただきありがとうございました」「スタッフみなさん感じが良くて良かった」</w:t>
+              <w:t xml:space="preserve">「スタッフの対応は親切でした」「早い時間に到着して、デスクのスタッフが親切にキャリアの保管などご案内いただきありがとうございます」</w:t>
             </w:r>
           </w:p>
         </w:tc>
@@ -4478,7 +4478,7 @@
                 <w:sz w:val="20"/>
                 <w:szCs w:val="20"/>
               </w:rPr>
-              <w:t xml:space="preserve">快適さ・設備</w:t>
+              <w:t xml:space="preserve">清潔さ・清掃</w:t>
             </w:r>
           </w:p>
         </w:tc>
@@ -4546,7 +4546,7 @@
                 <w:sz w:val="20"/>
                 <w:szCs w:val="20"/>
               </w:rPr>
-              <w:t xml:space="preserve">「部屋の中、特にユニットバスが古い造りで、洗面所の蛇口が2口式なのが残念ですが、それ以外は快適でした」「足と臀部のマッサージ機能があり、とても快適です」</w:t>
+              <w:t xml:space="preserve">「清潔さは十分にきれいだと思います」「旅行の手配、清潔さ、立地、そして毎日の朝食まで、すべてが素晴らしかったです」</w:t>
             </w:r>
           </w:p>
         </w:tc>
@@ -4583,7 +4583,7 @@
                 <w:sz w:val="20"/>
                 <w:szCs w:val="20"/>
               </w:rPr>
-              <w:t xml:space="preserve">清潔さ・清掃</w:t>
+              <w:t xml:space="preserve">快適さ・設備</w:t>
             </w:r>
           </w:p>
         </w:tc>
@@ -4653,7 +4653,7 @@
                 <w:sz w:val="20"/>
                 <w:szCs w:val="20"/>
               </w:rPr>
-              <w:t xml:space="preserve">「旅行の手配、清潔さ、立地、そして毎日の朝食まで、すべてが素晴らしかったです」「部屋はとても綺麗」</w:t>
+              <w:t xml:space="preserve">「古い建物だったが部屋には空気清浄機もおいてありベッドの寝心地も良かったです」「部屋の中、特にユニットバスが古い造りで、洗面所の蛇口が2口式なのが残念ですが、それ以外は快適でした」</w:t>
             </w:r>
           </w:p>
         </w:tc>
@@ -4797,7 +4797,7 @@
           <w:sz w:val="21"/>
           <w:szCs w:val="21"/>
         </w:rPr>
-        <w:t xml:space="preserve">口コミの多数で「立地・アクセス」に関するポジティブな言及が見られ、コンフォートホテル博多の最大の差別化要因となっています。博多駅前の立地が最高で、とても便利ですといった声が多数寄せられています。</w:t>
+        <w:t xml:space="preserve">口コミの多数で「立地・アクセス」に関するポジティブな言及が見られ、コンフォートホテル博多の最大の差別化要因となっています。駅に近く子連れだったので、とても便利でしたといった声が多数寄せられています。</w:t>
       </w:r>
     </w:p>
     <w:p>
@@ -4816,7 +4816,7 @@
           <w:sz w:val="21"/>
           <w:szCs w:val="21"/>
         </w:rPr>
-        <w:t xml:space="preserve">博多駅前の立地が最高で、とても便利です</w:t>
+        <w:t xml:space="preserve">駅に近く子連れだったので、とても便利でした</w:t>
       </w:r>
     </w:p>
     <w:p>
@@ -4835,7 +4835,7 @@
           <w:sz w:val="21"/>
           <w:szCs w:val="21"/>
         </w:rPr>
-        <w:t xml:space="preserve">旅行の手配、清潔さ、立地、そして毎日の朝食まで、すべてが素晴らしかったです</w:t>
+        <w:t xml:space="preserve">博多駅前の立地が最高で、とても便利です</w:t>
       </w:r>
     </w:p>
     <w:p>
@@ -4854,7 +4854,7 @@
           <w:sz w:val="21"/>
           <w:szCs w:val="21"/>
         </w:rPr>
-        <w:t xml:space="preserve">部屋は確かに古さはあるが、部屋も広くて、立地がとにかく良いのでまたお世話になりたい</w:t>
+        <w:t xml:space="preserve">旅行の手配、清潔さ、立地、そして毎日の朝食まで、すべてが素晴らしかったです</w:t>
       </w:r>
     </w:p>
     <w:p>
@@ -5196,7 +5196,7 @@
                 <w:sz w:val="20"/>
                 <w:szCs w:val="20"/>
               </w:rPr>
-              <w:t xml:space="preserve">部屋の中、特にユニットバスが古い造りで、洗面所の蛇口が2口式なのが残念ですが、それ以外は快適でした</w:t>
+              <w:t xml:space="preserve">古い建物だったが部屋には空気清浄機もおいてありベッドの寝心地も良かったです</w:t>
             </w:r>
           </w:p>
         </w:tc>
@@ -5230,7 +5230,7 @@
                 <w:sz w:val="20"/>
                 <w:szCs w:val="20"/>
               </w:rPr>
-              <w:t xml:space="preserve">重大・20件</w:t>
+              <w:t xml:space="preserve">重大・19件</w:t>
             </w:r>
           </w:p>
         </w:tc>
@@ -5647,7 +5647,7 @@
                 <w:sz w:val="20"/>
                 <w:szCs w:val="20"/>
               </w:rPr>
-              <w:t xml:space="preserve">重大・10件</w:t>
+              <w:t xml:space="preserve">重大・9件</w:t>
             </w:r>
           </w:p>
         </w:tc>
@@ -7088,7 +7088,7 @@
                 <w:sz w:val="20"/>
                 <w:szCs w:val="20"/>
               </w:rPr>
-              <w:t xml:space="preserve">7.80点</w:t>
+              <w:t xml:space="preserve">7.79点</w:t>
             </w:r>
           </w:p>
         </w:tc>
@@ -7228,7 +7228,7 @@
                 <w:sz w:val="20"/>
                 <w:szCs w:val="20"/>
               </w:rPr>
-              <w:t xml:space="preserve">67.1%</w:t>
+              <w:t xml:space="preserve">66.4%</w:t>
             </w:r>
           </w:p>
         </w:tc>
@@ -7263,7 +7263,7 @@
                 <w:sz w:val="20"/>
                 <w:szCs w:val="20"/>
               </w:rPr>
-              <w:t xml:space="preserve">77%以上</w:t>
+              <w:t xml:space="preserve">76%以上</w:t>
             </w:r>
           </w:p>
         </w:tc>
@@ -7368,7 +7368,7 @@
                 <w:sz w:val="20"/>
                 <w:szCs w:val="20"/>
               </w:rPr>
-              <w:t xml:space="preserve">11.4%</w:t>
+              <w:t xml:space="preserve">10.7%</w:t>
             </w:r>
           </w:p>
         </w:tc>
@@ -7788,7 +7788,7 @@
                 <w:sz w:val="20"/>
                 <w:szCs w:val="20"/>
               </w:rPr>
-              <w:t xml:space="preserve">約20件/期間</w:t>
+              <w:t xml:space="preserve">約19件/期間</w:t>
             </w:r>
           </w:p>
         </w:tc>
@@ -7823,7 +7823,7 @@
                 <w:sz w:val="20"/>
                 <w:szCs w:val="20"/>
               </w:rPr>
-              <w:t xml:space="preserve">10件以下</w:t>
+              <w:t xml:space="preserve">9件以下</w:t>
             </w:r>
           </w:p>
         </w:tc>
@@ -7919,7 +7919,7 @@
           <w:sz w:val="22"/>
           <w:szCs w:val="22"/>
         </w:rPr>
-        <w:t xml:space="preserve">[1] Trip.com / 10点 / 2026-03-20</w:t>
+        <w:t xml:space="preserve">[1] Trip.com / 10点 / 2026-03-21</w:t>
       </w:r>
     </w:p>
     <w:p>
@@ -7934,7 +7934,7 @@
           <w:sz w:val="21"/>
           <w:szCs w:val="21"/>
         </w:rPr>
-        <w:t xml:space="preserve">また訪れる価値がある！</w:t>
+        <w:t xml:space="preserve">従業員がいつも待機中で問題が発生したり、キャリアを任せるときはいつも笑ってうまく解決してくれます。  清潔さは十分にきれいだと思います</w:t>
       </w:r>
     </w:p>
     <w:p>
@@ -7955,7 +7955,7 @@
           <w:sz w:val="22"/>
           <w:szCs w:val="22"/>
         </w:rPr>
-        <w:t xml:space="preserve">[2] Booking.com / 8点 / 2026-03-19</w:t>
+        <w:t xml:space="preserve">[2] Trip.com / 10点 / 2026-03-20</w:t>
       </w:r>
     </w:p>
     <w:p>
@@ -7970,7 +7970,7 @@
           <w:sz w:val="21"/>
           <w:szCs w:val="21"/>
         </w:rPr>
-        <w:t xml:space="preserve">Bien qu'en face de la gare, très bonne insonorisation de la chambre. Situation plein centre ville et proche train, métro,bus</w:t>
+        <w:t xml:space="preserve">また訪れる価値がある！</w:t>
       </w:r>
     </w:p>
     <w:p>
@@ -7991,7 +7991,7 @@
           <w:sz w:val="22"/>
           <w:szCs w:val="22"/>
         </w:rPr>
-        <w:t xml:space="preserve">[3] Trip.com / 8点 / 2026-03-19</w:t>
+        <w:t xml:space="preserve">[3] Booking.com / 8点 / 2026-03-19</w:t>
       </w:r>
     </w:p>
     <w:p>
@@ -8006,7 +8006,7 @@
           <w:sz w:val="21"/>
           <w:szCs w:val="21"/>
         </w:rPr>
-        <w:t xml:space="preserve">朝食はほぼ毎日同じです。部屋は少し暗く、照明が十分ではありません。</w:t>
+        <w:t xml:space="preserve">Bien qu'en face de la gare, très bonne insonorisation de la chambre. Situation plein centre ville et proche train, métro,bus</w:t>
       </w:r>
     </w:p>
     <w:p>
@@ -8027,7 +8027,7 @@
           <w:sz w:val="22"/>
           <w:szCs w:val="22"/>
         </w:rPr>
-        <w:t xml:space="preserve">[4] Google / 10点 / 2026-03-18</w:t>
+        <w:t xml:space="preserve">[4] Trip.com / 8点 / 2026-03-19</w:t>
       </w:r>
     </w:p>
     <w:p>
@@ -8042,7 +8042,7 @@
           <w:sz w:val="21"/>
           <w:szCs w:val="21"/>
         </w:rPr>
-        <w:t xml:space="preserve">足と臀部のマッサージ機能があり、とても快適です。</w:t>
+        <w:t xml:space="preserve">朝食はほぼ毎日同じです。部屋は少し暗く、照明が十分ではありません。</w:t>
       </w:r>
     </w:p>
     <w:p>
@@ -8063,7 +8063,7 @@
           <w:sz w:val="22"/>
           <w:szCs w:val="22"/>
         </w:rPr>
-        <w:t xml:space="preserve">[5] Trip.com / 10点 / 2026-03-18</w:t>
+        <w:t xml:space="preserve">[5] Google / 10点 / 2026-03-18</w:t>
       </w:r>
     </w:p>
     <w:p>
@@ -8078,7 +8078,7 @@
           <w:sz w:val="21"/>
           <w:szCs w:val="21"/>
         </w:rPr>
-        <w:t xml:space="preserve">旅行の手配、清潔さ、立地、そして毎日の朝食まで、すべてが素晴らしかったです。</w:t>
+        <w:t xml:space="preserve">足と臀部のマッサージ機能があり、とても快適です。</w:t>
       </w:r>
     </w:p>
     <w:p>
@@ -8099,7 +8099,7 @@
           <w:sz w:val="22"/>
           <w:szCs w:val="22"/>
         </w:rPr>
-        <w:t xml:space="preserve">[6] Google / 2点 / 2026-03-19</w:t>
+        <w:t xml:space="preserve">[6] 楽天トラベル / 6点 / 2026-03-20</w:t>
       </w:r>
     </w:p>
     <w:p>
@@ -8114,7 +8114,7 @@
           <w:sz w:val="21"/>
           <w:szCs w:val="21"/>
         </w:rPr>
-        <w:t xml:space="preserve">不慣れな年寄りだけで宿泊するのは無理 システムが良くない</w:t>
+        <w:t xml:space="preserve">古い建物だったが部屋には空気清浄機もおいてありベッドの寝心地も良かったです。天井のシミや壁紙が一部剥がれていたりライトの埃が気になった。スタッフの対応は親切でした。駅に近く子連れだったので、とても便利でした。ありがとうございました。</w:t>
       </w:r>
     </w:p>
     <w:p>
@@ -8135,7 +8135,43 @@
           <w:sz w:val="22"/>
           <w:szCs w:val="22"/>
         </w:rPr>
-        <w:t xml:space="preserve">[7] Booking.com / 3点 / 2026-03-18</w:t>
+        <w:t xml:space="preserve">[7] Google / 2点 / 2026-03-19</w:t>
+      </w:r>
+    </w:p>
+    <w:p>
+      <w:pPr>
+        <w:spacing w:after="120" w:line="320"/>
+        <w:jc w:val="left"/>
+      </w:pPr>
+      <w:r>
+        <w:rPr>
+          <w:rFonts w:ascii="Arial" w:cs="Arial" w:eastAsia="Arial" w:hAnsi="Arial"/>
+          <w:color w:val="333333"/>
+          <w:sz w:val="21"/>
+          <w:szCs w:val="21"/>
+        </w:rPr>
+        <w:t xml:space="preserve">不慣れな年寄りだけで宿泊するのは無理 システムが良くない</w:t>
+      </w:r>
+    </w:p>
+    <w:p>
+      <w:pPr>
+        <w:spacing w:after="60"/>
+      </w:pPr>
+    </w:p>
+    <w:p>
+      <w:pPr>
+        <w:spacing w:after="120" w:before="200"/>
+      </w:pPr>
+      <w:r>
+        <w:rPr>
+          <w:rFonts w:ascii="Arial" w:cs="Arial" w:eastAsia="Arial" w:hAnsi="Arial"/>
+          <w:b/>
+          <w:bCs/>
+          <w:color w:val="1B3A5C"/>
+          <w:sz w:val="22"/>
+          <w:szCs w:val="22"/>
+        </w:rPr>
+        <w:t xml:space="preserve">[8] Booking.com / 3点 / 2026-03-18</w:t>
       </w:r>
     </w:p>
     <w:p>
@@ -8197,7 +8233,7 @@
           <w:sz w:val="22"/>
           <w:szCs w:val="22"/>
         </w:rPr>
-        <w:t xml:space="preserve">[8] じゃらん / 6点 / 2026-03-18</w:t>
+        <w:t xml:space="preserve">[9] じゃらん / 6点 / 2026-03-18</w:t>
       </w:r>
     </w:p>
     <w:p>
@@ -8233,7 +8269,7 @@
           <w:sz w:val="22"/>
           <w:szCs w:val="22"/>
         </w:rPr>
-        <w:t xml:space="preserve">[9] Booking.com / 4点 / 2026-03-09</w:t>
+        <w:t xml:space="preserve">[10] Booking.com / 4点 / 2026-03-09</w:t>
       </w:r>
     </w:p>
     <w:p>
@@ -8275,42 +8311,6 @@
           <w:szCs w:val="21"/>
         </w:rPr>
         <w:t xml:space="preserve">トイレが全体的に悪い。便座が暖かくないお尻が冷たい。残念</w:t>
-      </w:r>
-    </w:p>
-    <w:p>
-      <w:pPr>
-        <w:spacing w:after="60"/>
-      </w:pPr>
-    </w:p>
-    <w:p>
-      <w:pPr>
-        <w:spacing w:after="120" w:before="200"/>
-      </w:pPr>
-      <w:r>
-        <w:rPr>
-          <w:rFonts w:ascii="Arial" w:cs="Arial" w:eastAsia="Arial" w:hAnsi="Arial"/>
-          <w:b/>
-          <w:bCs/>
-          <w:color w:val="1B3A5C"/>
-          <w:sz w:val="22"/>
-          <w:szCs w:val="22"/>
-        </w:rPr>
-        <w:t xml:space="preserve">[10] Google / 2点 / 2026-03-08</w:t>
-      </w:r>
-    </w:p>
-    <w:p>
-      <w:pPr>
-        <w:spacing w:after="120" w:line="320"/>
-        <w:jc w:val="left"/>
-      </w:pPr>
-      <w:r>
-        <w:rPr>
-          <w:rFonts w:ascii="Arial" w:cs="Arial" w:eastAsia="Arial" w:hAnsi="Arial"/>
-          <w:color w:val="333333"/>
-          <w:sz w:val="21"/>
-          <w:szCs w:val="21"/>
-        </w:rPr>
-        <w:t xml:space="preserve">ここは韓国の80年代の旅館レベルです。 冷蔵庫ベッド完全に来ないでください</w:t>
       </w:r>
     </w:p>
     <w:p>
@@ -8375,7 +8375,7 @@
                 <w:sz w:val="21"/>
                 <w:szCs w:val="21"/>
               </w:rPr>
-              <w:t xml:space="preserve">コンフォートホテル博多は、全体平均7.80点（10点換算）、高評価率67.1%という一定の顧客満足度を示しているホテルです。特に「立地・アクセス」「朝食」が多くのゲストから高く評価されています。</w:t>
+              <w:t xml:space="preserve">コンフォートホテル博多は、全体平均7.79点（10点換算）、高評価率66.4%という一定の顧客満足度を示しているホテルです。特に「立地・アクセス」「朝食」が多くのゲストから高く評価されています。</w:t>
             </w:r>
           </w:p>
           <w:p>

--- a/納品レポート/ホテル別レポート/comfort_hakata_口コミ分析改善レポート.docx
+++ b/納品レポート/ホテル別レポート/comfort_hakata_口コミ分析改善レポート.docx
@@ -111,7 +111,7 @@
           <w:sz w:val="20"/>
           <w:szCs w:val="20"/>
         </w:rPr>
-        <w:t xml:space="preserve">対象サイト：Trip.com / じゃらん / Google / Booking.com / 楽天トラベル</w:t>
+        <w:t xml:space="preserve">対象サイト：Trip.com / Booking.com / Google / じゃらん / 楽天トラベル</w:t>
       </w:r>
     </w:p>
     <w:p>
@@ -131,7 +131,7 @@
           <w:sz w:val="20"/>
           <w:szCs w:val="20"/>
         </w:rPr>
-        <w:t xml:space="preserve">作成日：2026年3月21日</w:t>
+        <w:t xml:space="preserve">作成日：2026年3月23日</w:t>
       </w:r>
     </w:p>
     <w:p>
@@ -261,7 +261,7 @@
                 <w:sz w:val="36"/>
                 <w:szCs w:val="36"/>
               </w:rPr>
-              <w:t xml:space="preserve">7.79</w:t>
+              <w:t xml:space="preserve">7.72</w:t>
             </w:r>
           </w:p>
         </w:tc>
@@ -310,7 +310,7 @@
                 <w:sz w:val="36"/>
                 <w:szCs w:val="36"/>
               </w:rPr>
-              <w:t xml:space="preserve">66.4%</w:t>
+              <w:t xml:space="preserve">65.7%</w:t>
             </w:r>
           </w:p>
         </w:tc>
@@ -359,7 +359,7 @@
                 <w:sz w:val="36"/>
                 <w:szCs w:val="36"/>
               </w:rPr>
-              <w:t xml:space="preserve">10.7%</w:t>
+              <w:t xml:space="preserve">12.1%</w:t>
             </w:r>
           </w:p>
         </w:tc>
@@ -448,7 +448,7 @@
           <w:sz w:val="21"/>
           <w:szCs w:val="21"/>
         </w:rPr>
-        <w:t xml:space="preserve">全体平均スコア7.79点（10点換算）は概ね標準的な水準であり、66.4%が高評価（8-10点）に分類されます。低評価（1-4点）は15件（10.7%）で、一定の改善課題があります。Trip.com（9.10点）で特に高い評価を獲得しています。</w:t>
+        <w:t xml:space="preserve">全体平均スコア7.72点（10点換算）は概ね標準的な水準であり、65.7%が高評価（8-10点）に分類されます。低評価（1-4点）は17件（12.1%）で、一定の改善課題があります。Trip.com（9.00点）で特に高い評価を獲得しています。</w:t>
       </w:r>
     </w:p>
     <w:p>
@@ -463,7 +463,7 @@
           <w:sz w:val="21"/>
           <w:szCs w:val="21"/>
         </w:rPr>
-        <w:t xml:space="preserve">一方で、楽天トラベル（6.0点）では相対的に低いスコアとなっており、改善の余地があります。全体としては「立地・アクセス」と「朝食」がホテルの主な強みとして際立っています。</w:t>
+        <w:t xml:space="preserve">一方で、楽天トラベル（6.3点）では相対的に低いスコアとなっており、改善の余地があります。全体としては「立地・アクセス」と「朝食」がホテルの主な強みとして際立っています。</w:t>
       </w:r>
     </w:p>
     <w:p>
@@ -567,7 +567,7 @@
                 <w:sz w:val="20"/>
                 <w:szCs w:val="20"/>
               </w:rPr>
-              <w:t xml:space="preserve">設備の老朽化（19件）、浴室・水回り（18件）、エアコン・空調（11件）、清掃不備（9件）</w:t>
+              <w:t xml:space="preserve">設備の老朽化（21件）、浴室・水回り（17件）、清掃不備（10件）、部屋の狭さ（9件）</w:t>
             </w:r>
           </w:p>
           <w:p>
@@ -987,7 +987,7 @@
                 <w:sz w:val="20"/>
                 <w:szCs w:val="20"/>
               </w:rPr>
-              <w:t xml:space="preserve">51</w:t>
+              <w:t xml:space="preserve">52</w:t>
             </w:r>
           </w:p>
         </w:tc>
@@ -1021,7 +1021,7 @@
                 <w:sz w:val="20"/>
                 <w:szCs w:val="20"/>
               </w:rPr>
-              <w:t xml:space="preserve">9.1</w:t>
+              <w:t xml:space="preserve">9</w:t>
             </w:r>
           </w:p>
         </w:tc>
@@ -1089,7 +1089,7 @@
                 <w:sz w:val="20"/>
                 <w:szCs w:val="20"/>
               </w:rPr>
-              <w:t xml:space="preserve">9.1</w:t>
+              <w:t xml:space="preserve">9</w:t>
             </w:r>
           </w:p>
         </w:tc>
@@ -1123,7 +1123,7 @@
                 <w:sz w:val="20"/>
                 <w:szCs w:val="20"/>
               </w:rPr>
-              <w:t xml:space="preserve">10</w:t>
+              <w:t xml:space="preserve">9.5</w:t>
             </w:r>
           </w:p>
         </w:tc>
@@ -1194,7 +1194,7 @@
                 <w:sz w:val="20"/>
                 <w:szCs w:val="20"/>
               </w:rPr>
-              <w:t xml:space="preserve">じゃらん</w:t>
+              <w:t xml:space="preserve">Booking.com</w:t>
             </w:r>
           </w:p>
         </w:tc>
@@ -1229,7 +1229,7 @@
                 <w:sz w:val="20"/>
                 <w:szCs w:val="20"/>
               </w:rPr>
-              <w:t xml:space="preserve">10</w:t>
+              <w:t xml:space="preserve">39</w:t>
             </w:r>
           </w:p>
         </w:tc>
@@ -1264,7 +1264,7 @@
                 <w:sz w:val="20"/>
                 <w:szCs w:val="20"/>
               </w:rPr>
-              <w:t xml:space="preserve">3.6</w:t>
+              <w:t xml:space="preserve">7.05</w:t>
             </w:r>
           </w:p>
         </w:tc>
@@ -1299,7 +1299,7 @@
                 <w:sz w:val="20"/>
                 <w:szCs w:val="20"/>
               </w:rPr>
-              <w:t xml:space="preserve">/5 (×2)</w:t>
+              <w:t xml:space="preserve">/10</w:t>
             </w:r>
           </w:p>
         </w:tc>
@@ -1334,7 +1334,7 @@
                 <w:sz w:val="20"/>
                 <w:szCs w:val="20"/>
               </w:rPr>
-              <w:t xml:space="preserve">7.2</w:t>
+              <w:t xml:space="preserve">7.05</w:t>
             </w:r>
           </w:p>
         </w:tc>
@@ -1369,7 +1369,7 @@
                 <w:sz w:val="20"/>
                 <w:szCs w:val="20"/>
               </w:rPr>
-              <w:t xml:space="preserve">7</w:t>
+              <w:t xml:space="preserve">8</w:t>
             </w:r>
           </w:p>
         </w:tc>
@@ -1474,7 +1474,7 @@
                 <w:sz w:val="20"/>
                 <w:szCs w:val="20"/>
               </w:rPr>
-              <w:t xml:space="preserve">34</w:t>
+              <w:t xml:space="preserve">33</w:t>
             </w:r>
           </w:p>
         </w:tc>
@@ -1508,7 +1508,7 @@
                 <w:sz w:val="20"/>
                 <w:szCs w:val="20"/>
               </w:rPr>
-              <w:t xml:space="preserve">3.56</w:t>
+              <w:t xml:space="preserve">3.52</w:t>
             </w:r>
           </w:p>
         </w:tc>
@@ -1576,7 +1576,7 @@
                 <w:sz w:val="20"/>
                 <w:szCs w:val="20"/>
               </w:rPr>
-              <w:t xml:space="preserve">7.12</w:t>
+              <w:t xml:space="preserve">7.03</w:t>
             </w:r>
           </w:p>
         </w:tc>
@@ -1610,7 +1610,7 @@
                 <w:sz w:val="20"/>
                 <w:szCs w:val="20"/>
               </w:rPr>
-              <w:t xml:space="preserve">7</w:t>
+              <w:t xml:space="preserve">6</w:t>
             </w:r>
           </w:p>
         </w:tc>
@@ -1681,7 +1681,7 @@
                 <w:sz w:val="20"/>
                 <w:szCs w:val="20"/>
               </w:rPr>
-              <w:t xml:space="preserve">Booking.com</w:t>
+              <w:t xml:space="preserve">じゃらん</w:t>
             </w:r>
           </w:p>
         </w:tc>
@@ -1716,7 +1716,7 @@
                 <w:sz w:val="20"/>
                 <w:szCs w:val="20"/>
               </w:rPr>
-              <w:t xml:space="preserve">39</w:t>
+              <w:t xml:space="preserve">9</w:t>
             </w:r>
           </w:p>
         </w:tc>
@@ -1751,7 +1751,7 @@
                 <w:sz w:val="20"/>
                 <w:szCs w:val="20"/>
               </w:rPr>
-              <w:t xml:space="preserve">7.08</w:t>
+              <w:t xml:space="preserve">3.44</w:t>
             </w:r>
           </w:p>
         </w:tc>
@@ -1786,7 +1786,7 @@
                 <w:sz w:val="20"/>
                 <w:szCs w:val="20"/>
               </w:rPr>
-              <w:t xml:space="preserve">/10</w:t>
+              <w:t xml:space="preserve">/5 (×2)</w:t>
             </w:r>
           </w:p>
         </w:tc>
@@ -1817,11 +1817,11 @@
                 <w:rFonts w:ascii="Arial" w:cs="Arial" w:eastAsia="Arial" w:hAnsi="Arial"/>
                 <w:b/>
                 <w:bCs/>
-                <w:color w:val="E67E22"/>
-                <w:sz w:val="20"/>
-                <w:szCs w:val="20"/>
-              </w:rPr>
-              <w:t xml:space="preserve">7.08</w:t>
+                <w:color w:val="C0392B"/>
+                <w:sz w:val="20"/>
+                <w:szCs w:val="20"/>
+              </w:rPr>
+              <w:t xml:space="preserve">6.89</w:t>
             </w:r>
           </w:p>
         </w:tc>
@@ -1856,7 +1856,7 @@
                 <w:sz w:val="20"/>
                 <w:szCs w:val="20"/>
               </w:rPr>
-              <w:t xml:space="preserve">8</w:t>
+              <w:t xml:space="preserve">6</w:t>
             </w:r>
           </w:p>
         </w:tc>
@@ -1887,11 +1887,11 @@
                 <w:rFonts w:ascii="Arial" w:cs="Arial" w:eastAsia="Arial" w:hAnsi="Arial"/>
                 <w:b/>
                 <w:bCs/>
-                <w:color w:val="E67E22"/>
-                <w:sz w:val="20"/>
-                <w:szCs w:val="20"/>
-              </w:rPr>
-              <w:t xml:space="preserve">概ね良好</w:t>
+                <w:color w:val="C0392B"/>
+                <w:sz w:val="20"/>
+                <w:szCs w:val="20"/>
+              </w:rPr>
+              <w:t xml:space="preserve">要改善</w:t>
             </w:r>
           </w:p>
         </w:tc>
@@ -1961,7 +1961,7 @@
                 <w:sz w:val="20"/>
                 <w:szCs w:val="20"/>
               </w:rPr>
-              <w:t xml:space="preserve">6</w:t>
+              <w:t xml:space="preserve">7</w:t>
             </w:r>
           </w:p>
         </w:tc>
@@ -1995,7 +1995,7 @@
                 <w:sz w:val="20"/>
                 <w:szCs w:val="20"/>
               </w:rPr>
-              <w:t xml:space="preserve">3</w:t>
+              <w:t xml:space="preserve">3.14</w:t>
             </w:r>
           </w:p>
         </w:tc>
@@ -2063,7 +2063,7 @@
                 <w:sz w:val="20"/>
                 <w:szCs w:val="20"/>
               </w:rPr>
-              <w:t xml:space="preserve">6</w:t>
+              <w:t xml:space="preserve">6.29</w:t>
             </w:r>
           </w:p>
         </w:tc>
@@ -2171,7 +2171,7 @@
           <w:sz w:val="21"/>
           <w:szCs w:val="21"/>
         </w:rPr>
-        <w:t xml:space="preserve">評価分布は10点（30.0%）に最も多く、8点以上の高評価が66.4%を占めています。低評価（1-4点）は計15件（10.7%）です。</w:t>
+        <w:t xml:space="preserve">評価分布は10点（29.3%）に最も多く、8点以上の高評価が65.7%を占めています。低評価（1-4点）は計17件（12.1%）です。</w:t>
       </w:r>
     </w:p>
     <w:p>
@@ -2406,7 +2406,7 @@
                 <w:sz w:val="20"/>
                 <w:szCs w:val="20"/>
               </w:rPr>
-              <w:t xml:space="preserve">42</w:t>
+              <w:t xml:space="preserve">41</w:t>
             </w:r>
           </w:p>
         </w:tc>
@@ -2441,7 +2441,7 @@
                 <w:sz w:val="20"/>
                 <w:szCs w:val="20"/>
               </w:rPr>
-              <w:t xml:space="preserve">30.0%</w:t>
+              <w:t xml:space="preserve">29.3%</w:t>
             </w:r>
           </w:p>
         </w:tc>
@@ -2479,7 +2479,7 @@
                 <w:sz w:val="18"/>
                 <w:szCs w:val="18"/>
               </w:rPr>
-              <w:t xml:space="preserve"> 42件</w:t>
+              <w:t xml:space="preserve"> 41件</w:t>
             </w:r>
           </w:p>
         </w:tc>
@@ -2551,7 +2551,7 @@
                 <w:sz w:val="20"/>
                 <w:szCs w:val="20"/>
               </w:rPr>
-              <w:t xml:space="preserve">15</w:t>
+              <w:t xml:space="preserve">14</w:t>
             </w:r>
           </w:p>
         </w:tc>
@@ -2586,7 +2586,7 @@
                 <w:sz w:val="20"/>
                 <w:szCs w:val="20"/>
               </w:rPr>
-              <w:t xml:space="preserve">10.7%</w:t>
+              <w:t xml:space="preserve">10.0%</w:t>
             </w:r>
           </w:p>
         </w:tc>
@@ -2623,7 +2623,7 @@
                 <w:sz w:val="18"/>
                 <w:szCs w:val="18"/>
               </w:rPr>
-              <w:t xml:space="preserve"> 15件</w:t>
+              <w:t xml:space="preserve"> 14件</w:t>
             </w:r>
           </w:p>
         </w:tc>
@@ -2695,7 +2695,7 @@
                 <w:sz w:val="20"/>
                 <w:szCs w:val="20"/>
               </w:rPr>
-              <w:t xml:space="preserve">36</w:t>
+              <w:t xml:space="preserve">37</w:t>
             </w:r>
           </w:p>
         </w:tc>
@@ -2730,7 +2730,7 @@
                 <w:sz w:val="20"/>
                 <w:szCs w:val="20"/>
               </w:rPr>
-              <w:t xml:space="preserve">25.7%</w:t>
+              <w:t xml:space="preserve">26.4%</w:t>
             </w:r>
           </w:p>
         </w:tc>
@@ -2759,7 +2759,7 @@
                 <w:sz w:val="20"/>
                 <w:szCs w:val="20"/>
               </w:rPr>
-              <w:t xml:space="preserve">█████████████████</w:t>
+              <w:t xml:space="preserve">██████████████████</w:t>
             </w:r>
             <w:r>
               <w:rPr>
@@ -2768,7 +2768,7 @@
                 <w:sz w:val="18"/>
                 <w:szCs w:val="18"/>
               </w:rPr>
-              <w:t xml:space="preserve"> 36件</w:t>
+              <w:t xml:space="preserve"> 37件</w:t>
             </w:r>
           </w:p>
         </w:tc>
@@ -2984,7 +2984,7 @@
                 <w:sz w:val="20"/>
                 <w:szCs w:val="20"/>
               </w:rPr>
-              <w:t xml:space="preserve">23</w:t>
+              <w:t xml:space="preserve">22</w:t>
             </w:r>
           </w:p>
         </w:tc>
@@ -3019,7 +3019,7 @@
                 <w:sz w:val="20"/>
                 <w:szCs w:val="20"/>
               </w:rPr>
-              <w:t xml:space="preserve">16.4%</w:t>
+              <w:t xml:space="preserve">15.7%</w:t>
             </w:r>
           </w:p>
         </w:tc>
@@ -3057,7 +3057,7 @@
                 <w:sz w:val="18"/>
                 <w:szCs w:val="18"/>
               </w:rPr>
-              <w:t xml:space="preserve"> 23件</w:t>
+              <w:t xml:space="preserve"> 22件</w:t>
             </w:r>
           </w:p>
         </w:tc>
@@ -3273,7 +3273,7 @@
                 <w:sz w:val="20"/>
                 <w:szCs w:val="20"/>
               </w:rPr>
-              <w:t xml:space="preserve">8</w:t>
+              <w:t xml:space="preserve">10</w:t>
             </w:r>
           </w:p>
         </w:tc>
@@ -3308,7 +3308,7 @@
                 <w:sz w:val="20"/>
                 <w:szCs w:val="20"/>
               </w:rPr>
-              <w:t xml:space="preserve">5.7%</w:t>
+              <w:t xml:space="preserve">7.1%</w:t>
             </w:r>
           </w:p>
         </w:tc>
@@ -3337,7 +3337,7 @@
                 <w:sz w:val="20"/>
                 <w:szCs w:val="20"/>
               </w:rPr>
-              <w:t xml:space="preserve">████</w:t>
+              <w:t xml:space="preserve">█████</w:t>
             </w:r>
             <w:r>
               <w:rPr>
@@ -3346,7 +3346,7 @@
                 <w:sz w:val="18"/>
                 <w:szCs w:val="18"/>
               </w:rPr>
-              <w:t xml:space="preserve"> 8件</w:t>
+              <w:t xml:space="preserve"> 10件</w:t>
             </w:r>
           </w:p>
         </w:tc>
@@ -3855,7 +3855,7 @@
                 <w:sz w:val="24"/>
                 <w:szCs w:val="24"/>
               </w:rPr>
-              <w:t xml:space="preserve">93件（66.4%）</w:t>
+              <w:t xml:space="preserve">92件（65.7%）</w:t>
             </w:r>
           </w:p>
         </w:tc>
@@ -3906,7 +3906,7 @@
                 <w:sz w:val="24"/>
                 <w:szCs w:val="24"/>
               </w:rPr>
-              <w:t xml:space="preserve">32件（22.9%）</w:t>
+              <w:t xml:space="preserve">31件（22.1%）</w:t>
             </w:r>
           </w:p>
         </w:tc>
@@ -3957,7 +3957,7 @@
                 <w:sz w:val="24"/>
                 <w:szCs w:val="24"/>
               </w:rPr>
-              <w:t xml:space="preserve">15件（10.7%）</w:t>
+              <w:t xml:space="preserve">17件（12.1%）</w:t>
             </w:r>
           </w:p>
         </w:tc>
@@ -4335,7 +4335,7 @@
                 <w:sz w:val="20"/>
                 <w:szCs w:val="20"/>
               </w:rPr>
-              <w:t xml:space="preserve">「朝食はほぼ毎日同じです」「旅行の手配、清潔さ、立地、そして毎日の朝食まで、すべてが素晴らしかったです」</w:t>
+              <w:t xml:space="preserve">「너무 낡고 조식이 맛엊ㅅ음 古すぎて朝食が味がする」「가까움 조식 朝食」</w:t>
             </w:r>
           </w:p>
         </w:tc>
@@ -4442,7 +4442,7 @@
                 <w:sz w:val="20"/>
                 <w:szCs w:val="20"/>
               </w:rPr>
-              <w:t xml:space="preserve">「スタッフの対応は親切でした」「早い時間に到着して、デスクのスタッフが親切にキャリアの保管などご案内いただきありがとうございます」</w:t>
+              <w:t xml:space="preserve">「フロント対応はしっかり、丁寧」「スタッフの対応は親切でした」</w:t>
             </w:r>
           </w:p>
         </w:tc>
@@ -4478,7 +4478,7 @@
                 <w:sz w:val="20"/>
                 <w:szCs w:val="20"/>
               </w:rPr>
-              <w:t xml:space="preserve">清潔さ・清掃</w:t>
+              <w:t xml:space="preserve">快適さ・設備</w:t>
             </w:r>
           </w:p>
         </w:tc>
@@ -4546,7 +4546,7 @@
                 <w:sz w:val="20"/>
                 <w:szCs w:val="20"/>
               </w:rPr>
-              <w:t xml:space="preserve">「清潔さは十分にきれいだと思います」「旅行の手配、清潔さ、立地、そして毎日の朝食まで、すべてが素晴らしかったです」</w:t>
+              <w:t xml:space="preserve">「設備は古いが清潔であった」「古い建物だったが部屋には空気清浄機もおいてありベッドの寝心地も良かったです」</w:t>
             </w:r>
           </w:p>
         </w:tc>
@@ -4583,7 +4583,7 @@
                 <w:sz w:val="20"/>
                 <w:szCs w:val="20"/>
               </w:rPr>
-              <w:t xml:space="preserve">快適さ・設備</w:t>
+              <w:t xml:space="preserve">清潔さ・清掃</w:t>
             </w:r>
           </w:p>
         </w:tc>
@@ -4653,7 +4653,7 @@
                 <w:sz w:val="20"/>
                 <w:szCs w:val="20"/>
               </w:rPr>
-              <w:t xml:space="preserve">「古い建物だったが部屋には空気清浄機もおいてありベッドの寝心地も良かったです」「部屋の中、特にユニットバスが古い造りで、洗面所の蛇口が2口式なのが残念ですが、それ以外は快適でした」</w:t>
+              <w:t xml:space="preserve">「清潔さは十分にきれいだと思います」「設備は古いが清潔であった」</w:t>
             </w:r>
           </w:p>
         </w:tc>
@@ -4891,7 +4891,7 @@
           <w:sz w:val="21"/>
           <w:szCs w:val="21"/>
         </w:rPr>
-        <w:t xml:space="preserve">朝食に関するポジティブな評価も多く寄せられています。「朝食はほぼ毎日同じです」といったコメントが見られます。</w:t>
+        <w:t xml:space="preserve">朝食に関するポジティブな評価も多く寄せられています。「너무 낡고 조식이 맛엊ㅅ음 古すぎて朝食が味がする」といったコメントが見られます。</w:t>
       </w:r>
     </w:p>
     <w:p>
@@ -5196,7 +5196,7 @@
                 <w:sz w:val="20"/>
                 <w:szCs w:val="20"/>
               </w:rPr>
-              <w:t xml:space="preserve">古い建物だったが部屋には空気清浄機もおいてありベッドの寝心地も良かったです</w:t>
+              <w:t xml:space="preserve">設備は古いが清潔であった</w:t>
             </w:r>
           </w:p>
         </w:tc>
@@ -5230,7 +5230,7 @@
                 <w:sz w:val="20"/>
                 <w:szCs w:val="20"/>
               </w:rPr>
-              <w:t xml:space="preserve">重大・19件</w:t>
+              <w:t xml:space="preserve">重大・21件</w:t>
             </w:r>
           </w:p>
         </w:tc>
@@ -5369,7 +5369,7 @@
                 <w:sz w:val="20"/>
                 <w:szCs w:val="20"/>
               </w:rPr>
-              <w:t xml:space="preserve">重大・18件</w:t>
+              <w:t xml:space="preserve">重大・17件</w:t>
             </w:r>
           </w:p>
         </w:tc>
@@ -5440,7 +5440,7 @@
                 <w:sz w:val="20"/>
                 <w:szCs w:val="20"/>
               </w:rPr>
-              <w:t xml:space="preserve">エアコン・空調</w:t>
+              <w:t xml:space="preserve">清掃不備</w:t>
             </w:r>
           </w:p>
         </w:tc>
@@ -5474,7 +5474,7 @@
                 <w:sz w:val="20"/>
                 <w:szCs w:val="20"/>
               </w:rPr>
-              <w:t xml:space="preserve">Bien qu'en face de la gare, très bonne insonorisation de ...</w:t>
+              <w:t xml:space="preserve">그래서 청결부분에서 좀안좋았던거같아요 서비스는좋앗습니다 日本は狭いですが、キャリアを広げると座る場所がなく、...</w:t>
             </w:r>
           </w:p>
         </w:tc>
@@ -5508,7 +5508,7 @@
                 <w:sz w:val="20"/>
                 <w:szCs w:val="20"/>
               </w:rPr>
-              <w:t xml:space="preserve">重大・11件</w:t>
+              <w:t xml:space="preserve">重大・10件</w:t>
             </w:r>
           </w:p>
         </w:tc>
@@ -5579,7 +5579,7 @@
                 <w:sz w:val="20"/>
                 <w:szCs w:val="20"/>
               </w:rPr>
-              <w:t xml:space="preserve">清掃不備</w:t>
+              <w:t xml:space="preserve">部屋の狭さ</w:t>
             </w:r>
           </w:p>
         </w:tc>
@@ -5613,7 +5613,7 @@
                 <w:sz w:val="20"/>
                 <w:szCs w:val="20"/>
               </w:rPr>
-              <w:t xml:space="preserve">風呂、トイレが少し汚く、生乾きの匂いがするのが残念 又、手元のライトが壊れててつかなかった</w:t>
+              <w:t xml:space="preserve">그래서 청결부분에서 좀안좋았던거같아요 서비스는좋앗습니다 日本は狭いですが、キャリアを広げると座る場所がなく、...</w:t>
             </w:r>
           </w:p>
         </w:tc>
@@ -5718,7 +5718,7 @@
                 <w:sz w:val="20"/>
                 <w:szCs w:val="20"/>
               </w:rPr>
-              <w:t xml:space="preserve">部屋の狭さ</w:t>
+              <w:t xml:space="preserve">エアコン・空調</w:t>
             </w:r>
           </w:p>
         </w:tc>
@@ -5752,7 +5752,7 @@
                 <w:sz w:val="20"/>
                 <w:szCs w:val="20"/>
               </w:rPr>
-              <w:t xml:space="preserve">部屋は少し狭い方なのに不便なほどではない</w:t>
+              <w:t xml:space="preserve">Bien qu'en face de la gare, très bonne insonorisation de ...</w:t>
             </w:r>
           </w:p>
         </w:tc>
@@ -5786,7 +5786,7 @@
                 <w:sz w:val="20"/>
                 <w:szCs w:val="20"/>
               </w:rPr>
-              <w:t xml:space="preserve">重大・8件</w:t>
+              <w:t xml:space="preserve">重大・9件</w:t>
             </w:r>
           </w:p>
         </w:tc>
@@ -5891,7 +5891,7 @@
                 <w:sz w:val="20"/>
                 <w:szCs w:val="20"/>
               </w:rPr>
-              <w:t xml:space="preserve">ヒーターの音は無知でした^^;洗面台の冷水絞りで水がずっと流れ落ちたのですがカウンターに届けませんでしたㅜ博多駅の...</w:t>
+              <w:t xml:space="preserve">ヒーターの音は無知でした^^;洗面台の冷水絞りで水がずっと流れ落ちたのにカウンターに届けられませんでしたㅜ博多駅の...</w:t>
             </w:r>
           </w:p>
         </w:tc>
@@ -7088,7 +7088,7 @@
                 <w:sz w:val="20"/>
                 <w:szCs w:val="20"/>
               </w:rPr>
-              <w:t xml:space="preserve">7.79点</w:t>
+              <w:t xml:space="preserve">7.72点</w:t>
             </w:r>
           </w:p>
         </w:tc>
@@ -7122,7 +7122,7 @@
                 <w:sz w:val="20"/>
                 <w:szCs w:val="20"/>
               </w:rPr>
-              <w:t xml:space="preserve">8.3点以上</w:t>
+              <w:t xml:space="preserve">8.2点以上</w:t>
             </w:r>
           </w:p>
         </w:tc>
@@ -7228,7 +7228,7 @@
                 <w:sz w:val="20"/>
                 <w:szCs w:val="20"/>
               </w:rPr>
-              <w:t xml:space="preserve">66.4%</w:t>
+              <w:t xml:space="preserve">65.7%</w:t>
             </w:r>
           </w:p>
         </w:tc>
@@ -7368,7 +7368,7 @@
                 <w:sz w:val="20"/>
                 <w:szCs w:val="20"/>
               </w:rPr>
-              <w:t xml:space="preserve">10.7%</w:t>
+              <w:t xml:space="preserve">12.1%</w:t>
             </w:r>
           </w:p>
         </w:tc>
@@ -7402,7 +7402,7 @@
                 <w:sz w:val="20"/>
                 <w:szCs w:val="20"/>
               </w:rPr>
-              <w:t xml:space="preserve">6%以下</w:t>
+              <w:t xml:space="preserve">7%以下</w:t>
             </w:r>
           </w:p>
         </w:tc>
@@ -7508,7 +7508,7 @@
                 <w:sz w:val="20"/>
                 <w:szCs w:val="20"/>
               </w:rPr>
-              <w:t xml:space="preserve">6.0点</w:t>
+              <w:t xml:space="preserve">6.3点</w:t>
             </w:r>
           </w:p>
         </w:tc>
@@ -7543,7 +7543,7 @@
                 <w:sz w:val="20"/>
                 <w:szCs w:val="20"/>
               </w:rPr>
-              <w:t xml:space="preserve">7.0点以上</w:t>
+              <w:t xml:space="preserve">7.3点以上</w:t>
             </w:r>
           </w:p>
         </w:tc>
@@ -7788,7 +7788,7 @@
                 <w:sz w:val="20"/>
                 <w:szCs w:val="20"/>
               </w:rPr>
-              <w:t xml:space="preserve">約19件/期間</w:t>
+              <w:t xml:space="preserve">約21件/期間</w:t>
             </w:r>
           </w:p>
         </w:tc>
@@ -7823,7 +7823,7 @@
                 <w:sz w:val="20"/>
                 <w:szCs w:val="20"/>
               </w:rPr>
-              <w:t xml:space="preserve">9件以下</w:t>
+              <w:t xml:space="preserve">10件以下</w:t>
             </w:r>
           </w:p>
         </w:tc>
@@ -7955,7 +7955,7 @@
           <w:sz w:val="22"/>
           <w:szCs w:val="22"/>
         </w:rPr>
-        <w:t xml:space="preserve">[2] Trip.com / 10点 / 2026-03-20</w:t>
+        <w:t xml:space="preserve">[2] 楽天トラベル / 8点 / 2026-03-21</w:t>
       </w:r>
     </w:p>
     <w:p>
@@ -7970,7 +7970,7 @@
           <w:sz w:val="21"/>
           <w:szCs w:val="21"/>
         </w:rPr>
-        <w:t xml:space="preserve">また訪れる価値がある！</w:t>
+        <w:t xml:space="preserve">フロント対応はしっかり、丁寧。ベテランと若手がいて頼もしかった。ウェルカムドリンクのレモン水おいしい。部屋はちょっと暗くて、パソコンの作業はする気になれず。設備は古いが清潔であった。朝食が美味しかったです。</w:t>
       </w:r>
     </w:p>
     <w:p>
@@ -7991,7 +7991,7 @@
           <w:sz w:val="22"/>
           <w:szCs w:val="22"/>
         </w:rPr>
-        <w:t xml:space="preserve">[3] Booking.com / 8点 / 2026-03-19</w:t>
+        <w:t xml:space="preserve">[3] Trip.com / 10点 / 2026-03-20</w:t>
       </w:r>
     </w:p>
     <w:p>
@@ -8006,7 +8006,7 @@
           <w:sz w:val="21"/>
           <w:szCs w:val="21"/>
         </w:rPr>
-        <w:t xml:space="preserve">Bien qu'en face de la gare, très bonne insonorisation de la chambre. Situation plein centre ville et proche train, métro,bus</w:t>
+        <w:t xml:space="preserve">また訪れる価値がある！</w:t>
       </w:r>
     </w:p>
     <w:p>
@@ -8027,7 +8027,7 @@
           <w:sz w:val="22"/>
           <w:szCs w:val="22"/>
         </w:rPr>
-        <w:t xml:space="preserve">[4] Trip.com / 8点 / 2026-03-19</w:t>
+        <w:t xml:space="preserve">[4] Booking.com / 8点 / 2026-03-19</w:t>
       </w:r>
     </w:p>
     <w:p>
@@ -8042,7 +8042,7 @@
           <w:sz w:val="21"/>
           <w:szCs w:val="21"/>
         </w:rPr>
-        <w:t xml:space="preserve">朝食はほぼ毎日同じです。部屋は少し暗く、照明が十分ではありません。</w:t>
+        <w:t xml:space="preserve">Bien qu'en face de la gare, très bonne insonorisation de la chambre. Situation plein centre ville et proche train, métro,bus</w:t>
       </w:r>
     </w:p>
     <w:p>
@@ -8063,7 +8063,7 @@
           <w:sz w:val="22"/>
           <w:szCs w:val="22"/>
         </w:rPr>
-        <w:t xml:space="preserve">[5] Google / 10点 / 2026-03-18</w:t>
+        <w:t xml:space="preserve">[5] Trip.com / 8点 / 2026-03-19</w:t>
       </w:r>
     </w:p>
     <w:p>
@@ -8078,7 +8078,7 @@
           <w:sz w:val="21"/>
           <w:szCs w:val="21"/>
         </w:rPr>
-        <w:t xml:space="preserve">足と臀部のマッサージ機能があり、とても快適です。</w:t>
+        <w:t xml:space="preserve">朝食はほぼ毎日同じです。部屋は少し暗く、照明が十分ではありません。</w:t>
       </w:r>
     </w:p>
     <w:p>
@@ -8099,7 +8099,7 @@
           <w:sz w:val="22"/>
           <w:szCs w:val="22"/>
         </w:rPr>
-        <w:t xml:space="preserve">[6] 楽天トラベル / 6点 / 2026-03-20</w:t>
+        <w:t xml:space="preserve">[6] Trip.com / 4点 / 2026-03-22</w:t>
       </w:r>
     </w:p>
     <w:p>
@@ -8114,7 +8114,7 @@
           <w:sz w:val="21"/>
           <w:szCs w:val="21"/>
         </w:rPr>
-        <w:t xml:space="preserve">古い建物だったが部屋には空気清浄機もおいてありベッドの寝心地も良かったです。天井のシミや壁紙が一部剥がれていたりライトの埃が気になった。スタッフの対応は親切でした。駅に近く子連れだったので、とても便利でした。ありがとうございました。</w:t>
+        <w:t xml:space="preserve">古すぎて朝食が味がする</w:t>
       </w:r>
     </w:p>
     <w:p>
@@ -8135,7 +8135,7 @@
           <w:sz w:val="22"/>
           <w:szCs w:val="22"/>
         </w:rPr>
-        <w:t xml:space="preserve">[7] Google / 2点 / 2026-03-19</w:t>
+        <w:t xml:space="preserve">[7] 楽天トラベル / 6点 / 2026-03-20</w:t>
       </w:r>
     </w:p>
     <w:p>
@@ -8150,7 +8150,7 @@
           <w:sz w:val="21"/>
           <w:szCs w:val="21"/>
         </w:rPr>
-        <w:t xml:space="preserve">不慣れな年寄りだけで宿泊するのは無理 システムが良くない</w:t>
+        <w:t xml:space="preserve">古い建物だったが部屋には空気清浄機もおいてありベッドの寝心地も良かったです。天井のシミや壁紙が一部剥がれていたりライトの埃が気になった。スタッフの対応は親切でした。駅に近く子連れだったので、とても便利でした。ありがとうございました。</w:t>
       </w:r>
     </w:p>
     <w:p>
@@ -8171,7 +8171,43 @@
           <w:sz w:val="22"/>
           <w:szCs w:val="22"/>
         </w:rPr>
-        <w:t xml:space="preserve">[8] Booking.com / 3点 / 2026-03-18</w:t>
+        <w:t xml:space="preserve">[8] Google / 2点 / 2026-03-19</w:t>
+      </w:r>
+    </w:p>
+    <w:p>
+      <w:pPr>
+        <w:spacing w:after="120" w:line="320"/>
+        <w:jc w:val="left"/>
+      </w:pPr>
+      <w:r>
+        <w:rPr>
+          <w:rFonts w:ascii="Arial" w:cs="Arial" w:eastAsia="Arial" w:hAnsi="Arial"/>
+          <w:color w:val="333333"/>
+          <w:sz w:val="21"/>
+          <w:szCs w:val="21"/>
+        </w:rPr>
+        <w:t xml:space="preserve">不慣れな年寄りだけで宿泊するのは無理 システムが良くない</w:t>
+      </w:r>
+    </w:p>
+    <w:p>
+      <w:pPr>
+        <w:spacing w:after="60"/>
+      </w:pPr>
+    </w:p>
+    <w:p>
+      <w:pPr>
+        <w:spacing w:after="120" w:before="200"/>
+      </w:pPr>
+      <w:r>
+        <w:rPr>
+          <w:rFonts w:ascii="Arial" w:cs="Arial" w:eastAsia="Arial" w:hAnsi="Arial"/>
+          <w:b/>
+          <w:bCs/>
+          <w:color w:val="1B3A5C"/>
+          <w:sz w:val="22"/>
+          <w:szCs w:val="22"/>
+        </w:rPr>
+        <w:t xml:space="preserve">[9] Booking.com / 3点 / 2026-03-18</w:t>
       </w:r>
     </w:p>
     <w:p>
@@ -8233,7 +8269,7 @@
           <w:sz w:val="22"/>
           <w:szCs w:val="22"/>
         </w:rPr>
-        <w:t xml:space="preserve">[9] じゃらん / 6点 / 2026-03-18</w:t>
+        <w:t xml:space="preserve">[10] じゃらん / 6点 / 2026-03-18</w:t>
       </w:r>
     </w:p>
     <w:p>
@@ -8249,68 +8285,6 @@
           <w:szCs w:val="21"/>
         </w:rPr>
         <w:t xml:space="preserve">スタッフみなさん感じが良くて良かった。  部屋は確かに古さはあるが、部屋も広くて、立地がとにかく良いのでまたお世話になりたい。  朝食は会場が狭く、すごく賑やかだったのでやめた。  (部屋で食べれる簡単なものがあれば嬉しい)  フリードリンクも助かった。</w:t>
-      </w:r>
-    </w:p>
-    <w:p>
-      <w:pPr>
-        <w:spacing w:after="60"/>
-      </w:pPr>
-    </w:p>
-    <w:p>
-      <w:pPr>
-        <w:spacing w:after="120" w:before="200"/>
-      </w:pPr>
-      <w:r>
-        <w:rPr>
-          <w:rFonts w:ascii="Arial" w:cs="Arial" w:eastAsia="Arial" w:hAnsi="Arial"/>
-          <w:b/>
-          <w:bCs/>
-          <w:color w:val="1B3A5C"/>
-          <w:sz w:val="22"/>
-          <w:szCs w:val="22"/>
-        </w:rPr>
-        <w:t xml:space="preserve">[10] Booking.com / 4点 / 2026-03-09</w:t>
-      </w:r>
-    </w:p>
-    <w:p>
-      <w:pPr>
-        <w:spacing w:after="120" w:line="320"/>
-        <w:jc w:val="left"/>
-      </w:pPr>
-      <w:r>
-        <w:rPr>
-          <w:rFonts w:ascii="Arial" w:cs="Arial" w:eastAsia="Arial" w:hAnsi="Arial"/>
-          <w:color w:val="333333"/>
-          <w:sz w:val="21"/>
-          <w:szCs w:val="21"/>
-        </w:rPr>
-        <w:t xml:space="preserve">特別良かった点はこれと言ってない。</w:t>
-      </w:r>
-    </w:p>
-    <w:p>
-      <w:pPr>
-        <w:spacing w:after="120" w:line="320"/>
-        <w:jc w:val="left"/>
-      </w:pPr>
-      <w:r>
-        <w:rPr>
-          <w:rFonts w:ascii="Arial" w:cs="Arial" w:eastAsia="Arial" w:hAnsi="Arial"/>
-          <w:b/>
-          <w:bCs/>
-          <w:color w:val="C0392B"/>
-          <w:sz w:val="21"/>
-          <w:szCs w:val="21"/>
-        </w:rPr>
-        <w:t xml:space="preserve">【改善点】</w:t>
-      </w:r>
-      <w:r>
-        <w:rPr>
-          <w:rFonts w:ascii="Arial" w:cs="Arial" w:eastAsia="Arial" w:hAnsi="Arial"/>
-          <w:color w:val="333333"/>
-          <w:sz w:val="21"/>
-          <w:szCs w:val="21"/>
-        </w:rPr>
-        <w:t xml:space="preserve">トイレが全体的に悪い。便座が暖かくないお尻が冷たい。残念</w:t>
       </w:r>
     </w:p>
     <w:p>
@@ -8375,7 +8349,7 @@
                 <w:sz w:val="21"/>
                 <w:szCs w:val="21"/>
               </w:rPr>
-              <w:t xml:space="preserve">コンフォートホテル博多は、全体平均7.79点（10点換算）、高評価率66.4%という一定の顧客満足度を示しているホテルです。特に「立地・アクセス」「朝食」が多くのゲストから高く評価されています。</w:t>
+              <w:t xml:space="preserve">コンフォートホテル博多は、全体平均7.72点（10点換算）、高評価率65.7%という一定の顧客満足度を示しているホテルです。特に「立地・アクセス」「朝食」が多くのゲストから高く評価されています。</w:t>
             </w:r>
           </w:p>
           <w:p>
@@ -8389,7 +8363,7 @@
                 <w:sz w:val="21"/>
                 <w:szCs w:val="21"/>
               </w:rPr>
-              <w:t xml:space="preserve">改善課題としては、設備の老朽化、浴室・水回り、エアコン・空調が主要なテーマとして浮上しています。これらの課題への対応が、顧客満足度向上の鍵となります。</w:t>
+              <w:t xml:space="preserve">改善課題としては、設備の老朽化、浴室・水回り、清掃不備が主要なテーマとして浮上しています。これらの課題への対応が、顧客満足度向上の鍵となります。</w:t>
             </w:r>
           </w:p>
           <w:p>
@@ -8417,7 +8391,7 @@
                 <w:sz w:val="21"/>
                 <w:szCs w:val="21"/>
               </w:rPr>
-              <w:t xml:space="preserve">楽天トラベルでの低スコア（6.0点）は、口コミ返信の強化とサービス品質の一貫性確保で改善余地があります。全サイトでの口コミ返信率100%を目指すことで、ホテルの姿勢をゲストに伝え、リピート率の向上につなげることが重要です。</w:t>
+              <w:t xml:space="preserve">楽天トラベルでの低スコア（6.3点）は、口コミ返信の強化とサービス品質の一貫性確保で改善余地があります。全サイトでの口コミ返信率100%を目指すことで、ホテルの姿勢をゲストに伝え、リピート率の向上につなげることが重要です。</w:t>
             </w:r>
           </w:p>
           <w:p>

--- a/納品レポート/ホテル別レポート/comfort_hakata_口コミ分析改善レポート.docx
+++ b/納品レポート/ホテル別レポート/comfort_hakata_口コミ分析改善レポート.docx
@@ -96,7 +96,7 @@
           <w:sz w:val="22"/>
           <w:szCs w:val="22"/>
         </w:rPr>
-        <w:t xml:space="preserve">レビュー総数：140件（5サイト）</w:t>
+        <w:t xml:space="preserve">レビュー総数：139件（5サイト）</w:t>
       </w:r>
     </w:p>
     <w:p>
@@ -131,7 +131,7 @@
           <w:sz w:val="20"/>
           <w:szCs w:val="20"/>
         </w:rPr>
-        <w:t xml:space="preserve">作成日：2026年3月23日</w:t>
+        <w:t xml:space="preserve">作成日：2026年3月24日</w:t>
       </w:r>
     </w:p>
     <w:p>
@@ -189,7 +189,7 @@
           <w:sz w:val="21"/>
           <w:szCs w:val="21"/>
         </w:rPr>
-        <w:t xml:space="preserve">2026年2月〜3月に各OTAサイト・口コミサイトに投稿された140件のレビューを包括的に分析しました。以下が主要な発見事項です。</w:t>
+        <w:t xml:space="preserve">2026年2月〜3月に各OTAサイト・口コミサイトに投稿された139件のレビューを包括的に分析しました。以下が主要な発見事項です。</w:t>
       </w:r>
     </w:p>
     <w:p>
@@ -261,7 +261,7 @@
                 <w:sz w:val="36"/>
                 <w:szCs w:val="36"/>
               </w:rPr>
-              <w:t xml:space="preserve">7.72</w:t>
+              <w:t xml:space="preserve">7.73</w:t>
             </w:r>
           </w:p>
         </w:tc>
@@ -310,7 +310,7 @@
                 <w:sz w:val="36"/>
                 <w:szCs w:val="36"/>
               </w:rPr>
-              <w:t xml:space="preserve">65.7%</w:t>
+              <w:t xml:space="preserve">66.2%</w:t>
             </w:r>
           </w:p>
         </w:tc>
@@ -359,7 +359,7 @@
                 <w:sz w:val="36"/>
                 <w:szCs w:val="36"/>
               </w:rPr>
-              <w:t xml:space="preserve">12.1%</w:t>
+              <w:t xml:space="preserve">12.2%</w:t>
             </w:r>
           </w:p>
         </w:tc>
@@ -408,7 +408,7 @@
                 <w:sz w:val="36"/>
                 <w:szCs w:val="36"/>
               </w:rPr>
-              <w:t xml:space="preserve">140件</w:t>
+              <w:t xml:space="preserve">139件</w:t>
             </w:r>
           </w:p>
         </w:tc>
@@ -448,7 +448,7 @@
           <w:sz w:val="21"/>
           <w:szCs w:val="21"/>
         </w:rPr>
-        <w:t xml:space="preserve">全体平均スコア7.72点（10点換算）は概ね標準的な水準であり、65.7%が高評価（8-10点）に分類されます。低評価（1-4点）は17件（12.1%）で、一定の改善課題があります。Trip.com（9.00点）で特に高い評価を獲得しています。</w:t>
+        <w:t xml:space="preserve">全体平均スコア7.73点（10点換算）は概ね標準的な水準であり、66.2%が高評価（8-10点）に分類されます。低評価（1-4点）は17件（12.2%）で、一定の改善課題があります。Trip.com（9.02点）で特に高い評価を獲得しています。</w:t>
       </w:r>
     </w:p>
     <w:p>
@@ -567,7 +567,7 @@
                 <w:sz w:val="20"/>
                 <w:szCs w:val="20"/>
               </w:rPr>
-              <w:t xml:space="preserve">設備の老朽化（21件）、浴室・水回り（17件）、清掃不備（10件）、部屋の狭さ（9件）</w:t>
+              <w:t xml:space="preserve">設備の老朽化（20件）、浴室・水回り（19件）、エアコン・空調（10件）、清掃不備（10件）</w:t>
             </w:r>
           </w:p>
           <w:p>
@@ -987,7 +987,7 @@
                 <w:sz w:val="20"/>
                 <w:szCs w:val="20"/>
               </w:rPr>
-              <w:t xml:space="preserve">52</w:t>
+              <w:t xml:space="preserve">51</w:t>
             </w:r>
           </w:p>
         </w:tc>
@@ -1021,7 +1021,7 @@
                 <w:sz w:val="20"/>
                 <w:szCs w:val="20"/>
               </w:rPr>
-              <w:t xml:space="preserve">9</w:t>
+              <w:t xml:space="preserve">9.02</w:t>
             </w:r>
           </w:p>
         </w:tc>
@@ -1089,7 +1089,7 @@
                 <w:sz w:val="20"/>
                 <w:szCs w:val="20"/>
               </w:rPr>
-              <w:t xml:space="preserve">9</w:t>
+              <w:t xml:space="preserve">9.02</w:t>
             </w:r>
           </w:p>
         </w:tc>
@@ -1123,7 +1123,7 @@
                 <w:sz w:val="20"/>
                 <w:szCs w:val="20"/>
               </w:rPr>
-              <w:t xml:space="preserve">9.5</w:t>
+              <w:t xml:space="preserve">10</w:t>
             </w:r>
           </w:p>
         </w:tc>
@@ -1229,7 +1229,7 @@
                 <w:sz w:val="20"/>
                 <w:szCs w:val="20"/>
               </w:rPr>
-              <w:t xml:space="preserve">39</w:t>
+              <w:t xml:space="preserve">38</w:t>
             </w:r>
           </w:p>
         </w:tc>
@@ -1264,7 +1264,7 @@
                 <w:sz w:val="20"/>
                 <w:szCs w:val="20"/>
               </w:rPr>
-              <w:t xml:space="preserve">7.05</w:t>
+              <w:t xml:space="preserve">7.08</w:t>
             </w:r>
           </w:p>
         </w:tc>
@@ -1334,7 +1334,7 @@
                 <w:sz w:val="20"/>
                 <w:szCs w:val="20"/>
               </w:rPr>
-              <w:t xml:space="preserve">7.05</w:t>
+              <w:t xml:space="preserve">7.08</w:t>
             </w:r>
           </w:p>
         </w:tc>
@@ -1474,7 +1474,7 @@
                 <w:sz w:val="20"/>
                 <w:szCs w:val="20"/>
               </w:rPr>
-              <w:t xml:space="preserve">33</w:t>
+              <w:t xml:space="preserve">32</w:t>
             </w:r>
           </w:p>
         </w:tc>
@@ -1508,7 +1508,7 @@
                 <w:sz w:val="20"/>
                 <w:szCs w:val="20"/>
               </w:rPr>
-              <w:t xml:space="preserve">3.52</w:t>
+              <w:t xml:space="preserve">3.53</w:t>
             </w:r>
           </w:p>
         </w:tc>
@@ -1576,7 +1576,7 @@
                 <w:sz w:val="20"/>
                 <w:szCs w:val="20"/>
               </w:rPr>
-              <w:t xml:space="preserve">7.03</w:t>
+              <w:t xml:space="preserve">7.06</w:t>
             </w:r>
           </w:p>
         </w:tc>
@@ -1610,7 +1610,7 @@
                 <w:sz w:val="20"/>
                 <w:szCs w:val="20"/>
               </w:rPr>
-              <w:t xml:space="preserve">6</w:t>
+              <w:t xml:space="preserve">7</w:t>
             </w:r>
           </w:p>
         </w:tc>
@@ -1716,7 +1716,7 @@
                 <w:sz w:val="20"/>
                 <w:szCs w:val="20"/>
               </w:rPr>
-              <w:t xml:space="preserve">9</w:t>
+              <w:t xml:space="preserve">10</w:t>
             </w:r>
           </w:p>
         </w:tc>
@@ -1751,7 +1751,7 @@
                 <w:sz w:val="20"/>
                 <w:szCs w:val="20"/>
               </w:rPr>
-              <w:t xml:space="preserve">3.44</w:t>
+              <w:t xml:space="preserve">3.5</w:t>
             </w:r>
           </w:p>
         </w:tc>
@@ -1817,11 +1817,11 @@
                 <w:rFonts w:ascii="Arial" w:cs="Arial" w:eastAsia="Arial" w:hAnsi="Arial"/>
                 <w:b/>
                 <w:bCs/>
-                <w:color w:val="C0392B"/>
-                <w:sz w:val="20"/>
-                <w:szCs w:val="20"/>
-              </w:rPr>
-              <w:t xml:space="preserve">6.89</w:t>
+                <w:color w:val="E67E22"/>
+                <w:sz w:val="20"/>
+                <w:szCs w:val="20"/>
+              </w:rPr>
+              <w:t xml:space="preserve">7</w:t>
             </w:r>
           </w:p>
         </w:tc>
@@ -1856,7 +1856,7 @@
                 <w:sz w:val="20"/>
                 <w:szCs w:val="20"/>
               </w:rPr>
-              <w:t xml:space="preserve">6</w:t>
+              <w:t xml:space="preserve">7</w:t>
             </w:r>
           </w:p>
         </w:tc>
@@ -1887,11 +1887,11 @@
                 <w:rFonts w:ascii="Arial" w:cs="Arial" w:eastAsia="Arial" w:hAnsi="Arial"/>
                 <w:b/>
                 <w:bCs/>
-                <w:color w:val="C0392B"/>
-                <w:sz w:val="20"/>
-                <w:szCs w:val="20"/>
-              </w:rPr>
-              <w:t xml:space="preserve">要改善</w:t>
+                <w:color w:val="E67E22"/>
+                <w:sz w:val="20"/>
+                <w:szCs w:val="20"/>
+              </w:rPr>
+              <w:t xml:space="preserve">概ね良好</w:t>
             </w:r>
           </w:p>
         </w:tc>
@@ -1961,7 +1961,7 @@
                 <w:sz w:val="20"/>
                 <w:szCs w:val="20"/>
               </w:rPr>
-              <w:t xml:space="preserve">7</w:t>
+              <w:t xml:space="preserve">8</w:t>
             </w:r>
           </w:p>
         </w:tc>
@@ -1995,7 +1995,7 @@
                 <w:sz w:val="20"/>
                 <w:szCs w:val="20"/>
               </w:rPr>
-              <w:t xml:space="preserve">3.14</w:t>
+              <w:t xml:space="preserve">3.12</w:t>
             </w:r>
           </w:p>
         </w:tc>
@@ -2063,7 +2063,7 @@
                 <w:sz w:val="20"/>
                 <w:szCs w:val="20"/>
               </w:rPr>
-              <w:t xml:space="preserve">6.29</w:t>
+              <w:t xml:space="preserve">6.25</w:t>
             </w:r>
           </w:p>
         </w:tc>
@@ -2171,7 +2171,7 @@
           <w:sz w:val="21"/>
           <w:szCs w:val="21"/>
         </w:rPr>
-        <w:t xml:space="preserve">評価分布は10点（29.3%）に最も多く、8点以上の高評価が65.7%を占めています。低評価（1-4点）は計17件（12.1%）です。</w:t>
+        <w:t xml:space="preserve">評価分布は10点（29.5%）に最も多く、8点以上の高評価が66.2%を占めています。低評価（1-4点）は計17件（12.2%）です。</w:t>
       </w:r>
     </w:p>
     <w:p>
@@ -2441,7 +2441,7 @@
                 <w:sz w:val="20"/>
                 <w:szCs w:val="20"/>
               </w:rPr>
-              <w:t xml:space="preserve">29.3%</w:t>
+              <w:t xml:space="preserve">29.5%</w:t>
             </w:r>
           </w:p>
         </w:tc>
@@ -2586,7 +2586,7 @@
                 <w:sz w:val="20"/>
                 <w:szCs w:val="20"/>
               </w:rPr>
-              <w:t xml:space="preserve">10.0%</w:t>
+              <w:t xml:space="preserve">10.1%</w:t>
             </w:r>
           </w:p>
         </w:tc>
@@ -2730,7 +2730,7 @@
                 <w:sz w:val="20"/>
                 <w:szCs w:val="20"/>
               </w:rPr>
-              <w:t xml:space="preserve">26.4%</w:t>
+              <w:t xml:space="preserve">26.6%</w:t>
             </w:r>
           </w:p>
         </w:tc>
@@ -2875,7 +2875,7 @@
                 <w:sz w:val="20"/>
                 <w:szCs w:val="20"/>
               </w:rPr>
-              <w:t xml:space="preserve">5.7%</w:t>
+              <w:t xml:space="preserve">5.8%</w:t>
             </w:r>
           </w:p>
         </w:tc>
@@ -2984,7 +2984,7 @@
                 <w:sz w:val="20"/>
                 <w:szCs w:val="20"/>
               </w:rPr>
-              <w:t xml:space="preserve">22</w:t>
+              <w:t xml:space="preserve">21</w:t>
             </w:r>
           </w:p>
         </w:tc>
@@ -3019,7 +3019,7 @@
                 <w:sz w:val="20"/>
                 <w:szCs w:val="20"/>
               </w:rPr>
-              <w:t xml:space="preserve">15.7%</w:t>
+              <w:t xml:space="preserve">15.1%</w:t>
             </w:r>
           </w:p>
         </w:tc>
@@ -3048,7 +3048,7 @@
                 <w:sz w:val="20"/>
                 <w:szCs w:val="20"/>
               </w:rPr>
-              <w:t xml:space="preserve">███████████</w:t>
+              <w:t xml:space="preserve">██████████</w:t>
             </w:r>
             <w:r>
               <w:rPr>
@@ -3057,7 +3057,7 @@
                 <w:sz w:val="18"/>
                 <w:szCs w:val="18"/>
               </w:rPr>
-              <w:t xml:space="preserve"> 22件</w:t>
+              <w:t xml:space="preserve"> 21件</w:t>
             </w:r>
           </w:p>
         </w:tc>
@@ -3308,7 +3308,7 @@
                 <w:sz w:val="20"/>
                 <w:szCs w:val="20"/>
               </w:rPr>
-              <w:t xml:space="preserve">7.1%</w:t>
+              <w:t xml:space="preserve">7.2%</w:t>
             </w:r>
           </w:p>
         </w:tc>
@@ -3453,7 +3453,7 @@
                 <w:sz w:val="20"/>
                 <w:szCs w:val="20"/>
               </w:rPr>
-              <w:t xml:space="preserve">2.1%</w:t>
+              <w:t xml:space="preserve">2.2%</w:t>
             </w:r>
           </w:p>
         </w:tc>
@@ -3597,7 +3597,7 @@
                 <w:sz w:val="20"/>
                 <w:szCs w:val="20"/>
               </w:rPr>
-              <w:t xml:space="preserve">2.1%</w:t>
+              <w:t xml:space="preserve">2.2%</w:t>
             </w:r>
           </w:p>
         </w:tc>
@@ -3855,7 +3855,7 @@
                 <w:sz w:val="24"/>
                 <w:szCs w:val="24"/>
               </w:rPr>
-              <w:t xml:space="preserve">92件（65.7%）</w:t>
+              <w:t xml:space="preserve">92件（66.2%）</w:t>
             </w:r>
           </w:p>
         </w:tc>
@@ -3906,7 +3906,7 @@
                 <w:sz w:val="24"/>
                 <w:szCs w:val="24"/>
               </w:rPr>
-              <w:t xml:space="preserve">31件（22.1%）</w:t>
+              <w:t xml:space="preserve">30件（21.6%）</w:t>
             </w:r>
           </w:p>
         </w:tc>
@@ -3957,7 +3957,7 @@
                 <w:sz w:val="24"/>
                 <w:szCs w:val="24"/>
               </w:rPr>
-              <w:t xml:space="preserve">17件（12.1%）</w:t>
+              <w:t xml:space="preserve">17件（12.2%）</w:t>
             </w:r>
           </w:p>
         </w:tc>
@@ -4231,7 +4231,7 @@
                 <w:sz w:val="20"/>
                 <w:szCs w:val="20"/>
               </w:rPr>
-              <w:t xml:space="preserve">「駅に近く子連れだったので、とても便利でした」「博多駅前の立地が最高で、とても便利です」</w:t>
+              <w:t xml:space="preserve">「立地：福岡空港から30分、博多駅、地下鉄、バスターミナルからすぐ、セブンイレブンとスターバックスの隣という最高の拠点」「駅に近くて、ホテルの隣の建物からエレベーターで降りると一蘭にことができ便利だった」</w:t>
             </w:r>
           </w:p>
         </w:tc>
@@ -4335,7 +4335,7 @@
                 <w:sz w:val="20"/>
                 <w:szCs w:val="20"/>
               </w:rPr>
-              <w:t xml:space="preserve">「너무 낡고 조식이 맛엊ㅅ음 古すぎて朝食が味がする」「가까움 조식 朝食」</w:t>
+              <w:t xml:space="preserve">「ボリュームたっぷりのおいしい朝食が含まれています」「朝食がとてもおいしかった」</w:t>
             </w:r>
           </w:p>
         </w:tc>
@@ -4442,7 +4442,7 @@
                 <w:sz w:val="20"/>
                 <w:szCs w:val="20"/>
               </w:rPr>
-              <w:t xml:space="preserve">「フロント対応はしっかり、丁寧」「スタッフの対応は親切でした」</w:t>
+              <w:t xml:space="preserve">「スタッフ：親切で対応が良い」「フロント対応はしっかり、丁寧」</w:t>
             </w:r>
           </w:p>
         </w:tc>
@@ -4546,7 +4546,7 @@
                 <w:sz w:val="20"/>
                 <w:szCs w:val="20"/>
               </w:rPr>
-              <w:t xml:space="preserve">「設備は古いが清潔であった」「古い建物だったが部屋には空気清浄機もおいてありベッドの寝心地も良かったです」</w:t>
+              <w:t xml:space="preserve">「評価は低いですが、名古屋にあるこのチェーンのホテルでの快適な滞在と同じような体験ができました」「設備は古いが清潔であった」</w:t>
             </w:r>
           </w:p>
         </w:tc>
@@ -4653,7 +4653,7 @@
                 <w:sz w:val="20"/>
                 <w:szCs w:val="20"/>
               </w:rPr>
-              <w:t xml:space="preserve">「清潔さは十分にきれいだと思います」「設備は古いが清潔であった」</w:t>
+              <w:t xml:space="preserve">「名古屋のホテルより古いですが、手入れが行き届いていて、清潔です」「清潔さは十分にきれいだと思います」</w:t>
             </w:r>
           </w:p>
         </w:tc>
@@ -4757,7 +4757,7 @@
                 <w:sz w:val="20"/>
                 <w:szCs w:val="20"/>
               </w:rPr>
-              <w:t xml:space="preserve">「地點吸引，係正博多站對面，購物同食野都方便 立地は魅力的で、正広駅の真向かいに位置しているため、買い物や食事に便利です」「周辺で買い物してしばらく立ち寄っておくのも良く、周辺のグルメも多いです」</w:t>
+              <w:t xml:space="preserve">「立地：福岡空港から30分、博多駅、地下鉄、バスターミナルからすぐ、セブンイレブンとスターバックスの隣という最高の拠点」「地點吸引，係正博多站對面，購物同食野都方便 立地は魅力的で、正広駅の真向かいに位置しているため、買い物や食事に便利です」</w:t>
             </w:r>
           </w:p>
         </w:tc>
@@ -4797,7 +4797,7 @@
           <w:sz w:val="21"/>
           <w:szCs w:val="21"/>
         </w:rPr>
-        <w:t xml:space="preserve">口コミの多数で「立地・アクセス」に関するポジティブな言及が見られ、コンフォートホテル博多の最大の差別化要因となっています。駅に近く子連れだったので、とても便利でしたといった声が多数寄せられています。</w:t>
+        <w:t xml:space="preserve">口コミの多数で「立地・アクセス」に関するポジティブな言及が見られ、コンフォートホテル博多の最大の差別化要因となっています。立地：福岡空港から30分、博多駅、地下鉄、バスターミナルからすぐ、セブンイレブンとスターバックスの隣という最高の拠点といった声が多数寄せられています。</w:t>
       </w:r>
     </w:p>
     <w:p>
@@ -4816,7 +4816,7 @@
           <w:sz w:val="21"/>
           <w:szCs w:val="21"/>
         </w:rPr>
-        <w:t xml:space="preserve">駅に近く子連れだったので、とても便利でした</w:t>
+        <w:t xml:space="preserve">立地：福岡空港から30分、博多駅、地下鉄、バスターミナルからすぐ、セブンイレブンとスターバックスの隣という最高の拠点</w:t>
       </w:r>
     </w:p>
     <w:p>
@@ -4835,7 +4835,7 @@
           <w:sz w:val="21"/>
           <w:szCs w:val="21"/>
         </w:rPr>
-        <w:t xml:space="preserve">博多駅前の立地が最高で、とても便利です</w:t>
+        <w:t xml:space="preserve">駅に近くて、ホテルの隣の建物からエレベーターで降りると一蘭にことができ便利だった</w:t>
       </w:r>
     </w:p>
     <w:p>
@@ -4854,7 +4854,7 @@
           <w:sz w:val="21"/>
           <w:szCs w:val="21"/>
         </w:rPr>
-        <w:t xml:space="preserve">旅行の手配、清潔さ、立地、そして毎日の朝食まで、すべてが素晴らしかったです</w:t>
+        <w:t xml:space="preserve">博多駅からのアクセスがよく、キャリーを引いていたので助かりました</w:t>
       </w:r>
     </w:p>
     <w:p>
@@ -4891,7 +4891,7 @@
           <w:sz w:val="21"/>
           <w:szCs w:val="21"/>
         </w:rPr>
-        <w:t xml:space="preserve">朝食に関するポジティブな評価も多く寄せられています。「너무 낡고 조식이 맛엊ㅅ음 古すぎて朝食が味がする」といったコメントが見られます。</w:t>
+        <w:t xml:space="preserve">朝食に関するポジティブな評価も多く寄せられています。「ボリュームたっぷりのおいしい朝食が含まれています」といったコメントが見られます。</w:t>
       </w:r>
     </w:p>
     <w:p>
@@ -5196,7 +5196,7 @@
                 <w:sz w:val="20"/>
                 <w:szCs w:val="20"/>
               </w:rPr>
-              <w:t xml:space="preserve">設備は古いが清潔であった</w:t>
+              <w:t xml:space="preserve">名古屋のホテルより古いですが、手入れが行き届いていて、清潔です</w:t>
             </w:r>
           </w:p>
         </w:tc>
@@ -5230,7 +5230,7 @@
                 <w:sz w:val="20"/>
                 <w:szCs w:val="20"/>
               </w:rPr>
-              <w:t xml:space="preserve">重大・21件</w:t>
+              <w:t xml:space="preserve">重大・20件</w:t>
             </w:r>
           </w:p>
         </w:tc>
@@ -5335,7 +5335,7 @@
                 <w:sz w:val="20"/>
                 <w:szCs w:val="20"/>
               </w:rPr>
-              <w:t xml:space="preserve">部屋の中、特にユニットバスが古い造りで、洗面所の蛇口が2口式なのが残念ですが、それ以外は快適でした</w:t>
+              <w:t xml:space="preserve">（午前6時30分～午前9時30分） 利便性: セルフサービスのランドリー（14階）、各階に自動販売機、ロビーには必...</w:t>
             </w:r>
           </w:p>
         </w:tc>
@@ -5369,7 +5369,7 @@
                 <w:sz w:val="20"/>
                 <w:szCs w:val="20"/>
               </w:rPr>
-              <w:t xml:space="preserve">重大・17件</w:t>
+              <w:t xml:space="preserve">重大・19件</w:t>
             </w:r>
           </w:p>
         </w:tc>
@@ -5440,7 +5440,7 @@
                 <w:sz w:val="20"/>
                 <w:szCs w:val="20"/>
               </w:rPr>
-              <w:t xml:space="preserve">清掃不備</w:t>
+              <w:t xml:space="preserve">エアコン・空調</w:t>
             </w:r>
           </w:p>
         </w:tc>
@@ -5474,7 +5474,7 @@
                 <w:sz w:val="20"/>
                 <w:szCs w:val="20"/>
               </w:rPr>
-              <w:t xml:space="preserve">그래서 청결부분에서 좀안좋았던거같아요 서비스는좋앗습니다 日本は狭いですが、キャリアを広げると座る場所がなく、...</w:t>
+              <w:t xml:space="preserve">(6:30am - 9:30am)  Convenience:  Self-service laundry (14...</w:t>
             </w:r>
           </w:p>
         </w:tc>
@@ -5579,7 +5579,7 @@
                 <w:sz w:val="20"/>
                 <w:szCs w:val="20"/>
               </w:rPr>
-              <w:t xml:space="preserve">部屋の狭さ</w:t>
+              <w:t xml:space="preserve">清掃不備</w:t>
             </w:r>
           </w:p>
         </w:tc>
@@ -5647,7 +5647,7 @@
                 <w:sz w:val="20"/>
                 <w:szCs w:val="20"/>
               </w:rPr>
-              <w:t xml:space="preserve">重大・9件</w:t>
+              <w:t xml:space="preserve">重大・10件</w:t>
             </w:r>
           </w:p>
         </w:tc>
@@ -5718,7 +5718,7 @@
                 <w:sz w:val="20"/>
                 <w:szCs w:val="20"/>
               </w:rPr>
-              <w:t xml:space="preserve">エアコン・空調</w:t>
+              <w:t xml:space="preserve">部屋の狭さ</w:t>
             </w:r>
           </w:p>
         </w:tc>
@@ -5752,7 +5752,7 @@
                 <w:sz w:val="20"/>
                 <w:szCs w:val="20"/>
               </w:rPr>
-              <w:t xml:space="preserve">Bien qu'en face de la gare, très bonne insonorisation de ...</w:t>
+              <w:t xml:space="preserve">그래서 청결부분에서 좀안좋았던거같아요 서비스는좋앗습니다 日本は狭いですが、キャリアを広げると座る場所がなく、...</w:t>
             </w:r>
           </w:p>
         </w:tc>
@@ -5891,7 +5891,7 @@
                 <w:sz w:val="20"/>
                 <w:szCs w:val="20"/>
               </w:rPr>
-              <w:t xml:space="preserve">ヒーターの音は無知でした^^;洗面台の冷水絞りで水がずっと流れ落ちたのにカウンターに届けられませんでしたㅜ博多駅の...</w:t>
+              <w:t xml:space="preserve">客室品質: 11階 1128号室 清潔な客室で、防音性が高く、シャワーとビデの両方に信頼できるヒーターが付いています</w:t>
             </w:r>
           </w:p>
         </w:tc>
@@ -5925,7 +5925,7 @@
                 <w:sz w:val="20"/>
                 <w:szCs w:val="20"/>
               </w:rPr>
-              <w:t xml:space="preserve">重大・7件</w:t>
+              <w:t xml:space="preserve">重大・8件</w:t>
             </w:r>
           </w:p>
         </w:tc>
@@ -7088,7 +7088,7 @@
                 <w:sz w:val="20"/>
                 <w:szCs w:val="20"/>
               </w:rPr>
-              <w:t xml:space="preserve">7.72点</w:t>
+              <w:t xml:space="preserve">7.73点</w:t>
             </w:r>
           </w:p>
         </w:tc>
@@ -7228,7 +7228,7 @@
                 <w:sz w:val="20"/>
                 <w:szCs w:val="20"/>
               </w:rPr>
-              <w:t xml:space="preserve">65.7%</w:t>
+              <w:t xml:space="preserve">66.2%</w:t>
             </w:r>
           </w:p>
         </w:tc>
@@ -7368,7 +7368,7 @@
                 <w:sz w:val="20"/>
                 <w:szCs w:val="20"/>
               </w:rPr>
-              <w:t xml:space="preserve">12.1%</w:t>
+              <w:t xml:space="preserve">12.2%</w:t>
             </w:r>
           </w:p>
         </w:tc>
@@ -7788,7 +7788,7 @@
                 <w:sz w:val="20"/>
                 <w:szCs w:val="20"/>
               </w:rPr>
-              <w:t xml:space="preserve">約21件/期間</w:t>
+              <w:t xml:space="preserve">約20件/期間</w:t>
             </w:r>
           </w:p>
         </w:tc>
@@ -7919,7 +7919,7 @@
           <w:sz w:val="22"/>
           <w:szCs w:val="22"/>
         </w:rPr>
-        <w:t xml:space="preserve">[1] Trip.com / 10点 / 2026-03-21</w:t>
+        <w:t xml:space="preserve">[1] Trip.com / 10点 / 2026-03-24</w:t>
       </w:r>
     </w:p>
     <w:p>
@@ -7934,7 +7934,7 @@
           <w:sz w:val="21"/>
           <w:szCs w:val="21"/>
         </w:rPr>
-        <w:t xml:space="preserve">従業員がいつも待機中で問題が発生したり、キャリアを任せるときはいつも笑ってうまく解決してくれます。  清潔さは十分にきれいだと思います</w:t>
+        <w:t xml:space="preserve">博多駅近くの最高のロケーションとお得な価格 直感を信じてよかったです。評価は低いですが、名古屋にあるこのチェーンのホテルでの快適な滞在と同じような体験ができました。名古屋のホテルより古いですが、手入れが行き届いていて、清潔です。価格に見合った優れた価値を提供しています。 メリット: 無料Wi-Fiと高速インターネット接続（パスワード不要）。 効率性: 迅速でスムーズなチェックインと便利な荷物...</w:t>
       </w:r>
     </w:p>
     <w:p>
@@ -7955,7 +7955,7 @@
           <w:sz w:val="22"/>
           <w:szCs w:val="22"/>
         </w:rPr>
-        <w:t xml:space="preserve">[2] 楽天トラベル / 8点 / 2026-03-21</w:t>
+        <w:t xml:space="preserve">[2] Booking.com / 8点 / 2026-03-23</w:t>
       </w:r>
     </w:p>
     <w:p>
@@ -7970,7 +7970,33 @@
           <w:sz w:val="21"/>
           <w:szCs w:val="21"/>
         </w:rPr>
-        <w:t xml:space="preserve">フロント対応はしっかり、丁寧。ベテランと若手がいて頼もしかった。ウェルカムドリンクのレモン水おいしい。部屋はちょっと暗くて、パソコンの作業はする気になれず。設備は古いが清潔であった。朝食が美味しかったです。</w:t>
+        <w:t xml:space="preserve">朝食がとてもおいしかった。 駅に近くて、ホテルの隣の建物からエレベーターで降りると一蘭にことができ便利だった。</w:t>
+      </w:r>
+    </w:p>
+    <w:p>
+      <w:pPr>
+        <w:spacing w:after="120" w:line="320"/>
+        <w:jc w:val="left"/>
+      </w:pPr>
+      <w:r>
+        <w:rPr>
+          <w:rFonts w:ascii="Arial" w:cs="Arial" w:eastAsia="Arial" w:hAnsi="Arial"/>
+          <w:b/>
+          <w:bCs/>
+          <w:color w:val="C0392B"/>
+          <w:sz w:val="21"/>
+          <w:szCs w:val="21"/>
+        </w:rPr>
+        <w:t xml:space="preserve">【改善点】</w:t>
+      </w:r>
+      <w:r>
+        <w:rPr>
+          <w:rFonts w:ascii="Arial" w:cs="Arial" w:eastAsia="Arial" w:hAnsi="Arial"/>
+          <w:color w:val="333333"/>
+          <w:sz w:val="21"/>
+          <w:szCs w:val="21"/>
+        </w:rPr>
+        <w:t xml:space="preserve">予約サイトに載っていた部屋の広さと実際の広さは差があった。 18平米なので仕方ないが本当に狭かった。</w:t>
       </w:r>
     </w:p>
     <w:p>
@@ -7991,7 +8017,7 @@
           <w:sz w:val="22"/>
           <w:szCs w:val="22"/>
         </w:rPr>
-        <w:t xml:space="preserve">[3] Trip.com / 10点 / 2026-03-20</w:t>
+        <w:t xml:space="preserve">[3] じゃらん / 8点 / 2026-03-22</w:t>
       </w:r>
     </w:p>
     <w:p>
@@ -8006,7 +8032,7 @@
           <w:sz w:val="21"/>
           <w:szCs w:val="21"/>
         </w:rPr>
-        <w:t xml:space="preserve">また訪れる価値がある！</w:t>
+        <w:t xml:space="preserve">出張のため2泊しました。  博多駅のすぐ目の前でとても便利でした。  博多は全体的にホテルが高いので、3連休にこのお値段と立地なら十分納得です。  無料の朝食も美味しく、出張の際にはまた利用させていただきたいホテルでした。</w:t>
       </w:r>
     </w:p>
     <w:p>
@@ -8027,7 +8053,7 @@
           <w:sz w:val="22"/>
           <w:szCs w:val="22"/>
         </w:rPr>
-        <w:t xml:space="preserve">[4] Booking.com / 8点 / 2026-03-19</w:t>
+        <w:t xml:space="preserve">[4] Trip.com / 10点 / 2026-03-21</w:t>
       </w:r>
     </w:p>
     <w:p>
@@ -8042,7 +8068,7 @@
           <w:sz w:val="21"/>
           <w:szCs w:val="21"/>
         </w:rPr>
-        <w:t xml:space="preserve">Bien qu'en face de la gare, très bonne insonorisation de la chambre. Situation plein centre ville et proche train, métro,bus</w:t>
+        <w:t xml:space="preserve">従業員がいつも待機中で問題が発生したり、キャリアを任せるときはいつも笑ってうまく解決してくれます。  清潔さは十分にきれいだと思います</w:t>
       </w:r>
     </w:p>
     <w:p>
@@ -8063,7 +8089,7 @@
           <w:sz w:val="22"/>
           <w:szCs w:val="22"/>
         </w:rPr>
-        <w:t xml:space="preserve">[5] Trip.com / 8点 / 2026-03-19</w:t>
+        <w:t xml:space="preserve">[5] 楽天トラベル / 8点 / 2026-03-21</w:t>
       </w:r>
     </w:p>
     <w:p>
@@ -8078,7 +8104,7 @@
           <w:sz w:val="21"/>
           <w:szCs w:val="21"/>
         </w:rPr>
-        <w:t xml:space="preserve">朝食はほぼ毎日同じです。部屋は少し暗く、照明が十分ではありません。</w:t>
+        <w:t xml:space="preserve">フロント対応はしっかり、丁寧。ベテランと若手がいて頼もしかった。ウェルカムドリンクのレモン水おいしい。部屋はちょっと暗くて、パソコンの作業はする気になれず。設備は古いが清潔であった。朝食が美味しかったです。</w:t>
       </w:r>
     </w:p>
     <w:p>
@@ -8099,7 +8125,7 @@
           <w:sz w:val="22"/>
           <w:szCs w:val="22"/>
         </w:rPr>
-        <w:t xml:space="preserve">[6] Trip.com / 4点 / 2026-03-22</w:t>
+        <w:t xml:space="preserve">[6] 楽天トラベル / 6点 / 2026-03-23</w:t>
       </w:r>
     </w:p>
     <w:p>
@@ -8114,7 +8140,7 @@
           <w:sz w:val="21"/>
           <w:szCs w:val="21"/>
         </w:rPr>
-        <w:t xml:space="preserve">古すぎて朝食が味がする</w:t>
+        <w:t xml:space="preserve">博多駅からのアクセスがよく、キャリーを引いていたので助かりました。 また机が広く、デスクライトもあり作業がしやすかったです。 ただ気になった点としては2つあります。 1点目は備え付きの歯ブラシを梱包している袋がベタベタでした。外袋なので捨てるとはいえ、不快でした…。 2点目はユニットバスのシャワーの水圧が弱いです。他の都道府県の店舗も弱かったので一律なのかもしれませんが、女性だとロングヘアだ...</w:t>
       </w:r>
     </w:p>
     <w:p>
@@ -8135,7 +8161,7 @@
           <w:sz w:val="22"/>
           <w:szCs w:val="22"/>
         </w:rPr>
-        <w:t xml:space="preserve">[7] 楽天トラベル / 6点 / 2026-03-20</w:t>
+        <w:t xml:space="preserve">[7] Trip.com / 4点 / 2026-03-22</w:t>
       </w:r>
     </w:p>
     <w:p>
@@ -8150,7 +8176,7 @@
           <w:sz w:val="21"/>
           <w:szCs w:val="21"/>
         </w:rPr>
-        <w:t xml:space="preserve">古い建物だったが部屋には空気清浄機もおいてありベッドの寝心地も良かったです。天井のシミや壁紙が一部剥がれていたりライトの埃が気になった。スタッフの対応は親切でした。駅に近く子連れだったので、とても便利でした。ありがとうございました。</w:t>
+        <w:t xml:space="preserve">古すぎて朝食が味がする</w:t>
       </w:r>
     </w:p>
     <w:p>
@@ -8171,7 +8197,7 @@
           <w:sz w:val="22"/>
           <w:szCs w:val="22"/>
         </w:rPr>
-        <w:t xml:space="preserve">[8] Google / 2点 / 2026-03-19</w:t>
+        <w:t xml:space="preserve">[8] 楽天トラベル / 6点 / 2026-03-20</w:t>
       </w:r>
     </w:p>
     <w:p>
@@ -8186,7 +8212,7 @@
           <w:sz w:val="21"/>
           <w:szCs w:val="21"/>
         </w:rPr>
-        <w:t xml:space="preserve">不慣れな年寄りだけで宿泊するのは無理 システムが良くない</w:t>
+        <w:t xml:space="preserve">古い建物だったが部屋には空気清浄機もおいてありベッドの寝心地も良かったです。天井のシミや壁紙が一部剥がれていたりライトの埃が気になった。スタッフの対応は親切でした。駅に近く子連れだったので、とても便利でした。ありがとうございました。</w:t>
       </w:r>
     </w:p>
     <w:p>
@@ -8207,7 +8233,43 @@
           <w:sz w:val="22"/>
           <w:szCs w:val="22"/>
         </w:rPr>
-        <w:t xml:space="preserve">[9] Booking.com / 3点 / 2026-03-18</w:t>
+        <w:t xml:space="preserve">[9] Google / 2点 / 2026-03-19</w:t>
+      </w:r>
+    </w:p>
+    <w:p>
+      <w:pPr>
+        <w:spacing w:after="120" w:line="320"/>
+        <w:jc w:val="left"/>
+      </w:pPr>
+      <w:r>
+        <w:rPr>
+          <w:rFonts w:ascii="Arial" w:cs="Arial" w:eastAsia="Arial" w:hAnsi="Arial"/>
+          <w:color w:val="333333"/>
+          <w:sz w:val="21"/>
+          <w:szCs w:val="21"/>
+        </w:rPr>
+        <w:t xml:space="preserve">不慣れな年寄りだけで宿泊するのは無理 システムが良くない</w:t>
+      </w:r>
+    </w:p>
+    <w:p>
+      <w:pPr>
+        <w:spacing w:after="60"/>
+      </w:pPr>
+    </w:p>
+    <w:p>
+      <w:pPr>
+        <w:spacing w:after="120" w:before="200"/>
+      </w:pPr>
+      <w:r>
+        <w:rPr>
+          <w:rFonts w:ascii="Arial" w:cs="Arial" w:eastAsia="Arial" w:hAnsi="Arial"/>
+          <w:b/>
+          <w:bCs/>
+          <w:color w:val="1B3A5C"/>
+          <w:sz w:val="22"/>
+          <w:szCs w:val="22"/>
+        </w:rPr>
+        <w:t xml:space="preserve">[10] Booking.com / 3点 / 2026-03-18</w:t>
       </w:r>
     </w:p>
     <w:p>
@@ -8249,42 +8311,6 @@
           <w:szCs w:val="21"/>
         </w:rPr>
         <w:t xml:space="preserve">風呂、トイレが少し汚く、生乾きの匂いがするのが残念 又、手元のライトが壊れててつかなかった。他はつくけどそこはつかなくてもいい感じだったけど。</w:t>
-      </w:r>
-    </w:p>
-    <w:p>
-      <w:pPr>
-        <w:spacing w:after="60"/>
-      </w:pPr>
-    </w:p>
-    <w:p>
-      <w:pPr>
-        <w:spacing w:after="120" w:before="200"/>
-      </w:pPr>
-      <w:r>
-        <w:rPr>
-          <w:rFonts w:ascii="Arial" w:cs="Arial" w:eastAsia="Arial" w:hAnsi="Arial"/>
-          <w:b/>
-          <w:bCs/>
-          <w:color w:val="1B3A5C"/>
-          <w:sz w:val="22"/>
-          <w:szCs w:val="22"/>
-        </w:rPr>
-        <w:t xml:space="preserve">[10] じゃらん / 6点 / 2026-03-18</w:t>
-      </w:r>
-    </w:p>
-    <w:p>
-      <w:pPr>
-        <w:spacing w:after="120" w:line="320"/>
-        <w:jc w:val="left"/>
-      </w:pPr>
-      <w:r>
-        <w:rPr>
-          <w:rFonts w:ascii="Arial" w:cs="Arial" w:eastAsia="Arial" w:hAnsi="Arial"/>
-          <w:color w:val="333333"/>
-          <w:sz w:val="21"/>
-          <w:szCs w:val="21"/>
-        </w:rPr>
-        <w:t xml:space="preserve">スタッフみなさん感じが良くて良かった。  部屋は確かに古さはあるが、部屋も広くて、立地がとにかく良いのでまたお世話になりたい。  朝食は会場が狭く、すごく賑やかだったのでやめた。  (部屋で食べれる簡単なものがあれば嬉しい)  フリードリンクも助かった。</w:t>
       </w:r>
     </w:p>
     <w:p>
@@ -8349,7 +8375,7 @@
                 <w:sz w:val="21"/>
                 <w:szCs w:val="21"/>
               </w:rPr>
-              <w:t xml:space="preserve">コンフォートホテル博多は、全体平均7.72点（10点換算）、高評価率65.7%という一定の顧客満足度を示しているホテルです。特に「立地・アクセス」「朝食」が多くのゲストから高く評価されています。</w:t>
+              <w:t xml:space="preserve">コンフォートホテル博多は、全体平均7.73点（10点換算）、高評価率66.2%という一定の顧客満足度を示しているホテルです。特に「立地・アクセス」「朝食」が多くのゲストから高く評価されています。</w:t>
             </w:r>
           </w:p>
           <w:p>
@@ -8363,7 +8389,7 @@
                 <w:sz w:val="21"/>
                 <w:szCs w:val="21"/>
               </w:rPr>
-              <w:t xml:space="preserve">改善課題としては、設備の老朽化、浴室・水回り、清掃不備が主要なテーマとして浮上しています。これらの課題への対応が、顧客満足度向上の鍵となります。</w:t>
+              <w:t xml:space="preserve">改善課題としては、設備の老朽化、浴室・水回り、エアコン・空調が主要なテーマとして浮上しています。これらの課題への対応が、顧客満足度向上の鍵となります。</w:t>
             </w:r>
           </w:p>
           <w:p>

--- a/納品レポート/ホテル別レポート/comfort_hakata_口コミ分析改善レポート.docx
+++ b/納品レポート/ホテル別レポート/comfort_hakata_口コミ分析改善レポート.docx
@@ -111,7 +111,7 @@
           <w:sz w:val="20"/>
           <w:szCs w:val="20"/>
         </w:rPr>
-        <w:t xml:space="preserve">対象サイト：Trip.com / Booking.com / Google / じゃらん / 楽天トラベル</w:t>
+        <w:t xml:space="preserve">対象サイト：Trip.com / Google / Booking.com / じゃらん / 楽天トラベル</w:t>
       </w:r>
     </w:p>
     <w:p>
@@ -131,7 +131,7 @@
           <w:sz w:val="20"/>
           <w:szCs w:val="20"/>
         </w:rPr>
-        <w:t xml:space="preserve">作成日：2026年3月24日</w:t>
+        <w:t xml:space="preserve">作成日：2026年3月25日</w:t>
       </w:r>
     </w:p>
     <w:p>
@@ -261,7 +261,7 @@
                 <w:sz w:val="36"/>
                 <w:szCs w:val="36"/>
               </w:rPr>
-              <w:t xml:space="preserve">7.73</w:t>
+              <w:t xml:space="preserve">7.83</w:t>
             </w:r>
           </w:p>
         </w:tc>
@@ -310,7 +310,7 @@
                 <w:sz w:val="36"/>
                 <w:szCs w:val="36"/>
               </w:rPr>
-              <w:t xml:space="preserve">66.2%</w:t>
+              <w:t xml:space="preserve">67.6%</w:t>
             </w:r>
           </w:p>
         </w:tc>
@@ -359,7 +359,7 @@
                 <w:sz w:val="36"/>
                 <w:szCs w:val="36"/>
               </w:rPr>
-              <w:t xml:space="preserve">12.2%</w:t>
+              <w:t xml:space="preserve">10.8%</w:t>
             </w:r>
           </w:p>
         </w:tc>
@@ -448,7 +448,7 @@
           <w:sz w:val="21"/>
           <w:szCs w:val="21"/>
         </w:rPr>
-        <w:t xml:space="preserve">全体平均スコア7.73点（10点換算）は概ね標準的な水準であり、66.2%が高評価（8-10点）に分類されます。低評価（1-4点）は17件（12.2%）で、一定の改善課題があります。Trip.com（9.02点）で特に高い評価を獲得しています。</w:t>
+        <w:t xml:space="preserve">全体平均スコア7.83点（10点換算）は概ね標準的な水準であり、67.6%が高評価（8-10点）に分類されます。低評価（1-4点）は15件（10.8%）で、一定の改善課題があります。Trip.com（9.02点）で特に高い評価を獲得しています。</w:t>
       </w:r>
     </w:p>
     <w:p>
@@ -463,7 +463,7 @@
           <w:sz w:val="21"/>
           <w:szCs w:val="21"/>
         </w:rPr>
-        <w:t xml:space="preserve">一方で、楽天トラベル（6.3点）では相対的に低いスコアとなっており、改善の余地があります。全体としては「立地・アクセス」と「朝食」がホテルの主な強みとして際立っています。</w:t>
+        <w:t xml:space="preserve">一方で、楽天トラベル（6.6点）では相対的に低いスコアとなっており、改善の余地があります。全体としては「立地・アクセス」と「朝食」がホテルの主な強みとして際立っています。</w:t>
       </w:r>
     </w:p>
     <w:p>
@@ -567,7 +567,7 @@
                 <w:sz w:val="20"/>
                 <w:szCs w:val="20"/>
               </w:rPr>
-              <w:t xml:space="preserve">設備の老朽化（20件）、浴室・水回り（19件）、エアコン・空調（10件）、清掃不備（10件）</w:t>
+              <w:t xml:space="preserve">設備の老朽化（21件）、浴室・水回り（20件）、エアコン・空調（10件）、清掃不備（10件）</w:t>
             </w:r>
           </w:p>
           <w:p>
@@ -987,7 +987,7 @@
                 <w:sz w:val="20"/>
                 <w:szCs w:val="20"/>
               </w:rPr>
-              <w:t xml:space="preserve">51</w:t>
+              <w:t xml:space="preserve">52</w:t>
             </w:r>
           </w:p>
         </w:tc>
@@ -1123,7 +1123,7 @@
                 <w:sz w:val="20"/>
                 <w:szCs w:val="20"/>
               </w:rPr>
-              <w:t xml:space="preserve">10</w:t>
+              <w:t xml:space="preserve">9.5</w:t>
             </w:r>
           </w:p>
         </w:tc>
@@ -1194,7 +1194,7 @@
                 <w:sz w:val="20"/>
                 <w:szCs w:val="20"/>
               </w:rPr>
-              <w:t xml:space="preserve">Booking.com</w:t>
+              <w:t xml:space="preserve">Google</w:t>
             </w:r>
           </w:p>
         </w:tc>
@@ -1229,7 +1229,7 @@
                 <w:sz w:val="20"/>
                 <w:szCs w:val="20"/>
               </w:rPr>
-              <w:t xml:space="preserve">38</w:t>
+              <w:t xml:space="preserve">32</w:t>
             </w:r>
           </w:p>
         </w:tc>
@@ -1264,7 +1264,7 @@
                 <w:sz w:val="20"/>
                 <w:szCs w:val="20"/>
               </w:rPr>
-              <w:t xml:space="preserve">7.08</w:t>
+              <w:t xml:space="preserve">3.66</w:t>
             </w:r>
           </w:p>
         </w:tc>
@@ -1299,7 +1299,7 @@
                 <w:sz w:val="20"/>
                 <w:szCs w:val="20"/>
               </w:rPr>
-              <w:t xml:space="preserve">/10</w:t>
+              <w:t xml:space="preserve">/5 (×2)</w:t>
             </w:r>
           </w:p>
         </w:tc>
@@ -1334,7 +1334,7 @@
                 <w:sz w:val="20"/>
                 <w:szCs w:val="20"/>
               </w:rPr>
-              <w:t xml:space="preserve">7.08</w:t>
+              <w:t xml:space="preserve">7.31</w:t>
             </w:r>
           </w:p>
         </w:tc>
@@ -1440,7 +1440,7 @@
                 <w:sz w:val="20"/>
                 <w:szCs w:val="20"/>
               </w:rPr>
-              <w:t xml:space="preserve">Google</w:t>
+              <w:t xml:space="preserve">Booking.com</w:t>
             </w:r>
           </w:p>
         </w:tc>
@@ -1474,7 +1474,7 @@
                 <w:sz w:val="20"/>
                 <w:szCs w:val="20"/>
               </w:rPr>
-              <w:t xml:space="preserve">32</w:t>
+              <w:t xml:space="preserve">38</w:t>
             </w:r>
           </w:p>
         </w:tc>
@@ -1508,7 +1508,7 @@
                 <w:sz w:val="20"/>
                 <w:szCs w:val="20"/>
               </w:rPr>
-              <w:t xml:space="preserve">3.53</w:t>
+              <w:t xml:space="preserve">7.08</w:t>
             </w:r>
           </w:p>
         </w:tc>
@@ -1542,7 +1542,7 @@
                 <w:sz w:val="20"/>
                 <w:szCs w:val="20"/>
               </w:rPr>
-              <w:t xml:space="preserve">/5 (×2)</w:t>
+              <w:t xml:space="preserve">/10</w:t>
             </w:r>
           </w:p>
         </w:tc>
@@ -1576,7 +1576,7 @@
                 <w:sz w:val="20"/>
                 <w:szCs w:val="20"/>
               </w:rPr>
-              <w:t xml:space="preserve">7.06</w:t>
+              <w:t xml:space="preserve">7.08</w:t>
             </w:r>
           </w:p>
         </w:tc>
@@ -1610,7 +1610,7 @@
                 <w:sz w:val="20"/>
                 <w:szCs w:val="20"/>
               </w:rPr>
-              <w:t xml:space="preserve">7</w:t>
+              <w:t xml:space="preserve">8</w:t>
             </w:r>
           </w:p>
         </w:tc>
@@ -1961,7 +1961,7 @@
                 <w:sz w:val="20"/>
                 <w:szCs w:val="20"/>
               </w:rPr>
-              <w:t xml:space="preserve">8</w:t>
+              <w:t xml:space="preserve">7</w:t>
             </w:r>
           </w:p>
         </w:tc>
@@ -1995,7 +1995,7 @@
                 <w:sz w:val="20"/>
                 <w:szCs w:val="20"/>
               </w:rPr>
-              <w:t xml:space="preserve">3.12</w:t>
+              <w:t xml:space="preserve">3.29</w:t>
             </w:r>
           </w:p>
         </w:tc>
@@ -2063,7 +2063,7 @@
                 <w:sz w:val="20"/>
                 <w:szCs w:val="20"/>
               </w:rPr>
-              <w:t xml:space="preserve">6.25</w:t>
+              <w:t xml:space="preserve">6.57</w:t>
             </w:r>
           </w:p>
         </w:tc>
@@ -2171,7 +2171,7 @@
           <w:sz w:val="21"/>
           <w:szCs w:val="21"/>
         </w:rPr>
-        <w:t xml:space="preserve">評価分布は10点（29.5%）に最も多く、8点以上の高評価が66.2%を占めています。低評価（1-4点）は計17件（12.2%）です。</w:t>
+        <w:t xml:space="preserve">評価分布は10点（30.2%）に最も多く、8点以上の高評価が67.6%を占めています。低評価（1-4点）は計15件（10.8%）です。</w:t>
       </w:r>
     </w:p>
     <w:p>
@@ -2406,7 +2406,7 @@
                 <w:sz w:val="20"/>
                 <w:szCs w:val="20"/>
               </w:rPr>
-              <w:t xml:space="preserve">41</w:t>
+              <w:t xml:space="preserve">42</w:t>
             </w:r>
           </w:p>
         </w:tc>
@@ -2441,7 +2441,7 @@
                 <w:sz w:val="20"/>
                 <w:szCs w:val="20"/>
               </w:rPr>
-              <w:t xml:space="preserve">29.5%</w:t>
+              <w:t xml:space="preserve">30.2%</w:t>
             </w:r>
           </w:p>
         </w:tc>
@@ -2479,7 +2479,7 @@
                 <w:sz w:val="18"/>
                 <w:szCs w:val="18"/>
               </w:rPr>
-              <w:t xml:space="preserve"> 41件</w:t>
+              <w:t xml:space="preserve"> 42件</w:t>
             </w:r>
           </w:p>
         </w:tc>
@@ -2551,7 +2551,7 @@
                 <w:sz w:val="20"/>
                 <w:szCs w:val="20"/>
               </w:rPr>
-              <w:t xml:space="preserve">14</w:t>
+              <w:t xml:space="preserve">15</w:t>
             </w:r>
           </w:p>
         </w:tc>
@@ -2586,7 +2586,7 @@
                 <w:sz w:val="20"/>
                 <w:szCs w:val="20"/>
               </w:rPr>
-              <w:t xml:space="preserve">10.1%</w:t>
+              <w:t xml:space="preserve">10.8%</w:t>
             </w:r>
           </w:p>
         </w:tc>
@@ -2623,7 +2623,7 @@
                 <w:sz w:val="18"/>
                 <w:szCs w:val="18"/>
               </w:rPr>
-              <w:t xml:space="preserve"> 14件</w:t>
+              <w:t xml:space="preserve"> 15件</w:t>
             </w:r>
           </w:p>
         </w:tc>
@@ -3273,7 +3273,7 @@
                 <w:sz w:val="20"/>
                 <w:szCs w:val="20"/>
               </w:rPr>
-              <w:t xml:space="preserve">10</w:t>
+              <w:t xml:space="preserve">9</w:t>
             </w:r>
           </w:p>
         </w:tc>
@@ -3308,7 +3308,7 @@
                 <w:sz w:val="20"/>
                 <w:szCs w:val="20"/>
               </w:rPr>
-              <w:t xml:space="preserve">7.2%</w:t>
+              <w:t xml:space="preserve">6.5%</w:t>
             </w:r>
           </w:p>
         </w:tc>
@@ -3337,7 +3337,7 @@
                 <w:sz w:val="20"/>
                 <w:szCs w:val="20"/>
               </w:rPr>
-              <w:t xml:space="preserve">█████</w:t>
+              <w:t xml:space="preserve">████</w:t>
             </w:r>
             <w:r>
               <w:rPr>
@@ -3346,7 +3346,7 @@
                 <w:sz w:val="18"/>
                 <w:szCs w:val="18"/>
               </w:rPr>
-              <w:t xml:space="preserve"> 10件</w:t>
+              <w:t xml:space="preserve"> 9件</w:t>
             </w:r>
           </w:p>
         </w:tc>
@@ -3562,7 +3562,7 @@
                 <w:sz w:val="20"/>
                 <w:szCs w:val="20"/>
               </w:rPr>
-              <w:t xml:space="preserve">3</w:t>
+              <w:t xml:space="preserve">2</w:t>
             </w:r>
           </w:p>
         </w:tc>
@@ -3597,7 +3597,7 @@
                 <w:sz w:val="20"/>
                 <w:szCs w:val="20"/>
               </w:rPr>
-              <w:t xml:space="preserve">2.2%</w:t>
+              <w:t xml:space="preserve">1.4%</w:t>
             </w:r>
           </w:p>
         </w:tc>
@@ -3635,7 +3635,7 @@
                 <w:sz w:val="18"/>
                 <w:szCs w:val="18"/>
               </w:rPr>
-              <w:t xml:space="preserve"> 3件</w:t>
+              <w:t xml:space="preserve"> 2件</w:t>
             </w:r>
           </w:p>
         </w:tc>
@@ -3855,7 +3855,7 @@
                 <w:sz w:val="24"/>
                 <w:szCs w:val="24"/>
               </w:rPr>
-              <w:t xml:space="preserve">92件（66.2%）</w:t>
+              <w:t xml:space="preserve">94件（67.6%）</w:t>
             </w:r>
           </w:p>
         </w:tc>
@@ -3957,7 +3957,7 @@
                 <w:sz w:val="24"/>
                 <w:szCs w:val="24"/>
               </w:rPr>
-              <w:t xml:space="preserve">17件（12.2%）</w:t>
+              <w:t xml:space="preserve">15件（10.8%）</w:t>
             </w:r>
           </w:p>
         </w:tc>
@@ -4231,7 +4231,7 @@
                 <w:sz w:val="20"/>
                 <w:szCs w:val="20"/>
               </w:rPr>
-              <w:t xml:space="preserve">「立地：福岡空港から30分、博多駅、地下鉄、バスターミナルからすぐ、セブンイレブンとスターバックスの隣という最高の拠点」「駅に近くて、ホテルの隣の建物からエレベーターで降りると一蘭にことができ便利だった」</w:t>
+              <w:t xml:space="preserve">「バス、地下鉄、電車のアクセシビリティに優れ、場所は本当に良いです」「立地：福岡空港から30分、博多駅、地下鉄、バスターミナルからすぐ、セブンイレブンとスターバックスの隣という最高の拠点」</w:t>
             </w:r>
           </w:p>
         </w:tc>
@@ -4335,7 +4335,7 @@
                 <w:sz w:val="20"/>
                 <w:szCs w:val="20"/>
               </w:rPr>
-              <w:t xml:space="preserve">「ボリュームたっぷりのおいしい朝食が含まれています」「朝食がとてもおいしかった」</w:t>
+              <w:t xml:space="preserve">「特に無料の朝食のおかげで、朝から移動するのに最適です」「ボリュームたっぷりのおいしい朝食が含まれています」</w:t>
             </w:r>
           </w:p>
         </w:tc>
@@ -4442,7 +4442,7 @@
                 <w:sz w:val="20"/>
                 <w:szCs w:val="20"/>
               </w:rPr>
-              <w:t xml:space="preserve">「スタッフ：親切で対応が良い」「フロント対応はしっかり、丁寧」</w:t>
+              <w:t xml:space="preserve">「スタッフ：親切で対応が良い」「何よりもスタッフの方が本当にとてもフレンドリーで宿泊している間、気持ちがとても良かったです」</w:t>
             </w:r>
           </w:p>
         </w:tc>
@@ -4546,7 +4546,7 @@
                 <w:sz w:val="20"/>
                 <w:szCs w:val="20"/>
               </w:rPr>
-              <w:t xml:space="preserve">「評価は低いですが、名古屋にあるこのチェーンのホテルでの快適な滞在と同じような体験ができました」「設備は古いが清潔であった」</w:t>
+              <w:t xml:space="preserve">「評価は低いですが、名古屋にあるこのチェーンのホテルでの快適な滞在と同じような体験でした」「設備は古いが清潔であった」</w:t>
             </w:r>
           </w:p>
         </w:tc>
@@ -4797,7 +4797,7 @@
           <w:sz w:val="21"/>
           <w:szCs w:val="21"/>
         </w:rPr>
-        <w:t xml:space="preserve">口コミの多数で「立地・アクセス」に関するポジティブな言及が見られ、コンフォートホテル博多の最大の差別化要因となっています。立地：福岡空港から30分、博多駅、地下鉄、バスターミナルからすぐ、セブンイレブンとスターバックスの隣という最高の拠点といった声が多数寄せられています。</w:t>
+        <w:t xml:space="preserve">口コミの多数で「立地・アクセス」に関するポジティブな言及が見られ、コンフォートホテル博多の最大の差別化要因となっています。バス、地下鉄、電車のアクセシビリティに優れ、場所は本当に良いですといった声が多数寄せられています。</w:t>
       </w:r>
     </w:p>
     <w:p>
@@ -4816,7 +4816,7 @@
           <w:sz w:val="21"/>
           <w:szCs w:val="21"/>
         </w:rPr>
-        <w:t xml:space="preserve">立地：福岡空港から30分、博多駅、地下鉄、バスターミナルからすぐ、セブンイレブンとスターバックスの隣という最高の拠点</w:t>
+        <w:t xml:space="preserve">バス、地下鉄、電車のアクセシビリティに優れ、場所は本当に良いです</w:t>
       </w:r>
     </w:p>
     <w:p>
@@ -4835,7 +4835,7 @@
           <w:sz w:val="21"/>
           <w:szCs w:val="21"/>
         </w:rPr>
-        <w:t xml:space="preserve">駅に近くて、ホテルの隣の建物からエレベーターで降りると一蘭にことができ便利だった</w:t>
+        <w:t xml:space="preserve">立地：福岡空港から30分、博多駅、地下鉄、バスターミナルからすぐ、セブンイレブンとスターバックスの隣という最高の拠点</w:t>
       </w:r>
     </w:p>
     <w:p>
@@ -4854,7 +4854,7 @@
           <w:sz w:val="21"/>
           <w:szCs w:val="21"/>
         </w:rPr>
-        <w:t xml:space="preserve">博多駅からのアクセスがよく、キャリーを引いていたので助かりました</w:t>
+        <w:t xml:space="preserve">昨年クリスマスごろ宿泊しましたが、博多駅から徒歩5分ほどでとても近く、すぐ隣にスターバックスもあります</w:t>
       </w:r>
     </w:p>
     <w:p>
@@ -4891,7 +4891,7 @@
           <w:sz w:val="21"/>
           <w:szCs w:val="21"/>
         </w:rPr>
-        <w:t xml:space="preserve">朝食に関するポジティブな評価も多く寄せられています。「ボリュームたっぷりのおいしい朝食が含まれています」といったコメントが見られます。</w:t>
+        <w:t xml:space="preserve">朝食に関するポジティブな評価も多く寄せられています。「特に無料の朝食のおかげで、朝から移動するのに最適です」といったコメントが見られます。</w:t>
       </w:r>
     </w:p>
     <w:p>
@@ -5230,7 +5230,7 @@
                 <w:sz w:val="20"/>
                 <w:szCs w:val="20"/>
               </w:rPr>
-              <w:t xml:space="preserve">重大・20件</w:t>
+              <w:t xml:space="preserve">重大・21件</w:t>
             </w:r>
           </w:p>
         </w:tc>
@@ -5335,7 +5335,7 @@
                 <w:sz w:val="20"/>
                 <w:szCs w:val="20"/>
               </w:rPr>
-              <w:t xml:space="preserve">（午前6時30分～午前9時30分） 利便性: セルフサービスのランドリー（14階）、各階に自動販売機、ロビーには必...</w:t>
+              <w:t xml:space="preserve">バス、地下鉄、電車のアクセシビリティに優れ、場所は本当に良いです</w:t>
             </w:r>
           </w:p>
         </w:tc>
@@ -5369,7 +5369,7 @@
                 <w:sz w:val="20"/>
                 <w:szCs w:val="20"/>
               </w:rPr>
-              <w:t xml:space="preserve">重大・19件</w:t>
+              <w:t xml:space="preserve">重大・20件</w:t>
             </w:r>
           </w:p>
         </w:tc>
@@ -5718,7 +5718,7 @@
                 <w:sz w:val="20"/>
                 <w:szCs w:val="20"/>
               </w:rPr>
-              <w:t xml:space="preserve">部屋の狭さ</w:t>
+              <w:t xml:space="preserve">防音性能</w:t>
             </w:r>
           </w:p>
         </w:tc>
@@ -5752,7 +5752,7 @@
                 <w:sz w:val="20"/>
                 <w:szCs w:val="20"/>
               </w:rPr>
-              <w:t xml:space="preserve">그래서 청결부분에서 좀안좋았던거같아요 서비스는좋앗습니다 日本は狭いですが、キャリアを広げると座る場所がなく、...</w:t>
+              <w:t xml:space="preserve">客室品質: 11階 1128号室 清潔な客室で、防音性が高く、シャワーとビデの両方に信頼できるヒーターが付いています</w:t>
             </w:r>
           </w:p>
         </w:tc>
@@ -5857,7 +5857,7 @@
                 <w:sz w:val="20"/>
                 <w:szCs w:val="20"/>
               </w:rPr>
-              <w:t xml:space="preserve">防音性能</w:t>
+              <w:t xml:space="preserve">部屋の狭さ</w:t>
             </w:r>
           </w:p>
         </w:tc>
@@ -5891,7 +5891,7 @@
                 <w:sz w:val="20"/>
                 <w:szCs w:val="20"/>
               </w:rPr>
-              <w:t xml:space="preserve">客室品質: 11階 1128号室 清潔な客室で、防音性が高く、シャワーとビデの両方に信頼できるヒーターが付いています</w:t>
+              <w:t xml:space="preserve">그래서 청결부분에서 좀안좋았던거같아요 서비스는좋앗습니다 日本は狭いですが、キャリアを広げると座る場所がなく、...</w:t>
             </w:r>
           </w:p>
         </w:tc>
@@ -5925,7 +5925,7 @@
                 <w:sz w:val="20"/>
                 <w:szCs w:val="20"/>
               </w:rPr>
-              <w:t xml:space="preserve">重大・8件</w:t>
+              <w:t xml:space="preserve">重大・9件</w:t>
             </w:r>
           </w:p>
         </w:tc>
@@ -7088,7 +7088,7 @@
                 <w:sz w:val="20"/>
                 <w:szCs w:val="20"/>
               </w:rPr>
-              <w:t xml:space="preserve">7.73点</w:t>
+              <w:t xml:space="preserve">7.83点</w:t>
             </w:r>
           </w:p>
         </w:tc>
@@ -7122,7 +7122,7 @@
                 <w:sz w:val="20"/>
                 <w:szCs w:val="20"/>
               </w:rPr>
-              <w:t xml:space="preserve">8.2点以上</w:t>
+              <w:t xml:space="preserve">8.3点以上</w:t>
             </w:r>
           </w:p>
         </w:tc>
@@ -7228,7 +7228,7 @@
                 <w:sz w:val="20"/>
                 <w:szCs w:val="20"/>
               </w:rPr>
-              <w:t xml:space="preserve">66.2%</w:t>
+              <w:t xml:space="preserve">67.6%</w:t>
             </w:r>
           </w:p>
         </w:tc>
@@ -7263,7 +7263,7 @@
                 <w:sz w:val="20"/>
                 <w:szCs w:val="20"/>
               </w:rPr>
-              <w:t xml:space="preserve">76%以上</w:t>
+              <w:t xml:space="preserve">78%以上</w:t>
             </w:r>
           </w:p>
         </w:tc>
@@ -7368,7 +7368,7 @@
                 <w:sz w:val="20"/>
                 <w:szCs w:val="20"/>
               </w:rPr>
-              <w:t xml:space="preserve">12.2%</w:t>
+              <w:t xml:space="preserve">10.8%</w:t>
             </w:r>
           </w:p>
         </w:tc>
@@ -7402,7 +7402,7 @@
                 <w:sz w:val="20"/>
                 <w:szCs w:val="20"/>
               </w:rPr>
-              <w:t xml:space="preserve">7%以下</w:t>
+              <w:t xml:space="preserve">6%以下</w:t>
             </w:r>
           </w:p>
         </w:tc>
@@ -7508,7 +7508,7 @@
                 <w:sz w:val="20"/>
                 <w:szCs w:val="20"/>
               </w:rPr>
-              <w:t xml:space="preserve">6.3点</w:t>
+              <w:t xml:space="preserve">6.6点</w:t>
             </w:r>
           </w:p>
         </w:tc>
@@ -7543,7 +7543,7 @@
                 <w:sz w:val="20"/>
                 <w:szCs w:val="20"/>
               </w:rPr>
-              <w:t xml:space="preserve">7.3点以上</w:t>
+              <w:t xml:space="preserve">7.6点以上</w:t>
             </w:r>
           </w:p>
         </w:tc>
@@ -7788,7 +7788,7 @@
                 <w:sz w:val="20"/>
                 <w:szCs w:val="20"/>
               </w:rPr>
-              <w:t xml:space="preserve">約20件/期間</w:t>
+              <w:t xml:space="preserve">約21件/期間</w:t>
             </w:r>
           </w:p>
         </w:tc>
@@ -7919,7 +7919,7 @@
           <w:sz w:val="22"/>
           <w:szCs w:val="22"/>
         </w:rPr>
-        <w:t xml:space="preserve">[1] Trip.com / 10点 / 2026-03-24</w:t>
+        <w:t xml:space="preserve">[1] Trip.com / 9点 / 2026-03-25</w:t>
       </w:r>
     </w:p>
     <w:p>
@@ -7934,7 +7934,7 @@
           <w:sz w:val="21"/>
           <w:szCs w:val="21"/>
         </w:rPr>
-        <w:t xml:space="preserve">博多駅近くの最高のロケーションとお得な価格 直感を信じてよかったです。評価は低いですが、名古屋にあるこのチェーンのホテルでの快適な滞在と同じような体験ができました。名古屋のホテルより古いですが、手入れが行き届いていて、清潔です。価格に見合った優れた価値を提供しています。 メリット: 無料Wi-Fiと高速インターネット接続（パスワード不要）。 効率性: 迅速でスムーズなチェックインと便利な荷物...</w:t>
+        <w:t xml:space="preserve">バス、地下鉄、電車のアクセシビリティに優れ、場所は本当に良いです。  雨の一滴も合わず国際線空港まで行くほどです。  特に無料の朝食のおかげで、朝から移動するのに最適です。</w:t>
       </w:r>
     </w:p>
     <w:p>
@@ -7955,7 +7955,79 @@
           <w:sz w:val="22"/>
           <w:szCs w:val="22"/>
         </w:rPr>
-        <w:t xml:space="preserve">[2] Booking.com / 8点 / 2026-03-23</w:t>
+        <w:t xml:space="preserve">[2] Trip.com / 10点 / 2026-03-24</w:t>
+      </w:r>
+    </w:p>
+    <w:p>
+      <w:pPr>
+        <w:spacing w:after="120" w:line="320"/>
+        <w:jc w:val="left"/>
+      </w:pPr>
+      <w:r>
+        <w:rPr>
+          <w:rFonts w:ascii="Arial" w:cs="Arial" w:eastAsia="Arial" w:hAnsi="Arial"/>
+          <w:color w:val="333333"/>
+          <w:sz w:val="21"/>
+          <w:szCs w:val="21"/>
+        </w:rPr>
+        <w:t xml:space="preserve">博多駅近くの最高のロケーションとお得な価格 直感を信じてよかったです。評価は低いですが、名古屋にあるこのチェーンのホテルでの快適な滞在と同じような体験でした。名古屋のホテルより古いですが、手入れが行き届いていて、清潔です。価格に見合った優れた価値を提供しています。 メリット: 無料Wi-Fiと高速インターネット接続（パスワード不要）。 効率性: 迅速でスムーズなチェックインと便利な荷物預かり...</w:t>
+      </w:r>
+    </w:p>
+    <w:p>
+      <w:pPr>
+        <w:spacing w:after="60"/>
+      </w:pPr>
+    </w:p>
+    <w:p>
+      <w:pPr>
+        <w:spacing w:after="120" w:before="200"/>
+      </w:pPr>
+      <w:r>
+        <w:rPr>
+          <w:rFonts w:ascii="Arial" w:cs="Arial" w:eastAsia="Arial" w:hAnsi="Arial"/>
+          <w:b/>
+          <w:bCs/>
+          <w:color w:val="1B3A5C"/>
+          <w:sz w:val="22"/>
+          <w:szCs w:val="22"/>
+        </w:rPr>
+        <w:t xml:space="preserve">[3] Google / 10点 / 2026-03-24</w:t>
+      </w:r>
+    </w:p>
+    <w:p>
+      <w:pPr>
+        <w:spacing w:after="120" w:line="320"/>
+        <w:jc w:val="left"/>
+      </w:pPr>
+      <w:r>
+        <w:rPr>
+          <w:rFonts w:ascii="Arial" w:cs="Arial" w:eastAsia="Arial" w:hAnsi="Arial"/>
+          <w:color w:val="333333"/>
+          <w:sz w:val="21"/>
+          <w:szCs w:val="21"/>
+        </w:rPr>
+        <w:t xml:space="preserve">昨年クリスマスごろ宿泊しましたが、博多駅から徒歩5分ほどでとても近く、すぐ隣にスターバックスもあります。朝食無料提供でルームコンディション大丈夫だったし、道路の辺りで夜に車音など若干の騒音があったのですが窓からは博多駅広場が見えて良かったです。何よりもスタッフの方が本当にとてもフレンドリーで宿泊している間、気持ちがとても良かったです。次の福岡行く予定があればここに泊まりたいです。  ちなみに...</w:t>
+      </w:r>
+    </w:p>
+    <w:p>
+      <w:pPr>
+        <w:spacing w:after="60"/>
+      </w:pPr>
+    </w:p>
+    <w:p>
+      <w:pPr>
+        <w:spacing w:after="120" w:before="200"/>
+      </w:pPr>
+      <w:r>
+        <w:rPr>
+          <w:rFonts w:ascii="Arial" w:cs="Arial" w:eastAsia="Arial" w:hAnsi="Arial"/>
+          <w:b/>
+          <w:bCs/>
+          <w:color w:val="1B3A5C"/>
+          <w:sz w:val="22"/>
+          <w:szCs w:val="22"/>
+        </w:rPr>
+        <w:t xml:space="preserve">[4] Booking.com / 8点 / 2026-03-23</w:t>
       </w:r>
     </w:p>
     <w:p>
@@ -8017,7 +8089,7 @@
           <w:sz w:val="22"/>
           <w:szCs w:val="22"/>
         </w:rPr>
-        <w:t xml:space="preserve">[3] じゃらん / 8点 / 2026-03-22</w:t>
+        <w:t xml:space="preserve">[5] じゃらん / 8点 / 2026-03-22</w:t>
       </w:r>
     </w:p>
     <w:p>
@@ -8033,78 +8105,6 @@
           <w:szCs w:val="21"/>
         </w:rPr>
         <w:t xml:space="preserve">出張のため2泊しました。  博多駅のすぐ目の前でとても便利でした。  博多は全体的にホテルが高いので、3連休にこのお値段と立地なら十分納得です。  無料の朝食も美味しく、出張の際にはまた利用させていただきたいホテルでした。</w:t>
-      </w:r>
-    </w:p>
-    <w:p>
-      <w:pPr>
-        <w:spacing w:after="60"/>
-      </w:pPr>
-    </w:p>
-    <w:p>
-      <w:pPr>
-        <w:spacing w:after="120" w:before="200"/>
-      </w:pPr>
-      <w:r>
-        <w:rPr>
-          <w:rFonts w:ascii="Arial" w:cs="Arial" w:eastAsia="Arial" w:hAnsi="Arial"/>
-          <w:b/>
-          <w:bCs/>
-          <w:color w:val="1B3A5C"/>
-          <w:sz w:val="22"/>
-          <w:szCs w:val="22"/>
-        </w:rPr>
-        <w:t xml:space="preserve">[4] Trip.com / 10点 / 2026-03-21</w:t>
-      </w:r>
-    </w:p>
-    <w:p>
-      <w:pPr>
-        <w:spacing w:after="120" w:line="320"/>
-        <w:jc w:val="left"/>
-      </w:pPr>
-      <w:r>
-        <w:rPr>
-          <w:rFonts w:ascii="Arial" w:cs="Arial" w:eastAsia="Arial" w:hAnsi="Arial"/>
-          <w:color w:val="333333"/>
-          <w:sz w:val="21"/>
-          <w:szCs w:val="21"/>
-        </w:rPr>
-        <w:t xml:space="preserve">従業員がいつも待機中で問題が発生したり、キャリアを任せるときはいつも笑ってうまく解決してくれます。  清潔さは十分にきれいだと思います</w:t>
-      </w:r>
-    </w:p>
-    <w:p>
-      <w:pPr>
-        <w:spacing w:after="60"/>
-      </w:pPr>
-    </w:p>
-    <w:p>
-      <w:pPr>
-        <w:spacing w:after="120" w:before="200"/>
-      </w:pPr>
-      <w:r>
-        <w:rPr>
-          <w:rFonts w:ascii="Arial" w:cs="Arial" w:eastAsia="Arial" w:hAnsi="Arial"/>
-          <w:b/>
-          <w:bCs/>
-          <w:color w:val="1B3A5C"/>
-          <w:sz w:val="22"/>
-          <w:szCs w:val="22"/>
-        </w:rPr>
-        <w:t xml:space="preserve">[5] 楽天トラベル / 8点 / 2026-03-21</w:t>
-      </w:r>
-    </w:p>
-    <w:p>
-      <w:pPr>
-        <w:spacing w:after="120" w:line="320"/>
-        <w:jc w:val="left"/>
-      </w:pPr>
-      <w:r>
-        <w:rPr>
-          <w:rFonts w:ascii="Arial" w:cs="Arial" w:eastAsia="Arial" w:hAnsi="Arial"/>
-          <w:color w:val="333333"/>
-          <w:sz w:val="21"/>
-          <w:szCs w:val="21"/>
-        </w:rPr>
-        <w:t xml:space="preserve">フロント対応はしっかり、丁寧。ベテランと若手がいて頼もしかった。ウェルカムドリンクのレモン水おいしい。部屋はちょっと暗くて、パソコンの作業はする気になれず。設備は古いが清潔であった。朝食が美味しかったです。</w:t>
       </w:r>
     </w:p>
     <w:p>
@@ -8375,7 +8375,7 @@
                 <w:sz w:val="21"/>
                 <w:szCs w:val="21"/>
               </w:rPr>
-              <w:t xml:space="preserve">コンフォートホテル博多は、全体平均7.73点（10点換算）、高評価率66.2%という一定の顧客満足度を示しているホテルです。特に「立地・アクセス」「朝食」が多くのゲストから高く評価されています。</w:t>
+              <w:t xml:space="preserve">コンフォートホテル博多は、全体平均7.83点（10点換算）、高評価率67.6%という一定の顧客満足度を示しているホテルです。特に「立地・アクセス」「朝食」が多くのゲストから高く評価されています。</w:t>
             </w:r>
           </w:p>
           <w:p>
@@ -8417,7 +8417,7 @@
                 <w:sz w:val="21"/>
                 <w:szCs w:val="21"/>
               </w:rPr>
-              <w:t xml:space="preserve">楽天トラベルでの低スコア（6.3点）は、口コミ返信の強化とサービス品質の一貫性確保で改善余地があります。全サイトでの口コミ返信率100%を目指すことで、ホテルの姿勢をゲストに伝え、リピート率の向上につなげることが重要です。</w:t>
+              <w:t xml:space="preserve">楽天トラベルでの低スコア（6.6点）は、口コミ返信の強化とサービス品質の一貫性確保で改善余地があります。全サイトでの口コミ返信率100%を目指すことで、ホテルの姿勢をゲストに伝え、リピート率の向上につなげることが重要です。</w:t>
             </w:r>
           </w:p>
           <w:p>

--- a/納品レポート/ホテル別レポート/comfort_hakata_口コミ分析改善レポート.docx
+++ b/納品レポート/ホテル別レポート/comfort_hakata_口コミ分析改善レポート.docx
@@ -131,7 +131,7 @@
           <w:sz w:val="20"/>
           <w:szCs w:val="20"/>
         </w:rPr>
-        <w:t xml:space="preserve">作成日：2026年3月25日</w:t>
+        <w:t xml:space="preserve">作成日：2026年3月26日</w:t>
       </w:r>
     </w:p>
     <w:p>
@@ -567,7 +567,7 @@
                 <w:sz w:val="20"/>
                 <w:szCs w:val="20"/>
               </w:rPr>
-              <w:t xml:space="preserve">設備の老朽化（21件）、浴室・水回り（20件）、エアコン・空調（10件）、清掃不備（10件）</w:t>
+              <w:t xml:space="preserve">設備の老朽化（22件）、浴室・水回り（20件）、エアコン・空調（10件）、清掃不備（10件）</w:t>
             </w:r>
           </w:p>
           <w:p>
@@ -4546,7 +4546,7 @@
                 <w:sz w:val="20"/>
                 <w:szCs w:val="20"/>
               </w:rPr>
-              <w:t xml:space="preserve">「評価は低いですが、名古屋にあるこのチェーンのホテルでの快適な滞在と同じような体験でした」「設備は古いが清潔であった」</w:t>
+              <w:t xml:space="preserve">「評価は低いですが、名古屋にあるこのチェーンのホテルでの快適な滞在と同じような体験ができました」「設備は古いが清潔であった」</w:t>
             </w:r>
           </w:p>
         </w:tc>
@@ -5230,7 +5230,7 @@
                 <w:sz w:val="20"/>
                 <w:szCs w:val="20"/>
               </w:rPr>
-              <w:t xml:space="preserve">重大・21件</w:t>
+              <w:t xml:space="preserve">重大・22件</w:t>
             </w:r>
           </w:p>
         </w:tc>
@@ -7788,7 +7788,7 @@
                 <w:sz w:val="20"/>
                 <w:szCs w:val="20"/>
               </w:rPr>
-              <w:t xml:space="preserve">約21件/期間</w:t>
+              <w:t xml:space="preserve">約22件/期間</w:t>
             </w:r>
           </w:p>
         </w:tc>
@@ -7823,7 +7823,7 @@
                 <w:sz w:val="20"/>
                 <w:szCs w:val="20"/>
               </w:rPr>
-              <w:t xml:space="preserve">10件以下</w:t>
+              <w:t xml:space="preserve">11件以下</w:t>
             </w:r>
           </w:p>
         </w:tc>
@@ -7970,7 +7970,7 @@
           <w:sz w:val="21"/>
           <w:szCs w:val="21"/>
         </w:rPr>
-        <w:t xml:space="preserve">博多駅近くの最高のロケーションとお得な価格 直感を信じてよかったです。評価は低いですが、名古屋にあるこのチェーンのホテルでの快適な滞在と同じような体験でした。名古屋のホテルより古いですが、手入れが行き届いていて、清潔です。価格に見合った優れた価値を提供しています。 メリット: 無料Wi-Fiと高速インターネット接続（パスワード不要）。 効率性: 迅速でスムーズなチェックインと便利な荷物預かり...</w:t>
+        <w:t xml:space="preserve">博多駅近くの最高のロケーションとお得な価格 直感を信じてよかったです。評価は低いですが、名古屋にあるこのチェーンのホテルでの快適な滞在と同じような体験ができました。名古屋のホテルより古いですが、手入れが行き届いていて、清潔です。価格に見合った優れた価値を提供しています。 メリット: 無料Wi-Fiと高速インターネット接続（パスワード不要）。 効率性: 迅速でスムーズなチェックインと便利な荷物...</w:t>
       </w:r>
     </w:p>
     <w:p>
@@ -8176,7 +8176,7 @@
           <w:sz w:val="21"/>
           <w:szCs w:val="21"/>
         </w:rPr>
-        <w:t xml:space="preserve">古すぎて朝食が味がする</w:t>
+        <w:t xml:space="preserve">あまりにも古いと朝食がおいしいです。</w:t>
       </w:r>
     </w:p>
     <w:p>

--- a/納品レポート/ホテル別レポート/comfort_hakata_口コミ分析改善レポート.docx
+++ b/納品レポート/ホテル別レポート/comfort_hakata_口コミ分析改善レポート.docx
@@ -131,7 +131,7 @@
           <w:sz w:val="20"/>
           <w:szCs w:val="20"/>
         </w:rPr>
-        <w:t xml:space="preserve">作成日：2026年3月26日</w:t>
+        <w:t xml:space="preserve">作成日：2026年3月27日</w:t>
       </w:r>
     </w:p>
     <w:p>
@@ -261,7 +261,7 @@
                 <w:sz w:val="36"/>
                 <w:szCs w:val="36"/>
               </w:rPr>
-              <w:t xml:space="preserve">7.83</w:t>
+              <w:t xml:space="preserve">7.88</w:t>
             </w:r>
           </w:p>
         </w:tc>
@@ -310,7 +310,7 @@
                 <w:sz w:val="36"/>
                 <w:szCs w:val="36"/>
               </w:rPr>
-              <w:t xml:space="preserve">67.6%</w:t>
+              <w:t xml:space="preserve">68.3%</w:t>
             </w:r>
           </w:p>
         </w:tc>
@@ -359,7 +359,7 @@
                 <w:sz w:val="36"/>
                 <w:szCs w:val="36"/>
               </w:rPr>
-              <w:t xml:space="preserve">10.8%</w:t>
+              <w:t xml:space="preserve">10.1%</w:t>
             </w:r>
           </w:p>
         </w:tc>
@@ -448,7 +448,7 @@
           <w:sz w:val="21"/>
           <w:szCs w:val="21"/>
         </w:rPr>
-        <w:t xml:space="preserve">全体平均スコア7.83点（10点換算）は概ね標準的な水準であり、67.6%が高評価（8-10点）に分類されます。低評価（1-4点）は15件（10.8%）で、一定の改善課題があります。Trip.com（9.02点）で特に高い評価を獲得しています。</w:t>
+        <w:t xml:space="preserve">全体平均スコア7.88点（10点換算）は概ね標準的な水準であり、68.3%が高評価（8-10点）に分類されます。低評価（1-4点）は14件（10.1%）で、一定の改善課題があります。Trip.com（9.04点）で特に高い評価を獲得しています。</w:t>
       </w:r>
     </w:p>
     <w:p>
@@ -567,7 +567,7 @@
                 <w:sz w:val="20"/>
                 <w:szCs w:val="20"/>
               </w:rPr>
-              <w:t xml:space="preserve">設備の老朽化（22件）、浴室・水回り（20件）、エアコン・空調（10件）、清掃不備（10件）</w:t>
+              <w:t xml:space="preserve">設備の老朽化（22件）、浴室・水回り（20件）、防音性能（10件）、清掃不備（10件）</w:t>
             </w:r>
           </w:p>
           <w:p>
@@ -987,7 +987,7 @@
                 <w:sz w:val="20"/>
                 <w:szCs w:val="20"/>
               </w:rPr>
-              <w:t xml:space="preserve">52</w:t>
+              <w:t xml:space="preserve">53</w:t>
             </w:r>
           </w:p>
         </w:tc>
@@ -1021,7 +1021,7 @@
                 <w:sz w:val="20"/>
                 <w:szCs w:val="20"/>
               </w:rPr>
-              <w:t xml:space="preserve">9.02</w:t>
+              <w:t xml:space="preserve">9.04</w:t>
             </w:r>
           </w:p>
         </w:tc>
@@ -1089,7 +1089,7 @@
                 <w:sz w:val="20"/>
                 <w:szCs w:val="20"/>
               </w:rPr>
-              <w:t xml:space="preserve">9.02</w:t>
+              <w:t xml:space="preserve">9.04</w:t>
             </w:r>
           </w:p>
         </w:tc>
@@ -1123,7 +1123,7 @@
                 <w:sz w:val="20"/>
                 <w:szCs w:val="20"/>
               </w:rPr>
-              <w:t xml:space="preserve">9.5</w:t>
+              <w:t xml:space="preserve">10</w:t>
             </w:r>
           </w:p>
         </w:tc>
@@ -1229,7 +1229,7 @@
                 <w:sz w:val="20"/>
                 <w:szCs w:val="20"/>
               </w:rPr>
-              <w:t xml:space="preserve">32</w:t>
+              <w:t xml:space="preserve">31</w:t>
             </w:r>
           </w:p>
         </w:tc>
@@ -1264,7 +1264,7 @@
                 <w:sz w:val="20"/>
                 <w:szCs w:val="20"/>
               </w:rPr>
-              <w:t xml:space="preserve">3.66</w:t>
+              <w:t xml:space="preserve">3.74</w:t>
             </w:r>
           </w:p>
         </w:tc>
@@ -1334,7 +1334,7 @@
                 <w:sz w:val="20"/>
                 <w:szCs w:val="20"/>
               </w:rPr>
-              <w:t xml:space="preserve">7.31</w:t>
+              <w:t xml:space="preserve">7.48</w:t>
             </w:r>
           </w:p>
         </w:tc>
@@ -2171,7 +2171,7 @@
           <w:sz w:val="21"/>
           <w:szCs w:val="21"/>
         </w:rPr>
-        <w:t xml:space="preserve">評価分布は10点（30.2%）に最も多く、8点以上の高評価が67.6%を占めています。低評価（1-4点）は計15件（10.8%）です。</w:t>
+        <w:t xml:space="preserve">評価分布は10点（30.9%）に最も多く、8点以上の高評価が68.3%を占めています。低評価（1-4点）は計14件（10.1%）です。</w:t>
       </w:r>
     </w:p>
     <w:p>
@@ -2406,7 +2406,7 @@
                 <w:sz w:val="20"/>
                 <w:szCs w:val="20"/>
               </w:rPr>
-              <w:t xml:space="preserve">42</w:t>
+              <w:t xml:space="preserve">43</w:t>
             </w:r>
           </w:p>
         </w:tc>
@@ -2441,7 +2441,7 @@
                 <w:sz w:val="20"/>
                 <w:szCs w:val="20"/>
               </w:rPr>
-              <w:t xml:space="preserve">30.2%</w:t>
+              <w:t xml:space="preserve">30.9%</w:t>
             </w:r>
           </w:p>
         </w:tc>
@@ -2479,7 +2479,7 @@
                 <w:sz w:val="18"/>
                 <w:szCs w:val="18"/>
               </w:rPr>
-              <w:t xml:space="preserve"> 42件</w:t>
+              <w:t xml:space="preserve"> 43件</w:t>
             </w:r>
           </w:p>
         </w:tc>
@@ -2759,7 +2759,7 @@
                 <w:sz w:val="20"/>
                 <w:szCs w:val="20"/>
               </w:rPr>
-              <w:t xml:space="preserve">██████████████████</w:t>
+              <w:t xml:space="preserve">█████████████████</w:t>
             </w:r>
             <w:r>
               <w:rPr>
@@ -3562,7 +3562,7 @@
                 <w:sz w:val="20"/>
                 <w:szCs w:val="20"/>
               </w:rPr>
-              <w:t xml:space="preserve">2</w:t>
+              <w:t xml:space="preserve">1</w:t>
             </w:r>
           </w:p>
         </w:tc>
@@ -3597,7 +3597,7 @@
                 <w:sz w:val="20"/>
                 <w:szCs w:val="20"/>
               </w:rPr>
-              <w:t xml:space="preserve">1.4%</w:t>
+              <w:t xml:space="preserve">0.7%</w:t>
             </w:r>
           </w:p>
         </w:tc>
@@ -3635,7 +3635,7 @@
                 <w:sz w:val="18"/>
                 <w:szCs w:val="18"/>
               </w:rPr>
-              <w:t xml:space="preserve"> 2件</w:t>
+              <w:t xml:space="preserve"> 1件</w:t>
             </w:r>
           </w:p>
         </w:tc>
@@ -3855,7 +3855,7 @@
                 <w:sz w:val="24"/>
                 <w:szCs w:val="24"/>
               </w:rPr>
-              <w:t xml:space="preserve">94件（67.6%）</w:t>
+              <w:t xml:space="preserve">95件（68.3%）</w:t>
             </w:r>
           </w:p>
         </w:tc>
@@ -3957,7 +3957,7 @@
                 <w:sz w:val="24"/>
                 <w:szCs w:val="24"/>
               </w:rPr>
-              <w:t xml:space="preserve">15件（10.8%）</w:t>
+              <w:t xml:space="preserve">14件（10.1%）</w:t>
             </w:r>
           </w:p>
         </w:tc>
@@ -4231,7 +4231,7 @@
                 <w:sz w:val="20"/>
                 <w:szCs w:val="20"/>
               </w:rPr>
-              <w:t xml:space="preserve">「バス、地下鉄、電車のアクセシビリティに優れ、場所は本当に良いです」「立地：福岡空港から30分、博多駅、地下鉄、バスターミナルからすぐ、セブンイレブンとスターバックスの隣という最高の拠点」</w:t>
+              <w:t xml:space="preserve">「立地が良く、駅にも近い」「후쿠오카 올때마다 이용하고 싶어요~ 博多駅ビューでお願いしましたが、お願いしたとおり博多駅前に配っていただきました」</w:t>
             </w:r>
           </w:p>
         </w:tc>
@@ -4335,7 +4335,7 @@
                 <w:sz w:val="20"/>
                 <w:szCs w:val="20"/>
               </w:rPr>
-              <w:t xml:space="preserve">「特に無料の朝食のおかげで、朝から移動するのに最適です」「ボリュームたっぷりのおいしい朝食が含まれています」</w:t>
+              <w:t xml:space="preserve">「美味しい朝食も提供される」「特に無料の朝食のおかげで、朝から移動するのに最適です」</w:t>
             </w:r>
           </w:p>
         </w:tc>
@@ -4442,7 +4442,7 @@
                 <w:sz w:val="20"/>
                 <w:szCs w:val="20"/>
               </w:rPr>
-              <w:t xml:space="preserve">「スタッフ：親切で対応が良い」「何よりもスタッフの方が本当にとてもフレンドリーで宿泊している間、気持ちがとても良かったです」</w:t>
+              <w:t xml:space="preserve">「そして部屋が広くてよかったです😆宿も清潔でした〜ホテルスタッフの方もとてもフレンドリーでした」「スタッフ：親切で対応が良い」</w:t>
             </w:r>
           </w:p>
         </w:tc>
@@ -4653,7 +4653,7 @@
                 <w:sz w:val="20"/>
                 <w:szCs w:val="20"/>
               </w:rPr>
-              <w:t xml:space="preserve">「名古屋のホテルより古いですが、手入れが行き届いていて、清潔です」「清潔さは十分にきれいだと思います」</w:t>
+              <w:t xml:space="preserve">「そして部屋が広くてよかったです😆宿も清潔でした〜ホテルスタッフの方もとてもフレンドリーでした」「名古屋のホテルより古いですが、手入れが行き届いていて、清潔です」</w:t>
             </w:r>
           </w:p>
         </w:tc>
@@ -4797,7 +4797,7 @@
           <w:sz w:val="21"/>
           <w:szCs w:val="21"/>
         </w:rPr>
-        <w:t xml:space="preserve">口コミの多数で「立地・アクセス」に関するポジティブな言及が見られ、コンフォートホテル博多の最大の差別化要因となっています。バス、地下鉄、電車のアクセシビリティに優れ、場所は本当に良いですといった声が多数寄せられています。</w:t>
+        <w:t xml:space="preserve">口コミの多数で「立地・アクセス」に関するポジティブな言及が見られ、コンフォートホテル博多の最大の差別化要因となっています。立地が良く、駅にも近いといった声が多数寄せられています。</w:t>
       </w:r>
     </w:p>
     <w:p>
@@ -4816,7 +4816,7 @@
           <w:sz w:val="21"/>
           <w:szCs w:val="21"/>
         </w:rPr>
-        <w:t xml:space="preserve">バス、地下鉄、電車のアクセシビリティに優れ、場所は本当に良いです</w:t>
+        <w:t xml:space="preserve">立地が良く、駅にも近い</w:t>
       </w:r>
     </w:p>
     <w:p>
@@ -4835,7 +4835,7 @@
           <w:sz w:val="21"/>
           <w:szCs w:val="21"/>
         </w:rPr>
-        <w:t xml:space="preserve">立地：福岡空港から30分、博多駅、地下鉄、バスターミナルからすぐ、セブンイレブンとスターバックスの隣という最高の拠点</w:t>
+        <w:t xml:space="preserve">후쿠오카 올때마다 이용하고 싶어요~ 博多駅ビューでお願いしましたが、お願いしたとおり博多駅前に配っていただきました</w:t>
       </w:r>
     </w:p>
     <w:p>
@@ -4854,7 +4854,7 @@
           <w:sz w:val="21"/>
           <w:szCs w:val="21"/>
         </w:rPr>
-        <w:t xml:space="preserve">昨年クリスマスごろ宿泊しましたが、博多駅から徒歩5分ほどでとても近く、すぐ隣にスターバックスもあります</w:t>
+        <w:t xml:space="preserve">バス、地下鉄、電車のアクセシビリティに優れ、場所は本当に良いです</w:t>
       </w:r>
     </w:p>
     <w:p>
@@ -4891,7 +4891,7 @@
           <w:sz w:val="21"/>
           <w:szCs w:val="21"/>
         </w:rPr>
-        <w:t xml:space="preserve">朝食に関するポジティブな評価も多く寄せられています。「特に無料の朝食のおかげで、朝から移動するのに最適です」といったコメントが見られます。</w:t>
+        <w:t xml:space="preserve">朝食に関するポジティブな評価も多く寄せられています。「美味しい朝食も提供される」といったコメントが見られます。</w:t>
       </w:r>
     </w:p>
     <w:p>
@@ -5440,7 +5440,7 @@
                 <w:sz w:val="20"/>
                 <w:szCs w:val="20"/>
               </w:rPr>
-              <w:t xml:space="preserve">エアコン・空調</w:t>
+              <w:t xml:space="preserve">防音性能</w:t>
             </w:r>
           </w:p>
         </w:tc>
@@ -5474,7 +5474,7 @@
                 <w:sz w:val="20"/>
                 <w:szCs w:val="20"/>
               </w:rPr>
-              <w:t xml:space="preserve">(6:30am - 9:30am)  Convenience:  Self-service laundry (14...</w:t>
+              <w:t xml:space="preserve">ビューがとても綺麗でした〜駅前なのに静かで防音も良かったです</w:t>
             </w:r>
           </w:p>
         </w:tc>
@@ -5718,7 +5718,7 @@
                 <w:sz w:val="20"/>
                 <w:szCs w:val="20"/>
               </w:rPr>
-              <w:t xml:space="preserve">防音性能</w:t>
+              <w:t xml:space="preserve">部屋の狭さ</w:t>
             </w:r>
           </w:p>
         </w:tc>
@@ -5752,7 +5752,7 @@
                 <w:sz w:val="20"/>
                 <w:szCs w:val="20"/>
               </w:rPr>
-              <w:t xml:space="preserve">客室品質: 11階 1128号室 清潔な客室で、防音性が高く、シャワーとビデの両方に信頼できるヒーターが付いています</w:t>
+              <w:t xml:space="preserve">그래서 청결부분에서 좀안좋았던거같아요 서비스는좋앗습니다 日本は狭いですが、キャリアを広げると座る場所がなく、...</w:t>
             </w:r>
           </w:p>
         </w:tc>
@@ -5857,7 +5857,7 @@
                 <w:sz w:val="20"/>
                 <w:szCs w:val="20"/>
               </w:rPr>
-              <w:t xml:space="preserve">部屋の狭さ</w:t>
+              <w:t xml:space="preserve">エアコン・空調</w:t>
             </w:r>
           </w:p>
         </w:tc>
@@ -5891,7 +5891,7 @@
                 <w:sz w:val="20"/>
                 <w:szCs w:val="20"/>
               </w:rPr>
-              <w:t xml:space="preserve">그래서 청결부분에서 좀안좋았던거같아요 서비스는좋앗습니다 日本は狭いですが、キャリアを広げると座る場所がなく、...</w:t>
+              <w:t xml:space="preserve">(6:30am - 9:30am)  Convenience:  Self-service laundry (14...</w:t>
             </w:r>
           </w:p>
         </w:tc>
@@ -7088,7 +7088,7 @@
                 <w:sz w:val="20"/>
                 <w:szCs w:val="20"/>
               </w:rPr>
-              <w:t xml:space="preserve">7.83点</w:t>
+              <w:t xml:space="preserve">7.88点</w:t>
             </w:r>
           </w:p>
         </w:tc>
@@ -7122,7 +7122,7 @@
                 <w:sz w:val="20"/>
                 <w:szCs w:val="20"/>
               </w:rPr>
-              <w:t xml:space="preserve">8.3点以上</w:t>
+              <w:t xml:space="preserve">8.4点以上</w:t>
             </w:r>
           </w:p>
         </w:tc>
@@ -7228,7 +7228,7 @@
                 <w:sz w:val="20"/>
                 <w:szCs w:val="20"/>
               </w:rPr>
-              <w:t xml:space="preserve">67.6%</w:t>
+              <w:t xml:space="preserve">68.3%</w:t>
             </w:r>
           </w:p>
         </w:tc>
@@ -7368,7 +7368,7 @@
                 <w:sz w:val="20"/>
                 <w:szCs w:val="20"/>
               </w:rPr>
-              <w:t xml:space="preserve">10.8%</w:t>
+              <w:t xml:space="preserve">10.1%</w:t>
             </w:r>
           </w:p>
         </w:tc>
@@ -7402,7 +7402,7 @@
                 <w:sz w:val="20"/>
                 <w:szCs w:val="20"/>
               </w:rPr>
-              <w:t xml:space="preserve">6%以下</w:t>
+              <w:t xml:space="preserve">5%以下</w:t>
             </w:r>
           </w:p>
         </w:tc>
@@ -7919,7 +7919,7 @@
           <w:sz w:val="22"/>
           <w:szCs w:val="22"/>
         </w:rPr>
-        <w:t xml:space="preserve">[1] Trip.com / 9点 / 2026-03-25</w:t>
+        <w:t xml:space="preserve">[1] Booking.com / 10点 / 2026-03-26</w:t>
       </w:r>
     </w:p>
     <w:p>
@@ -7934,7 +7934,7 @@
           <w:sz w:val="21"/>
           <w:szCs w:val="21"/>
         </w:rPr>
-        <w:t xml:space="preserve">バス、地下鉄、電車のアクセシビリティに優れ、場所は本当に良いです。  雨の一滴も合わず国際線空港まで行くほどです。  特に無料の朝食のおかげで、朝から移動するのに最適です。</w:t>
+        <w:t xml:space="preserve">Convenient and Central</w:t>
       </w:r>
     </w:p>
     <w:p>
@@ -7955,7 +7955,7 @@
           <w:sz w:val="22"/>
           <w:szCs w:val="22"/>
         </w:rPr>
-        <w:t xml:space="preserve">[2] Trip.com / 10点 / 2026-03-24</w:t>
+        <w:t xml:space="preserve">[2] Trip.com / 9点 / 2026-03-26</w:t>
       </w:r>
     </w:p>
     <w:p>
@@ -7970,7 +7970,7 @@
           <w:sz w:val="21"/>
           <w:szCs w:val="21"/>
         </w:rPr>
-        <w:t xml:space="preserve">博多駅近くの最高のロケーションとお得な価格 直感を信じてよかったです。評価は低いですが、名古屋にあるこのチェーンのホテルでの快適な滞在と同じような体験ができました。名古屋のホテルより古いですが、手入れが行き届いていて、清潔です。価格に見合った優れた価値を提供しています。 メリット: 無料Wi-Fiと高速インターネット接続（パスワード不要）。 効率性: 迅速でスムーズなチェックインと便利な荷物...</w:t>
+        <w:t xml:space="preserve">立地が良く、駅にも近い。美味しい朝食も提供される。</w:t>
       </w:r>
     </w:p>
     <w:p>
@@ -7991,7 +7991,7 @@
           <w:sz w:val="22"/>
           <w:szCs w:val="22"/>
         </w:rPr>
-        <w:t xml:space="preserve">[3] Google / 10点 / 2026-03-24</w:t>
+        <w:t xml:space="preserve">[3] Trip.com / 10点 / 2026-03-26</w:t>
       </w:r>
     </w:p>
     <w:p>
@@ -8006,7 +8006,7 @@
           <w:sz w:val="21"/>
           <w:szCs w:val="21"/>
         </w:rPr>
-        <w:t xml:space="preserve">昨年クリスマスごろ宿泊しましたが、博多駅から徒歩5分ほどでとても近く、すぐ隣にスターバックスもあります。朝食無料提供でルームコンディション大丈夫だったし、道路の辺りで夜に車音など若干の騒音があったのですが窓からは博多駅広場が見えて良かったです。何よりもスタッフの方が本当にとてもフレンドリーで宿泊している間、気持ちがとても良かったです。次の福岡行く予定があればここに泊まりたいです。  ちなみに...</w:t>
+        <w:t xml:space="preserve">博多駅ビューでお願いしましたが、お願いしたとおり博多駅前に配っていただきました！ビューがとても綺麗でした〜駅前なのに静かで防音も良かったです！そして部屋が広くてよかったです😆宿も清潔でした〜ホテルスタッフの方もとてもフレンドリーでした！初めての海外旅行でしたが、スタッフの方々が親切にしていただきありがとうございます。福岡に来るたびに利用したいです〜</w:t>
       </w:r>
     </w:p>
     <w:p>
@@ -8027,7 +8027,7 @@
           <w:sz w:val="22"/>
           <w:szCs w:val="22"/>
         </w:rPr>
-        <w:t xml:space="preserve">[4] Booking.com / 8点 / 2026-03-23</w:t>
+        <w:t xml:space="preserve">[4] Trip.com / 9点 / 2026-03-25</w:t>
       </w:r>
     </w:p>
     <w:p>
@@ -8042,33 +8042,7 @@
           <w:sz w:val="21"/>
           <w:szCs w:val="21"/>
         </w:rPr>
-        <w:t xml:space="preserve">朝食がとてもおいしかった。 駅に近くて、ホテルの隣の建物からエレベーターで降りると一蘭にことができ便利だった。</w:t>
-      </w:r>
-    </w:p>
-    <w:p>
-      <w:pPr>
-        <w:spacing w:after="120" w:line="320"/>
-        <w:jc w:val="left"/>
-      </w:pPr>
-      <w:r>
-        <w:rPr>
-          <w:rFonts w:ascii="Arial" w:cs="Arial" w:eastAsia="Arial" w:hAnsi="Arial"/>
-          <w:b/>
-          <w:bCs/>
-          <w:color w:val="C0392B"/>
-          <w:sz w:val="21"/>
-          <w:szCs w:val="21"/>
-        </w:rPr>
-        <w:t xml:space="preserve">【改善点】</w:t>
-      </w:r>
-      <w:r>
-        <w:rPr>
-          <w:rFonts w:ascii="Arial" w:cs="Arial" w:eastAsia="Arial" w:hAnsi="Arial"/>
-          <w:color w:val="333333"/>
-          <w:sz w:val="21"/>
-          <w:szCs w:val="21"/>
-        </w:rPr>
-        <w:t xml:space="preserve">予約サイトに載っていた部屋の広さと実際の広さは差があった。 18平米なので仕方ないが本当に狭かった。</w:t>
+        <w:t xml:space="preserve">バス、地下鉄、電車のアクセシビリティに優れ、場所は本当に良いです。  雨の一滴も合わず国際線空港まで行くほどです。  特に無料の朝食のおかげで、朝から移動するのに最適です。</w:t>
       </w:r>
     </w:p>
     <w:p>
@@ -8089,7 +8063,7 @@
           <w:sz w:val="22"/>
           <w:szCs w:val="22"/>
         </w:rPr>
-        <w:t xml:space="preserve">[5] じゃらん / 8点 / 2026-03-22</w:t>
+        <w:t xml:space="preserve">[5] Trip.com / 10点 / 2026-03-24</w:t>
       </w:r>
     </w:p>
     <w:p>
@@ -8104,7 +8078,7 @@
           <w:sz w:val="21"/>
           <w:szCs w:val="21"/>
         </w:rPr>
-        <w:t xml:space="preserve">出張のため2泊しました。  博多駅のすぐ目の前でとても便利でした。  博多は全体的にホテルが高いので、3連休にこのお値段と立地なら十分納得です。  無料の朝食も美味しく、出張の際にはまた利用させていただきたいホテルでした。</w:t>
+        <w:t xml:space="preserve">博多駅近くの最高のロケーションとお得な価格 直感を信じてよかったです。評価は低いですが、名古屋にあるこのチェーンのホテルでの快適な滞在と同じような体験ができました。名古屋のホテルより古いですが、手入れが行き届いていて、清潔です。価格に見合った優れた価値を提供しています。 メリット: 無料Wi-Fiと高速インターネット接続（パスワード不要）。 効率性: 迅速でスムーズなチェックインと便利な荷物...</w:t>
       </w:r>
     </w:p>
     <w:p>
@@ -8375,7 +8349,7 @@
                 <w:sz w:val="21"/>
                 <w:szCs w:val="21"/>
               </w:rPr>
-              <w:t xml:space="preserve">コンフォートホテル博多は、全体平均7.83点（10点換算）、高評価率67.6%という一定の顧客満足度を示しているホテルです。特に「立地・アクセス」「朝食」が多くのゲストから高く評価されています。</w:t>
+              <w:t xml:space="preserve">コンフォートホテル博多は、全体平均7.88点（10点換算）、高評価率68.3%という一定の顧客満足度を示しているホテルです。特に「立地・アクセス」「朝食」が多くのゲストから高く評価されています。</w:t>
             </w:r>
           </w:p>
           <w:p>
@@ -8389,7 +8363,7 @@
                 <w:sz w:val="21"/>
                 <w:szCs w:val="21"/>
               </w:rPr>
-              <w:t xml:space="preserve">改善課題としては、設備の老朽化、浴室・水回り、エアコン・空調が主要なテーマとして浮上しています。これらの課題への対応が、顧客満足度向上の鍵となります。</w:t>
+              <w:t xml:space="preserve">改善課題としては、設備の老朽化、浴室・水回り、防音性能が主要なテーマとして浮上しています。これらの課題への対応が、顧客満足度向上の鍵となります。</w:t>
             </w:r>
           </w:p>
           <w:p>

--- a/納品レポート/ホテル別レポート/comfort_hakata_口コミ分析改善レポート.docx
+++ b/納品レポート/ホテル別レポート/comfort_hakata_口コミ分析改善レポート.docx
@@ -131,7 +131,7 @@
           <w:sz w:val="20"/>
           <w:szCs w:val="20"/>
         </w:rPr>
-        <w:t xml:space="preserve">作成日：2026年3月27日</w:t>
+        <w:t xml:space="preserve">作成日：2026年3月28日</w:t>
       </w:r>
     </w:p>
     <w:p>
@@ -4546,7 +4546,7 @@
                 <w:sz w:val="20"/>
                 <w:szCs w:val="20"/>
               </w:rPr>
-              <w:t xml:space="preserve">「評価は低いですが、名古屋にあるこのチェーンのホテルでの快適な滞在と同じような体験ができました」「設備は古いが清潔であった」</w:t>
+              <w:t xml:space="preserve">「評価は低いですが、名古屋にあるこのチェーンのホテルでの快適な滞在と同じような体験でした」「設備は古いが清潔であった」</w:t>
             </w:r>
           </w:p>
         </w:tc>
@@ -8078,7 +8078,7 @@
           <w:sz w:val="21"/>
           <w:szCs w:val="21"/>
         </w:rPr>
-        <w:t xml:space="preserve">博多駅近くの最高のロケーションとお得な価格 直感を信じてよかったです。評価は低いですが、名古屋にあるこのチェーンのホテルでの快適な滞在と同じような体験ができました。名古屋のホテルより古いですが、手入れが行き届いていて、清潔です。価格に見合った優れた価値を提供しています。 メリット: 無料Wi-Fiと高速インターネット接続（パスワード不要）。 効率性: 迅速でスムーズなチェックインと便利な荷物...</w:t>
+        <w:t xml:space="preserve">博多駅近くの最高のロケーションとお得な価格 直感を信じてよかったです。評価は低いですが、名古屋にあるこのチェーンのホテルでの快適な滞在と同じような体験でした。名古屋のホテルより古いですが、手入れが行き届いていて、清潔です。価格に見合った優れた価値を提供しています。 メリット: 無料Wi-Fiと高速インターネット接続（パスワード不要）。 効率性: 迅速でスムーズなチェックインと便利な荷物預かり...</w:t>
       </w:r>
     </w:p>
     <w:p>

--- a/納品レポート/ホテル別レポート/comfort_hakata_口コミ分析改善レポート.docx
+++ b/納品レポート/ホテル別レポート/comfort_hakata_口コミ分析改善レポート.docx
@@ -142,7 +142,7 @@
                 <w:szCs w:val="20"/>
               </w:rPr>
               <w:t xml:space="preserve">全体平均
-7.88点</w:t>
+7.91点</w:t>
             </w:r>
           </w:p>
         </w:tc>
@@ -212,7 +212,7 @@
                 <w:szCs w:val="20"/>
               </w:rPr>
               <w:t xml:space="preserve">低評価率
-10.1%</w:t>
+9.4%</w:t>
             </w:r>
           </w:p>
         </w:tc>
@@ -555,7 +555,7 @@
                 <w:sz w:val="20"/>
                 <w:szCs w:val="20"/>
               </w:rPr>
-              <w:t xml:space="preserve">53</w:t>
+              <w:t xml:space="preserve">54</w:t>
             </w:r>
           </w:p>
         </w:tc>
@@ -590,7 +590,7 @@
                 <w:sz w:val="20"/>
                 <w:szCs w:val="20"/>
               </w:rPr>
-              <w:t xml:space="preserve">9.04/10</w:t>
+              <w:t xml:space="preserve">9.07/10</w:t>
             </w:r>
           </w:p>
         </w:tc>
@@ -625,7 +625,7 @@
                 <w:sz w:val="20"/>
                 <w:szCs w:val="20"/>
               </w:rPr>
-              <w:t xml:space="preserve">9.04</w:t>
+              <w:t xml:space="preserve">9.07</w:t>
             </w:r>
           </w:p>
         </w:tc>
@@ -944,7 +944,7 @@
                 <w:sz w:val="20"/>
                 <w:szCs w:val="20"/>
               </w:rPr>
-              <w:t xml:space="preserve">7.08/10</w:t>
+              <w:t xml:space="preserve">7.11/10</w:t>
             </w:r>
           </w:p>
         </w:tc>
@@ -979,7 +979,7 @@
                 <w:sz w:val="20"/>
                 <w:szCs w:val="20"/>
               </w:rPr>
-              <w:t xml:space="preserve">7.08</w:t>
+              <w:t xml:space="preserve">7.11</w:t>
             </w:r>
           </w:p>
         </w:tc>
@@ -1086,7 +1086,7 @@
                 <w:sz w:val="20"/>
                 <w:szCs w:val="20"/>
               </w:rPr>
-              <w:t xml:space="preserve">10</w:t>
+              <w:t xml:space="preserve">9</w:t>
             </w:r>
           </w:p>
         </w:tc>
@@ -1121,7 +1121,7 @@
                 <w:sz w:val="20"/>
                 <w:szCs w:val="20"/>
               </w:rPr>
-              <w:t xml:space="preserve">3.50/5</w:t>
+              <w:t xml:space="preserve">3.44/5</w:t>
             </w:r>
           </w:p>
         </w:tc>
@@ -1152,11 +1152,11 @@
                 <w:rFonts w:ascii="Arial" w:cs="Arial" w:eastAsia="Arial" w:hAnsi="Arial"/>
                 <w:b/>
                 <w:bCs/>
-                <w:color w:val="E67E22"/>
-                <w:sz w:val="20"/>
-                <w:szCs w:val="20"/>
-              </w:rPr>
-              <w:t xml:space="preserve">7.00</w:t>
+                <w:color w:val="C0392B"/>
+                <w:sz w:val="20"/>
+                <w:szCs w:val="20"/>
+              </w:rPr>
+              <w:t xml:space="preserve">6.89</w:t>
             </w:r>
           </w:p>
         </w:tc>
@@ -1187,11 +1187,11 @@
                 <w:rFonts w:ascii="Arial" w:cs="Arial" w:eastAsia="Arial" w:hAnsi="Arial"/>
                 <w:b w:val="false"/>
                 <w:bCs w:val="false"/>
-                <w:color w:val="E67E22"/>
-                <w:sz w:val="20"/>
-                <w:szCs w:val="20"/>
-              </w:rPr>
-              <w:t xml:space="preserve">概ね良好</w:t>
+                <w:color w:val="C0392B"/>
+                <w:sz w:val="20"/>
+                <w:szCs w:val="20"/>
+              </w:rPr>
+              <w:t xml:space="preserve">要改善</w:t>
             </w:r>
           </w:p>
         </w:tc>
@@ -1587,7 +1587,7 @@
                 <w:sz w:val="20"/>
                 <w:szCs w:val="20"/>
               </w:rPr>
-              <w:t xml:space="preserve">43</w:t>
+              <w:t xml:space="preserve">45</w:t>
             </w:r>
           </w:p>
         </w:tc>
@@ -1622,7 +1622,7 @@
                 <w:sz w:val="20"/>
                 <w:szCs w:val="20"/>
               </w:rPr>
-              <w:t xml:space="preserve">30.9%</w:t>
+              <w:t xml:space="preserve">32.4%</w:t>
             </w:r>
           </w:p>
         </w:tc>
@@ -1694,7 +1694,7 @@
                 <w:sz w:val="20"/>
                 <w:szCs w:val="20"/>
               </w:rPr>
-              <w:t xml:space="preserve">15</w:t>
+              <w:t xml:space="preserve">14</w:t>
             </w:r>
           </w:p>
         </w:tc>
@@ -1729,7 +1729,7 @@
                 <w:sz w:val="20"/>
                 <w:szCs w:val="20"/>
               </w:rPr>
-              <w:t xml:space="preserve">10.8%</w:t>
+              <w:t xml:space="preserve">10.1%</w:t>
             </w:r>
           </w:p>
         </w:tc>
@@ -1801,7 +1801,7 @@
                 <w:sz w:val="20"/>
                 <w:szCs w:val="20"/>
               </w:rPr>
-              <w:t xml:space="preserve">37</w:t>
+              <w:t xml:space="preserve">36</w:t>
             </w:r>
           </w:p>
         </w:tc>
@@ -1836,7 +1836,7 @@
                 <w:sz w:val="20"/>
                 <w:szCs w:val="20"/>
               </w:rPr>
-              <w:t xml:space="preserve">26.6%</w:t>
+              <w:t xml:space="preserve">25.9%</w:t>
             </w:r>
           </w:p>
         </w:tc>
@@ -2122,7 +2122,7 @@
                 <w:sz w:val="20"/>
                 <w:szCs w:val="20"/>
               </w:rPr>
-              <w:t xml:space="preserve">1</w:t>
+              <w:t xml:space="preserve">2</w:t>
             </w:r>
           </w:p>
         </w:tc>
@@ -2157,7 +2157,7 @@
                 <w:sz w:val="20"/>
                 <w:szCs w:val="20"/>
               </w:rPr>
-              <w:t xml:space="preserve">0.7%</w:t>
+              <w:t xml:space="preserve">1.4%</w:t>
             </w:r>
           </w:p>
         </w:tc>
@@ -2229,7 +2229,7 @@
                 <w:sz w:val="20"/>
                 <w:szCs w:val="20"/>
               </w:rPr>
-              <w:t xml:space="preserve">9</w:t>
+              <w:t xml:space="preserve">8</w:t>
             </w:r>
           </w:p>
         </w:tc>
@@ -2264,7 +2264,7 @@
                 <w:sz w:val="20"/>
                 <w:szCs w:val="20"/>
               </w:rPr>
-              <w:t xml:space="preserve">6.5%</w:t>
+              <w:t xml:space="preserve">5.8%</w:t>
             </w:r>
           </w:p>
         </w:tc>
@@ -2961,7 +2961,7 @@
                 <w:sz w:val="20"/>
                 <w:szCs w:val="20"/>
               </w:rPr>
-              <w:t xml:space="preserve">30</w:t>
+              <w:t xml:space="preserve">31</w:t>
             </w:r>
           </w:p>
         </w:tc>
@@ -2996,7 +2996,7 @@
                 <w:sz w:val="20"/>
                 <w:szCs w:val="20"/>
               </w:rPr>
-              <w:t xml:space="preserve">21.6%</w:t>
+              <w:t xml:space="preserve">22.3%</w:t>
             </w:r>
           </w:p>
         </w:tc>
@@ -3101,7 +3101,7 @@
                 <w:sz w:val="20"/>
                 <w:szCs w:val="20"/>
               </w:rPr>
-              <w:t xml:space="preserve">14</w:t>
+              <w:t xml:space="preserve">13</w:t>
             </w:r>
           </w:p>
         </w:tc>
@@ -3135,7 +3135,7 @@
                 <w:sz w:val="20"/>
                 <w:szCs w:val="20"/>
               </w:rPr>
-              <w:t xml:space="preserve">10.1%</w:t>
+              <w:t xml:space="preserve">9.4%</w:t>
             </w:r>
           </w:p>
         </w:tc>
@@ -3609,7 +3609,7 @@
                 <w:sz w:val="20"/>
                 <w:szCs w:val="20"/>
               </w:rPr>
-              <w:t xml:space="preserve">7.88点</w:t>
+              <w:t xml:space="preserve">7.91点</w:t>
             </w:r>
           </w:p>
         </w:tc>
@@ -3643,7 +3643,7 @@
                 <w:sz w:val="20"/>
                 <w:szCs w:val="20"/>
               </w:rPr>
-              <w:t xml:space="preserve">8.38点</w:t>
+              <w:t xml:space="preserve">8.41点</w:t>
             </w:r>
           </w:p>
         </w:tc>
@@ -3889,7 +3889,7 @@
                 <w:sz w:val="20"/>
                 <w:szCs w:val="20"/>
               </w:rPr>
-              <w:t xml:space="preserve">10.1%</w:t>
+              <w:t xml:space="preserve">9.4%</w:t>
             </w:r>
           </w:p>
         </w:tc>
@@ -3923,7 +3923,7 @@
                 <w:sz w:val="20"/>
                 <w:szCs w:val="20"/>
               </w:rPr>
-              <w:t xml:space="preserve">8.1%</w:t>
+              <w:t xml:space="preserve">7.4%</w:t>
             </w:r>
           </w:p>
         </w:tc>
@@ -4000,7 +4000,7 @@
           <w:sz w:val="21"/>
           <w:szCs w:val="21"/>
         </w:rPr>
-        <w:t xml:space="preserve">コンフォートホテル博多は全体平均7.88点（10pt換算）、高評価率68.3%を記録しています。引き続き強みを活かしつつ、低評価レビューに示された課題への対応を継続することで、さらなる顧客満足度向上が期待できます。</w:t>
+        <w:t xml:space="preserve">コンフォートホテル博多は全体平均7.91点（10pt換算）、高評価率68.3%を記録しています。引き続き強みを活かしつつ、低評価レビューに示された課題への対応を継続することで、さらなる顧客満足度向上が期待できます。</w:t>
       </w:r>
     </w:p>
     <w:p>

--- a/納品レポート/ホテル別レポート/comfort_hakata_口コミ分析改善レポート.docx
+++ b/納品レポート/ホテル別レポート/comfort_hakata_口コミ分析改善レポート.docx
@@ -142,7 +142,7 @@
                 <w:szCs w:val="20"/>
               </w:rPr>
               <w:t xml:space="preserve">全体平均
-7.91点</w:t>
+7.94点</w:t>
             </w:r>
           </w:p>
         </w:tc>
@@ -555,7 +555,7 @@
                 <w:sz w:val="20"/>
                 <w:szCs w:val="20"/>
               </w:rPr>
-              <w:t xml:space="preserve">54</w:t>
+              <w:t xml:space="preserve">55</w:t>
             </w:r>
           </w:p>
         </w:tc>
@@ -590,7 +590,7 @@
                 <w:sz w:val="20"/>
                 <w:szCs w:val="20"/>
               </w:rPr>
-              <w:t xml:space="preserve">9.07/10</w:t>
+              <w:t xml:space="preserve">9.13/10</w:t>
             </w:r>
           </w:p>
         </w:tc>
@@ -625,7 +625,7 @@
                 <w:sz w:val="20"/>
                 <w:szCs w:val="20"/>
               </w:rPr>
-              <w:t xml:space="preserve">9.07</w:t>
+              <w:t xml:space="preserve">9.13</w:t>
             </w:r>
           </w:p>
         </w:tc>
@@ -1086,7 +1086,7 @@
                 <w:sz w:val="20"/>
                 <w:szCs w:val="20"/>
               </w:rPr>
-              <w:t xml:space="preserve">9</w:t>
+              <w:t xml:space="preserve">8</w:t>
             </w:r>
           </w:p>
         </w:tc>
@@ -1121,7 +1121,7 @@
                 <w:sz w:val="20"/>
                 <w:szCs w:val="20"/>
               </w:rPr>
-              <w:t xml:space="preserve">3.44/5</w:t>
+              <w:t xml:space="preserve">3.38/5</w:t>
             </w:r>
           </w:p>
         </w:tc>
@@ -1156,7 +1156,7 @@
                 <w:sz w:val="20"/>
                 <w:szCs w:val="20"/>
               </w:rPr>
-              <w:t xml:space="preserve">6.89</w:t>
+              <w:t xml:space="preserve">6.75</w:t>
             </w:r>
           </w:p>
         </w:tc>
@@ -1587,7 +1587,7 @@
                 <w:sz w:val="20"/>
                 <w:szCs w:val="20"/>
               </w:rPr>
-              <w:t xml:space="preserve">45</w:t>
+              <w:t xml:space="preserve">47</w:t>
             </w:r>
           </w:p>
         </w:tc>
@@ -1622,7 +1622,7 @@
                 <w:sz w:val="20"/>
                 <w:szCs w:val="20"/>
               </w:rPr>
-              <w:t xml:space="preserve">32.4%</w:t>
+              <w:t xml:space="preserve">33.8%</w:t>
             </w:r>
           </w:p>
         </w:tc>
@@ -1801,7 +1801,7 @@
                 <w:sz w:val="20"/>
                 <w:szCs w:val="20"/>
               </w:rPr>
-              <w:t xml:space="preserve">36</w:t>
+              <w:t xml:space="preserve">34</w:t>
             </w:r>
           </w:p>
         </w:tc>
@@ -1836,7 +1836,7 @@
                 <w:sz w:val="20"/>
                 <w:szCs w:val="20"/>
               </w:rPr>
-              <w:t xml:space="preserve">25.9%</w:t>
+              <w:t xml:space="preserve">24.5%</w:t>
             </w:r>
           </w:p>
         </w:tc>
@@ -3609,7 +3609,7 @@
                 <w:sz w:val="20"/>
                 <w:szCs w:val="20"/>
               </w:rPr>
-              <w:t xml:space="preserve">7.91点</w:t>
+              <w:t xml:space="preserve">7.94点</w:t>
             </w:r>
           </w:p>
         </w:tc>
@@ -3643,7 +3643,7 @@
                 <w:sz w:val="20"/>
                 <w:szCs w:val="20"/>
               </w:rPr>
-              <w:t xml:space="preserve">8.41点</w:t>
+              <w:t xml:space="preserve">8.44点</w:t>
             </w:r>
           </w:p>
         </w:tc>
@@ -4000,7 +4000,7 @@
           <w:sz w:val="21"/>
           <w:szCs w:val="21"/>
         </w:rPr>
-        <w:t xml:space="preserve">コンフォートホテル博多は全体平均7.91点（10pt換算）、高評価率68.3%を記録しています。引き続き強みを活かしつつ、低評価レビューに示された課題への対応を継続することで、さらなる顧客満足度向上が期待できます。</w:t>
+        <w:t xml:space="preserve">コンフォートホテル博多は全体平均7.94点（10pt換算）、高評価率68.3%を記録しています。引き続き強みを活かしつつ、低評価レビューに示された課題への対応を継続することで、さらなる顧客満足度向上が期待できます。</w:t>
       </w:r>
     </w:p>
     <w:p>

--- a/納品レポート/ホテル別レポート/comfort_hakata_口コミ分析改善レポート.docx
+++ b/納品レポート/ホテル別レポート/comfort_hakata_口コミ分析改善レポート.docx
@@ -53,7 +53,7 @@
           <w:sz w:val="24"/>
           <w:szCs w:val="24"/>
         </w:rPr>
-        <w:t xml:space="preserve">2024年1月〜2026年3月　|　総件数 139件　|　2026年3月29日</w:t>
+        <w:t xml:space="preserve">2024年1月〜2026年3月　|　総件数 140件　|　2026年3月29日</w:t>
       </w:r>
     </w:p>
     <w:p>
@@ -84,7 +84,7 @@
           <w:sz w:val="21"/>
           <w:szCs w:val="21"/>
         </w:rPr>
-        <w:t xml:space="preserve">2024年1月〜2026年3月に各OTAサイトに投稿された139件のレビューを分析しました。</w:t>
+        <w:t xml:space="preserve">2024年1月〜2026年3月に各OTAサイトに投稿された140件のレビューを分析しました。</w:t>
       </w:r>
     </w:p>
     <w:p>
@@ -142,7 +142,7 @@
                 <w:szCs w:val="20"/>
               </w:rPr>
               <w:t xml:space="preserve">全体平均
-7.94点</w:t>
+7.79点</w:t>
             </w:r>
           </w:p>
         </w:tc>
@@ -177,7 +177,7 @@
                 <w:szCs w:val="20"/>
               </w:rPr>
               <w:t xml:space="preserve">高評価率
-68.3%</w:t>
+64.3%</w:t>
             </w:r>
           </w:p>
         </w:tc>
@@ -212,7 +212,7 @@
                 <w:szCs w:val="20"/>
               </w:rPr>
               <w:t xml:space="preserve">低評価率
-9.4%</w:t>
+10.7%</w:t>
             </w:r>
           </w:p>
         </w:tc>
@@ -247,7 +247,7 @@
                 <w:szCs w:val="20"/>
               </w:rPr>
               <w:t xml:space="preserve">レビュー総数
-139件</w:t>
+140件</w:t>
             </w:r>
           </w:p>
         </w:tc>
@@ -555,7 +555,7 @@
                 <w:sz w:val="20"/>
                 <w:szCs w:val="20"/>
               </w:rPr>
-              <w:t xml:space="preserve">55</w:t>
+              <w:t xml:space="preserve">54</w:t>
             </w:r>
           </w:p>
         </w:tc>
@@ -590,7 +590,7 @@
                 <w:sz w:val="20"/>
                 <w:szCs w:val="20"/>
               </w:rPr>
-              <w:t xml:space="preserve">9.13/10</w:t>
+              <w:t xml:space="preserve">9.04/10</w:t>
             </w:r>
           </w:p>
         </w:tc>
@@ -625,7 +625,7 @@
                 <w:sz w:val="20"/>
                 <w:szCs w:val="20"/>
               </w:rPr>
-              <w:t xml:space="preserve">9.13</w:t>
+              <w:t xml:space="preserve">9.04</w:t>
             </w:r>
           </w:p>
         </w:tc>
@@ -732,7 +732,7 @@
                 <w:sz w:val="20"/>
                 <w:szCs w:val="20"/>
               </w:rPr>
-              <w:t xml:space="preserve">31</w:t>
+              <w:t xml:space="preserve">33</w:t>
             </w:r>
           </w:p>
         </w:tc>
@@ -767,7 +767,7 @@
                 <w:sz w:val="20"/>
                 <w:szCs w:val="20"/>
               </w:rPr>
-              <w:t xml:space="preserve">3.74/5</w:t>
+              <w:t xml:space="preserve">3.61/5</w:t>
             </w:r>
           </w:p>
         </w:tc>
@@ -802,7 +802,7 @@
                 <w:sz w:val="20"/>
                 <w:szCs w:val="20"/>
               </w:rPr>
-              <w:t xml:space="preserve">7.48</w:t>
+              <w:t xml:space="preserve">7.21</w:t>
             </w:r>
           </w:p>
         </w:tc>
@@ -909,7 +909,7 @@
                 <w:sz w:val="20"/>
                 <w:szCs w:val="20"/>
               </w:rPr>
-              <w:t xml:space="preserve">38</w:t>
+              <w:t xml:space="preserve">39</w:t>
             </w:r>
           </w:p>
         </w:tc>
@@ -944,7 +944,7 @@
                 <w:sz w:val="20"/>
                 <w:szCs w:val="20"/>
               </w:rPr>
-              <w:t xml:space="preserve">7.11/10</w:t>
+              <w:t xml:space="preserve">6.97/10</w:t>
             </w:r>
           </w:p>
         </w:tc>
@@ -958,183 +958,6 @@
               <w:right w:val="single" w:color="CCCCCC" w:sz="1"/>
             </w:tcBorders>
             <w:shd w:fill="FFFFFF" w:val="clear"/>
-            <w:tcMar>
-              <w:top w:type="dxa" w:w="80"/>
-              <w:left w:type="dxa" w:w="120"/>
-              <w:bottom w:type="dxa" w:w="80"/>
-              <w:right w:type="dxa" w:w="120"/>
-            </w:tcMar>
-            <w:vAlign w:val="center"/>
-          </w:tcPr>
-          <w:p>
-            <w:pPr>
-              <w:jc w:val="center"/>
-            </w:pPr>
-            <w:r>
-              <w:rPr>
-                <w:rFonts w:ascii="Arial" w:cs="Arial" w:eastAsia="Arial" w:hAnsi="Arial"/>
-                <w:b/>
-                <w:bCs/>
-                <w:color w:val="E67E22"/>
-                <w:sz w:val="20"/>
-                <w:szCs w:val="20"/>
-              </w:rPr>
-              <w:t xml:space="preserve">7.11</w:t>
-            </w:r>
-          </w:p>
-        </w:tc>
-        <w:tc>
-          <w:tcPr>
-            <w:tcW w:type="dxa" w:w="1226"/>
-            <w:tcBorders>
-              <w:top w:val="single" w:color="CCCCCC" w:sz="1"/>
-              <w:left w:val="single" w:color="CCCCCC" w:sz="1"/>
-              <w:bottom w:val="single" w:color="CCCCCC" w:sz="1"/>
-              <w:right w:val="single" w:color="CCCCCC" w:sz="1"/>
-            </w:tcBorders>
-            <w:shd w:fill="FFFFFF" w:val="clear"/>
-            <w:tcMar>
-              <w:top w:type="dxa" w:w="80"/>
-              <w:left w:type="dxa" w:w="120"/>
-              <w:bottom w:type="dxa" w:w="80"/>
-              <w:right w:type="dxa" w:w="120"/>
-            </w:tcMar>
-            <w:vAlign w:val="center"/>
-          </w:tcPr>
-          <w:p>
-            <w:pPr>
-              <w:jc w:val="center"/>
-            </w:pPr>
-            <w:r>
-              <w:rPr>
-                <w:rFonts w:ascii="Arial" w:cs="Arial" w:eastAsia="Arial" w:hAnsi="Arial"/>
-                <w:b w:val="false"/>
-                <w:bCs w:val="false"/>
-                <w:color w:val="E67E22"/>
-                <w:sz w:val="20"/>
-                <w:szCs w:val="20"/>
-              </w:rPr>
-              <w:t xml:space="preserve">概ね良好</w:t>
-            </w:r>
-          </w:p>
-        </w:tc>
-      </w:tr>
-      <w:tr>
-        <w:tc>
-          <w:tcPr>
-            <w:tcW w:type="dxa" w:w="2400"/>
-            <w:tcBorders>
-              <w:top w:val="single" w:color="CCCCCC" w:sz="1"/>
-              <w:left w:val="single" w:color="CCCCCC" w:sz="1"/>
-              <w:bottom w:val="single" w:color="CCCCCC" w:sz="1"/>
-              <w:right w:val="single" w:color="CCCCCC" w:sz="1"/>
-            </w:tcBorders>
-            <w:shd w:fill="F2F2F2" w:val="clear"/>
-            <w:tcMar>
-              <w:top w:type="dxa" w:w="80"/>
-              <w:left w:type="dxa" w:w="120"/>
-              <w:bottom w:type="dxa" w:w="80"/>
-              <w:right w:type="dxa" w:w="120"/>
-            </w:tcMar>
-            <w:vAlign w:val="center"/>
-          </w:tcPr>
-          <w:p>
-            <w:pPr>
-              <w:jc w:val="left"/>
-            </w:pPr>
-            <w:r>
-              <w:rPr>
-                <w:rFonts w:ascii="Arial" w:cs="Arial" w:eastAsia="Arial" w:hAnsi="Arial"/>
-                <w:b w:val="false"/>
-                <w:bCs w:val="false"/>
-                <w:color w:val="333333"/>
-                <w:sz w:val="20"/>
-                <w:szCs w:val="20"/>
-              </w:rPr>
-              <w:t xml:space="preserve">じゃらん</w:t>
-            </w:r>
-          </w:p>
-        </w:tc>
-        <w:tc>
-          <w:tcPr>
-            <w:tcW w:type="dxa" w:w="1000"/>
-            <w:tcBorders>
-              <w:top w:val="single" w:color="CCCCCC" w:sz="1"/>
-              <w:left w:val="single" w:color="CCCCCC" w:sz="1"/>
-              <w:bottom w:val="single" w:color="CCCCCC" w:sz="1"/>
-              <w:right w:val="single" w:color="CCCCCC" w:sz="1"/>
-            </w:tcBorders>
-            <w:shd w:fill="F2F2F2" w:val="clear"/>
-            <w:tcMar>
-              <w:top w:type="dxa" w:w="80"/>
-              <w:left w:type="dxa" w:w="120"/>
-              <w:bottom w:type="dxa" w:w="80"/>
-              <w:right w:type="dxa" w:w="120"/>
-            </w:tcMar>
-            <w:vAlign w:val="center"/>
-          </w:tcPr>
-          <w:p>
-            <w:pPr>
-              <w:jc w:val="center"/>
-            </w:pPr>
-            <w:r>
-              <w:rPr>
-                <w:rFonts w:ascii="Arial" w:cs="Arial" w:eastAsia="Arial" w:hAnsi="Arial"/>
-                <w:b w:val="false"/>
-                <w:bCs w:val="false"/>
-                <w:color w:val="333333"/>
-                <w:sz w:val="20"/>
-                <w:szCs w:val="20"/>
-              </w:rPr>
-              <w:t xml:space="preserve">8</w:t>
-            </w:r>
-          </w:p>
-        </w:tc>
-        <w:tc>
-          <w:tcPr>
-            <w:tcW w:type="dxa" w:w="1200"/>
-            <w:tcBorders>
-              <w:top w:val="single" w:color="CCCCCC" w:sz="1"/>
-              <w:left w:val="single" w:color="CCCCCC" w:sz="1"/>
-              <w:bottom w:val="single" w:color="CCCCCC" w:sz="1"/>
-              <w:right w:val="single" w:color="CCCCCC" w:sz="1"/>
-            </w:tcBorders>
-            <w:shd w:fill="F2F2F2" w:val="clear"/>
-            <w:tcMar>
-              <w:top w:type="dxa" w:w="80"/>
-              <w:left w:type="dxa" w:w="120"/>
-              <w:bottom w:type="dxa" w:w="80"/>
-              <w:right w:type="dxa" w:w="120"/>
-            </w:tcMar>
-            <w:vAlign w:val="center"/>
-          </w:tcPr>
-          <w:p>
-            <w:pPr>
-              <w:jc w:val="center"/>
-            </w:pPr>
-            <w:r>
-              <w:rPr>
-                <w:rFonts w:ascii="Arial" w:cs="Arial" w:eastAsia="Arial" w:hAnsi="Arial"/>
-                <w:b w:val="false"/>
-                <w:bCs w:val="false"/>
-                <w:color w:val="333333"/>
-                <w:sz w:val="20"/>
-                <w:szCs w:val="20"/>
-              </w:rPr>
-              <w:t xml:space="preserve">3.38/5</w:t>
-            </w:r>
-          </w:p>
-        </w:tc>
-        <w:tc>
-          <w:tcPr>
-            <w:tcW w:type="dxa" w:w="1200"/>
-            <w:tcBorders>
-              <w:top w:val="single" w:color="CCCCCC" w:sz="1"/>
-              <w:left w:val="single" w:color="CCCCCC" w:sz="1"/>
-              <w:bottom w:val="single" w:color="CCCCCC" w:sz="1"/>
-              <w:right w:val="single" w:color="CCCCCC" w:sz="1"/>
-            </w:tcBorders>
-            <w:shd w:fill="F2F2F2" w:val="clear"/>
             <w:tcMar>
               <w:top w:type="dxa" w:w="80"/>
               <w:left w:type="dxa" w:w="120"/>
@@ -1156,7 +979,7 @@
                 <w:sz w:val="20"/>
                 <w:szCs w:val="20"/>
               </w:rPr>
-              <w:t xml:space="preserve">6.75</w:t>
+              <w:t xml:space="preserve">6.97</w:t>
             </w:r>
           </w:p>
         </w:tc>
@@ -1169,7 +992,7 @@
               <w:bottom w:val="single" w:color="CCCCCC" w:sz="1"/>
               <w:right w:val="single" w:color="CCCCCC" w:sz="1"/>
             </w:tcBorders>
-            <w:shd w:fill="F2F2F2" w:val="clear"/>
+            <w:shd w:fill="FFFFFF" w:val="clear"/>
             <w:tcMar>
               <w:top w:type="dxa" w:w="80"/>
               <w:left w:type="dxa" w:w="120"/>
@@ -1206,7 +1029,7 @@
               <w:bottom w:val="single" w:color="CCCCCC" w:sz="1"/>
               <w:right w:val="single" w:color="CCCCCC" w:sz="1"/>
             </w:tcBorders>
-            <w:shd w:fill="FFFFFF" w:val="clear"/>
+            <w:shd w:fill="F2F2F2" w:val="clear"/>
             <w:tcMar>
               <w:top w:type="dxa" w:w="80"/>
               <w:left w:type="dxa" w:w="120"/>
@@ -1228,7 +1051,7 @@
                 <w:sz w:val="20"/>
                 <w:szCs w:val="20"/>
               </w:rPr>
-              <w:t xml:space="preserve">楽天トラベル</w:t>
+              <w:t xml:space="preserve">じゃらん</w:t>
             </w:r>
           </w:p>
         </w:tc>
@@ -1241,29 +1064,29 @@
               <w:bottom w:val="single" w:color="CCCCCC" w:sz="1"/>
               <w:right w:val="single" w:color="CCCCCC" w:sz="1"/>
             </w:tcBorders>
-            <w:shd w:fill="FFFFFF" w:val="clear"/>
-            <w:tcMar>
-              <w:top w:type="dxa" w:w="80"/>
-              <w:left w:type="dxa" w:w="120"/>
-              <w:bottom w:type="dxa" w:w="80"/>
-              <w:right w:type="dxa" w:w="120"/>
-            </w:tcMar>
-            <w:vAlign w:val="center"/>
-          </w:tcPr>
-          <w:p>
-            <w:pPr>
-              <w:jc w:val="center"/>
-            </w:pPr>
-            <w:r>
-              <w:rPr>
-                <w:rFonts w:ascii="Arial" w:cs="Arial" w:eastAsia="Arial" w:hAnsi="Arial"/>
-                <w:b w:val="false"/>
-                <w:bCs w:val="false"/>
-                <w:color w:val="333333"/>
-                <w:sz w:val="20"/>
-                <w:szCs w:val="20"/>
-              </w:rPr>
-              <w:t xml:space="preserve">7</w:t>
+            <w:shd w:fill="F2F2F2" w:val="clear"/>
+            <w:tcMar>
+              <w:top w:type="dxa" w:w="80"/>
+              <w:left w:type="dxa" w:w="120"/>
+              <w:bottom w:type="dxa" w:w="80"/>
+              <w:right w:type="dxa" w:w="120"/>
+            </w:tcMar>
+            <w:vAlign w:val="center"/>
+          </w:tcPr>
+          <w:p>
+            <w:pPr>
+              <w:jc w:val="center"/>
+            </w:pPr>
+            <w:r>
+              <w:rPr>
+                <w:rFonts w:ascii="Arial" w:cs="Arial" w:eastAsia="Arial" w:hAnsi="Arial"/>
+                <w:b w:val="false"/>
+                <w:bCs w:val="false"/>
+                <w:color w:val="333333"/>
+                <w:sz w:val="20"/>
+                <w:szCs w:val="20"/>
+              </w:rPr>
+              <w:t xml:space="preserve">9</w:t>
             </w:r>
           </w:p>
         </w:tc>
@@ -1276,29 +1099,29 @@
               <w:bottom w:val="single" w:color="CCCCCC" w:sz="1"/>
               <w:right w:val="single" w:color="CCCCCC" w:sz="1"/>
             </w:tcBorders>
-            <w:shd w:fill="FFFFFF" w:val="clear"/>
-            <w:tcMar>
-              <w:top w:type="dxa" w:w="80"/>
-              <w:left w:type="dxa" w:w="120"/>
-              <w:bottom w:type="dxa" w:w="80"/>
-              <w:right w:type="dxa" w:w="120"/>
-            </w:tcMar>
-            <w:vAlign w:val="center"/>
-          </w:tcPr>
-          <w:p>
-            <w:pPr>
-              <w:jc w:val="center"/>
-            </w:pPr>
-            <w:r>
-              <w:rPr>
-                <w:rFonts w:ascii="Arial" w:cs="Arial" w:eastAsia="Arial" w:hAnsi="Arial"/>
-                <w:b w:val="false"/>
-                <w:bCs w:val="false"/>
-                <w:color w:val="333333"/>
-                <w:sz w:val="20"/>
-                <w:szCs w:val="20"/>
-              </w:rPr>
-              <w:t xml:space="preserve">3.29/5</w:t>
+            <w:shd w:fill="F2F2F2" w:val="clear"/>
+            <w:tcMar>
+              <w:top w:type="dxa" w:w="80"/>
+              <w:left w:type="dxa" w:w="120"/>
+              <w:bottom w:type="dxa" w:w="80"/>
+              <w:right w:type="dxa" w:w="120"/>
+            </w:tcMar>
+            <w:vAlign w:val="center"/>
+          </w:tcPr>
+          <w:p>
+            <w:pPr>
+              <w:jc w:val="center"/>
+            </w:pPr>
+            <w:r>
+              <w:rPr>
+                <w:rFonts w:ascii="Arial" w:cs="Arial" w:eastAsia="Arial" w:hAnsi="Arial"/>
+                <w:b w:val="false"/>
+                <w:bCs w:val="false"/>
+                <w:color w:val="333333"/>
+                <w:sz w:val="20"/>
+                <w:szCs w:val="20"/>
+              </w:rPr>
+              <w:t xml:space="preserve">3.44/5</w:t>
             </w:r>
           </w:p>
         </w:tc>
@@ -1311,7 +1134,7 @@
               <w:bottom w:val="single" w:color="CCCCCC" w:sz="1"/>
               <w:right w:val="single" w:color="CCCCCC" w:sz="1"/>
             </w:tcBorders>
-            <w:shd w:fill="FFFFFF" w:val="clear"/>
+            <w:shd w:fill="F2F2F2" w:val="clear"/>
             <w:tcMar>
               <w:top w:type="dxa" w:w="80"/>
               <w:left w:type="dxa" w:w="120"/>
@@ -1333,7 +1156,184 @@
                 <w:sz w:val="20"/>
                 <w:szCs w:val="20"/>
               </w:rPr>
-              <w:t xml:space="preserve">6.57</w:t>
+              <w:t xml:space="preserve">6.89</w:t>
+            </w:r>
+          </w:p>
+        </w:tc>
+        <w:tc>
+          <w:tcPr>
+            <w:tcW w:type="dxa" w:w="1226"/>
+            <w:tcBorders>
+              <w:top w:val="single" w:color="CCCCCC" w:sz="1"/>
+              <w:left w:val="single" w:color="CCCCCC" w:sz="1"/>
+              <w:bottom w:val="single" w:color="CCCCCC" w:sz="1"/>
+              <w:right w:val="single" w:color="CCCCCC" w:sz="1"/>
+            </w:tcBorders>
+            <w:shd w:fill="F2F2F2" w:val="clear"/>
+            <w:tcMar>
+              <w:top w:type="dxa" w:w="80"/>
+              <w:left w:type="dxa" w:w="120"/>
+              <w:bottom w:type="dxa" w:w="80"/>
+              <w:right w:type="dxa" w:w="120"/>
+            </w:tcMar>
+            <w:vAlign w:val="center"/>
+          </w:tcPr>
+          <w:p>
+            <w:pPr>
+              <w:jc w:val="center"/>
+            </w:pPr>
+            <w:r>
+              <w:rPr>
+                <w:rFonts w:ascii="Arial" w:cs="Arial" w:eastAsia="Arial" w:hAnsi="Arial"/>
+                <w:b w:val="false"/>
+                <w:bCs w:val="false"/>
+                <w:color w:val="C0392B"/>
+                <w:sz w:val="20"/>
+                <w:szCs w:val="20"/>
+              </w:rPr>
+              <w:t xml:space="preserve">要改善</w:t>
+            </w:r>
+          </w:p>
+        </w:tc>
+      </w:tr>
+      <w:tr>
+        <w:tc>
+          <w:tcPr>
+            <w:tcW w:type="dxa" w:w="2400"/>
+            <w:tcBorders>
+              <w:top w:val="single" w:color="CCCCCC" w:sz="1"/>
+              <w:left w:val="single" w:color="CCCCCC" w:sz="1"/>
+              <w:bottom w:val="single" w:color="CCCCCC" w:sz="1"/>
+              <w:right w:val="single" w:color="CCCCCC" w:sz="1"/>
+            </w:tcBorders>
+            <w:shd w:fill="FFFFFF" w:val="clear"/>
+            <w:tcMar>
+              <w:top w:type="dxa" w:w="80"/>
+              <w:left w:type="dxa" w:w="120"/>
+              <w:bottom w:type="dxa" w:w="80"/>
+              <w:right w:type="dxa" w:w="120"/>
+            </w:tcMar>
+            <w:vAlign w:val="center"/>
+          </w:tcPr>
+          <w:p>
+            <w:pPr>
+              <w:jc w:val="left"/>
+            </w:pPr>
+            <w:r>
+              <w:rPr>
+                <w:rFonts w:ascii="Arial" w:cs="Arial" w:eastAsia="Arial" w:hAnsi="Arial"/>
+                <w:b w:val="false"/>
+                <w:bCs w:val="false"/>
+                <w:color w:val="333333"/>
+                <w:sz w:val="20"/>
+                <w:szCs w:val="20"/>
+              </w:rPr>
+              <w:t xml:space="preserve">楽天トラベル</w:t>
+            </w:r>
+          </w:p>
+        </w:tc>
+        <w:tc>
+          <w:tcPr>
+            <w:tcW w:type="dxa" w:w="1000"/>
+            <w:tcBorders>
+              <w:top w:val="single" w:color="CCCCCC" w:sz="1"/>
+              <w:left w:val="single" w:color="CCCCCC" w:sz="1"/>
+              <w:bottom w:val="single" w:color="CCCCCC" w:sz="1"/>
+              <w:right w:val="single" w:color="CCCCCC" w:sz="1"/>
+            </w:tcBorders>
+            <w:shd w:fill="FFFFFF" w:val="clear"/>
+            <w:tcMar>
+              <w:top w:type="dxa" w:w="80"/>
+              <w:left w:type="dxa" w:w="120"/>
+              <w:bottom w:type="dxa" w:w="80"/>
+              <w:right w:type="dxa" w:w="120"/>
+            </w:tcMar>
+            <w:vAlign w:val="center"/>
+          </w:tcPr>
+          <w:p>
+            <w:pPr>
+              <w:jc w:val="center"/>
+            </w:pPr>
+            <w:r>
+              <w:rPr>
+                <w:rFonts w:ascii="Arial" w:cs="Arial" w:eastAsia="Arial" w:hAnsi="Arial"/>
+                <w:b w:val="false"/>
+                <w:bCs w:val="false"/>
+                <w:color w:val="333333"/>
+                <w:sz w:val="20"/>
+                <w:szCs w:val="20"/>
+              </w:rPr>
+              <w:t xml:space="preserve">5</w:t>
+            </w:r>
+          </w:p>
+        </w:tc>
+        <w:tc>
+          <w:tcPr>
+            <w:tcW w:type="dxa" w:w="1200"/>
+            <w:tcBorders>
+              <w:top w:val="single" w:color="CCCCCC" w:sz="1"/>
+              <w:left w:val="single" w:color="CCCCCC" w:sz="1"/>
+              <w:bottom w:val="single" w:color="CCCCCC" w:sz="1"/>
+              <w:right w:val="single" w:color="CCCCCC" w:sz="1"/>
+            </w:tcBorders>
+            <w:shd w:fill="FFFFFF" w:val="clear"/>
+            <w:tcMar>
+              <w:top w:type="dxa" w:w="80"/>
+              <w:left w:type="dxa" w:w="120"/>
+              <w:bottom w:type="dxa" w:w="80"/>
+              <w:right w:type="dxa" w:w="120"/>
+            </w:tcMar>
+            <w:vAlign w:val="center"/>
+          </w:tcPr>
+          <w:p>
+            <w:pPr>
+              <w:jc w:val="center"/>
+            </w:pPr>
+            <w:r>
+              <w:rPr>
+                <w:rFonts w:ascii="Arial" w:cs="Arial" w:eastAsia="Arial" w:hAnsi="Arial"/>
+                <w:b w:val="false"/>
+                <w:bCs w:val="false"/>
+                <w:color w:val="333333"/>
+                <w:sz w:val="20"/>
+                <w:szCs w:val="20"/>
+              </w:rPr>
+              <w:t xml:space="preserve">3.00/5</w:t>
+            </w:r>
+          </w:p>
+        </w:tc>
+        <w:tc>
+          <w:tcPr>
+            <w:tcW w:type="dxa" w:w="1200"/>
+            <w:tcBorders>
+              <w:top w:val="single" w:color="CCCCCC" w:sz="1"/>
+              <w:left w:val="single" w:color="CCCCCC" w:sz="1"/>
+              <w:bottom w:val="single" w:color="CCCCCC" w:sz="1"/>
+              <w:right w:val="single" w:color="CCCCCC" w:sz="1"/>
+            </w:tcBorders>
+            <w:shd w:fill="FFFFFF" w:val="clear"/>
+            <w:tcMar>
+              <w:top w:type="dxa" w:w="80"/>
+              <w:left w:type="dxa" w:w="120"/>
+              <w:bottom w:type="dxa" w:w="80"/>
+              <w:right w:type="dxa" w:w="120"/>
+            </w:tcMar>
+            <w:vAlign w:val="center"/>
+          </w:tcPr>
+          <w:p>
+            <w:pPr>
+              <w:jc w:val="center"/>
+            </w:pPr>
+            <w:r>
+              <w:rPr>
+                <w:rFonts w:ascii="Arial" w:cs="Arial" w:eastAsia="Arial" w:hAnsi="Arial"/>
+                <w:b/>
+                <w:bCs/>
+                <w:color w:val="C0392B"/>
+                <w:sz w:val="20"/>
+                <w:szCs w:val="20"/>
+              </w:rPr>
+              <w:t xml:space="preserve">6.00</w:t>
             </w:r>
           </w:p>
         </w:tc>
@@ -1587,7 +1587,7 @@
                 <w:sz w:val="20"/>
                 <w:szCs w:val="20"/>
               </w:rPr>
-              <w:t xml:space="preserve">47</w:t>
+              <w:t xml:space="preserve">46</w:t>
             </w:r>
           </w:p>
         </w:tc>
@@ -1622,7 +1622,7 @@
                 <w:sz w:val="20"/>
                 <w:szCs w:val="20"/>
               </w:rPr>
-              <w:t xml:space="preserve">33.8%</w:t>
+              <w:t xml:space="preserve">32.9%</w:t>
             </w:r>
           </w:p>
         </w:tc>
@@ -1694,7 +1694,7 @@
                 <w:sz w:val="20"/>
                 <w:szCs w:val="20"/>
               </w:rPr>
-              <w:t xml:space="preserve">14</w:t>
+              <w:t xml:space="preserve">13</w:t>
             </w:r>
           </w:p>
         </w:tc>
@@ -1729,7 +1729,7 @@
                 <w:sz w:val="20"/>
                 <w:szCs w:val="20"/>
               </w:rPr>
-              <w:t xml:space="preserve">10.1%</w:t>
+              <w:t xml:space="preserve">9.3%</w:t>
             </w:r>
           </w:p>
         </w:tc>
@@ -1801,7 +1801,7 @@
                 <w:sz w:val="20"/>
                 <w:szCs w:val="20"/>
               </w:rPr>
-              <w:t xml:space="preserve">34</w:t>
+              <w:t xml:space="preserve">31</w:t>
             </w:r>
           </w:p>
         </w:tc>
@@ -1836,7 +1836,7 @@
                 <w:sz w:val="20"/>
                 <w:szCs w:val="20"/>
               </w:rPr>
-              <w:t xml:space="preserve">24.5%</w:t>
+              <w:t xml:space="preserve">22.1%</w:t>
             </w:r>
           </w:p>
         </w:tc>
@@ -1908,7 +1908,7 @@
                 <w:sz w:val="20"/>
                 <w:szCs w:val="20"/>
               </w:rPr>
-              <w:t xml:space="preserve">8</w:t>
+              <w:t xml:space="preserve">9</w:t>
             </w:r>
           </w:p>
         </w:tc>
@@ -1943,7 +1943,7 @@
                 <w:sz w:val="20"/>
                 <w:szCs w:val="20"/>
               </w:rPr>
-              <w:t xml:space="preserve">5.8%</w:t>
+              <w:t xml:space="preserve">6.4%</w:t>
             </w:r>
           </w:p>
         </w:tc>
@@ -2015,7 +2015,7 @@
                 <w:sz w:val="20"/>
                 <w:szCs w:val="20"/>
               </w:rPr>
-              <w:t xml:space="preserve">21</w:t>
+              <w:t xml:space="preserve">22</w:t>
             </w:r>
           </w:p>
         </w:tc>
@@ -2050,7 +2050,7 @@
                 <w:sz w:val="20"/>
                 <w:szCs w:val="20"/>
               </w:rPr>
-              <w:t xml:space="preserve">15.1%</w:t>
+              <w:t xml:space="preserve">15.7%</w:t>
             </w:r>
           </w:p>
         </w:tc>
@@ -2122,7 +2122,7 @@
                 <w:sz w:val="20"/>
                 <w:szCs w:val="20"/>
               </w:rPr>
-              <w:t xml:space="preserve">2</w:t>
+              <w:t xml:space="preserve">4</w:t>
             </w:r>
           </w:p>
         </w:tc>
@@ -2157,7 +2157,7 @@
                 <w:sz w:val="20"/>
                 <w:szCs w:val="20"/>
               </w:rPr>
-              <w:t xml:space="preserve">1.4%</w:t>
+              <w:t xml:space="preserve">2.9%</w:t>
             </w:r>
           </w:p>
         </w:tc>
@@ -2229,7 +2229,7 @@
                 <w:sz w:val="20"/>
                 <w:szCs w:val="20"/>
               </w:rPr>
-              <w:t xml:space="preserve">8</w:t>
+              <w:t xml:space="preserve">9</w:t>
             </w:r>
           </w:p>
         </w:tc>
@@ -2264,7 +2264,7 @@
                 <w:sz w:val="20"/>
                 <w:szCs w:val="20"/>
               </w:rPr>
-              <w:t xml:space="preserve">5.8%</w:t>
+              <w:t xml:space="preserve">6.4%</w:t>
             </w:r>
           </w:p>
         </w:tc>
@@ -2371,7 +2371,7 @@
                 <w:sz w:val="20"/>
                 <w:szCs w:val="20"/>
               </w:rPr>
-              <w:t xml:space="preserve">2.2%</w:t>
+              <w:t xml:space="preserve">2.1%</w:t>
             </w:r>
           </w:p>
         </w:tc>
@@ -2443,7 +2443,7 @@
                 <w:sz w:val="20"/>
                 <w:szCs w:val="20"/>
               </w:rPr>
-              <w:t xml:space="preserve">1</w:t>
+              <w:t xml:space="preserve">2</w:t>
             </w:r>
           </w:p>
         </w:tc>
@@ -2478,7 +2478,7 @@
                 <w:sz w:val="20"/>
                 <w:szCs w:val="20"/>
               </w:rPr>
-              <w:t xml:space="preserve">0.7%</w:t>
+              <w:t xml:space="preserve">1.4%</w:t>
             </w:r>
           </w:p>
         </w:tc>
@@ -2821,7 +2821,7 @@
                 <w:sz w:val="20"/>
                 <w:szCs w:val="20"/>
               </w:rPr>
-              <w:t xml:space="preserve">95</w:t>
+              <w:t xml:space="preserve">90</w:t>
             </w:r>
           </w:p>
         </w:tc>
@@ -2855,7 +2855,7 @@
                 <w:sz w:val="20"/>
                 <w:szCs w:val="20"/>
               </w:rPr>
-              <w:t xml:space="preserve">68.3%</w:t>
+              <w:t xml:space="preserve">64.3%</w:t>
             </w:r>
           </w:p>
         </w:tc>
@@ -2961,7 +2961,7 @@
                 <w:sz w:val="20"/>
                 <w:szCs w:val="20"/>
               </w:rPr>
-              <w:t xml:space="preserve">31</w:t>
+              <w:t xml:space="preserve">35</w:t>
             </w:r>
           </w:p>
         </w:tc>
@@ -2996,7 +2996,7 @@
                 <w:sz w:val="20"/>
                 <w:szCs w:val="20"/>
               </w:rPr>
-              <w:t xml:space="preserve">22.3%</w:t>
+              <w:t xml:space="preserve">25.0%</w:t>
             </w:r>
           </w:p>
         </w:tc>
@@ -3101,7 +3101,7 @@
                 <w:sz w:val="20"/>
                 <w:szCs w:val="20"/>
               </w:rPr>
-              <w:t xml:space="preserve">13</w:t>
+              <w:t xml:space="preserve">15</w:t>
             </w:r>
           </w:p>
         </w:tc>
@@ -3135,7 +3135,7 @@
                 <w:sz w:val="20"/>
                 <w:szCs w:val="20"/>
               </w:rPr>
-              <w:t xml:space="preserve">9.4%</w:t>
+              <w:t xml:space="preserve">10.7%</w:t>
             </w:r>
           </w:p>
         </w:tc>
@@ -3609,7 +3609,7 @@
                 <w:sz w:val="20"/>
                 <w:szCs w:val="20"/>
               </w:rPr>
-              <w:t xml:space="preserve">7.94点</w:t>
+              <w:t xml:space="preserve">7.79点</w:t>
             </w:r>
           </w:p>
         </w:tc>
@@ -3643,7 +3643,7 @@
                 <w:sz w:val="20"/>
                 <w:szCs w:val="20"/>
               </w:rPr>
-              <w:t xml:space="preserve">8.44点</w:t>
+              <w:t xml:space="preserve">8.29点</w:t>
             </w:r>
           </w:p>
         </w:tc>
@@ -3749,7 +3749,7 @@
                 <w:sz w:val="20"/>
                 <w:szCs w:val="20"/>
               </w:rPr>
-              <w:t xml:space="preserve">68.3%</w:t>
+              <w:t xml:space="preserve">64.3%</w:t>
             </w:r>
           </w:p>
         </w:tc>
@@ -3784,7 +3784,7 @@
                 <w:sz w:val="20"/>
                 <w:szCs w:val="20"/>
               </w:rPr>
-              <w:t xml:space="preserve">73.3%</w:t>
+              <w:t xml:space="preserve">69.3%</w:t>
             </w:r>
           </w:p>
         </w:tc>
@@ -3889,7 +3889,7 @@
                 <w:sz w:val="20"/>
                 <w:szCs w:val="20"/>
               </w:rPr>
-              <w:t xml:space="preserve">9.4%</w:t>
+              <w:t xml:space="preserve">10.7%</w:t>
             </w:r>
           </w:p>
         </w:tc>
@@ -3923,7 +3923,7 @@
                 <w:sz w:val="20"/>
                 <w:szCs w:val="20"/>
               </w:rPr>
-              <w:t xml:space="preserve">7.4%</w:t>
+              <w:t xml:space="preserve">8.7%</w:t>
             </w:r>
           </w:p>
         </w:tc>
@@ -4000,7 +4000,7 @@
           <w:sz w:val="21"/>
           <w:szCs w:val="21"/>
         </w:rPr>
-        <w:t xml:space="preserve">コンフォートホテル博多は全体平均7.94点（10pt換算）、高評価率68.3%を記録しています。引き続き強みを活かしつつ、低評価レビューに示された課題への対応を継続することで、さらなる顧客満足度向上が期待できます。</w:t>
+        <w:t xml:space="preserve">コンフォートホテル博多は全体平均7.79点（10pt換算）、高評価率64.3%を記録しています。引き続き強みを活かしつつ、低評価レビューに示された課題への対応を継続することで、さらなる顧客満足度向上が期待できます。</w:t>
       </w:r>
     </w:p>
     <w:p>

--- a/納品レポート/ホテル別レポート/comfort_hakata_口コミ分析改善レポート.docx
+++ b/納品レポート/ホテル別レポート/comfort_hakata_口コミ分析改善レポート.docx
@@ -53,7 +53,7 @@
           <w:sz w:val="24"/>
           <w:szCs w:val="24"/>
         </w:rPr>
-        <w:t xml:space="preserve">2024年1月〜2026年3月　|　総件数 140件　|　2026年3月29日</w:t>
+        <w:t xml:space="preserve">2024年1月〜2026年3月　|　総件数 70件　|　2026年3月29日</w:t>
       </w:r>
     </w:p>
     <w:p>
@@ -84,7 +84,7 @@
           <w:sz w:val="21"/>
           <w:szCs w:val="21"/>
         </w:rPr>
-        <w:t xml:space="preserve">2024年1月〜2026年3月に各OTAサイトに投稿された140件のレビューを分析しました。</w:t>
+        <w:t xml:space="preserve">2024年1月〜2026年3月に各OTAサイトに投稿された70件のレビューを分析しました。</w:t>
       </w:r>
     </w:p>
     <w:p>
@@ -142,7 +142,7 @@
                 <w:szCs w:val="20"/>
               </w:rPr>
               <w:t xml:space="preserve">全体平均
-7.73点</w:t>
+7.83点</w:t>
             </w:r>
           </w:p>
         </w:tc>
@@ -177,7 +177,7 @@
                 <w:szCs w:val="20"/>
               </w:rPr>
               <w:t xml:space="preserve">高評価率
-63.6%</w:t>
+70.0%</w:t>
             </w:r>
           </w:p>
         </w:tc>
@@ -247,7 +247,7 @@
                 <w:szCs w:val="20"/>
               </w:rPr>
               <w:t xml:space="preserve">レビュー総数
-140件</w:t>
+70件</w:t>
             </w:r>
           </w:p>
         </w:tc>
@@ -555,7 +555,7 @@
                 <w:sz w:val="20"/>
                 <w:szCs w:val="20"/>
               </w:rPr>
-              <w:t xml:space="preserve">54</w:t>
+              <w:t xml:space="preserve">31</w:t>
             </w:r>
           </w:p>
         </w:tc>
@@ -590,7 +590,7 @@
                 <w:sz w:val="20"/>
                 <w:szCs w:val="20"/>
               </w:rPr>
-              <w:t xml:space="preserve">9.04/10</w:t>
+              <w:t xml:space="preserve">9.03/10</w:t>
             </w:r>
           </w:p>
         </w:tc>
@@ -625,7 +625,7 @@
                 <w:sz w:val="20"/>
                 <w:szCs w:val="20"/>
               </w:rPr>
-              <w:t xml:space="preserve">9.04</w:t>
+              <w:t xml:space="preserve">9.03</w:t>
             </w:r>
           </w:p>
         </w:tc>
@@ -697,6 +697,183 @@
                 <w:sz w:val="20"/>
                 <w:szCs w:val="20"/>
               </w:rPr>
+              <w:t xml:space="preserve">じゃらん</w:t>
+            </w:r>
+          </w:p>
+        </w:tc>
+        <w:tc>
+          <w:tcPr>
+            <w:tcW w:type="dxa" w:w="1000"/>
+            <w:tcBorders>
+              <w:top w:val="single" w:color="CCCCCC" w:sz="1"/>
+              <w:left w:val="single" w:color="CCCCCC" w:sz="1"/>
+              <w:bottom w:val="single" w:color="CCCCCC" w:sz="1"/>
+              <w:right w:val="single" w:color="CCCCCC" w:sz="1"/>
+            </w:tcBorders>
+            <w:shd w:fill="F2F2F2" w:val="clear"/>
+            <w:tcMar>
+              <w:top w:type="dxa" w:w="80"/>
+              <w:left w:type="dxa" w:w="120"/>
+              <w:bottom w:type="dxa" w:w="80"/>
+              <w:right w:type="dxa" w:w="120"/>
+            </w:tcMar>
+            <w:vAlign w:val="center"/>
+          </w:tcPr>
+          <w:p>
+            <w:pPr>
+              <w:jc w:val="center"/>
+            </w:pPr>
+            <w:r>
+              <w:rPr>
+                <w:rFonts w:ascii="Arial" w:cs="Arial" w:eastAsia="Arial" w:hAnsi="Arial"/>
+                <w:b w:val="false"/>
+                <w:bCs w:val="false"/>
+                <w:color w:val="333333"/>
+                <w:sz w:val="20"/>
+                <w:szCs w:val="20"/>
+              </w:rPr>
+              <w:t xml:space="preserve">4</w:t>
+            </w:r>
+          </w:p>
+        </w:tc>
+        <w:tc>
+          <w:tcPr>
+            <w:tcW w:type="dxa" w:w="1200"/>
+            <w:tcBorders>
+              <w:top w:val="single" w:color="CCCCCC" w:sz="1"/>
+              <w:left w:val="single" w:color="CCCCCC" w:sz="1"/>
+              <w:bottom w:val="single" w:color="CCCCCC" w:sz="1"/>
+              <w:right w:val="single" w:color="CCCCCC" w:sz="1"/>
+            </w:tcBorders>
+            <w:shd w:fill="F2F2F2" w:val="clear"/>
+            <w:tcMar>
+              <w:top w:type="dxa" w:w="80"/>
+              <w:left w:type="dxa" w:w="120"/>
+              <w:bottom w:type="dxa" w:w="80"/>
+              <w:right w:type="dxa" w:w="120"/>
+            </w:tcMar>
+            <w:vAlign w:val="center"/>
+          </w:tcPr>
+          <w:p>
+            <w:pPr>
+              <w:jc w:val="center"/>
+            </w:pPr>
+            <w:r>
+              <w:rPr>
+                <w:rFonts w:ascii="Arial" w:cs="Arial" w:eastAsia="Arial" w:hAnsi="Arial"/>
+                <w:b w:val="false"/>
+                <w:bCs w:val="false"/>
+                <w:color w:val="333333"/>
+                <w:sz w:val="20"/>
+                <w:szCs w:val="20"/>
+              </w:rPr>
+              <w:t xml:space="preserve">4.00/5</w:t>
+            </w:r>
+          </w:p>
+        </w:tc>
+        <w:tc>
+          <w:tcPr>
+            <w:tcW w:type="dxa" w:w="1200"/>
+            <w:tcBorders>
+              <w:top w:val="single" w:color="CCCCCC" w:sz="1"/>
+              <w:left w:val="single" w:color="CCCCCC" w:sz="1"/>
+              <w:bottom w:val="single" w:color="CCCCCC" w:sz="1"/>
+              <w:right w:val="single" w:color="CCCCCC" w:sz="1"/>
+            </w:tcBorders>
+            <w:shd w:fill="F2F2F2" w:val="clear"/>
+            <w:tcMar>
+              <w:top w:type="dxa" w:w="80"/>
+              <w:left w:type="dxa" w:w="120"/>
+              <w:bottom w:type="dxa" w:w="80"/>
+              <w:right w:type="dxa" w:w="120"/>
+            </w:tcMar>
+            <w:vAlign w:val="center"/>
+          </w:tcPr>
+          <w:p>
+            <w:pPr>
+              <w:jc w:val="center"/>
+            </w:pPr>
+            <w:r>
+              <w:rPr>
+                <w:rFonts w:ascii="Arial" w:cs="Arial" w:eastAsia="Arial" w:hAnsi="Arial"/>
+                <w:b/>
+                <w:bCs/>
+                <w:color w:val="27AE60"/>
+                <w:sz w:val="20"/>
+                <w:szCs w:val="20"/>
+              </w:rPr>
+              <w:t xml:space="preserve">8.00</w:t>
+            </w:r>
+          </w:p>
+        </w:tc>
+        <w:tc>
+          <w:tcPr>
+            <w:tcW w:type="dxa" w:w="1226"/>
+            <w:tcBorders>
+              <w:top w:val="single" w:color="CCCCCC" w:sz="1"/>
+              <w:left w:val="single" w:color="CCCCCC" w:sz="1"/>
+              <w:bottom w:val="single" w:color="CCCCCC" w:sz="1"/>
+              <w:right w:val="single" w:color="CCCCCC" w:sz="1"/>
+            </w:tcBorders>
+            <w:shd w:fill="F2F2F2" w:val="clear"/>
+            <w:tcMar>
+              <w:top w:type="dxa" w:w="80"/>
+              <w:left w:type="dxa" w:w="120"/>
+              <w:bottom w:type="dxa" w:w="80"/>
+              <w:right w:type="dxa" w:w="120"/>
+            </w:tcMar>
+            <w:vAlign w:val="center"/>
+          </w:tcPr>
+          <w:p>
+            <w:pPr>
+              <w:jc w:val="center"/>
+            </w:pPr>
+            <w:r>
+              <w:rPr>
+                <w:rFonts w:ascii="Arial" w:cs="Arial" w:eastAsia="Arial" w:hAnsi="Arial"/>
+                <w:b w:val="false"/>
+                <w:bCs w:val="false"/>
+                <w:color w:val="27AE60"/>
+                <w:sz w:val="20"/>
+                <w:szCs w:val="20"/>
+              </w:rPr>
+              <w:t xml:space="preserve">良好</w:t>
+            </w:r>
+          </w:p>
+        </w:tc>
+      </w:tr>
+      <w:tr>
+        <w:tc>
+          <w:tcPr>
+            <w:tcW w:type="dxa" w:w="2400"/>
+            <w:tcBorders>
+              <w:top w:val="single" w:color="CCCCCC" w:sz="1"/>
+              <w:left w:val="single" w:color="CCCCCC" w:sz="1"/>
+              <w:bottom w:val="single" w:color="CCCCCC" w:sz="1"/>
+              <w:right w:val="single" w:color="CCCCCC" w:sz="1"/>
+            </w:tcBorders>
+            <w:shd w:fill="FFFFFF" w:val="clear"/>
+            <w:tcMar>
+              <w:top w:type="dxa" w:w="80"/>
+              <w:left w:type="dxa" w:w="120"/>
+              <w:bottom w:type="dxa" w:w="80"/>
+              <w:right w:type="dxa" w:w="120"/>
+            </w:tcMar>
+            <w:vAlign w:val="center"/>
+          </w:tcPr>
+          <w:p>
+            <w:pPr>
+              <w:jc w:val="left"/>
+            </w:pPr>
+            <w:r>
+              <w:rPr>
+                <w:rFonts w:ascii="Arial" w:cs="Arial" w:eastAsia="Arial" w:hAnsi="Arial"/>
+                <w:b w:val="false"/>
+                <w:bCs w:val="false"/>
+                <w:color w:val="333333"/>
+                <w:sz w:val="20"/>
+                <w:szCs w:val="20"/>
+              </w:rPr>
               <w:t xml:space="preserve">Booking.com</w:t>
             </w:r>
           </w:p>
@@ -710,6 +887,148 @@
               <w:bottom w:val="single" w:color="CCCCCC" w:sz="1"/>
               <w:right w:val="single" w:color="CCCCCC" w:sz="1"/>
             </w:tcBorders>
+            <w:shd w:fill="FFFFFF" w:val="clear"/>
+            <w:tcMar>
+              <w:top w:type="dxa" w:w="80"/>
+              <w:left w:type="dxa" w:w="120"/>
+              <w:bottom w:type="dxa" w:w="80"/>
+              <w:right w:type="dxa" w:w="120"/>
+            </w:tcMar>
+            <w:vAlign w:val="center"/>
+          </w:tcPr>
+          <w:p>
+            <w:pPr>
+              <w:jc w:val="center"/>
+            </w:pPr>
+            <w:r>
+              <w:rPr>
+                <w:rFonts w:ascii="Arial" w:cs="Arial" w:eastAsia="Arial" w:hAnsi="Arial"/>
+                <w:b w:val="false"/>
+                <w:bCs w:val="false"/>
+                <w:color w:val="333333"/>
+                <w:sz w:val="20"/>
+                <w:szCs w:val="20"/>
+              </w:rPr>
+              <w:t xml:space="preserve">20</w:t>
+            </w:r>
+          </w:p>
+        </w:tc>
+        <w:tc>
+          <w:tcPr>
+            <w:tcW w:type="dxa" w:w="1200"/>
+            <w:tcBorders>
+              <w:top w:val="single" w:color="CCCCCC" w:sz="1"/>
+              <w:left w:val="single" w:color="CCCCCC" w:sz="1"/>
+              <w:bottom w:val="single" w:color="CCCCCC" w:sz="1"/>
+              <w:right w:val="single" w:color="CCCCCC" w:sz="1"/>
+            </w:tcBorders>
+            <w:shd w:fill="FFFFFF" w:val="clear"/>
+            <w:tcMar>
+              <w:top w:type="dxa" w:w="80"/>
+              <w:left w:type="dxa" w:w="120"/>
+              <w:bottom w:type="dxa" w:w="80"/>
+              <w:right w:type="dxa" w:w="120"/>
+            </w:tcMar>
+            <w:vAlign w:val="center"/>
+          </w:tcPr>
+          <w:p>
+            <w:pPr>
+              <w:jc w:val="center"/>
+            </w:pPr>
+            <w:r>
+              <w:rPr>
+                <w:rFonts w:ascii="Arial" w:cs="Arial" w:eastAsia="Arial" w:hAnsi="Arial"/>
+                <w:b w:val="false"/>
+                <w:bCs w:val="false"/>
+                <w:color w:val="333333"/>
+                <w:sz w:val="20"/>
+                <w:szCs w:val="20"/>
+              </w:rPr>
+              <w:t xml:space="preserve">7.00/10</w:t>
+            </w:r>
+          </w:p>
+        </w:tc>
+        <w:tc>
+          <w:tcPr>
+            <w:tcW w:type="dxa" w:w="1200"/>
+            <w:tcBorders>
+              <w:top w:val="single" w:color="CCCCCC" w:sz="1"/>
+              <w:left w:val="single" w:color="CCCCCC" w:sz="1"/>
+              <w:bottom w:val="single" w:color="CCCCCC" w:sz="1"/>
+              <w:right w:val="single" w:color="CCCCCC" w:sz="1"/>
+            </w:tcBorders>
+            <w:shd w:fill="FFFFFF" w:val="clear"/>
+            <w:tcMar>
+              <w:top w:type="dxa" w:w="80"/>
+              <w:left w:type="dxa" w:w="120"/>
+              <w:bottom w:type="dxa" w:w="80"/>
+              <w:right w:type="dxa" w:w="120"/>
+            </w:tcMar>
+            <w:vAlign w:val="center"/>
+          </w:tcPr>
+          <w:p>
+            <w:pPr>
+              <w:jc w:val="center"/>
+            </w:pPr>
+            <w:r>
+              <w:rPr>
+                <w:rFonts w:ascii="Arial" w:cs="Arial" w:eastAsia="Arial" w:hAnsi="Arial"/>
+                <w:b/>
+                <w:bCs/>
+                <w:color w:val="E67E22"/>
+                <w:sz w:val="20"/>
+                <w:szCs w:val="20"/>
+              </w:rPr>
+              <w:t xml:space="preserve">7.00</w:t>
+            </w:r>
+          </w:p>
+        </w:tc>
+        <w:tc>
+          <w:tcPr>
+            <w:tcW w:type="dxa" w:w="1226"/>
+            <w:tcBorders>
+              <w:top w:val="single" w:color="CCCCCC" w:sz="1"/>
+              <w:left w:val="single" w:color="CCCCCC" w:sz="1"/>
+              <w:bottom w:val="single" w:color="CCCCCC" w:sz="1"/>
+              <w:right w:val="single" w:color="CCCCCC" w:sz="1"/>
+            </w:tcBorders>
+            <w:shd w:fill="FFFFFF" w:val="clear"/>
+            <w:tcMar>
+              <w:top w:type="dxa" w:w="80"/>
+              <w:left w:type="dxa" w:w="120"/>
+              <w:bottom w:type="dxa" w:w="80"/>
+              <w:right w:type="dxa" w:w="120"/>
+            </w:tcMar>
+            <w:vAlign w:val="center"/>
+          </w:tcPr>
+          <w:p>
+            <w:pPr>
+              <w:jc w:val="center"/>
+            </w:pPr>
+            <w:r>
+              <w:rPr>
+                <w:rFonts w:ascii="Arial" w:cs="Arial" w:eastAsia="Arial" w:hAnsi="Arial"/>
+                <w:b w:val="false"/>
+                <w:bCs w:val="false"/>
+                <w:color w:val="E67E22"/>
+                <w:sz w:val="20"/>
+                <w:szCs w:val="20"/>
+              </w:rPr>
+              <w:t xml:space="preserve">概ね良好</w:t>
+            </w:r>
+          </w:p>
+        </w:tc>
+      </w:tr>
+      <w:tr>
+        <w:tc>
+          <w:tcPr>
+            <w:tcW w:type="dxa" w:w="2400"/>
+            <w:tcBorders>
+              <w:top w:val="single" w:color="CCCCCC" w:sz="1"/>
+              <w:left w:val="single" w:color="CCCCCC" w:sz="1"/>
+              <w:bottom w:val="single" w:color="CCCCCC" w:sz="1"/>
+              <w:right w:val="single" w:color="CCCCCC" w:sz="1"/>
+            </w:tcBorders>
             <w:shd w:fill="F2F2F2" w:val="clear"/>
             <w:tcMar>
               <w:top w:type="dxa" w:w="80"/>
@@ -721,18 +1040,53 @@
           </w:tcPr>
           <w:p>
             <w:pPr>
-              <w:jc w:val="center"/>
-            </w:pPr>
-            <w:r>
-              <w:rPr>
-                <w:rFonts w:ascii="Arial" w:cs="Arial" w:eastAsia="Arial" w:hAnsi="Arial"/>
-                <w:b w:val="false"/>
-                <w:bCs w:val="false"/>
-                <w:color w:val="333333"/>
-                <w:sz w:val="20"/>
-                <w:szCs w:val="20"/>
-              </w:rPr>
-              <w:t xml:space="preserve">39</w:t>
+              <w:jc w:val="left"/>
+            </w:pPr>
+            <w:r>
+              <w:rPr>
+                <w:rFonts w:ascii="Arial" w:cs="Arial" w:eastAsia="Arial" w:hAnsi="Arial"/>
+                <w:b w:val="false"/>
+                <w:bCs w:val="false"/>
+                <w:color w:val="333333"/>
+                <w:sz w:val="20"/>
+                <w:szCs w:val="20"/>
+              </w:rPr>
+              <w:t xml:space="preserve">楽天トラベル</w:t>
+            </w:r>
+          </w:p>
+        </w:tc>
+        <w:tc>
+          <w:tcPr>
+            <w:tcW w:type="dxa" w:w="1000"/>
+            <w:tcBorders>
+              <w:top w:val="single" w:color="CCCCCC" w:sz="1"/>
+              <w:left w:val="single" w:color="CCCCCC" w:sz="1"/>
+              <w:bottom w:val="single" w:color="CCCCCC" w:sz="1"/>
+              <w:right w:val="single" w:color="CCCCCC" w:sz="1"/>
+            </w:tcBorders>
+            <w:shd w:fill="F2F2F2" w:val="clear"/>
+            <w:tcMar>
+              <w:top w:type="dxa" w:w="80"/>
+              <w:left w:type="dxa" w:w="120"/>
+              <w:bottom w:type="dxa" w:w="80"/>
+              <w:right w:type="dxa" w:w="120"/>
+            </w:tcMar>
+            <w:vAlign w:val="center"/>
+          </w:tcPr>
+          <w:p>
+            <w:pPr>
+              <w:jc w:val="center"/>
+            </w:pPr>
+            <w:r>
+              <w:rPr>
+                <w:rFonts w:ascii="Arial" w:cs="Arial" w:eastAsia="Arial" w:hAnsi="Arial"/>
+                <w:b w:val="false"/>
+                <w:bCs w:val="false"/>
+                <w:color w:val="333333"/>
+                <w:sz w:val="20"/>
+                <w:szCs w:val="20"/>
+              </w:rPr>
+              <w:t xml:space="preserve">3</w:t>
             </w:r>
           </w:p>
         </w:tc>
@@ -767,7 +1121,7 @@
                 <w:sz w:val="20"/>
                 <w:szCs w:val="20"/>
               </w:rPr>
-              <w:t xml:space="preserve">6.97/10</w:t>
+              <w:t xml:space="preserve">3.33/5</w:t>
             </w:r>
           </w:p>
         </w:tc>
@@ -802,7 +1156,7 @@
                 <w:sz w:val="20"/>
                 <w:szCs w:val="20"/>
               </w:rPr>
-              <w:t xml:space="preserve">6.97</w:t>
+              <w:t xml:space="preserve">6.67</w:t>
             </w:r>
           </w:p>
         </w:tc>
@@ -909,7 +1263,7 @@
                 <w:sz w:val="20"/>
                 <w:szCs w:val="20"/>
               </w:rPr>
-              <w:t xml:space="preserve">33</w:t>
+              <w:t xml:space="preserve">12</w:t>
             </w:r>
           </w:p>
         </w:tc>
@@ -944,7 +1298,7 @@
                 <w:sz w:val="20"/>
                 <w:szCs w:val="20"/>
               </w:rPr>
-              <w:t xml:space="preserve">3.48/5</w:t>
+              <w:t xml:space="preserve">3.17/5</w:t>
             </w:r>
           </w:p>
         </w:tc>
@@ -979,361 +1333,7 @@
                 <w:sz w:val="20"/>
                 <w:szCs w:val="20"/>
               </w:rPr>
-              <w:t xml:space="preserve">6.97</w:t>
-            </w:r>
-          </w:p>
-        </w:tc>
-        <w:tc>
-          <w:tcPr>
-            <w:tcW w:type="dxa" w:w="1226"/>
-            <w:tcBorders>
-              <w:top w:val="single" w:color="CCCCCC" w:sz="1"/>
-              <w:left w:val="single" w:color="CCCCCC" w:sz="1"/>
-              <w:bottom w:val="single" w:color="CCCCCC" w:sz="1"/>
-              <w:right w:val="single" w:color="CCCCCC" w:sz="1"/>
-            </w:tcBorders>
-            <w:shd w:fill="FFFFFF" w:val="clear"/>
-            <w:tcMar>
-              <w:top w:type="dxa" w:w="80"/>
-              <w:left w:type="dxa" w:w="120"/>
-              <w:bottom w:type="dxa" w:w="80"/>
-              <w:right w:type="dxa" w:w="120"/>
-            </w:tcMar>
-            <w:vAlign w:val="center"/>
-          </w:tcPr>
-          <w:p>
-            <w:pPr>
-              <w:jc w:val="center"/>
-            </w:pPr>
-            <w:r>
-              <w:rPr>
-                <w:rFonts w:ascii="Arial" w:cs="Arial" w:eastAsia="Arial" w:hAnsi="Arial"/>
-                <w:b w:val="false"/>
-                <w:bCs w:val="false"/>
-                <w:color w:val="C0392B"/>
-                <w:sz w:val="20"/>
-                <w:szCs w:val="20"/>
-              </w:rPr>
-              <w:t xml:space="preserve">要改善</w:t>
-            </w:r>
-          </w:p>
-        </w:tc>
-      </w:tr>
-      <w:tr>
-        <w:tc>
-          <w:tcPr>
-            <w:tcW w:type="dxa" w:w="2400"/>
-            <w:tcBorders>
-              <w:top w:val="single" w:color="CCCCCC" w:sz="1"/>
-              <w:left w:val="single" w:color="CCCCCC" w:sz="1"/>
-              <w:bottom w:val="single" w:color="CCCCCC" w:sz="1"/>
-              <w:right w:val="single" w:color="CCCCCC" w:sz="1"/>
-            </w:tcBorders>
-            <w:shd w:fill="F2F2F2" w:val="clear"/>
-            <w:tcMar>
-              <w:top w:type="dxa" w:w="80"/>
-              <w:left w:type="dxa" w:w="120"/>
-              <w:bottom w:type="dxa" w:w="80"/>
-              <w:right w:type="dxa" w:w="120"/>
-            </w:tcMar>
-            <w:vAlign w:val="center"/>
-          </w:tcPr>
-          <w:p>
-            <w:pPr>
-              <w:jc w:val="left"/>
-            </w:pPr>
-            <w:r>
-              <w:rPr>
-                <w:rFonts w:ascii="Arial" w:cs="Arial" w:eastAsia="Arial" w:hAnsi="Arial"/>
-                <w:b w:val="false"/>
-                <w:bCs w:val="false"/>
-                <w:color w:val="333333"/>
-                <w:sz w:val="20"/>
-                <w:szCs w:val="20"/>
-              </w:rPr>
-              <w:t xml:space="preserve">じゃらん</w:t>
-            </w:r>
-          </w:p>
-        </w:tc>
-        <w:tc>
-          <w:tcPr>
-            <w:tcW w:type="dxa" w:w="1000"/>
-            <w:tcBorders>
-              <w:top w:val="single" w:color="CCCCCC" w:sz="1"/>
-              <w:left w:val="single" w:color="CCCCCC" w:sz="1"/>
-              <w:bottom w:val="single" w:color="CCCCCC" w:sz="1"/>
-              <w:right w:val="single" w:color="CCCCCC" w:sz="1"/>
-            </w:tcBorders>
-            <w:shd w:fill="F2F2F2" w:val="clear"/>
-            <w:tcMar>
-              <w:top w:type="dxa" w:w="80"/>
-              <w:left w:type="dxa" w:w="120"/>
-              <w:bottom w:type="dxa" w:w="80"/>
-              <w:right w:type="dxa" w:w="120"/>
-            </w:tcMar>
-            <w:vAlign w:val="center"/>
-          </w:tcPr>
-          <w:p>
-            <w:pPr>
-              <w:jc w:val="center"/>
-            </w:pPr>
-            <w:r>
-              <w:rPr>
-                <w:rFonts w:ascii="Arial" w:cs="Arial" w:eastAsia="Arial" w:hAnsi="Arial"/>
-                <w:b w:val="false"/>
-                <w:bCs w:val="false"/>
-                <w:color w:val="333333"/>
-                <w:sz w:val="20"/>
-                <w:szCs w:val="20"/>
-              </w:rPr>
-              <w:t xml:space="preserve">9</w:t>
-            </w:r>
-          </w:p>
-        </w:tc>
-        <w:tc>
-          <w:tcPr>
-            <w:tcW w:type="dxa" w:w="1200"/>
-            <w:tcBorders>
-              <w:top w:val="single" w:color="CCCCCC" w:sz="1"/>
-              <w:left w:val="single" w:color="CCCCCC" w:sz="1"/>
-              <w:bottom w:val="single" w:color="CCCCCC" w:sz="1"/>
-              <w:right w:val="single" w:color="CCCCCC" w:sz="1"/>
-            </w:tcBorders>
-            <w:shd w:fill="F2F2F2" w:val="clear"/>
-            <w:tcMar>
-              <w:top w:type="dxa" w:w="80"/>
-              <w:left w:type="dxa" w:w="120"/>
-              <w:bottom w:type="dxa" w:w="80"/>
-              <w:right w:type="dxa" w:w="120"/>
-            </w:tcMar>
-            <w:vAlign w:val="center"/>
-          </w:tcPr>
-          <w:p>
-            <w:pPr>
-              <w:jc w:val="center"/>
-            </w:pPr>
-            <w:r>
-              <w:rPr>
-                <w:rFonts w:ascii="Arial" w:cs="Arial" w:eastAsia="Arial" w:hAnsi="Arial"/>
-                <w:b w:val="false"/>
-                <w:bCs w:val="false"/>
-                <w:color w:val="333333"/>
-                <w:sz w:val="20"/>
-                <w:szCs w:val="20"/>
-              </w:rPr>
-              <w:t xml:space="preserve">3.44/5</w:t>
-            </w:r>
-          </w:p>
-        </w:tc>
-        <w:tc>
-          <w:tcPr>
-            <w:tcW w:type="dxa" w:w="1200"/>
-            <w:tcBorders>
-              <w:top w:val="single" w:color="CCCCCC" w:sz="1"/>
-              <w:left w:val="single" w:color="CCCCCC" w:sz="1"/>
-              <w:bottom w:val="single" w:color="CCCCCC" w:sz="1"/>
-              <w:right w:val="single" w:color="CCCCCC" w:sz="1"/>
-            </w:tcBorders>
-            <w:shd w:fill="F2F2F2" w:val="clear"/>
-            <w:tcMar>
-              <w:top w:type="dxa" w:w="80"/>
-              <w:left w:type="dxa" w:w="120"/>
-              <w:bottom w:type="dxa" w:w="80"/>
-              <w:right w:type="dxa" w:w="120"/>
-            </w:tcMar>
-            <w:vAlign w:val="center"/>
-          </w:tcPr>
-          <w:p>
-            <w:pPr>
-              <w:jc w:val="center"/>
-            </w:pPr>
-            <w:r>
-              <w:rPr>
-                <w:rFonts w:ascii="Arial" w:cs="Arial" w:eastAsia="Arial" w:hAnsi="Arial"/>
-                <w:b/>
-                <w:bCs/>
-                <w:color w:val="C0392B"/>
-                <w:sz w:val="20"/>
-                <w:szCs w:val="20"/>
-              </w:rPr>
-              <w:t xml:space="preserve">6.89</w:t>
-            </w:r>
-          </w:p>
-        </w:tc>
-        <w:tc>
-          <w:tcPr>
-            <w:tcW w:type="dxa" w:w="1226"/>
-            <w:tcBorders>
-              <w:top w:val="single" w:color="CCCCCC" w:sz="1"/>
-              <w:left w:val="single" w:color="CCCCCC" w:sz="1"/>
-              <w:bottom w:val="single" w:color="CCCCCC" w:sz="1"/>
-              <w:right w:val="single" w:color="CCCCCC" w:sz="1"/>
-            </w:tcBorders>
-            <w:shd w:fill="F2F2F2" w:val="clear"/>
-            <w:tcMar>
-              <w:top w:type="dxa" w:w="80"/>
-              <w:left w:type="dxa" w:w="120"/>
-              <w:bottom w:type="dxa" w:w="80"/>
-              <w:right w:type="dxa" w:w="120"/>
-            </w:tcMar>
-            <w:vAlign w:val="center"/>
-          </w:tcPr>
-          <w:p>
-            <w:pPr>
-              <w:jc w:val="center"/>
-            </w:pPr>
-            <w:r>
-              <w:rPr>
-                <w:rFonts w:ascii="Arial" w:cs="Arial" w:eastAsia="Arial" w:hAnsi="Arial"/>
-                <w:b w:val="false"/>
-                <w:bCs w:val="false"/>
-                <w:color w:val="C0392B"/>
-                <w:sz w:val="20"/>
-                <w:szCs w:val="20"/>
-              </w:rPr>
-              <w:t xml:space="preserve">要改善</w:t>
-            </w:r>
-          </w:p>
-        </w:tc>
-      </w:tr>
-      <w:tr>
-        <w:tc>
-          <w:tcPr>
-            <w:tcW w:type="dxa" w:w="2400"/>
-            <w:tcBorders>
-              <w:top w:val="single" w:color="CCCCCC" w:sz="1"/>
-              <w:left w:val="single" w:color="CCCCCC" w:sz="1"/>
-              <w:bottom w:val="single" w:color="CCCCCC" w:sz="1"/>
-              <w:right w:val="single" w:color="CCCCCC" w:sz="1"/>
-            </w:tcBorders>
-            <w:shd w:fill="FFFFFF" w:val="clear"/>
-            <w:tcMar>
-              <w:top w:type="dxa" w:w="80"/>
-              <w:left w:type="dxa" w:w="120"/>
-              <w:bottom w:type="dxa" w:w="80"/>
-              <w:right w:type="dxa" w:w="120"/>
-            </w:tcMar>
-            <w:vAlign w:val="center"/>
-          </w:tcPr>
-          <w:p>
-            <w:pPr>
-              <w:jc w:val="left"/>
-            </w:pPr>
-            <w:r>
-              <w:rPr>
-                <w:rFonts w:ascii="Arial" w:cs="Arial" w:eastAsia="Arial" w:hAnsi="Arial"/>
-                <w:b w:val="false"/>
-                <w:bCs w:val="false"/>
-                <w:color w:val="333333"/>
-                <w:sz w:val="20"/>
-                <w:szCs w:val="20"/>
-              </w:rPr>
-              <w:t xml:space="preserve">楽天トラベル</w:t>
-            </w:r>
-          </w:p>
-        </w:tc>
-        <w:tc>
-          <w:tcPr>
-            <w:tcW w:type="dxa" w:w="1000"/>
-            <w:tcBorders>
-              <w:top w:val="single" w:color="CCCCCC" w:sz="1"/>
-              <w:left w:val="single" w:color="CCCCCC" w:sz="1"/>
-              <w:bottom w:val="single" w:color="CCCCCC" w:sz="1"/>
-              <w:right w:val="single" w:color="CCCCCC" w:sz="1"/>
-            </w:tcBorders>
-            <w:shd w:fill="FFFFFF" w:val="clear"/>
-            <w:tcMar>
-              <w:top w:type="dxa" w:w="80"/>
-              <w:left w:type="dxa" w:w="120"/>
-              <w:bottom w:type="dxa" w:w="80"/>
-              <w:right w:type="dxa" w:w="120"/>
-            </w:tcMar>
-            <w:vAlign w:val="center"/>
-          </w:tcPr>
-          <w:p>
-            <w:pPr>
-              <w:jc w:val="center"/>
-            </w:pPr>
-            <w:r>
-              <w:rPr>
-                <w:rFonts w:ascii="Arial" w:cs="Arial" w:eastAsia="Arial" w:hAnsi="Arial"/>
-                <w:b w:val="false"/>
-                <w:bCs w:val="false"/>
-                <w:color w:val="333333"/>
-                <w:sz w:val="20"/>
-                <w:szCs w:val="20"/>
-              </w:rPr>
-              <w:t xml:space="preserve">5</w:t>
-            </w:r>
-          </w:p>
-        </w:tc>
-        <w:tc>
-          <w:tcPr>
-            <w:tcW w:type="dxa" w:w="1200"/>
-            <w:tcBorders>
-              <w:top w:val="single" w:color="CCCCCC" w:sz="1"/>
-              <w:left w:val="single" w:color="CCCCCC" w:sz="1"/>
-              <w:bottom w:val="single" w:color="CCCCCC" w:sz="1"/>
-              <w:right w:val="single" w:color="CCCCCC" w:sz="1"/>
-            </w:tcBorders>
-            <w:shd w:fill="FFFFFF" w:val="clear"/>
-            <w:tcMar>
-              <w:top w:type="dxa" w:w="80"/>
-              <w:left w:type="dxa" w:w="120"/>
-              <w:bottom w:type="dxa" w:w="80"/>
-              <w:right w:type="dxa" w:w="120"/>
-            </w:tcMar>
-            <w:vAlign w:val="center"/>
-          </w:tcPr>
-          <w:p>
-            <w:pPr>
-              <w:jc w:val="center"/>
-            </w:pPr>
-            <w:r>
-              <w:rPr>
-                <w:rFonts w:ascii="Arial" w:cs="Arial" w:eastAsia="Arial" w:hAnsi="Arial"/>
-                <w:b w:val="false"/>
-                <w:bCs w:val="false"/>
-                <w:color w:val="333333"/>
-                <w:sz w:val="20"/>
-                <w:szCs w:val="20"/>
-              </w:rPr>
-              <w:t xml:space="preserve">3.00/5</w:t>
-            </w:r>
-          </w:p>
-        </w:tc>
-        <w:tc>
-          <w:tcPr>
-            <w:tcW w:type="dxa" w:w="1200"/>
-            <w:tcBorders>
-              <w:top w:val="single" w:color="CCCCCC" w:sz="1"/>
-              <w:left w:val="single" w:color="CCCCCC" w:sz="1"/>
-              <w:bottom w:val="single" w:color="CCCCCC" w:sz="1"/>
-              <w:right w:val="single" w:color="CCCCCC" w:sz="1"/>
-            </w:tcBorders>
-            <w:shd w:fill="FFFFFF" w:val="clear"/>
-            <w:tcMar>
-              <w:top w:type="dxa" w:w="80"/>
-              <w:left w:type="dxa" w:w="120"/>
-              <w:bottom w:type="dxa" w:w="80"/>
-              <w:right w:type="dxa" w:w="120"/>
-            </w:tcMar>
-            <w:vAlign w:val="center"/>
-          </w:tcPr>
-          <w:p>
-            <w:pPr>
-              <w:jc w:val="center"/>
-            </w:pPr>
-            <w:r>
-              <w:rPr>
-                <w:rFonts w:ascii="Arial" w:cs="Arial" w:eastAsia="Arial" w:hAnsi="Arial"/>
-                <w:b/>
-                <w:bCs/>
-                <w:color w:val="C0392B"/>
-                <w:sz w:val="20"/>
-                <w:szCs w:val="20"/>
-              </w:rPr>
-              <w:t xml:space="preserve">6.00</w:t>
+              <w:t xml:space="preserve">6.33</w:t>
             </w:r>
           </w:p>
         </w:tc>
@@ -1587,7 +1587,7 @@
                 <w:sz w:val="20"/>
                 <w:szCs w:val="20"/>
               </w:rPr>
-              <w:t xml:space="preserve">45</w:t>
+              <w:t xml:space="preserve">23</w:t>
             </w:r>
           </w:p>
         </w:tc>
@@ -1622,7 +1622,7 @@
                 <w:sz w:val="20"/>
                 <w:szCs w:val="20"/>
               </w:rPr>
-              <w:t xml:space="preserve">32.1%</w:t>
+              <w:t xml:space="preserve">32.9%</w:t>
             </w:r>
           </w:p>
         </w:tc>
@@ -1694,7 +1694,7 @@
                 <w:sz w:val="20"/>
                 <w:szCs w:val="20"/>
               </w:rPr>
-              <w:t xml:space="preserve">13</w:t>
+              <w:t xml:space="preserve">7</w:t>
             </w:r>
           </w:p>
         </w:tc>
@@ -1729,7 +1729,7 @@
                 <w:sz w:val="20"/>
                 <w:szCs w:val="20"/>
               </w:rPr>
-              <w:t xml:space="preserve">9.3%</w:t>
+              <w:t xml:space="preserve">10.0%</w:t>
             </w:r>
           </w:p>
         </w:tc>
@@ -1801,7 +1801,7 @@
                 <w:sz w:val="20"/>
                 <w:szCs w:val="20"/>
               </w:rPr>
-              <w:t xml:space="preserve">31</w:t>
+              <w:t xml:space="preserve">19</w:t>
             </w:r>
           </w:p>
         </w:tc>
@@ -1836,7 +1836,7 @@
                 <w:sz w:val="20"/>
                 <w:szCs w:val="20"/>
               </w:rPr>
-              <w:t xml:space="preserve">22.1%</w:t>
+              <w:t xml:space="preserve">27.1%</w:t>
             </w:r>
           </w:p>
         </w:tc>
@@ -1908,7 +1908,7 @@
                 <w:sz w:val="20"/>
                 <w:szCs w:val="20"/>
               </w:rPr>
-              <w:t xml:space="preserve">9</w:t>
+              <w:t xml:space="preserve">4</w:t>
             </w:r>
           </w:p>
         </w:tc>
@@ -1943,7 +1943,7 @@
                 <w:sz w:val="20"/>
                 <w:szCs w:val="20"/>
               </w:rPr>
-              <w:t xml:space="preserve">6.4%</w:t>
+              <w:t xml:space="preserve">5.7%</w:t>
             </w:r>
           </w:p>
         </w:tc>
@@ -2015,7 +2015,7 @@
                 <w:sz w:val="20"/>
                 <w:szCs w:val="20"/>
               </w:rPr>
-              <w:t xml:space="preserve">22</w:t>
+              <w:t xml:space="preserve">6</w:t>
             </w:r>
           </w:p>
         </w:tc>
@@ -2050,7 +2050,7 @@
                 <w:sz w:val="20"/>
                 <w:szCs w:val="20"/>
               </w:rPr>
-              <w:t xml:space="preserve">15.7%</w:t>
+              <w:t xml:space="preserve">8.6%</w:t>
             </w:r>
           </w:p>
         </w:tc>
@@ -2122,7 +2122,7 @@
                 <w:sz w:val="20"/>
                 <w:szCs w:val="20"/>
               </w:rPr>
-              <w:t xml:space="preserve">4</w:t>
+              <w:t xml:space="preserve">3</w:t>
             </w:r>
           </w:p>
         </w:tc>
@@ -2157,7 +2157,7 @@
                 <w:sz w:val="20"/>
                 <w:szCs w:val="20"/>
               </w:rPr>
-              <w:t xml:space="preserve">2.9%</w:t>
+              <w:t xml:space="preserve">4.3%</w:t>
             </w:r>
           </w:p>
         </w:tc>
@@ -2229,7 +2229,7 @@
                 <w:sz w:val="20"/>
                 <w:szCs w:val="20"/>
               </w:rPr>
-              <w:t xml:space="preserve">9</w:t>
+              <w:t xml:space="preserve">3</w:t>
             </w:r>
           </w:p>
         </w:tc>
@@ -2264,7 +2264,7 @@
                 <w:sz w:val="20"/>
                 <w:szCs w:val="20"/>
               </w:rPr>
-              <w:t xml:space="preserve">6.4%</w:t>
+              <w:t xml:space="preserve">4.3%</w:t>
             </w:r>
           </w:p>
         </w:tc>
@@ -2336,7 +2336,7 @@
                 <w:sz w:val="20"/>
                 <w:szCs w:val="20"/>
               </w:rPr>
-              <w:t xml:space="preserve">3</w:t>
+              <w:t xml:space="preserve">2</w:t>
             </w:r>
           </w:p>
         </w:tc>
@@ -2371,7 +2371,7 @@
                 <w:sz w:val="20"/>
                 <w:szCs w:val="20"/>
               </w:rPr>
-              <w:t xml:space="preserve">2.1%</w:t>
+              <w:t xml:space="preserve">2.9%</w:t>
             </w:r>
           </w:p>
         </w:tc>
@@ -2478,114 +2478,7 @@
                 <w:sz w:val="20"/>
                 <w:szCs w:val="20"/>
               </w:rPr>
-              <w:t xml:space="preserve">2.1%</w:t>
-            </w:r>
-          </w:p>
-        </w:tc>
-      </w:tr>
-      <w:tr>
-        <w:tc>
-          <w:tcPr>
-            <w:tcW w:type="dxa" w:w="2000"/>
-            <w:tcBorders>
-              <w:top w:val="single" w:color="CCCCCC" w:sz="1"/>
-              <w:left w:val="single" w:color="CCCCCC" w:sz="1"/>
-              <w:bottom w:val="single" w:color="CCCCCC" w:sz="1"/>
-              <w:right w:val="single" w:color="CCCCCC" w:sz="1"/>
-            </w:tcBorders>
-            <w:shd w:fill="F2F2F2" w:val="clear"/>
-            <w:tcMar>
-              <w:top w:type="dxa" w:w="80"/>
-              <w:left w:type="dxa" w:w="120"/>
-              <w:bottom w:type="dxa" w:w="80"/>
-              <w:right w:type="dxa" w:w="120"/>
-            </w:tcMar>
-            <w:vAlign w:val="center"/>
-          </w:tcPr>
-          <w:p>
-            <w:pPr>
-              <w:jc w:val="center"/>
-            </w:pPr>
-            <w:r>
-              <w:rPr>
-                <w:rFonts w:ascii="Arial" w:cs="Arial" w:eastAsia="Arial" w:hAnsi="Arial"/>
-                <w:b w:val="false"/>
-                <w:bCs w:val="false"/>
-                <w:color w:val="333333"/>
-                <w:sz w:val="20"/>
-                <w:szCs w:val="20"/>
-              </w:rPr>
-              <w:t xml:space="preserve">1点</w:t>
-            </w:r>
-          </w:p>
-        </w:tc>
-        <w:tc>
-          <w:tcPr>
-            <w:tcW w:type="dxa" w:w="2000"/>
-            <w:tcBorders>
-              <w:top w:val="single" w:color="CCCCCC" w:sz="1"/>
-              <w:left w:val="single" w:color="CCCCCC" w:sz="1"/>
-              <w:bottom w:val="single" w:color="CCCCCC" w:sz="1"/>
-              <w:right w:val="single" w:color="CCCCCC" w:sz="1"/>
-            </w:tcBorders>
-            <w:shd w:fill="F2F2F2" w:val="clear"/>
-            <w:tcMar>
-              <w:top w:type="dxa" w:w="80"/>
-              <w:left w:type="dxa" w:w="120"/>
-              <w:bottom w:type="dxa" w:w="80"/>
-              <w:right w:type="dxa" w:w="120"/>
-            </w:tcMar>
-            <w:vAlign w:val="center"/>
-          </w:tcPr>
-          <w:p>
-            <w:pPr>
-              <w:jc w:val="center"/>
-            </w:pPr>
-            <w:r>
-              <w:rPr>
-                <w:rFonts w:ascii="Arial" w:cs="Arial" w:eastAsia="Arial" w:hAnsi="Arial"/>
-                <w:b w:val="false"/>
-                <w:bCs w:val="false"/>
-                <w:color w:val="333333"/>
-                <w:sz w:val="20"/>
-                <w:szCs w:val="20"/>
-              </w:rPr>
-              <w:t xml:space="preserve">1</w:t>
-            </w:r>
-          </w:p>
-        </w:tc>
-        <w:tc>
-          <w:tcPr>
-            <w:tcW w:type="dxa" w:w="3026"/>
-            <w:tcBorders>
-              <w:top w:val="single" w:color="CCCCCC" w:sz="1"/>
-              <w:left w:val="single" w:color="CCCCCC" w:sz="1"/>
-              <w:bottom w:val="single" w:color="CCCCCC" w:sz="1"/>
-              <w:right w:val="single" w:color="CCCCCC" w:sz="1"/>
-            </w:tcBorders>
-            <w:shd w:fill="F2F2F2" w:val="clear"/>
-            <w:tcMar>
-              <w:top w:type="dxa" w:w="80"/>
-              <w:left w:type="dxa" w:w="120"/>
-              <w:bottom w:type="dxa" w:w="80"/>
-              <w:right w:type="dxa" w:w="120"/>
-            </w:tcMar>
-            <w:vAlign w:val="center"/>
-          </w:tcPr>
-          <w:p>
-            <w:pPr>
-              <w:jc w:val="center"/>
-            </w:pPr>
-            <w:r>
-              <w:rPr>
-                <w:rFonts w:ascii="Arial" w:cs="Arial" w:eastAsia="Arial" w:hAnsi="Arial"/>
-                <w:b w:val="false"/>
-                <w:bCs w:val="false"/>
-                <w:color w:val="333333"/>
-                <w:sz w:val="20"/>
-                <w:szCs w:val="20"/>
-              </w:rPr>
-              <w:t xml:space="preserve">0.7%</w:t>
+              <w:t xml:space="preserve">4.3%</w:t>
             </w:r>
           </w:p>
         </w:tc>
@@ -2821,7 +2714,7 @@
                 <w:sz w:val="20"/>
                 <w:szCs w:val="20"/>
               </w:rPr>
-              <w:t xml:space="preserve">89</w:t>
+              <w:t xml:space="preserve">49</w:t>
             </w:r>
           </w:p>
         </w:tc>
@@ -2855,7 +2748,7 @@
                 <w:sz w:val="20"/>
                 <w:szCs w:val="20"/>
               </w:rPr>
-              <w:t xml:space="preserve">63.6%</w:t>
+              <w:t xml:space="preserve">70.0%</w:t>
             </w:r>
           </w:p>
         </w:tc>
@@ -2961,7 +2854,7 @@
                 <w:sz w:val="20"/>
                 <w:szCs w:val="20"/>
               </w:rPr>
-              <w:t xml:space="preserve">35</w:t>
+              <w:t xml:space="preserve">13</w:t>
             </w:r>
           </w:p>
         </w:tc>
@@ -2996,7 +2889,7 @@
                 <w:sz w:val="20"/>
                 <w:szCs w:val="20"/>
               </w:rPr>
-              <w:t xml:space="preserve">25.0%</w:t>
+              <w:t xml:space="preserve">18.6%</w:t>
             </w:r>
           </w:p>
         </w:tc>
@@ -3101,7 +2994,7 @@
                 <w:sz w:val="20"/>
                 <w:szCs w:val="20"/>
               </w:rPr>
-              <w:t xml:space="preserve">16</w:t>
+              <w:t xml:space="preserve">8</w:t>
             </w:r>
           </w:p>
         </w:tc>
@@ -3609,7 +3502,7 @@
                 <w:sz w:val="20"/>
                 <w:szCs w:val="20"/>
               </w:rPr>
-              <w:t xml:space="preserve">7.73点</w:t>
+              <w:t xml:space="preserve">7.83点</w:t>
             </w:r>
           </w:p>
         </w:tc>
@@ -3643,7 +3536,7 @@
                 <w:sz w:val="20"/>
                 <w:szCs w:val="20"/>
               </w:rPr>
-              <w:t xml:space="preserve">8.23点</w:t>
+              <w:t xml:space="preserve">8.33点</w:t>
             </w:r>
           </w:p>
         </w:tc>
@@ -3749,7 +3642,7 @@
                 <w:sz w:val="20"/>
                 <w:szCs w:val="20"/>
               </w:rPr>
-              <w:t xml:space="preserve">63.6%</w:t>
+              <w:t xml:space="preserve">70.0%</w:t>
             </w:r>
           </w:p>
         </w:tc>
@@ -3784,7 +3677,7 @@
                 <w:sz w:val="20"/>
                 <w:szCs w:val="20"/>
               </w:rPr>
-              <w:t xml:space="preserve">68.6%</w:t>
+              <w:t xml:space="preserve">75.0%</w:t>
             </w:r>
           </w:p>
         </w:tc>
@@ -4000,7 +3893,7 @@
           <w:sz w:val="21"/>
           <w:szCs w:val="21"/>
         </w:rPr>
-        <w:t xml:space="preserve">コンフォートホテル博多は全体平均7.73点（10pt換算）、高評価率63.6%を記録しています。引き続き強みを活かしつつ、低評価レビューに示された課題への対応を継続することで、さらなる顧客満足度向上が期待できます。</w:t>
+        <w:t xml:space="preserve">コンフォートホテル博多は全体平均7.83点（10pt換算）、高評価率70.0%を記録しています。引き続き強みを活かしつつ、低評価レビューに示された課題への対応を継続することで、さらなる顧客満足度向上が期待できます。</w:t>
       </w:r>
     </w:p>
     <w:p>

--- a/納品レポート/ホテル別レポート/comfort_hakata_口コミ分析改善レポート.docx
+++ b/納品レポート/ホテル別レポート/comfort_hakata_口コミ分析改善レポート.docx
@@ -81,7 +81,7 @@
           <w:sz w:val="22"/>
           <w:szCs w:val="22"/>
         </w:rPr>
-        <w:t xml:space="preserve">分析対象期間：2026年2月〜3月</w:t>
+        <w:t xml:space="preserve">分析対象期間：2026年3月〜4月</w:t>
       </w:r>
     </w:p>
     <w:p>
@@ -96,7 +96,7 @@
           <w:sz w:val="22"/>
           <w:szCs w:val="22"/>
         </w:rPr>
-        <w:t xml:space="preserve">レビュー総数：140件（5サイト）</w:t>
+        <w:t xml:space="preserve">レビュー総数：83件（5サイト）</w:t>
       </w:r>
     </w:p>
     <w:p>
@@ -111,7 +111,7 @@
           <w:sz w:val="20"/>
           <w:szCs w:val="20"/>
         </w:rPr>
-        <w:t xml:space="preserve">対象サイト：Trip.com / Booking.com / Google / じゃらん / 楽天トラベル</w:t>
+        <w:t xml:space="preserve">対象サイト：Trip.com / じゃらん / 楽天トラベル / Booking.com / Google</w:t>
       </w:r>
     </w:p>
     <w:p>
@@ -131,7 +131,7 @@
           <w:sz w:val="20"/>
           <w:szCs w:val="20"/>
         </w:rPr>
-        <w:t xml:space="preserve">作成日：2026年4月2日</w:t>
+        <w:t xml:space="preserve">作成日：2026年4月5日</w:t>
       </w:r>
     </w:p>
     <w:p>
@@ -189,7 +189,7 @@
           <w:sz w:val="21"/>
           <w:szCs w:val="21"/>
         </w:rPr>
-        <w:t xml:space="preserve">2026年2月〜3月に各OTAサイト・口コミサイトに投稿された140件のレビューを包括的に分析しました。以下が主要な発見事項です。</w:t>
+        <w:t xml:space="preserve">2026年3月〜4月に各OTAサイト・口コミサイトに投稿された83件のレビューを包括的に分析しました。以下が主要な発見事項です。</w:t>
       </w:r>
     </w:p>
     <w:p>
@@ -261,7 +261,7 @@
                 <w:sz w:val="36"/>
                 <w:szCs w:val="36"/>
               </w:rPr>
-              <w:t xml:space="preserve">7.73</w:t>
+              <w:t xml:space="preserve">7.89</w:t>
             </w:r>
           </w:p>
         </w:tc>
@@ -310,7 +310,7 @@
                 <w:sz w:val="36"/>
                 <w:szCs w:val="36"/>
               </w:rPr>
-              <w:t xml:space="preserve">63.6%</w:t>
+              <w:t xml:space="preserve">69.9%</w:t>
             </w:r>
           </w:p>
         </w:tc>
@@ -359,7 +359,7 @@
                 <w:sz w:val="36"/>
                 <w:szCs w:val="36"/>
               </w:rPr>
-              <w:t xml:space="preserve">11.4%</w:t>
+              <w:t xml:space="preserve">9.6%</w:t>
             </w:r>
           </w:p>
         </w:tc>
@@ -408,7 +408,7 @@
                 <w:sz w:val="36"/>
                 <w:szCs w:val="36"/>
               </w:rPr>
-              <w:t xml:space="preserve">140件</w:t>
+              <w:t xml:space="preserve">83件</w:t>
             </w:r>
           </w:p>
         </w:tc>
@@ -448,7 +448,7 @@
           <w:sz w:val="21"/>
           <w:szCs w:val="21"/>
         </w:rPr>
-        <w:t xml:space="preserve">全体平均スコア7.73点（10点換算）は概ね標準的な水準であり、63.6%が高評価（8-10点）に分類されます。低評価（1-4点）は16件（11.4%）で、一定の改善課題があります。Trip.com（9.04点）で特に高い評価を獲得しています。</w:t>
+        <w:t xml:space="preserve">全体平均スコア7.89点（10点換算）は概ね標準的な水準であり、69.9%が高評価（8-10点）に分類されます。低評価（1-4点）は8件（9.6%）で、一定の改善課題があります。Trip.com（8.87点）で特に高い評価を獲得しています。</w:t>
       </w:r>
     </w:p>
     <w:p>
@@ -463,7 +463,7 @@
           <w:sz w:val="21"/>
           <w:szCs w:val="21"/>
         </w:rPr>
-        <w:t xml:space="preserve">一方で、楽天トラベル（6.0点）では相対的に低いスコアとなっており、改善の余地があります。全体としては「立地・アクセス」と「朝食」がホテルの主な強みとして際立っています。</w:t>
+        <w:t xml:space="preserve">一方で、Google（6.5点）では相対的に低いスコアとなっており、改善の余地があります。全体としては「立地・アクセス」と「朝食」がホテルの主な強みとして際立っています。</w:t>
       </w:r>
     </w:p>
     <w:p>
@@ -542,7 +542,7 @@
                 <w:sz w:val="20"/>
                 <w:szCs w:val="20"/>
               </w:rPr>
-              <w:t xml:space="preserve">立地・アクセス（50件以上で言及）、朝食（50件以上で言及）、スタッフの対応（20件以上で言及）</w:t>
+              <w:t xml:space="preserve">立地・アクセス（20件以上で言及）、朝食（20件以上で言及）、スタッフの対応（10件以上で言及）</w:t>
             </w:r>
           </w:p>
           <w:p>
@@ -567,7 +567,7 @@
                 <w:sz w:val="20"/>
                 <w:szCs w:val="20"/>
               </w:rPr>
-              <w:t xml:space="preserve">浴室・水回り（23件）、設備の老朽化（22件）、エアコン・空調（14件）、清掃不備（14件）</w:t>
+              <w:t xml:space="preserve">設備の老朽化（13件）、浴室・水回り（13件）、エアコン・空調（12件）、防音性能（9件）</w:t>
             </w:r>
           </w:p>
           <w:p>
@@ -987,7 +987,7 @@
                 <w:sz w:val="20"/>
                 <w:szCs w:val="20"/>
               </w:rPr>
-              <w:t xml:space="preserve">54</w:t>
+              <w:t xml:space="preserve">39</w:t>
             </w:r>
           </w:p>
         </w:tc>
@@ -1021,7 +1021,7 @@
                 <w:sz w:val="20"/>
                 <w:szCs w:val="20"/>
               </w:rPr>
-              <w:t xml:space="preserve">9.04</w:t>
+              <w:t xml:space="preserve">8.87</w:t>
             </w:r>
           </w:p>
         </w:tc>
@@ -1089,7 +1089,7 @@
                 <w:sz w:val="20"/>
                 <w:szCs w:val="20"/>
               </w:rPr>
-              <w:t xml:space="preserve">9.04</w:t>
+              <w:t xml:space="preserve">8.87</w:t>
             </w:r>
           </w:p>
         </w:tc>
@@ -1123,7 +1123,7 @@
                 <w:sz w:val="20"/>
                 <w:szCs w:val="20"/>
               </w:rPr>
-              <w:t xml:space="preserve">10</w:t>
+              <w:t xml:space="preserve">9</w:t>
             </w:r>
           </w:p>
         </w:tc>
@@ -1157,7 +1157,7 @@
                 <w:sz w:val="20"/>
                 <w:szCs w:val="20"/>
               </w:rPr>
-              <w:t xml:space="preserve">優秀</w:t>
+              <w:t xml:space="preserve">良好</w:t>
             </w:r>
           </w:p>
         </w:tc>
@@ -1194,7 +1194,7 @@
                 <w:sz w:val="20"/>
                 <w:szCs w:val="20"/>
               </w:rPr>
-              <w:t xml:space="preserve">Booking.com</w:t>
+              <w:t xml:space="preserve">じゃらん</w:t>
             </w:r>
           </w:p>
         </w:tc>
@@ -1229,7 +1229,7 @@
                 <w:sz w:val="20"/>
                 <w:szCs w:val="20"/>
               </w:rPr>
-              <w:t xml:space="preserve">39</w:t>
+              <w:t xml:space="preserve">5</w:t>
             </w:r>
           </w:p>
         </w:tc>
@@ -1264,7 +1264,7 @@
                 <w:sz w:val="20"/>
                 <w:szCs w:val="20"/>
               </w:rPr>
-              <w:t xml:space="preserve">6.97</w:t>
+              <w:t xml:space="preserve">3.8</w:t>
             </w:r>
           </w:p>
         </w:tc>
@@ -1299,7 +1299,7 @@
                 <w:sz w:val="20"/>
                 <w:szCs w:val="20"/>
               </w:rPr>
-              <w:t xml:space="preserve">/10</w:t>
+              <w:t xml:space="preserve">/5 (×2)</w:t>
             </w:r>
           </w:p>
         </w:tc>
@@ -1330,11 +1330,11 @@
                 <w:rFonts w:ascii="Arial" w:cs="Arial" w:eastAsia="Arial" w:hAnsi="Arial"/>
                 <w:b/>
                 <w:bCs/>
-                <w:color w:val="C0392B"/>
-                <w:sz w:val="20"/>
-                <w:szCs w:val="20"/>
-              </w:rPr>
-              <w:t xml:space="preserve">6.97</w:t>
+                <w:color w:val="E67E22"/>
+                <w:sz w:val="20"/>
+                <w:szCs w:val="20"/>
+              </w:rPr>
+              <w:t xml:space="preserve">7.6</w:t>
             </w:r>
           </w:p>
         </w:tc>
@@ -1400,11 +1400,11 @@
                 <w:rFonts w:ascii="Arial" w:cs="Arial" w:eastAsia="Arial" w:hAnsi="Arial"/>
                 <w:b/>
                 <w:bCs/>
-                <w:color w:val="C0392B"/>
-                <w:sz w:val="20"/>
-                <w:szCs w:val="20"/>
-              </w:rPr>
-              <w:t xml:space="preserve">要改善</w:t>
+                <w:color w:val="E67E22"/>
+                <w:sz w:val="20"/>
+                <w:szCs w:val="20"/>
+              </w:rPr>
+              <w:t xml:space="preserve">概ね良好</w:t>
             </w:r>
           </w:p>
         </w:tc>
@@ -1440,7 +1440,7 @@
                 <w:sz w:val="20"/>
                 <w:szCs w:val="20"/>
               </w:rPr>
-              <w:t xml:space="preserve">Google</w:t>
+              <w:t xml:space="preserve">楽天トラベル</w:t>
             </w:r>
           </w:p>
         </w:tc>
@@ -1474,7 +1474,7 @@
                 <w:sz w:val="20"/>
                 <w:szCs w:val="20"/>
               </w:rPr>
-              <w:t xml:space="preserve">33</w:t>
+              <w:t xml:space="preserve">4</w:t>
             </w:r>
           </w:p>
         </w:tc>
@@ -1508,7 +1508,7 @@
                 <w:sz w:val="20"/>
                 <w:szCs w:val="20"/>
               </w:rPr>
-              <w:t xml:space="preserve">3.48</w:t>
+              <w:t xml:space="preserve">3.75</w:t>
             </w:r>
           </w:p>
         </w:tc>
@@ -1572,11 +1572,11 @@
                 <w:rFonts w:ascii="Arial" w:cs="Arial" w:eastAsia="Arial" w:hAnsi="Arial"/>
                 <w:b/>
                 <w:bCs/>
-                <w:color w:val="C0392B"/>
-                <w:sz w:val="20"/>
-                <w:szCs w:val="20"/>
-              </w:rPr>
-              <w:t xml:space="preserve">6.97</w:t>
+                <w:color w:val="E67E22"/>
+                <w:sz w:val="20"/>
+                <w:szCs w:val="20"/>
+              </w:rPr>
+              <w:t xml:space="preserve">7.5</w:t>
             </w:r>
           </w:p>
         </w:tc>
@@ -1610,7 +1610,7 @@
                 <w:sz w:val="20"/>
                 <w:szCs w:val="20"/>
               </w:rPr>
-              <w:t xml:space="preserve">6</w:t>
+              <w:t xml:space="preserve">7</w:t>
             </w:r>
           </w:p>
         </w:tc>
@@ -1640,11 +1640,11 @@
                 <w:rFonts w:ascii="Arial" w:cs="Arial" w:eastAsia="Arial" w:hAnsi="Arial"/>
                 <w:b/>
                 <w:bCs/>
-                <w:color w:val="C0392B"/>
-                <w:sz w:val="20"/>
-                <w:szCs w:val="20"/>
-              </w:rPr>
-              <w:t xml:space="preserve">要改善</w:t>
+                <w:color w:val="E67E22"/>
+                <w:sz w:val="20"/>
+                <w:szCs w:val="20"/>
+              </w:rPr>
+              <w:t xml:space="preserve">概ね良好</w:t>
             </w:r>
           </w:p>
         </w:tc>
@@ -1681,7 +1681,7 @@
                 <w:sz w:val="20"/>
                 <w:szCs w:val="20"/>
               </w:rPr>
-              <w:t xml:space="preserve">じゃらん</w:t>
+              <w:t xml:space="preserve">Booking.com</w:t>
             </w:r>
           </w:p>
         </w:tc>
@@ -1716,7 +1716,7 @@
                 <w:sz w:val="20"/>
                 <w:szCs w:val="20"/>
               </w:rPr>
-              <w:t xml:space="preserve">9</w:t>
+              <w:t xml:space="preserve">22</w:t>
             </w:r>
           </w:p>
         </w:tc>
@@ -1751,7 +1751,7 @@
                 <w:sz w:val="20"/>
                 <w:szCs w:val="20"/>
               </w:rPr>
-              <w:t xml:space="preserve">3.44</w:t>
+              <w:t xml:space="preserve">7.14</w:t>
             </w:r>
           </w:p>
         </w:tc>
@@ -1786,7 +1786,7 @@
                 <w:sz w:val="20"/>
                 <w:szCs w:val="20"/>
               </w:rPr>
-              <w:t xml:space="preserve">/5 (×2)</w:t>
+              <w:t xml:space="preserve">/10</w:t>
             </w:r>
           </w:p>
         </w:tc>
@@ -1817,11 +1817,11 @@
                 <w:rFonts w:ascii="Arial" w:cs="Arial" w:eastAsia="Arial" w:hAnsi="Arial"/>
                 <w:b/>
                 <w:bCs/>
-                <w:color w:val="C0392B"/>
-                <w:sz w:val="20"/>
-                <w:szCs w:val="20"/>
-              </w:rPr>
-              <w:t xml:space="preserve">6.89</w:t>
+                <w:color w:val="E67E22"/>
+                <w:sz w:val="20"/>
+                <w:szCs w:val="20"/>
+              </w:rPr>
+              <w:t xml:space="preserve">7.14</w:t>
             </w:r>
           </w:p>
         </w:tc>
@@ -1856,7 +1856,7 @@
                 <w:sz w:val="20"/>
                 <w:szCs w:val="20"/>
               </w:rPr>
-              <w:t xml:space="preserve">6</w:t>
+              <w:t xml:space="preserve">8</w:t>
             </w:r>
           </w:p>
         </w:tc>
@@ -1887,11 +1887,11 @@
                 <w:rFonts w:ascii="Arial" w:cs="Arial" w:eastAsia="Arial" w:hAnsi="Arial"/>
                 <w:b/>
                 <w:bCs/>
-                <w:color w:val="C0392B"/>
-                <w:sz w:val="20"/>
-                <w:szCs w:val="20"/>
-              </w:rPr>
-              <w:t xml:space="preserve">要改善</w:t>
+                <w:color w:val="E67E22"/>
+                <w:sz w:val="20"/>
+                <w:szCs w:val="20"/>
+              </w:rPr>
+              <w:t xml:space="preserve">概ね良好</w:t>
             </w:r>
           </w:p>
         </w:tc>
@@ -1927,7 +1927,7 @@
                 <w:sz w:val="20"/>
                 <w:szCs w:val="20"/>
               </w:rPr>
-              <w:t xml:space="preserve">楽天トラベル</w:t>
+              <w:t xml:space="preserve">Google</w:t>
             </w:r>
           </w:p>
         </w:tc>
@@ -1961,7 +1961,7 @@
                 <w:sz w:val="20"/>
                 <w:szCs w:val="20"/>
               </w:rPr>
-              <w:t xml:space="preserve">5</w:t>
+              <w:t xml:space="preserve">13</w:t>
             </w:r>
           </w:p>
         </w:tc>
@@ -1995,7 +1995,7 @@
                 <w:sz w:val="20"/>
                 <w:szCs w:val="20"/>
               </w:rPr>
-              <w:t xml:space="preserve">3</w:t>
+              <w:t xml:space="preserve">3.23</w:t>
             </w:r>
           </w:p>
         </w:tc>
@@ -2063,7 +2063,7 @@
                 <w:sz w:val="20"/>
                 <w:szCs w:val="20"/>
               </w:rPr>
-              <w:t xml:space="preserve">6</w:t>
+              <w:t xml:space="preserve">6.46</w:t>
             </w:r>
           </w:p>
         </w:tc>
@@ -2097,7 +2097,7 @@
                 <w:sz w:val="20"/>
                 <w:szCs w:val="20"/>
               </w:rPr>
-              <w:t xml:space="preserve">6</w:t>
+              <w:t xml:space="preserve">8</w:t>
             </w:r>
           </w:p>
         </w:tc>
@@ -2171,7 +2171,7 @@
           <w:sz w:val="21"/>
           <w:szCs w:val="21"/>
         </w:rPr>
-        <w:t xml:space="preserve">評価分布は10点（32.1%）に最も多く、8点以上の高評価が63.6%を占めています。低評価（1-4点）は計16件（11.4%）です。</w:t>
+        <w:t xml:space="preserve">評価分布は10点（32.5%）に最も多く、8点以上の高評価が69.9%を占めています。低評価（1-4点）は計8件（9.6%）です。</w:t>
       </w:r>
     </w:p>
     <w:p>
@@ -2406,7 +2406,7 @@
                 <w:sz w:val="20"/>
                 <w:szCs w:val="20"/>
               </w:rPr>
-              <w:t xml:space="preserve">45</w:t>
+              <w:t xml:space="preserve">27</w:t>
             </w:r>
           </w:p>
         </w:tc>
@@ -2441,7 +2441,7 @@
                 <w:sz w:val="20"/>
                 <w:szCs w:val="20"/>
               </w:rPr>
-              <w:t xml:space="preserve">32.1%</w:t>
+              <w:t xml:space="preserve">32.5%</w:t>
             </w:r>
           </w:p>
         </w:tc>
@@ -2479,7 +2479,7 @@
                 <w:sz w:val="18"/>
                 <w:szCs w:val="18"/>
               </w:rPr>
-              <w:t xml:space="preserve"> 45件</w:t>
+              <w:t xml:space="preserve"> 27件</w:t>
             </w:r>
           </w:p>
         </w:tc>
@@ -2551,7 +2551,7 @@
                 <w:sz w:val="20"/>
                 <w:szCs w:val="20"/>
               </w:rPr>
-              <w:t xml:space="preserve">13</w:t>
+              <w:t xml:space="preserve">8</w:t>
             </w:r>
           </w:p>
         </w:tc>
@@ -2586,7 +2586,7 @@
                 <w:sz w:val="20"/>
                 <w:szCs w:val="20"/>
               </w:rPr>
-              <w:t xml:space="preserve">9.3%</w:t>
+              <w:t xml:space="preserve">9.6%</w:t>
             </w:r>
           </w:p>
         </w:tc>
@@ -2623,7 +2623,7 @@
                 <w:sz w:val="18"/>
                 <w:szCs w:val="18"/>
               </w:rPr>
-              <w:t xml:space="preserve"> 13件</w:t>
+              <w:t xml:space="preserve"> 8件</w:t>
             </w:r>
           </w:p>
         </w:tc>
@@ -2695,7 +2695,7 @@
                 <w:sz w:val="20"/>
                 <w:szCs w:val="20"/>
               </w:rPr>
-              <w:t xml:space="preserve">31</w:t>
+              <w:t xml:space="preserve">23</w:t>
             </w:r>
           </w:p>
         </w:tc>
@@ -2730,7 +2730,7 @@
                 <w:sz w:val="20"/>
                 <w:szCs w:val="20"/>
               </w:rPr>
-              <w:t xml:space="preserve">22.1%</w:t>
+              <w:t xml:space="preserve">27.7%</w:t>
             </w:r>
           </w:p>
         </w:tc>
@@ -2759,7 +2759,7 @@
                 <w:sz w:val="20"/>
                 <w:szCs w:val="20"/>
               </w:rPr>
-              <w:t xml:space="preserve">██████████████</w:t>
+              <w:t xml:space="preserve">█████████████████</w:t>
             </w:r>
             <w:r>
               <w:rPr>
@@ -2768,7 +2768,7 @@
                 <w:sz w:val="18"/>
                 <w:szCs w:val="18"/>
               </w:rPr>
-              <w:t xml:space="preserve"> 31件</w:t>
+              <w:t xml:space="preserve"> 23件</w:t>
             </w:r>
           </w:p>
         </w:tc>
@@ -2840,7 +2840,7 @@
                 <w:sz w:val="20"/>
                 <w:szCs w:val="20"/>
               </w:rPr>
-              <w:t xml:space="preserve">9</w:t>
+              <w:t xml:space="preserve">6</w:t>
             </w:r>
           </w:p>
         </w:tc>
@@ -2875,7 +2875,7 @@
                 <w:sz w:val="20"/>
                 <w:szCs w:val="20"/>
               </w:rPr>
-              <w:t xml:space="preserve">6.4%</w:t>
+              <w:t xml:space="preserve">7.2%</w:t>
             </w:r>
           </w:p>
         </w:tc>
@@ -2912,7 +2912,7 @@
                 <w:sz w:val="18"/>
                 <w:szCs w:val="18"/>
               </w:rPr>
-              <w:t xml:space="preserve"> 9件</w:t>
+              <w:t xml:space="preserve"> 6件</w:t>
             </w:r>
           </w:p>
         </w:tc>
@@ -2984,7 +2984,7 @@
                 <w:sz w:val="20"/>
                 <w:szCs w:val="20"/>
               </w:rPr>
-              <w:t xml:space="preserve">22</w:t>
+              <w:t xml:space="preserve">8</w:t>
             </w:r>
           </w:p>
         </w:tc>
@@ -3019,7 +3019,7 @@
                 <w:sz w:val="20"/>
                 <w:szCs w:val="20"/>
               </w:rPr>
-              <w:t xml:space="preserve">15.7%</w:t>
+              <w:t xml:space="preserve">9.6%</w:t>
             </w:r>
           </w:p>
         </w:tc>
@@ -3048,7 +3048,7 @@
                 <w:sz w:val="20"/>
                 <w:szCs w:val="20"/>
               </w:rPr>
-              <w:t xml:space="preserve">██████████</w:t>
+              <w:t xml:space="preserve">██████</w:t>
             </w:r>
             <w:r>
               <w:rPr>
@@ -3057,7 +3057,7 @@
                 <w:sz w:val="18"/>
                 <w:szCs w:val="18"/>
               </w:rPr>
-              <w:t xml:space="preserve"> 22件</w:t>
+              <w:t xml:space="preserve"> 8件</w:t>
             </w:r>
           </w:p>
         </w:tc>
@@ -3129,7 +3129,7 @@
                 <w:sz w:val="20"/>
                 <w:szCs w:val="20"/>
               </w:rPr>
-              <w:t xml:space="preserve">4</w:t>
+              <w:t xml:space="preserve">3</w:t>
             </w:r>
           </w:p>
         </w:tc>
@@ -3164,7 +3164,7 @@
                 <w:sz w:val="20"/>
                 <w:szCs w:val="20"/>
               </w:rPr>
-              <w:t xml:space="preserve">2.9%</w:t>
+              <w:t xml:space="preserve">3.6%</w:t>
             </w:r>
           </w:p>
         </w:tc>
@@ -3201,7 +3201,7 @@
                 <w:sz w:val="18"/>
                 <w:szCs w:val="18"/>
               </w:rPr>
-              <w:t xml:space="preserve"> 4件</w:t>
+              <w:t xml:space="preserve"> 3件</w:t>
             </w:r>
           </w:p>
         </w:tc>
@@ -3273,7 +3273,7 @@
                 <w:sz w:val="20"/>
                 <w:szCs w:val="20"/>
               </w:rPr>
-              <w:t xml:space="preserve">9</w:t>
+              <w:t xml:space="preserve">3</w:t>
             </w:r>
           </w:p>
         </w:tc>
@@ -3308,7 +3308,7 @@
                 <w:sz w:val="20"/>
                 <w:szCs w:val="20"/>
               </w:rPr>
-              <w:t xml:space="preserve">6.4%</w:t>
+              <w:t xml:space="preserve">3.6%</w:t>
             </w:r>
           </w:p>
         </w:tc>
@@ -3337,7 +3337,7 @@
                 <w:sz w:val="20"/>
                 <w:szCs w:val="20"/>
               </w:rPr>
-              <w:t xml:space="preserve">████</w:t>
+              <w:t xml:space="preserve">██</w:t>
             </w:r>
             <w:r>
               <w:rPr>
@@ -3346,7 +3346,7 @@
                 <w:sz w:val="18"/>
                 <w:szCs w:val="18"/>
               </w:rPr>
-              <w:t xml:space="preserve"> 9件</w:t>
+              <w:t xml:space="preserve"> 3件</w:t>
             </w:r>
           </w:p>
         </w:tc>
@@ -3418,7 +3418,7 @@
                 <w:sz w:val="20"/>
                 <w:szCs w:val="20"/>
               </w:rPr>
-              <w:t xml:space="preserve">3</w:t>
+              <w:t xml:space="preserve">2</w:t>
             </w:r>
           </w:p>
         </w:tc>
@@ -3453,7 +3453,7 @@
                 <w:sz w:val="20"/>
                 <w:szCs w:val="20"/>
               </w:rPr>
-              <w:t xml:space="preserve">2.1%</w:t>
+              <w:t xml:space="preserve">2.4%</w:t>
             </w:r>
           </w:p>
         </w:tc>
@@ -3490,7 +3490,7 @@
                 <w:sz w:val="18"/>
                 <w:szCs w:val="18"/>
               </w:rPr>
-              <w:t xml:space="preserve"> 3件</w:t>
+              <w:t xml:space="preserve"> 2件</w:t>
             </w:r>
           </w:p>
         </w:tc>
@@ -3597,7 +3597,7 @@
                 <w:sz w:val="20"/>
                 <w:szCs w:val="20"/>
               </w:rPr>
-              <w:t xml:space="preserve">2.1%</w:t>
+              <w:t xml:space="preserve">3.6%</w:t>
             </w:r>
           </w:p>
         </w:tc>
@@ -3626,7 +3626,7 @@
                 <w:sz w:val="20"/>
                 <w:szCs w:val="20"/>
               </w:rPr>
-              <w:t xml:space="preserve">█</w:t>
+              <w:t xml:space="preserve">██</w:t>
             </w:r>
             <w:r>
               <w:rPr>
@@ -3636,150 +3636,6 @@
                 <w:szCs w:val="18"/>
               </w:rPr>
               <w:t xml:space="preserve"> 3件</w:t>
-            </w:r>
-          </w:p>
-        </w:tc>
-      </w:tr>
-      <w:tr>
-        <w:tc>
-          <w:tcPr>
-            <w:tcW w:type="dxa" w:w="1200"/>
-            <w:tcBorders>
-              <w:top w:val="single" w:color="CCCCCC" w:sz="1"/>
-              <w:left w:val="single" w:color="CCCCCC" w:sz="1"/>
-              <w:bottom w:val="single" w:color="CCCCCC" w:sz="1"/>
-              <w:right w:val="single" w:color="CCCCCC" w:sz="1"/>
-            </w:tcBorders>
-            <w:shd w:fill="FFFFFF" w:val="clear"/>
-            <w:tcMar>
-              <w:top w:type="dxa" w:w="80"/>
-              <w:left w:type="dxa" w:w="120"/>
-              <w:bottom w:type="dxa" w:w="80"/>
-              <w:right w:type="dxa" w:w="120"/>
-            </w:tcMar>
-            <w:vAlign w:val="center"/>
-          </w:tcPr>
-          <w:p>
-            <w:pPr>
-              <w:jc w:val="center"/>
-            </w:pPr>
-            <w:r>
-              <w:rPr>
-                <w:rFonts w:ascii="Arial" w:cs="Arial" w:eastAsia="Arial" w:hAnsi="Arial"/>
-                <w:b/>
-                <w:bCs/>
-                <w:color w:val="333333"/>
-                <w:sz w:val="20"/>
-                <w:szCs w:val="20"/>
-              </w:rPr>
-              <w:t xml:space="preserve">1</w:t>
-            </w:r>
-          </w:p>
-        </w:tc>
-        <w:tc>
-          <w:tcPr>
-            <w:tcW w:type="dxa" w:w="1200"/>
-            <w:tcBorders>
-              <w:top w:val="single" w:color="CCCCCC" w:sz="1"/>
-              <w:left w:val="single" w:color="CCCCCC" w:sz="1"/>
-              <w:bottom w:val="single" w:color="CCCCCC" w:sz="1"/>
-              <w:right w:val="single" w:color="CCCCCC" w:sz="1"/>
-            </w:tcBorders>
-            <w:shd w:fill="FFFFFF" w:val="clear"/>
-            <w:tcMar>
-              <w:top w:type="dxa" w:w="80"/>
-              <w:left w:type="dxa" w:w="120"/>
-              <w:bottom w:type="dxa" w:w="80"/>
-              <w:right w:type="dxa" w:w="120"/>
-            </w:tcMar>
-            <w:vAlign w:val="center"/>
-          </w:tcPr>
-          <w:p>
-            <w:pPr>
-              <w:jc w:val="center"/>
-            </w:pPr>
-            <w:r>
-              <w:rPr>
-                <w:rFonts w:ascii="Arial" w:cs="Arial" w:eastAsia="Arial" w:hAnsi="Arial"/>
-                <w:b w:val="false"/>
-                <w:bCs w:val="false"/>
-                <w:color w:val="333333"/>
-                <w:sz w:val="20"/>
-                <w:szCs w:val="20"/>
-              </w:rPr>
-              <w:t xml:space="preserve">1</w:t>
-            </w:r>
-          </w:p>
-        </w:tc>
-        <w:tc>
-          <w:tcPr>
-            <w:tcW w:type="dxa" w:w="1500"/>
-            <w:tcBorders>
-              <w:top w:val="single" w:color="CCCCCC" w:sz="1"/>
-              <w:left w:val="single" w:color="CCCCCC" w:sz="1"/>
-              <w:bottom w:val="single" w:color="CCCCCC" w:sz="1"/>
-              <w:right w:val="single" w:color="CCCCCC" w:sz="1"/>
-            </w:tcBorders>
-            <w:shd w:fill="FFFFFF" w:val="clear"/>
-            <w:tcMar>
-              <w:top w:type="dxa" w:w="80"/>
-              <w:left w:type="dxa" w:w="120"/>
-              <w:bottom w:type="dxa" w:w="80"/>
-              <w:right w:type="dxa" w:w="120"/>
-            </w:tcMar>
-            <w:vAlign w:val="center"/>
-          </w:tcPr>
-          <w:p>
-            <w:pPr>
-              <w:jc w:val="center"/>
-            </w:pPr>
-            <w:r>
-              <w:rPr>
-                <w:rFonts w:ascii="Arial" w:cs="Arial" w:eastAsia="Arial" w:hAnsi="Arial"/>
-                <w:b w:val="false"/>
-                <w:bCs w:val="false"/>
-                <w:color w:val="333333"/>
-                <w:sz w:val="20"/>
-                <w:szCs w:val="20"/>
-              </w:rPr>
-              <w:t xml:space="preserve">0.7%</w:t>
-            </w:r>
-          </w:p>
-        </w:tc>
-        <w:tc>
-          <w:tcPr>
-            <w:tcW w:type="dxa" w:w="5126"/>
-            <w:tcBorders>
-              <w:top w:val="single" w:color="CCCCCC" w:sz="1"/>
-              <w:left w:val="single" w:color="CCCCCC" w:sz="1"/>
-              <w:bottom w:val="single" w:color="CCCCCC" w:sz="1"/>
-              <w:right w:val="single" w:color="CCCCCC" w:sz="1"/>
-            </w:tcBorders>
-            <w:tcMar>
-              <w:top w:type="dxa" w:w="80"/>
-              <w:left w:type="dxa" w:w="120"/>
-              <w:bottom w:type="dxa" w:w="80"/>
-              <w:right w:type="dxa" w:w="120"/>
-            </w:tcMar>
-          </w:tcPr>
-          <w:p>
-            <w:r>
-              <w:rPr>
-                <w:rFonts w:ascii="Arial" w:cs="Arial" w:eastAsia="Arial" w:hAnsi="Arial"/>
-                <w:color w:val="C0392B"/>
-                <w:sz w:val="20"/>
-                <w:szCs w:val="20"/>
-              </w:rPr>
-              <w:t xml:space="preserve">█</w:t>
-            </w:r>
-            <w:r>
-              <w:rPr>
-                <w:rFonts w:ascii="Arial" w:cs="Arial" w:eastAsia="Arial" w:hAnsi="Arial"/>
-                <w:color w:val="666666"/>
-                <w:sz w:val="18"/>
-                <w:szCs w:val="18"/>
-              </w:rPr>
-              <w:t xml:space="preserve"> 1件</w:t>
             </w:r>
           </w:p>
         </w:tc>
@@ -3855,7 +3711,7 @@
                 <w:sz w:val="24"/>
                 <w:szCs w:val="24"/>
               </w:rPr>
-              <w:t xml:space="preserve">89件（63.6%）</w:t>
+              <w:t xml:space="preserve">58件（69.9%）</w:t>
             </w:r>
           </w:p>
         </w:tc>
@@ -3906,7 +3762,7 @@
                 <w:sz w:val="24"/>
                 <w:szCs w:val="24"/>
               </w:rPr>
-              <w:t xml:space="preserve">35件（25.0%）</w:t>
+              <w:t xml:space="preserve">17件（20.5%）</w:t>
             </w:r>
           </w:p>
         </w:tc>
@@ -3957,7 +3813,7 @@
                 <w:sz w:val="24"/>
                 <w:szCs w:val="24"/>
               </w:rPr>
-              <w:t xml:space="preserve">16件（11.4%）</w:t>
+              <w:t xml:space="preserve">8件（9.6%）</w:t>
             </w:r>
           </w:p>
         </w:tc>
@@ -4196,7 +4052,7 @@
                 <w:sz w:val="20"/>
                 <w:szCs w:val="20"/>
               </w:rPr>
-              <w:t xml:space="preserve">50件以上</w:t>
+              <w:t xml:space="preserve">20件以上</w:t>
             </w:r>
           </w:p>
         </w:tc>
@@ -4231,7 +4087,7 @@
                 <w:sz w:val="20"/>
                 <w:szCs w:val="20"/>
               </w:rPr>
-              <w:t xml:space="preserve">「位置很好，房間很舊，早餐有啲難食 立地は最高だが、部屋は古く、朝食は少し残念だった」「立地は超がつくほど良好」</w:t>
+              <w:t xml:space="preserve">「立地はとても便利で、博多駅を出てすぐなので迷う心配はありません」「駅、地下鉄、バスターミナル、コンビニ、地下街、スタバ、飲食店」</w:t>
             </w:r>
           </w:p>
         </w:tc>
@@ -4301,7 +4157,7 @@
                 <w:sz w:val="20"/>
                 <w:szCs w:val="20"/>
               </w:rPr>
-              <w:t xml:space="preserve">50件以上</w:t>
+              <w:t xml:space="preserve">20件以上</w:t>
             </w:r>
           </w:p>
         </w:tc>
@@ -4335,7 +4191,7 @@
                 <w:sz w:val="20"/>
                 <w:szCs w:val="20"/>
               </w:rPr>
-              <w:t xml:space="preserve">「位置很好，房間很舊，早餐有啲難食 立地は最高だが、部屋は古く、朝食は少し残念だった」「朝食のスタッフの方が案内などの対応がてきぱきされており良かった バスルームが古く、清潔感が低い　カビもみられる バ...」</w:t>
+              <w:t xml:space="preserve">「朝食の場所は広くはないですが、スタッフさんがしっかり誘導してくれるのでスムーズ」「新しいホテルではありませんが、とても清潔で、朝食も美味しかったです」</w:t>
             </w:r>
           </w:p>
         </w:tc>
@@ -4407,7 +4263,7 @@
                 <w:sz w:val="20"/>
                 <w:szCs w:val="20"/>
               </w:rPr>
-              <w:t xml:space="preserve">20件以上</w:t>
+              <w:t xml:space="preserve">10件以上</w:t>
             </w:r>
           </w:p>
         </w:tc>
@@ -4442,7 +4298,7 @@
                 <w:sz w:val="20"/>
                 <w:szCs w:val="20"/>
               </w:rPr>
-              <w:t xml:space="preserve">「朝食のスタッフの方が案内などの対応がてきぱきされており良かった バスルームが古く、清潔感が低い　カビもみられる バ...」「スタッフさんの対応も良かった」</w:t>
+              <w:t xml:space="preserve">「朝食の場所は広くはないですが、スタッフさんがしっかり誘導してくれるのでスムーズ」「スタッフの方はとてもフレンドリーで、ホテルの場所は駅のすぐ前で移動するのに最適です」</w:t>
             </w:r>
           </w:p>
         </w:tc>
@@ -4478,7 +4334,7 @@
                 <w:sz w:val="20"/>
                 <w:szCs w:val="20"/>
               </w:rPr>
-              <w:t xml:space="preserve">清潔さ・清掃</w:t>
+              <w:t xml:space="preserve">快適さ・設備</w:t>
             </w:r>
           </w:p>
         </w:tc>
@@ -4512,7 +4368,7 @@
                 <w:sz w:val="20"/>
                 <w:szCs w:val="20"/>
               </w:rPr>
-              <w:t xml:space="preserve">20件以上</w:t>
+              <w:t xml:space="preserve">10件以上</w:t>
             </w:r>
           </w:p>
         </w:tc>
@@ -4546,7 +4402,7 @@
                 <w:sz w:val="20"/>
                 <w:szCs w:val="20"/>
               </w:rPr>
-              <w:t xml:space="preserve">「朝食のスタッフの方が案内などの対応がてきぱきされており良かった バスルームが古く、清潔感が低い　カビもみられる バ...」「清掃、手入れの甘さを感じさせました」</w:t>
+              <w:t xml:space="preserve">「部屋の広さはちょうど良いのですが、設備は少し古めです」「ホテルの立地は博多駅に非常に近かったのですが、ホテルの設備は古びていました」</w:t>
             </w:r>
           </w:p>
         </w:tc>
@@ -4583,7 +4439,7 @@
                 <w:sz w:val="20"/>
                 <w:szCs w:val="20"/>
               </w:rPr>
-              <w:t xml:space="preserve">快適さ・設備</w:t>
+              <w:t xml:space="preserve">清潔さ・清掃</w:t>
             </w:r>
           </w:p>
         </w:tc>
@@ -4618,7 +4474,7 @@
                 <w:sz w:val="20"/>
                 <w:szCs w:val="20"/>
               </w:rPr>
-              <w:t xml:space="preserve">20件以上</w:t>
+              <w:t xml:space="preserve">10件以上</w:t>
             </w:r>
           </w:p>
         </w:tc>
@@ -4653,7 +4509,7 @@
                 <w:sz w:val="20"/>
                 <w:szCs w:val="20"/>
               </w:rPr>
-              <w:t xml:space="preserve">「それから設備の古さが目につく」「Comfortable住起來根本uncomfortable 房間的佈局、燈光、環境、設計爛的要命」</w:t>
+              <w:t xml:space="preserve">「トイレは写真で見るほど清潔ではなく、チェックインした時には床に虫がいて、悪臭もしました」「新しいホテルではありませんが、とても清潔で、朝食も美味しかったです」</w:t>
             </w:r>
           </w:p>
         </w:tc>
@@ -4723,7 +4579,7 @@
                 <w:sz w:val="20"/>
                 <w:szCs w:val="20"/>
               </w:rPr>
-              <w:t xml:space="preserve">10件以上</w:t>
+              <w:t xml:space="preserve">8件</w:t>
             </w:r>
           </w:p>
         </w:tc>
@@ -4757,7 +4613,7 @@
                 <w:sz w:val="20"/>
                 <w:szCs w:val="20"/>
               </w:rPr>
-              <w:t xml:space="preserve">「料金も手頃で、部屋も清潔です」「手頃な価格で、料金に見合った広さがあり、立地も良く、朝食も付いています」</w:t>
+              <w:t xml:space="preserve">「料金は約1700円で、コストパフォーマンスに優れています」「料金も手頃で、部屋も清潔です」</w:t>
             </w:r>
           </w:p>
         </w:tc>
@@ -4797,7 +4653,7 @@
           <w:sz w:val="21"/>
           <w:szCs w:val="21"/>
         </w:rPr>
-        <w:t xml:space="preserve">口コミの多数で「立地・アクセス」に関するポジティブな言及が見られ、コンフォートホテル博多の最大の差別化要因となっています。位置很好，房間很舊，早餐有啲難食 立地は最高だが、部屋は古く、朝食は少し残念だったといった声が多数寄せられています。</w:t>
+        <w:t xml:space="preserve">口コミの多数で「立地・アクセス」に関するポジティブな言及が見られ、コンフォートホテル博多の最大の差別化要因となっています。立地はとても便利で、博多駅を出てすぐなので迷う心配はありませんといった声が多数寄せられています。</w:t>
       </w:r>
     </w:p>
     <w:p>
@@ -4816,7 +4672,7 @@
           <w:sz w:val="21"/>
           <w:szCs w:val="21"/>
         </w:rPr>
-        <w:t xml:space="preserve">位置很好，房間很舊，早餐有啲難食 立地は最高だが、部屋は古く、朝食は少し残念だった</w:t>
+        <w:t xml:space="preserve">立地はとても便利で、博多駅を出てすぐなので迷う心配はありません</w:t>
       </w:r>
     </w:p>
     <w:p>
@@ -4835,7 +4691,7 @@
           <w:sz w:val="21"/>
           <w:szCs w:val="21"/>
         </w:rPr>
-        <w:t xml:space="preserve">立地は超がつくほど良好</w:t>
+        <w:t xml:space="preserve">駅、地下鉄、バスターミナル、コンビニ、地下街、スタバ、飲食店</w:t>
       </w:r>
     </w:p>
     <w:p>
@@ -4854,7 +4710,7 @@
           <w:sz w:val="21"/>
           <w:szCs w:val="21"/>
         </w:rPr>
-        <w:t xml:space="preserve">立地以外にも宿泊施設に特別な条件があるなら、ここを選ぶ前に絶対に考え直すべきです</w:t>
+        <w:t xml:space="preserve">ホテルの立地は博多駅に非常に近かったのですが、ホテルの設備は古びていました</w:t>
       </w:r>
     </w:p>
     <w:p>
@@ -4891,7 +4747,7 @@
           <w:sz w:val="21"/>
           <w:szCs w:val="21"/>
         </w:rPr>
-        <w:t xml:space="preserve">朝食に関するポジティブな評価も多く寄せられています。「位置很好，房間很舊，早餐有啲難食 立地は最高だが、部屋は古く、朝食は少し残念だった」といったコメントが見られます。</w:t>
+        <w:t xml:space="preserve">朝食に関するポジティブな評価も多く寄せられています。「朝食の場所は広くはないですが、スタッフさんがしっかり誘導してくれるのでスムーズ」といったコメントが見られます。</w:t>
       </w:r>
     </w:p>
     <w:p>
@@ -5162,7 +5018,7 @@
                 <w:sz w:val="20"/>
                 <w:szCs w:val="20"/>
               </w:rPr>
-              <w:t xml:space="preserve">浴室・水回り</w:t>
+              <w:t xml:space="preserve">設備の老朽化</w:t>
             </w:r>
           </w:p>
         </w:tc>
@@ -5196,7 +5052,7 @@
                 <w:sz w:val="20"/>
                 <w:szCs w:val="20"/>
               </w:rPr>
-              <w:t xml:space="preserve">朝食のスタッフの方が案内などの対応がてきぱきされており良かった バスルームが古く、清潔感が低い　カビもみられる バ...</w:t>
+              <w:t xml:space="preserve">部屋の広さはちょうど良いのですが、設備は少し古めです</w:t>
             </w:r>
           </w:p>
         </w:tc>
@@ -5230,7 +5086,7 @@
                 <w:sz w:val="20"/>
                 <w:szCs w:val="20"/>
               </w:rPr>
-              <w:t xml:space="preserve">重大・23件</w:t>
+              <w:t xml:space="preserve">重大・13件</w:t>
             </w:r>
           </w:p>
         </w:tc>
@@ -5301,7 +5157,7 @@
                 <w:sz w:val="20"/>
                 <w:szCs w:val="20"/>
               </w:rPr>
-              <w:t xml:space="preserve">設備の老朽化</w:t>
+              <w:t xml:space="preserve">浴室・水回り</w:t>
             </w:r>
           </w:p>
         </w:tc>
@@ -5335,7 +5191,7 @@
                 <w:sz w:val="20"/>
                 <w:szCs w:val="20"/>
               </w:rPr>
-              <w:t xml:space="preserve">それから設備の古さが目につく</w:t>
+              <w:t xml:space="preserve">駅、地下鉄、バスターミナル、コンビニ、地下街、スタバ、飲食店</w:t>
             </w:r>
           </w:p>
         </w:tc>
@@ -5369,7 +5225,7 @@
                 <w:sz w:val="20"/>
                 <w:szCs w:val="20"/>
               </w:rPr>
-              <w:t xml:space="preserve">重大・22件</w:t>
+              <w:t xml:space="preserve">重大・13件</w:t>
             </w:r>
           </w:p>
         </w:tc>
@@ -5474,7 +5330,7 @@
                 <w:sz w:val="20"/>
                 <w:szCs w:val="20"/>
               </w:rPr>
-              <w:t xml:space="preserve">壁紙が剥がれていたり、エアコンの吐き出し口がズレていたり、水まわりも年季が入っています</w:t>
+              <w:t xml:space="preserve">The location of the hotel was actually very near to Hakat...</w:t>
             </w:r>
           </w:p>
         </w:tc>
@@ -5508,7 +5364,7 @@
                 <w:sz w:val="20"/>
                 <w:szCs w:val="20"/>
               </w:rPr>
-              <w:t xml:space="preserve">重大・14件</w:t>
+              <w:t xml:space="preserve">重大・12件</w:t>
             </w:r>
           </w:p>
         </w:tc>
@@ -5579,7 +5435,7 @@
                 <w:sz w:val="20"/>
                 <w:szCs w:val="20"/>
               </w:rPr>
-              <w:t xml:space="preserve">清掃不備</w:t>
+              <w:t xml:space="preserve">防音性能</w:t>
             </w:r>
           </w:p>
         </w:tc>
@@ -5613,7 +5469,7 @@
                 <w:sz w:val="20"/>
                 <w:szCs w:val="20"/>
               </w:rPr>
-              <w:t xml:space="preserve">水まわりが、正直汚い……</w:t>
+              <w:t xml:space="preserve">宿泊箇所が10階以上なので、道路の声や音などは聞こえませんでした</w:t>
             </w:r>
           </w:p>
         </w:tc>
@@ -5647,7 +5503,7 @@
                 <w:sz w:val="20"/>
                 <w:szCs w:val="20"/>
               </w:rPr>
-              <w:t xml:space="preserve">重大・14件</w:t>
+              <w:t xml:space="preserve">重大・9件</w:t>
             </w:r>
           </w:p>
         </w:tc>
@@ -5718,7 +5574,7 @@
                 <w:sz w:val="20"/>
                 <w:szCs w:val="20"/>
               </w:rPr>
-              <w:t xml:space="preserve">防音性能</w:t>
+              <w:t xml:space="preserve">清掃不備</w:t>
             </w:r>
           </w:p>
         </w:tc>
@@ -5752,7 +5608,7 @@
                 <w:sz w:val="20"/>
                 <w:szCs w:val="20"/>
               </w:rPr>
-              <w:t xml:space="preserve">部屋の防音性が低く、隣の部屋がものすごくうるさい</w:t>
+              <w:t xml:space="preserve">水まわりが、正直汚い……</w:t>
             </w:r>
           </w:p>
         </w:tc>
@@ -5786,7 +5642,7 @@
                 <w:sz w:val="20"/>
                 <w:szCs w:val="20"/>
               </w:rPr>
-              <w:t xml:space="preserve">重大・13件</w:t>
+              <w:t xml:space="preserve">重大・6件</w:t>
             </w:r>
           </w:p>
         </w:tc>
@@ -5891,7 +5747,7 @@
                 <w:sz w:val="20"/>
                 <w:szCs w:val="20"/>
               </w:rPr>
-              <w:t xml:space="preserve">Only small issue sometimes bathroom smells</w:t>
+              <w:t xml:space="preserve">朝食は会場が狭いのもあり、整列できないのか大人、子供もルール違反多く、大変</w:t>
             </w:r>
           </w:p>
         </w:tc>
@@ -5925,7 +5781,7 @@
                 <w:sz w:val="20"/>
                 <w:szCs w:val="20"/>
               </w:rPr>
-              <w:t xml:space="preserve">重大・10件</w:t>
+              <w:t xml:space="preserve">重大・5件</w:t>
             </w:r>
           </w:p>
         </w:tc>
@@ -7088,7 +6944,7 @@
                 <w:sz w:val="20"/>
                 <w:szCs w:val="20"/>
               </w:rPr>
-              <w:t xml:space="preserve">7.73点</w:t>
+              <w:t xml:space="preserve">7.89点</w:t>
             </w:r>
           </w:p>
         </w:tc>
@@ -7122,7 +6978,7 @@
                 <w:sz w:val="20"/>
                 <w:szCs w:val="20"/>
               </w:rPr>
-              <w:t xml:space="preserve">8.2点以上</w:t>
+              <w:t xml:space="preserve">8.4点以上</w:t>
             </w:r>
           </w:p>
         </w:tc>
@@ -7228,7 +7084,7 @@
                 <w:sz w:val="20"/>
                 <w:szCs w:val="20"/>
               </w:rPr>
-              <w:t xml:space="preserve">63.6%</w:t>
+              <w:t xml:space="preserve">69.9%</w:t>
             </w:r>
           </w:p>
         </w:tc>
@@ -7263,7 +7119,7 @@
                 <w:sz w:val="20"/>
                 <w:szCs w:val="20"/>
               </w:rPr>
-              <w:t xml:space="preserve">74%以上</w:t>
+              <w:t xml:space="preserve">80%以上</w:t>
             </w:r>
           </w:p>
         </w:tc>
@@ -7368,7 +7224,7 @@
                 <w:sz w:val="20"/>
                 <w:szCs w:val="20"/>
               </w:rPr>
-              <w:t xml:space="preserve">11.4%</w:t>
+              <w:t xml:space="preserve">9.6%</w:t>
             </w:r>
           </w:p>
         </w:tc>
@@ -7402,7 +7258,7 @@
                 <w:sz w:val="20"/>
                 <w:szCs w:val="20"/>
               </w:rPr>
-              <w:t xml:space="preserve">6%以下</w:t>
+              <w:t xml:space="preserve">7%以下</w:t>
             </w:r>
           </w:p>
         </w:tc>
@@ -7473,7 +7329,7 @@
                 <w:sz w:val="20"/>
                 <w:szCs w:val="20"/>
               </w:rPr>
-              <w:t xml:space="preserve">楽天トラベル平均評価</w:t>
+              <w:t xml:space="preserve">Google平均評価</w:t>
             </w:r>
           </w:p>
         </w:tc>
@@ -7508,7 +7364,7 @@
                 <w:sz w:val="20"/>
                 <w:szCs w:val="20"/>
               </w:rPr>
-              <w:t xml:space="preserve">6.0点</w:t>
+              <w:t xml:space="preserve">6.5点</w:t>
             </w:r>
           </w:p>
         </w:tc>
@@ -7543,7 +7399,7 @@
                 <w:sz w:val="20"/>
                 <w:szCs w:val="20"/>
               </w:rPr>
-              <w:t xml:space="preserve">7.0点以上</w:t>
+              <w:t xml:space="preserve">7.5点以上</w:t>
             </w:r>
           </w:p>
         </w:tc>
@@ -7753,7 +7609,7 @@
                 <w:sz w:val="20"/>
                 <w:szCs w:val="20"/>
               </w:rPr>
-              <w:t xml:space="preserve">浴室・水回りクレーム</w:t>
+              <w:t xml:space="preserve">設備の老朽化クレーム</w:t>
             </w:r>
           </w:p>
         </w:tc>
@@ -7788,7 +7644,7 @@
                 <w:sz w:val="20"/>
                 <w:szCs w:val="20"/>
               </w:rPr>
-              <w:t xml:space="preserve">約23件/期間</w:t>
+              <w:t xml:space="preserve">約13件/期間</w:t>
             </w:r>
           </w:p>
         </w:tc>
@@ -7823,7 +7679,7 @@
                 <w:sz w:val="20"/>
                 <w:szCs w:val="20"/>
               </w:rPr>
-              <w:t xml:space="preserve">11件以下</w:t>
+              <w:t xml:space="preserve">6件以下</w:t>
             </w:r>
           </w:p>
         </w:tc>
@@ -7919,7 +7775,7 @@
           <w:sz w:val="22"/>
           <w:szCs w:val="22"/>
         </w:rPr>
-        <w:t xml:space="preserve">[1] Trip.com / 9点 / 2026-03-31</w:t>
+        <w:t xml:space="preserve">[1] Trip.com / 8点 / 2026-04-04</w:t>
       </w:r>
     </w:p>
     <w:p>
@@ -7934,7 +7790,7 @@
           <w:sz w:val="21"/>
           <w:szCs w:val="21"/>
         </w:rPr>
-        <w:t xml:space="preserve">立地は最高だが、部屋は古く、朝食は少し残念だった。</w:t>
+        <w:t xml:space="preserve">立地はとても便利で、博多駅を出てすぐなので迷う心配はありません。部屋の広さはちょうど良いのですが、設備は少し古めです。一番の魅力は立地の良さです！</w:t>
       </w:r>
     </w:p>
     <w:p>
@@ -7955,7 +7811,7 @@
           <w:sz w:val="22"/>
           <w:szCs w:val="22"/>
         </w:rPr>
-        <w:t xml:space="preserve">[2] Trip.com / 10点 / 2026-03-31</w:t>
+        <w:t xml:space="preserve">[2] 楽天トラベル / 10点 / 2026-04-04</w:t>
       </w:r>
     </w:p>
     <w:p>
@@ -7970,7 +7826,7 @@
           <w:sz w:val="21"/>
           <w:szCs w:val="21"/>
         </w:rPr>
-        <w:t xml:space="preserve">立地は最高で、地下鉄、JR線、新幹線にとても近いです。近くにはデパートやショッピングモールもいくつかあります。セルフチェックインはとても便利です。料金も手頃で、部屋も清潔です。次回もまたここに泊まりたいと思います。</w:t>
+        <w:t xml:space="preserve">子供１人添い寝無料で宿泊。駅、地下鉄、バスターミナル、コンビニ、地下街、スタバ、飲食店。 ホテルから全てが近くて、便利。親はとても楽です。 チェックイン前に荷物を預けて、身軽に遊びに行けました。 宿泊時には子供用にタオルと歯ブラシをいただきました。 お部屋は確かに暗めです。 宿泊箇所が10階以上なので、道路の声や音などは聞こえませんでした。 夜、救急車のサイレンは聞こえました。 朝食の場所は...</w:t>
       </w:r>
     </w:p>
     <w:p>
@@ -7991,7 +7847,7 @@
           <w:sz w:val="22"/>
           <w:szCs w:val="22"/>
         </w:rPr>
-        <w:t xml:space="preserve">[3] Trip.com / 9点 / 2026-03-30</w:t>
+        <w:t xml:space="preserve">[3] Trip.com / 9点 / 2026-04-03</w:t>
       </w:r>
     </w:p>
     <w:p>
@@ -8006,7 +7862,7 @@
           <w:sz w:val="21"/>
           <w:szCs w:val="21"/>
         </w:rPr>
-        <w:t xml:space="preserve">ホテルの向かいには博多地下街を後にするべど駅があります。立地は抜群で、どこへ行くにも便利です。朝食の種類は少ないですが、どれも美味しいです。シーツは毎日交換されます。次回福岡に来る際も、また利用したいと思います。</w:t>
+        <w:t xml:space="preserve">初めての日本旅行である母親を迎えに行きました。スタッフの方はとてもフレンドリーで、ホテルの場所は駅のすぐ前で移動するのに最適です。荷物も保管後にショッピング観光可能なので大満足ですね..</w:t>
       </w:r>
     </w:p>
     <w:p>
@@ -8027,7 +7883,7 @@
           <w:sz w:val="22"/>
           <w:szCs w:val="22"/>
         </w:rPr>
-        <w:t xml:space="preserve">[4] Trip.com / 8点 / 2026-03-30</w:t>
+        <w:t xml:space="preserve">[4] Google / 8点 / 2026-04-03</w:t>
       </w:r>
     </w:p>
     <w:p>
@@ -8042,7 +7898,7 @@
           <w:sz w:val="21"/>
           <w:szCs w:val="21"/>
         </w:rPr>
-        <w:t xml:space="preserve">やはり事前情報のようにホテルが位置が甲です。どういうことなのかは全部ホテル周辺で解決が可能なほど賑やかで周辺が複雑なのですが、二日ほどになるので、道がある程度把握され慣れますね。ホテルも位置が甲ですが、福岡市中心部が空港から驚くほど近いです。全体的にオールドな施設ですが、特に不便はありませんでした。</w:t>
+        <w:t xml:space="preserve">海外の方の利用が多い</w:t>
       </w:r>
     </w:p>
     <w:p>
@@ -8063,7 +7919,7 @@
           <w:sz w:val="22"/>
           <w:szCs w:val="22"/>
         </w:rPr>
-        <w:t xml:space="preserve">[5] Trip.com / 10点 / 2026-03-30</w:t>
+        <w:t xml:space="preserve">[5] Trip.com / 10点 / 2026-04-02</w:t>
       </w:r>
     </w:p>
     <w:p>
@@ -8078,7 +7934,7 @@
           <w:sz w:val="21"/>
           <w:szCs w:val="21"/>
         </w:rPr>
-        <w:t xml:space="preserve">立地は最高です。部屋は広々としていて、朝食も美味しいです。</w:t>
+        <w:t xml:space="preserve">博多駅の真向かいという、非常に便利な立地です。新しいホテルではありませんが、とても清潔で、朝食も美味しかったです。</w:t>
       </w:r>
     </w:p>
     <w:p>
@@ -8099,7 +7955,79 @@
           <w:sz w:val="22"/>
           <w:szCs w:val="22"/>
         </w:rPr>
-        <w:t xml:space="preserve">[6] Booking.com / 5点 / 2026-03-31</w:t>
+        <w:t xml:space="preserve">[6] Trip.com / 6点 / 2026-04-03</w:t>
+      </w:r>
+    </w:p>
+    <w:p>
+      <w:pPr>
+        <w:spacing w:after="120" w:line="320"/>
+        <w:jc w:val="left"/>
+      </w:pPr>
+      <w:r>
+        <w:rPr>
+          <w:rFonts w:ascii="Arial" w:cs="Arial" w:eastAsia="Arial" w:hAnsi="Arial"/>
+          <w:color w:val="333333"/>
+          <w:sz w:val="21"/>
+          <w:szCs w:val="21"/>
+        </w:rPr>
+        <w:t xml:space="preserve">ホテルの立地は博多駅に非常に近かったのですが、ホテルの設備は古びていました。トイレは写真で見るほど清潔ではなく、チェックインした時には床に虫がいて、悪臭もしました。部屋は狭すぎてスーツケースを開けることさえできませんでした。</w:t>
+      </w:r>
+    </w:p>
+    <w:p>
+      <w:pPr>
+        <w:spacing w:after="60"/>
+      </w:pPr>
+    </w:p>
+    <w:p>
+      <w:pPr>
+        <w:spacing w:after="120" w:before="200"/>
+      </w:pPr>
+      <w:r>
+        <w:rPr>
+          <w:rFonts w:ascii="Arial" w:cs="Arial" w:eastAsia="Arial" w:hAnsi="Arial"/>
+          <w:b/>
+          <w:bCs/>
+          <w:color w:val="1B3A5C"/>
+          <w:sz w:val="22"/>
+          <w:szCs w:val="22"/>
+        </w:rPr>
+        <w:t xml:space="preserve">[7] じゃらん / 6点 / 2026-04-01</w:t>
+      </w:r>
+    </w:p>
+    <w:p>
+      <w:pPr>
+        <w:spacing w:after="120" w:line="320"/>
+        <w:jc w:val="left"/>
+      </w:pPr>
+      <w:r>
+        <w:rPr>
+          <w:rFonts w:ascii="Arial" w:cs="Arial" w:eastAsia="Arial" w:hAnsi="Arial"/>
+          <w:color w:val="333333"/>
+          <w:sz w:val="21"/>
+          <w:szCs w:val="21"/>
+        </w:rPr>
+        <w:t xml:space="preserve">駅チカなのか、多数がインバウンドの方々でした。朝食は会場が狭いのもあり、整列できないのか大人、子供もルール違反多く、大変。</w:t>
+      </w:r>
+    </w:p>
+    <w:p>
+      <w:pPr>
+        <w:spacing w:after="60"/>
+      </w:pPr>
+    </w:p>
+    <w:p>
+      <w:pPr>
+        <w:spacing w:after="120" w:before="200"/>
+      </w:pPr>
+      <w:r>
+        <w:rPr>
+          <w:rFonts w:ascii="Arial" w:cs="Arial" w:eastAsia="Arial" w:hAnsi="Arial"/>
+          <w:b/>
+          <w:bCs/>
+          <w:color w:val="1B3A5C"/>
+          <w:sz w:val="22"/>
+          <w:szCs w:val="22"/>
+        </w:rPr>
+        <w:t xml:space="preserve">[8] Booking.com / 5点 / 2026-03-31</w:t>
       </w:r>
     </w:p>
     <w:p>
@@ -8161,7 +8089,7 @@
           <w:sz w:val="22"/>
           <w:szCs w:val="22"/>
         </w:rPr>
-        <w:t xml:space="preserve">[7] Google / 4点 / 2026-03-31</w:t>
+        <w:t xml:space="preserve">[9] Google / 4点 / 2026-03-31</w:t>
       </w:r>
     </w:p>
     <w:p>
@@ -8197,7 +8125,7 @@
           <w:sz w:val="22"/>
           <w:szCs w:val="22"/>
         </w:rPr>
-        <w:t xml:space="preserve">[8] Google / 2点 / 2026-03-31</w:t>
+        <w:t xml:space="preserve">[10] Google / 2点 / 2026-03-31</w:t>
       </w:r>
     </w:p>
     <w:p>
@@ -8213,78 +8141,6 @@
           <w:szCs w:val="21"/>
         </w:rPr>
         <w:t xml:space="preserve">部屋は信じられないほど不快でした。間取り、照明、環境、デザインすべてが最悪でした。暗すぎて落ち着かず、コンセントは今にも火事になりそうなほどで、隅々まで汚れていて、防音もひどく、外の音が全て聞こえました。まるで幽霊屋敷に泊まっているようでした。  こんなに低い評価になったのには理由があります。立地以外にも宿泊施設に特別な条件があるなら、ここを選ぶ前に絶対に考え直すべきです。</w:t>
-      </w:r>
-    </w:p>
-    <w:p>
-      <w:pPr>
-        <w:spacing w:after="60"/>
-      </w:pPr>
-    </w:p>
-    <w:p>
-      <w:pPr>
-        <w:spacing w:after="120" w:before="200"/>
-      </w:pPr>
-      <w:r>
-        <w:rPr>
-          <w:rFonts w:ascii="Arial" w:cs="Arial" w:eastAsia="Arial" w:hAnsi="Arial"/>
-          <w:b/>
-          <w:bCs/>
-          <w:color w:val="1B3A5C"/>
-          <w:sz w:val="22"/>
-          <w:szCs w:val="22"/>
-        </w:rPr>
-        <w:t xml:space="preserve">[9] Trip.com / 5点 / 2026-03-31</w:t>
-      </w:r>
-    </w:p>
-    <w:p>
-      <w:pPr>
-        <w:spacing w:after="120" w:line="320"/>
-        <w:jc w:val="left"/>
-      </w:pPr>
-      <w:r>
-        <w:rPr>
-          <w:rFonts w:ascii="Arial" w:cs="Arial" w:eastAsia="Arial" w:hAnsi="Arial"/>
-          <w:color w:val="333333"/>
-          <w:sz w:val="21"/>
-          <w:szCs w:val="21"/>
-        </w:rPr>
-        <w:t xml:space="preserve">照明を当てると壁に埃が目立った。マットレスと枕は非常に寝心地が悪く、ボトル入りの飲料水も用意されていなかった。シャワーヘッドの水圧は弱かった。化粧台の椅子にはシミがついていた。化粧台には鏡がなく、鏡は側壁に取り付けられていたが、座ると左右非対称に見えた。</w:t>
-      </w:r>
-    </w:p>
-    <w:p>
-      <w:pPr>
-        <w:spacing w:after="60"/>
-      </w:pPr>
-    </w:p>
-    <w:p>
-      <w:pPr>
-        <w:spacing w:after="120" w:before="200"/>
-      </w:pPr>
-      <w:r>
-        <w:rPr>
-          <w:rFonts w:ascii="Arial" w:cs="Arial" w:eastAsia="Arial" w:hAnsi="Arial"/>
-          <w:b/>
-          <w:bCs/>
-          <w:color w:val="1B3A5C"/>
-          <w:sz w:val="22"/>
-          <w:szCs w:val="22"/>
-        </w:rPr>
-        <w:t xml:space="preserve">[10] Google / 2点 / 2026-03-31</w:t>
-      </w:r>
-    </w:p>
-    <w:p>
-      <w:pPr>
-        <w:spacing w:after="120" w:line="320"/>
-        <w:jc w:val="left"/>
-      </w:pPr>
-      <w:r>
-        <w:rPr>
-          <w:rFonts w:ascii="Arial" w:cs="Arial" w:eastAsia="Arial" w:hAnsi="Arial"/>
-          <w:color w:val="333333"/>
-          <w:sz w:val="21"/>
-          <w:szCs w:val="21"/>
-        </w:rPr>
-        <w:t xml:space="preserve">部屋は信じられないほど不快でした。間取り、照明、環境、デザインすべてが最悪でした。暗すぎて落ち着かず、コンセントは今にも火事になりそうで、隅々まで汚れていて、防音もひどく、外の音が全て聞こえました。まるで幽霊屋敷に泊まっているようでした。低評価の理由は明白です。立地以外にも宿泊施設に特別な条件があるなら、この場所は絶対に慎重に選ぶべきです。</w:t>
       </w:r>
     </w:p>
     <w:p>
@@ -8349,7 +8205,7 @@
                 <w:sz w:val="21"/>
                 <w:szCs w:val="21"/>
               </w:rPr>
-              <w:t xml:space="preserve">コンフォートホテル博多は、全体平均7.73点（10点換算）、高評価率63.6%という一定の顧客満足度を示しているホテルです。特に「立地・アクセス」「朝食」が多くのゲストから高く評価されています。</w:t>
+              <w:t xml:space="preserve">コンフォートホテル博多は、全体平均7.89点（10点換算）、高評価率69.9%という一定の顧客満足度を示しているホテルです。特に「立地・アクセス」「朝食」が多くのゲストから高く評価されています。</w:t>
             </w:r>
           </w:p>
           <w:p>
@@ -8363,7 +8219,7 @@
                 <w:sz w:val="21"/>
                 <w:szCs w:val="21"/>
               </w:rPr>
-              <w:t xml:space="preserve">改善課題としては、浴室・水回り、設備の老朽化、エアコン・空調が主要なテーマとして浮上しています。これらの課題への対応が、顧客満足度向上の鍵となります。</w:t>
+              <w:t xml:space="preserve">改善課題としては、設備の老朽化、浴室・水回り、エアコン・空調が主要なテーマとして浮上しています。これらの課題への対応が、顧客満足度向上の鍵となります。</w:t>
             </w:r>
           </w:p>
           <w:p>
@@ -8391,7 +8247,7 @@
                 <w:sz w:val="21"/>
                 <w:szCs w:val="21"/>
               </w:rPr>
-              <w:t xml:space="preserve">楽天トラベルでの低スコア（6.0点）は、口コミ返信の強化とサービス品質の一貫性確保で改善余地があります。全サイトでの口コミ返信率100%を目指すことで、ホテルの姿勢をゲストに伝え、リピート率の向上につなげることが重要です。</w:t>
+              <w:t xml:space="preserve">Googleでの低スコア（6.5点）は、口コミ返信の強化とサービス品質の一貫性確保で改善余地があります。全サイトでの口コミ返信率100%を目指すことで、ホテルの姿勢をゲストに伝え、リピート率の向上につなげることが重要です。</w:t>
             </w:r>
           </w:p>
           <w:p>

--- a/納品レポート/ホテル別レポート/comfort_hakata_口コミ分析改善レポート.docx
+++ b/納品レポート/ホテル別レポート/comfort_hakata_口コミ分析改善レポート.docx
@@ -567,7 +567,7 @@
                 <w:sz w:val="20"/>
                 <w:szCs w:val="20"/>
               </w:rPr>
-              <w:t xml:space="preserve">設備の老朽化（13件）、浴室・水回り（13件）、エアコン・空調（12件）、防音性能（9件）</w:t>
+              <w:t xml:space="preserve">設備の老朽化（14件）、浴室・水回り（13件）、エアコン・空調（12件）、防音性能（9件）</w:t>
             </w:r>
           </w:p>
           <w:p>
@@ -5086,7 +5086,7 @@
                 <w:sz w:val="20"/>
                 <w:szCs w:val="20"/>
               </w:rPr>
-              <w:t xml:space="preserve">重大・13件</w:t>
+              <w:t xml:space="preserve">重大・14件</w:t>
             </w:r>
           </w:p>
         </w:tc>
@@ -7644,7 +7644,7 @@
                 <w:sz w:val="20"/>
                 <w:szCs w:val="20"/>
               </w:rPr>
-              <w:t xml:space="preserve">約13件/期間</w:t>
+              <w:t xml:space="preserve">約14件/期間</w:t>
             </w:r>
           </w:p>
         </w:tc>
@@ -7679,7 +7679,7 @@
                 <w:sz w:val="20"/>
                 <w:szCs w:val="20"/>
               </w:rPr>
-              <w:t xml:space="preserve">6件以下</w:t>
+              <w:t xml:space="preserve">7件以下</w:t>
             </w:r>
           </w:p>
         </w:tc>

--- a/納品レポート/ホテル別レポート/comfort_hakata_口コミ分析改善レポート.docx
+++ b/納品レポート/ホテル別レポート/comfort_hakata_口コミ分析改善レポート.docx
@@ -96,7 +96,7 @@
           <w:sz w:val="22"/>
           <w:szCs w:val="22"/>
         </w:rPr>
-        <w:t xml:space="preserve">レビュー総数：87件（5サイト）</w:t>
+        <w:t xml:space="preserve">レビュー総数：91件（5サイト）</w:t>
       </w:r>
     </w:p>
     <w:p>
@@ -131,7 +131,7 @@
           <w:sz w:val="20"/>
           <w:szCs w:val="20"/>
         </w:rPr>
-        <w:t xml:space="preserve">作成日：2026年4月6日</w:t>
+        <w:t xml:space="preserve">作成日：2026年4月7日</w:t>
       </w:r>
     </w:p>
     <w:p>
@@ -189,7 +189,7 @@
           <w:sz w:val="21"/>
           <w:szCs w:val="21"/>
         </w:rPr>
-        <w:t xml:space="preserve">2026年3月〜4月に各OTAサイト・口コミサイトに投稿された87件のレビューを包括的に分析しました。以下が主要な発見事項です。</w:t>
+        <w:t xml:space="preserve">2026年3月〜4月に各OTAサイト・口コミサイトに投稿された91件のレビューを包括的に分析しました。以下が主要な発見事項です。</w:t>
       </w:r>
     </w:p>
     <w:p>
@@ -261,7 +261,7 @@
                 <w:sz w:val="36"/>
                 <w:szCs w:val="36"/>
               </w:rPr>
-              <w:t xml:space="preserve">7.94</w:t>
+              <w:t xml:space="preserve">7.95</w:t>
             </w:r>
           </w:p>
         </w:tc>
@@ -310,7 +310,7 @@
                 <w:sz w:val="36"/>
                 <w:szCs w:val="36"/>
               </w:rPr>
-              <w:t xml:space="preserve">71.3%</w:t>
+              <w:t xml:space="preserve">70.3%</w:t>
             </w:r>
           </w:p>
         </w:tc>
@@ -359,7 +359,7 @@
                 <w:sz w:val="36"/>
                 <w:szCs w:val="36"/>
               </w:rPr>
-              <w:t xml:space="preserve">9.2%</w:t>
+              <w:t xml:space="preserve">8.8%</w:t>
             </w:r>
           </w:p>
         </w:tc>
@@ -408,7 +408,7 @@
                 <w:sz w:val="36"/>
                 <w:szCs w:val="36"/>
               </w:rPr>
-              <w:t xml:space="preserve">87件</w:t>
+              <w:t xml:space="preserve">91件</w:t>
             </w:r>
           </w:p>
         </w:tc>
@@ -448,7 +448,7 @@
           <w:sz w:val="21"/>
           <w:szCs w:val="21"/>
         </w:rPr>
-        <w:t xml:space="preserve">全体平均スコア7.94点（10点換算）は概ね標準的な水準であり、71.3%が高評価（8-10点）に分類されます。低評価（1-4点）は8件（9.2%）で、一定の改善課題があります。Trip.com（8.90点）で特に高い評価を獲得しています。</w:t>
+        <w:t xml:space="preserve">全体平均スコア7.95点（10点換算）は概ね標準的な水準であり、70.3%が高評価（8-10点）に分類されます。低評価（1-4点）は8件（8.8%）で、一定の改善課題があります。Trip.com（8.88点）で特に高い評価を獲得しています。</w:t>
       </w:r>
     </w:p>
     <w:p>
@@ -567,7 +567,7 @@
                 <w:sz w:val="20"/>
                 <w:szCs w:val="20"/>
               </w:rPr>
-              <w:t xml:space="preserve">設備の老朽化（14件）、エアコン・空調（14件）、浴室・水回り（13件）、防音性能（9件）</w:t>
+              <w:t xml:space="preserve">設備の老朽化（15件）、浴室・水回り（14件）、エアコン・空調（14件）、防音性能（9件）</w:t>
             </w:r>
           </w:p>
           <w:p>
@@ -987,7 +987,7 @@
                 <w:sz w:val="20"/>
                 <w:szCs w:val="20"/>
               </w:rPr>
-              <w:t xml:space="preserve">41</w:t>
+              <w:t xml:space="preserve">43</w:t>
             </w:r>
           </w:p>
         </w:tc>
@@ -1021,7 +1021,7 @@
                 <w:sz w:val="20"/>
                 <w:szCs w:val="20"/>
               </w:rPr>
-              <w:t xml:space="preserve">8.9</w:t>
+              <w:t xml:space="preserve">8.88</w:t>
             </w:r>
           </w:p>
         </w:tc>
@@ -1089,7 +1089,7 @@
                 <w:sz w:val="20"/>
                 <w:szCs w:val="20"/>
               </w:rPr>
-              <w:t xml:space="preserve">8.9</w:t>
+              <w:t xml:space="preserve">8.88</w:t>
             </w:r>
           </w:p>
         </w:tc>
@@ -1229,7 +1229,7 @@
                 <w:sz w:val="20"/>
                 <w:szCs w:val="20"/>
               </w:rPr>
-              <w:t xml:space="preserve">5</w:t>
+              <w:t xml:space="preserve">6</w:t>
             </w:r>
           </w:p>
         </w:tc>
@@ -1264,7 +1264,7 @@
                 <w:sz w:val="20"/>
                 <w:szCs w:val="20"/>
               </w:rPr>
-              <w:t xml:space="preserve">3.8</w:t>
+              <w:t xml:space="preserve">3.83</w:t>
             </w:r>
           </w:p>
         </w:tc>
@@ -1334,7 +1334,7 @@
                 <w:sz w:val="20"/>
                 <w:szCs w:val="20"/>
               </w:rPr>
-              <w:t xml:space="preserve">7.6</w:t>
+              <w:t xml:space="preserve">7.67</w:t>
             </w:r>
           </w:p>
         </w:tc>
@@ -1716,7 +1716,7 @@
                 <w:sz w:val="20"/>
                 <w:szCs w:val="20"/>
               </w:rPr>
-              <w:t xml:space="preserve">24</w:t>
+              <w:t xml:space="preserve">25</w:t>
             </w:r>
           </w:p>
         </w:tc>
@@ -1751,7 +1751,7 @@
                 <w:sz w:val="20"/>
                 <w:szCs w:val="20"/>
               </w:rPr>
-              <w:t xml:space="preserve">7.25</w:t>
+              <w:t xml:space="preserve">7.24</w:t>
             </w:r>
           </w:p>
         </w:tc>
@@ -1821,7 +1821,7 @@
                 <w:sz w:val="20"/>
                 <w:szCs w:val="20"/>
               </w:rPr>
-              <w:t xml:space="preserve">7.25</w:t>
+              <w:t xml:space="preserve">7.24</w:t>
             </w:r>
           </w:p>
         </w:tc>
@@ -2171,7 +2171,7 @@
           <w:sz w:val="21"/>
           <w:szCs w:val="21"/>
         </w:rPr>
-        <w:t xml:space="preserve">評価分布は10点（32.2%）に最も多く、8点以上の高評価が71.3%を占めています。低評価（1-4点）は計8件（9.2%）です。</w:t>
+        <w:t xml:space="preserve">評価分布は10点（31.9%）に最も多く、8点以上の高評価が70.3%を占めています。低評価（1-4点）は計8件（8.8%）です。</w:t>
       </w:r>
     </w:p>
     <w:p>
@@ -2406,7 +2406,7 @@
                 <w:sz w:val="20"/>
                 <w:szCs w:val="20"/>
               </w:rPr>
-              <w:t xml:space="preserve">28</w:t>
+              <w:t xml:space="preserve">29</w:t>
             </w:r>
           </w:p>
         </w:tc>
@@ -2441,7 +2441,7 @@
                 <w:sz w:val="20"/>
                 <w:szCs w:val="20"/>
               </w:rPr>
-              <w:t xml:space="preserve">32.2%</w:t>
+              <w:t xml:space="preserve">31.9%</w:t>
             </w:r>
           </w:p>
         </w:tc>
@@ -2479,7 +2479,7 @@
                 <w:sz w:val="18"/>
                 <w:szCs w:val="18"/>
               </w:rPr>
-              <w:t xml:space="preserve"> 28件</w:t>
+              <w:t xml:space="preserve"> 29件</w:t>
             </w:r>
           </w:p>
         </w:tc>
@@ -2586,7 +2586,7 @@
                 <w:sz w:val="20"/>
                 <w:szCs w:val="20"/>
               </w:rPr>
-              <w:t xml:space="preserve">11.5%</w:t>
+              <w:t xml:space="preserve">11.0%</w:t>
             </w:r>
           </w:p>
         </w:tc>
@@ -2695,7 +2695,7 @@
                 <w:sz w:val="20"/>
                 <w:szCs w:val="20"/>
               </w:rPr>
-              <w:t xml:space="preserve">24</w:t>
+              <w:t xml:space="preserve">25</w:t>
             </w:r>
           </w:p>
         </w:tc>
@@ -2730,7 +2730,7 @@
                 <w:sz w:val="20"/>
                 <w:szCs w:val="20"/>
               </w:rPr>
-              <w:t xml:space="preserve">27.6%</w:t>
+              <w:t xml:space="preserve">27.5%</w:t>
             </w:r>
           </w:p>
         </w:tc>
@@ -2768,7 +2768,7 @@
                 <w:sz w:val="18"/>
                 <w:szCs w:val="18"/>
               </w:rPr>
-              <w:t xml:space="preserve"> 24件</w:t>
+              <w:t xml:space="preserve"> 25件</w:t>
             </w:r>
           </w:p>
         </w:tc>
@@ -2840,7 +2840,7 @@
                 <w:sz w:val="20"/>
                 <w:szCs w:val="20"/>
               </w:rPr>
-              <w:t xml:space="preserve">6</w:t>
+              <w:t xml:space="preserve">8</w:t>
             </w:r>
           </w:p>
         </w:tc>
@@ -2875,7 +2875,7 @@
                 <w:sz w:val="20"/>
                 <w:szCs w:val="20"/>
               </w:rPr>
-              <w:t xml:space="preserve">6.9%</w:t>
+              <w:t xml:space="preserve">8.8%</w:t>
             </w:r>
           </w:p>
         </w:tc>
@@ -2903,7 +2903,7 @@
                 <w:sz w:val="20"/>
                 <w:szCs w:val="20"/>
               </w:rPr>
-              <w:t xml:space="preserve">████</w:t>
+              <w:t xml:space="preserve">██████</w:t>
             </w:r>
             <w:r>
               <w:rPr>
@@ -2912,7 +2912,7 @@
                 <w:sz w:val="18"/>
                 <w:szCs w:val="18"/>
               </w:rPr>
-              <w:t xml:space="preserve"> 6件</w:t>
+              <w:t xml:space="preserve"> 8件</w:t>
             </w:r>
           </w:p>
         </w:tc>
@@ -3019,7 +3019,7 @@
                 <w:sz w:val="20"/>
                 <w:szCs w:val="20"/>
               </w:rPr>
-              <w:t xml:space="preserve">9.2%</w:t>
+              <w:t xml:space="preserve">8.8%</w:t>
             </w:r>
           </w:p>
         </w:tc>
@@ -3164,7 +3164,7 @@
                 <w:sz w:val="20"/>
                 <w:szCs w:val="20"/>
               </w:rPr>
-              <w:t xml:space="preserve">3.4%</w:t>
+              <w:t xml:space="preserve">3.3%</w:t>
             </w:r>
           </w:p>
         </w:tc>
@@ -3308,7 +3308,7 @@
                 <w:sz w:val="20"/>
                 <w:szCs w:val="20"/>
               </w:rPr>
-              <w:t xml:space="preserve">3.4%</w:t>
+              <w:t xml:space="preserve">3.3%</w:t>
             </w:r>
           </w:p>
         </w:tc>
@@ -3453,7 +3453,7 @@
                 <w:sz w:val="20"/>
                 <w:szCs w:val="20"/>
               </w:rPr>
-              <w:t xml:space="preserve">2.3%</w:t>
+              <w:t xml:space="preserve">2.2%</w:t>
             </w:r>
           </w:p>
         </w:tc>
@@ -3597,7 +3597,7 @@
                 <w:sz w:val="20"/>
                 <w:szCs w:val="20"/>
               </w:rPr>
-              <w:t xml:space="preserve">3.4%</w:t>
+              <w:t xml:space="preserve">3.3%</w:t>
             </w:r>
           </w:p>
         </w:tc>
@@ -3711,7 +3711,7 @@
                 <w:sz w:val="24"/>
                 <w:szCs w:val="24"/>
               </w:rPr>
-              <w:t xml:space="preserve">62件（71.3%）</w:t>
+              <w:t xml:space="preserve">64件（70.3%）</w:t>
             </w:r>
           </w:p>
         </w:tc>
@@ -3762,7 +3762,7 @@
                 <w:sz w:val="24"/>
                 <w:szCs w:val="24"/>
               </w:rPr>
-              <w:t xml:space="preserve">17件（19.5%）</w:t>
+              <w:t xml:space="preserve">19件（20.9%）</w:t>
             </w:r>
           </w:p>
         </w:tc>
@@ -3813,7 +3813,7 @@
                 <w:sz w:val="24"/>
                 <w:szCs w:val="24"/>
               </w:rPr>
-              <w:t xml:space="preserve">8件（9.2%）</w:t>
+              <w:t xml:space="preserve">8件（8.8%）</w:t>
             </w:r>
           </w:p>
         </w:tc>
@@ -4191,7 +4191,7 @@
                 <w:sz w:val="20"/>
                 <w:szCs w:val="20"/>
               </w:rPr>
-              <w:t xml:space="preserve">「朝食会場は混雑しすぎていた」「朝食の場所は広くはないですが、スタッフさんがしっかり誘導してくれるのでスムーズ」</w:t>
+              <w:t xml:space="preserve">「朝食会場は混雑しすぎていた」「朝食はバラエティ豊かで美味しかったです」</w:t>
             </w:r>
           </w:p>
         </w:tc>
@@ -4334,7 +4334,7 @@
                 <w:sz w:val="20"/>
                 <w:szCs w:val="20"/>
               </w:rPr>
-              <w:t xml:space="preserve">快適さ・設備</w:t>
+              <w:t xml:space="preserve">清潔さ・清掃</w:t>
             </w:r>
           </w:p>
         </w:tc>
@@ -4402,7 +4402,7 @@
                 <w:sz w:val="20"/>
                 <w:szCs w:val="20"/>
               </w:rPr>
-              <w:t xml:space="preserve">「部屋の広さはちょうど良いのですが、設備は少し古めです」「ホテルの立地は博多駅に非常に近かったのですが、ホテルの設備は古びていました」</w:t>
+              <w:t xml:space="preserve">「호텔이 전체적으로 오래되었지만 청소부분이나 객실상태는 깔끔한편이었고 무엇보다 위치가 하카타역바로앞이라 ...」「トイレは写真で見るほど清潔ではなく、チェックインした時には床に虫がいて、悪臭もしました」</w:t>
             </w:r>
           </w:p>
         </w:tc>
@@ -4439,7 +4439,7 @@
                 <w:sz w:val="20"/>
                 <w:szCs w:val="20"/>
               </w:rPr>
-              <w:t xml:space="preserve">清潔さ・清掃</w:t>
+              <w:t xml:space="preserve">快適さ・設備</w:t>
             </w:r>
           </w:p>
         </w:tc>
@@ -4509,7 +4509,7 @@
                 <w:sz w:val="20"/>
                 <w:szCs w:val="20"/>
               </w:rPr>
-              <w:t xml:space="preserve">「トイレは写真で見るほど清潔ではなく、チェックインした時には床に虫がいて、悪臭もしました」「新しいホテルではありませんが、とても清潔で、朝食も美味しかったです」</w:t>
+              <w:t xml:space="preserve">「部屋の広さはちょうど良いのですが、設備は少し古めです」「ホテルの立地は博多駅に非常に近かったのですが、ホテルの設備は古びていました」</w:t>
             </w:r>
           </w:p>
         </w:tc>
@@ -4710,7 +4710,7 @@
           <w:sz w:val="21"/>
           <w:szCs w:val="21"/>
         </w:rPr>
-        <w:t xml:space="preserve">立地はとても便利で、博多駅を出てすぐなので迷う心配はありません</w:t>
+        <w:t xml:space="preserve">駅を出てすぐなので迷いませんし、便利です</w:t>
       </w:r>
     </w:p>
     <w:p>
@@ -5052,7 +5052,7 @@
                 <w:sz w:val="20"/>
                 <w:szCs w:val="20"/>
               </w:rPr>
-              <w:t xml:space="preserve">部屋の広さはちょうど良いのですが、設備は少し古めです</w:t>
+              <w:t xml:space="preserve">호텔이 전체적으로 오래되었지만 청소부분이나 객실상태는 깔끔한편이었고 무엇보다 위치가 하카타역바로앞이라 ...</w:t>
             </w:r>
           </w:p>
         </w:tc>
@@ -5086,7 +5086,7 @@
                 <w:sz w:val="20"/>
                 <w:szCs w:val="20"/>
               </w:rPr>
-              <w:t xml:space="preserve">重大・14件</w:t>
+              <w:t xml:space="preserve">重大・15件</w:t>
             </w:r>
           </w:p>
         </w:tc>
@@ -5157,7 +5157,7 @@
                 <w:sz w:val="20"/>
                 <w:szCs w:val="20"/>
               </w:rPr>
-              <w:t xml:space="preserve">エアコン・空調</w:t>
+              <w:t xml:space="preserve">浴室・水回り</w:t>
             </w:r>
           </w:p>
         </w:tc>
@@ -5191,7 +5191,7 @@
                 <w:sz w:val="20"/>
                 <w:szCs w:val="20"/>
               </w:rPr>
-              <w:t xml:space="preserve">Too crowded at the breakfast place</w:t>
+              <w:t xml:space="preserve">部屋は広いが浴室が狭かった</w:t>
             </w:r>
           </w:p>
         </w:tc>
@@ -5296,7 +5296,7 @@
                 <w:sz w:val="20"/>
                 <w:szCs w:val="20"/>
               </w:rPr>
-              <w:t xml:space="preserve">浴室・水回り</w:t>
+              <w:t xml:space="preserve">エアコン・空調</w:t>
             </w:r>
           </w:p>
         </w:tc>
@@ -5330,7 +5330,7 @@
                 <w:sz w:val="20"/>
                 <w:szCs w:val="20"/>
               </w:rPr>
-              <w:t xml:space="preserve">駅、地下鉄、バスターミナル、コンビニ、地下街、スタバ、飲食店</w:t>
+              <w:t xml:space="preserve">Too crowded at the breakfast place</w:t>
             </w:r>
           </w:p>
         </w:tc>
@@ -5364,7 +5364,7 @@
                 <w:sz w:val="20"/>
                 <w:szCs w:val="20"/>
               </w:rPr>
-              <w:t xml:space="preserve">重大・13件</w:t>
+              <w:t xml:space="preserve">重大・14件</w:t>
             </w:r>
           </w:p>
         </w:tc>
@@ -5574,7 +5574,7 @@
                 <w:sz w:val="20"/>
                 <w:szCs w:val="20"/>
               </w:rPr>
-              <w:t xml:space="preserve">清掃不備</w:t>
+              <w:t xml:space="preserve">部屋の狭さ</w:t>
             </w:r>
           </w:p>
         </w:tc>
@@ -5608,7 +5608,7 @@
                 <w:sz w:val="20"/>
                 <w:szCs w:val="20"/>
               </w:rPr>
-              <w:t xml:space="preserve">水まわりが、正直汚い……</w:t>
+              <w:t xml:space="preserve">ロビーも狭い</w:t>
             </w:r>
           </w:p>
         </w:tc>
@@ -5713,7 +5713,7 @@
                 <w:sz w:val="20"/>
                 <w:szCs w:val="20"/>
               </w:rPr>
-              <w:t xml:space="preserve">部屋の狭さ</w:t>
+              <w:t xml:space="preserve">清掃不備</w:t>
             </w:r>
           </w:p>
         </w:tc>
@@ -5747,7 +5747,7 @@
                 <w:sz w:val="20"/>
                 <w:szCs w:val="20"/>
               </w:rPr>
-              <w:t xml:space="preserve">朝食は会場が狭いのもあり、整列できないのか大人、子供もルール違反多く、大変</w:t>
+              <w:t xml:space="preserve">水まわりが、正直汚い……</w:t>
             </w:r>
           </w:p>
         </w:tc>
@@ -5781,7 +5781,7 @@
                 <w:sz w:val="20"/>
                 <w:szCs w:val="20"/>
               </w:rPr>
-              <w:t xml:space="preserve">重大・5件</w:t>
+              <w:t xml:space="preserve">重大・6件</w:t>
             </w:r>
           </w:p>
         </w:tc>
@@ -6944,7 +6944,7 @@
                 <w:sz w:val="20"/>
                 <w:szCs w:val="20"/>
               </w:rPr>
-              <w:t xml:space="preserve">7.94点</w:t>
+              <w:t xml:space="preserve">7.95点</w:t>
             </w:r>
           </w:p>
         </w:tc>
@@ -7084,7 +7084,7 @@
                 <w:sz w:val="20"/>
                 <w:szCs w:val="20"/>
               </w:rPr>
-              <w:t xml:space="preserve">71.3%</w:t>
+              <w:t xml:space="preserve">70.3%</w:t>
             </w:r>
           </w:p>
         </w:tc>
@@ -7119,7 +7119,7 @@
                 <w:sz w:val="20"/>
                 <w:szCs w:val="20"/>
               </w:rPr>
-              <w:t xml:space="preserve">76%以上</w:t>
+              <w:t xml:space="preserve">75%以上</w:t>
             </w:r>
           </w:p>
         </w:tc>
@@ -7224,7 +7224,7 @@
                 <w:sz w:val="20"/>
                 <w:szCs w:val="20"/>
               </w:rPr>
-              <w:t xml:space="preserve">9.2%</w:t>
+              <w:t xml:space="preserve">8.8%</w:t>
             </w:r>
           </w:p>
         </w:tc>
@@ -7644,7 +7644,7 @@
                 <w:sz w:val="20"/>
                 <w:szCs w:val="20"/>
               </w:rPr>
-              <w:t xml:space="preserve">約14件/期間</w:t>
+              <w:t xml:space="preserve">約15件/期間</w:t>
             </w:r>
           </w:p>
         </w:tc>
@@ -7775,7 +7775,7 @@
           <w:sz w:val="22"/>
           <w:szCs w:val="22"/>
         </w:rPr>
-        <w:t xml:space="preserve">[1] Trip.com / 9点 / 2026-04-05</w:t>
+        <w:t xml:space="preserve">[1] Trip.com / 10点 / 2026-04-06</w:t>
       </w:r>
     </w:p>
     <w:p>
@@ -7790,7 +7790,7 @@
           <w:sz w:val="21"/>
           <w:szCs w:val="21"/>
         </w:rPr>
-        <w:t xml:space="preserve">一泊する分には問題ない。駅からもとても近い。朝食会場は混雑しすぎていた！</w:t>
+        <w:t xml:space="preserve">ホテルは全体的に古いですが、清掃部分や部屋の状態はきれいでした。</w:t>
       </w:r>
     </w:p>
     <w:p>
@@ -7811,7 +7811,7 @@
           <w:sz w:val="22"/>
           <w:szCs w:val="22"/>
         </w:rPr>
-        <w:t xml:space="preserve">[2] Trip.com / 10点 / 2026-04-05</w:t>
+        <w:t xml:space="preserve">[2] Trip.com / 9点 / 2026-04-05</w:t>
       </w:r>
     </w:p>
     <w:p>
@@ -7826,7 +7826,7 @@
           <w:sz w:val="21"/>
           <w:szCs w:val="21"/>
         </w:rPr>
-        <w:t xml:space="preserve">ホテルは博多駅からとても近いです。スタッフは親切で、部屋の広さも私たちには十分でした。ただ、部屋にエアコンの調節機能があるにもかかわらず、エアコンの温度が制限されていました。窓も開けられませんでした。</w:t>
+        <w:t xml:space="preserve">一泊する分には問題ない。駅からもとても近い。朝食会場は混雑しすぎていた！</w:t>
       </w:r>
     </w:p>
     <w:p>
@@ -7847,7 +7847,7 @@
           <w:sz w:val="22"/>
           <w:szCs w:val="22"/>
         </w:rPr>
-        <w:t xml:space="preserve">[3] Trip.com / 8点 / 2026-04-04</w:t>
+        <w:t xml:space="preserve">[3] Trip.com / 10点 / 2026-04-05</w:t>
       </w:r>
     </w:p>
     <w:p>
@@ -7862,7 +7862,7 @@
           <w:sz w:val="21"/>
           <w:szCs w:val="21"/>
         </w:rPr>
-        <w:t xml:space="preserve">立地はとても便利で、博多駅を出てすぐなので迷う心配はありません。部屋の広さはちょうど良いのですが、設備は少し古めです。一番の魅力は立地の良さです！</w:t>
+        <w:t xml:space="preserve">ホテルは博多駅からとても近いです。スタッフは親切で、部屋の広さも私たちには十分でした。ただ、部屋にエアコンの調節機能があるにもかかわらず、エアコンの温度が制限されていました。窓も開けられませんでした。</w:t>
       </w:r>
     </w:p>
     <w:p>
@@ -7883,7 +7883,7 @@
           <w:sz w:val="22"/>
           <w:szCs w:val="22"/>
         </w:rPr>
-        <w:t xml:space="preserve">[4] 楽天トラベル / 10点 / 2026-04-04</w:t>
+        <w:t xml:space="preserve">[4] じゃらん / 8点 / 2026-04-05</w:t>
       </w:r>
     </w:p>
     <w:p>
@@ -7898,7 +7898,7 @@
           <w:sz w:val="21"/>
           <w:szCs w:val="21"/>
         </w:rPr>
-        <w:t xml:space="preserve">子供１人添い寝無料で宿泊。駅、地下鉄、バスターミナル、コンビニ、地下街、スタバ、飲食店。 ホテルから全てが近くて、便利。親はとても楽です。 チェックイン前に荷物を預けて、身軽に遊びに行けました。 宿泊時には子供用にタオルと歯ブラシをいただきました。 お部屋は確かに暗めです。 宿泊箇所が10階以上なので、道路の声や音などは聞こえませんでした。 夜、救急車のサイレンは聞こえました。 朝食の場所は...</w:t>
+        <w:t xml:space="preserve">駅を出てすぐなので迷いませんし、便利です。朝食はバラエティ豊かで美味しかったです。伝統料理の水炊き風スープが飲めたのもうれしかったです。チェックインの前後に荷物を預かっていただけたのが助かりました。</w:t>
       </w:r>
     </w:p>
     <w:p>
@@ -7919,7 +7919,7 @@
           <w:sz w:val="22"/>
           <w:szCs w:val="22"/>
         </w:rPr>
-        <w:t xml:space="preserve">[5] Trip.com / 9点 / 2026-04-03</w:t>
+        <w:t xml:space="preserve">[5] Trip.com / 8点 / 2026-04-04</w:t>
       </w:r>
     </w:p>
     <w:p>
@@ -7934,7 +7934,7 @@
           <w:sz w:val="21"/>
           <w:szCs w:val="21"/>
         </w:rPr>
-        <w:t xml:space="preserve">初めての日本旅行である母親を迎えに行きました。スタッフの方はとてもフレンドリーで、ホテルの場所は駅のすぐ前で移動するのに最適です。荷物も保管後にショッピング観光可能なので大満足ですね..</w:t>
+        <w:t xml:space="preserve">立地はとても便利で、博多駅を出てすぐなので迷う心配はありません。部屋の広さはちょうど良いのですが、設備は少し古めです。一番の魅力は立地の良さです！</w:t>
       </w:r>
     </w:p>
     <w:p>
@@ -8205,7 +8205,7 @@
                 <w:sz w:val="21"/>
                 <w:szCs w:val="21"/>
               </w:rPr>
-              <w:t xml:space="preserve">コンフォートホテル博多は、全体平均7.94点（10点換算）、高評価率71.3%という一定の顧客満足度を示しているホテルです。特に「立地・アクセス」「朝食」が多くのゲストから高く評価されています。</w:t>
+              <w:t xml:space="preserve">コンフォートホテル博多は、全体平均7.95点（10点換算）、高評価率70.3%という一定の顧客満足度を示しているホテルです。特に「立地・アクセス」「朝食」が多くのゲストから高く評価されています。</w:t>
             </w:r>
           </w:p>
           <w:p>
@@ -8219,7 +8219,7 @@
                 <w:sz w:val="21"/>
                 <w:szCs w:val="21"/>
               </w:rPr>
-              <w:t xml:space="preserve">改善課題としては、設備の老朽化、エアコン・空調、浴室・水回りが主要なテーマとして浮上しています。これらの課題への対応が、顧客満足度向上の鍵となります。</w:t>
+              <w:t xml:space="preserve">改善課題としては、設備の老朽化、浴室・水回り、エアコン・空調が主要なテーマとして浮上しています。これらの課題への対応が、顧客満足度向上の鍵となります。</w:t>
             </w:r>
           </w:p>
           <w:p>

--- a/納品レポート/ホテル別レポート/comfort_hakata_口コミ分析改善レポート.docx
+++ b/納品レポート/ホテル別レポート/comfort_hakata_口コミ分析改善レポート.docx
@@ -131,7 +131,7 @@
           <w:sz w:val="20"/>
           <w:szCs w:val="20"/>
         </w:rPr>
-        <w:t xml:space="preserve">作成日：2026年4月7日</w:t>
+        <w:t xml:space="preserve">作成日：2026年4月8日</w:t>
       </w:r>
     </w:p>
     <w:p>

--- a/納品レポート/ホテル別レポート/comfort_hakata_口コミ分析改善レポート.docx
+++ b/納品レポート/ホテル別レポート/comfort_hakata_口コミ分析改善レポート.docx
@@ -131,7 +131,7 @@
           <w:sz w:val="20"/>
           <w:szCs w:val="20"/>
         </w:rPr>
-        <w:t xml:space="preserve">作成日：2026年4月10日</w:t>
+        <w:t xml:space="preserve">作成日：2026年4月11日</w:t>
       </w:r>
     </w:p>
     <w:p>
@@ -7862,7 +7862,7 @@
           <w:sz w:val="21"/>
           <w:szCs w:val="21"/>
         </w:rPr>
-        <w:t xml:space="preserve">ホテルの向かいには博多地下街を後にするべど駅があります。立地は抜群で、どこへ行くにも便利です。朝食の種類は少ないですが、美味しいものも少なくありません。シーツは毎日交換されます。次回福岡に来る際も、また利用したいと思います。</w:t>
+        <w:t xml:space="preserve">ホテルの向かいには博多地下街を後にするべど駅があります。立地は抜群で、どこへ行くにも便利です。朝食の種類は少ないですが、どれも美味しいです。シーツは毎日交換されます。次回福岡に来る際も、また利用したいと思います。</w:t>
       </w:r>
     </w:p>
     <w:p>

--- a/納品レポート/ホテル別レポート/comfort_hakata_口コミ分析改善レポート.docx
+++ b/納品レポート/ホテル別レポート/comfort_hakata_口コミ分析改善レポート.docx
@@ -131,7 +131,7 @@
           <w:sz w:val="20"/>
           <w:szCs w:val="20"/>
         </w:rPr>
-        <w:t xml:space="preserve">作成日：2026年4月11日</w:t>
+        <w:t xml:space="preserve">作成日：2026年4月13日</w:t>
       </w:r>
     </w:p>
     <w:p>
@@ -7898,7 +7898,7 @@
           <w:sz w:val="21"/>
           <w:szCs w:val="21"/>
         </w:rPr>
-        <w:t xml:space="preserve">やはり事前情報のようにホテルが位置が甲です。どういうことなのかは全部ホテル周辺で解決が可能なほど賑やかで周辺が複雑なのですが、二日ほどになるので、道がある程度把握され慣れますね。ホテルも位置が甲ですが、福岡市中心部が空港から驚くほど近いです。全体的にオールドな施設ですが、特に不便はありませんでした。</w:t>
+        <w:t xml:space="preserve">やはり事前情報のようにホテルが位置が甲です。どういうことなのかは全部ホテル周辺で解決が可能なほど賑やかで周辺が複雑なのですが、二日ほどになるので、道がある程度把握され慣れますね。ホテルも位置が甲ですが、福岡市内中心部が空港から驚くほど近いです。全体的にオールドな施設ですが、特に不便はありませんでした。</w:t>
       </w:r>
     </w:p>
     <w:p>

--- a/納品レポート/ホテル別レポート/comfort_hakata_口コミ分析改善レポート.docx
+++ b/納品レポート/ホテル別レポート/comfort_hakata_口コミ分析改善レポート.docx
@@ -131,7 +131,7 @@
           <w:sz w:val="20"/>
           <w:szCs w:val="20"/>
         </w:rPr>
-        <w:t xml:space="preserve">作成日：2026年4月13日</w:t>
+        <w:t xml:space="preserve">作成日：2026年4月15日</w:t>
       </w:r>
     </w:p>
     <w:p>
@@ -567,7 +567,7 @@
                 <w:sz w:val="20"/>
                 <w:szCs w:val="20"/>
               </w:rPr>
-              <w:t xml:space="preserve">浴室・水回り（11件）、設備の老朽化（10件）、エアコン・空調（8件）、防音性能（7件）</w:t>
+              <w:t xml:space="preserve">浴室・水回り（11件）、設備の老朽化（9件）、エアコン・空調（8件）、防音性能（7件）</w:t>
             </w:r>
           </w:p>
           <w:p>
@@ -5225,7 +5225,7 @@
                 <w:sz w:val="20"/>
                 <w:szCs w:val="20"/>
               </w:rPr>
-              <w:t xml:space="preserve">重大・10件</w:t>
+              <w:t xml:space="preserve">重大・9件</w:t>
             </w:r>
           </w:p>
         </w:tc>
@@ -7898,7 +7898,7 @@
           <w:sz w:val="21"/>
           <w:szCs w:val="21"/>
         </w:rPr>
-        <w:t xml:space="preserve">やはり事前情報のようにホテルが位置が甲です。どういうことなのかは全部ホテル周辺で解決が可能なほど賑やかで周辺が複雑なのですが、二日ほどになるので、道がある程度把握され慣れますね。ホテルも位置が甲ですが、福岡市内中心部が空港から驚くほど近いです。全体的にオールドな施設ですが、特に不便はありませんでした。</w:t>
+        <w:t xml:space="preserve">やはり事前情報のようにホテルが位置が甲です。どういうことなのかは全部ホテル周辺で解決が可能なほど賑やかで周辺が複雑なのですが、二日ほどになるので、道がある程度把握され慣れますね。ホテルも位置が甲ですが、福岡市中心部が空港から驚くほど近いです。全体的にオールドな施設ですが、特に不便はありませんでした。</w:t>
       </w:r>
     </w:p>
     <w:p>

--- a/納品レポート/ホテル別レポート/comfort_hakata_口コミ分析改善レポート.docx
+++ b/納品レポート/ホテル別レポート/comfort_hakata_口コミ分析改善レポート.docx
@@ -81,7 +81,7 @@
           <w:sz w:val="22"/>
           <w:szCs w:val="22"/>
         </w:rPr>
-        <w:t xml:space="preserve">分析対象期間：2026年2月〜3月</w:t>
+        <w:t xml:space="preserve">分析対象期間：2026年3月</w:t>
       </w:r>
     </w:p>
     <w:p>
@@ -96,7 +96,7 @@
           <w:sz w:val="22"/>
           <w:szCs w:val="22"/>
         </w:rPr>
-        <w:t xml:space="preserve">レビュー総数：140件（5サイト）</w:t>
+        <w:t xml:space="preserve">レビュー総数：70件（5サイト）</w:t>
       </w:r>
     </w:p>
     <w:p>
@@ -111,7 +111,7 @@
           <w:sz w:val="20"/>
           <w:szCs w:val="20"/>
         </w:rPr>
-        <w:t xml:space="preserve">対象サイト：Trip.com / Booking.com / Google / じゃらん / 楽天トラベル</w:t>
+        <w:t xml:space="preserve">対象サイト：Trip.com / じゃらん / Booking.com / 楽天トラベル / Google</w:t>
       </w:r>
     </w:p>
     <w:p>
@@ -131,7 +131,7 @@
           <w:sz w:val="20"/>
           <w:szCs w:val="20"/>
         </w:rPr>
-        <w:t xml:space="preserve">作成日：2026年4月16日</w:t>
+        <w:t xml:space="preserve">作成日：2026年4月20日</w:t>
       </w:r>
     </w:p>
     <w:p>
@@ -189,7 +189,7 @@
           <w:sz w:val="21"/>
           <w:szCs w:val="21"/>
         </w:rPr>
-        <w:t xml:space="preserve">2026年2月〜3月に各OTAサイト・口コミサイトに投稿された140件のレビューを包括的に分析しました。以下が主要な発見事項です。</w:t>
+        <w:t xml:space="preserve">2026年3月に各OTAサイト・口コミサイトに投稿された70件のレビューを包括的に分析しました。以下が主要な発見事項です。</w:t>
       </w:r>
     </w:p>
     <w:p>
@@ -261,7 +261,7 @@
                 <w:sz w:val="36"/>
                 <w:szCs w:val="36"/>
               </w:rPr>
-              <w:t xml:space="preserve">7.73</w:t>
+              <w:t xml:space="preserve">7.83</w:t>
             </w:r>
           </w:p>
         </w:tc>
@@ -310,7 +310,7 @@
                 <w:sz w:val="36"/>
                 <w:szCs w:val="36"/>
               </w:rPr>
-              <w:t xml:space="preserve">63.6%</w:t>
+              <w:t xml:space="preserve">70.0%</w:t>
             </w:r>
           </w:p>
         </w:tc>
@@ -408,7 +408,7 @@
                 <w:sz w:val="36"/>
                 <w:szCs w:val="36"/>
               </w:rPr>
-              <w:t xml:space="preserve">140件</w:t>
+              <w:t xml:space="preserve">70件</w:t>
             </w:r>
           </w:p>
         </w:tc>
@@ -448,7 +448,7 @@
           <w:sz w:val="21"/>
           <w:szCs w:val="21"/>
         </w:rPr>
-        <w:t xml:space="preserve">全体平均スコア7.73点（10点換算）は概ね標準的な水準であり、63.6%が高評価（8-10点）に分類されます。低評価（1-4点）は16件（11.4%）で、一定の改善課題があります。Trip.com（9.04点）で特に高い評価を獲得しています。</w:t>
+        <w:t xml:space="preserve">全体平均スコア7.83点（10点換算）は概ね標準的な水準であり、70.0%が高評価（8-10点）に分類されます。低評価（1-4点）は8件（11.4%）で、一定の改善課題があります。Trip.com（9.03点）で特に高い評価を獲得しています。</w:t>
       </w:r>
     </w:p>
     <w:p>
@@ -463,7 +463,7 @@
           <w:sz w:val="21"/>
           <w:szCs w:val="21"/>
         </w:rPr>
-        <w:t xml:space="preserve">一方で、楽天トラベル（6.0点）では相対的に低いスコアとなっており、改善の余地があります。全体としては「立地・アクセス」と「朝食」がホテルの主な強みとして際立っています。</w:t>
+        <w:t xml:space="preserve">一方で、Google（6.3点）では相対的に低いスコアとなっており、改善の余地があります。全体としては「立地・アクセス」と「朝食」がホテルの主な強みとして際立っています。</w:t>
       </w:r>
     </w:p>
     <w:p>
@@ -542,7 +542,7 @@
                 <w:sz w:val="20"/>
                 <w:szCs w:val="20"/>
               </w:rPr>
-              <w:t xml:space="preserve">立地・アクセス（50件以上で言及）、朝食（50件以上で言及）、スタッフの対応（20件以上で言及）</w:t>
+              <w:t xml:space="preserve">立地・アクセス（20件以上で言及）、朝食（20件以上で言及）、スタッフの対応（10件以上で言及）</w:t>
             </w:r>
           </w:p>
           <w:p>
@@ -567,7 +567,7 @@
                 <w:sz w:val="20"/>
                 <w:szCs w:val="20"/>
               </w:rPr>
-              <w:t xml:space="preserve">浴室・水回り（23件）、設備の老朽化（22件）、エアコン・空調（14件）、清掃不備（14件）</w:t>
+              <w:t xml:space="preserve">浴室・水回り（11件）、設備の老朽化（10件）、エアコン・空調（8件）、防音性能（7件）</w:t>
             </w:r>
           </w:p>
           <w:p>
@@ -987,7 +987,7 @@
                 <w:sz w:val="20"/>
                 <w:szCs w:val="20"/>
               </w:rPr>
-              <w:t xml:space="preserve">54</w:t>
+              <w:t xml:space="preserve">31</w:t>
             </w:r>
           </w:p>
         </w:tc>
@@ -1021,7 +1021,7 @@
                 <w:sz w:val="20"/>
                 <w:szCs w:val="20"/>
               </w:rPr>
-              <w:t xml:space="preserve">9.04</w:t>
+              <w:t xml:space="preserve">9.03</w:t>
             </w:r>
           </w:p>
         </w:tc>
@@ -1089,7 +1089,7 @@
                 <w:sz w:val="20"/>
                 <w:szCs w:val="20"/>
               </w:rPr>
-              <w:t xml:space="preserve">9.04</w:t>
+              <w:t xml:space="preserve">9.03</w:t>
             </w:r>
           </w:p>
         </w:tc>
@@ -1194,7 +1194,7 @@
                 <w:sz w:val="20"/>
                 <w:szCs w:val="20"/>
               </w:rPr>
-              <w:t xml:space="preserve">Booking.com</w:t>
+              <w:t xml:space="preserve">じゃらん</w:t>
             </w:r>
           </w:p>
         </w:tc>
@@ -1229,7 +1229,7 @@
                 <w:sz w:val="20"/>
                 <w:szCs w:val="20"/>
               </w:rPr>
-              <w:t xml:space="preserve">39</w:t>
+              <w:t xml:space="preserve">4</w:t>
             </w:r>
           </w:p>
         </w:tc>
@@ -1264,7 +1264,7 @@
                 <w:sz w:val="20"/>
                 <w:szCs w:val="20"/>
               </w:rPr>
-              <w:t xml:space="preserve">6.97</w:t>
+              <w:t xml:space="preserve">4</w:t>
             </w:r>
           </w:p>
         </w:tc>
@@ -1299,7 +1299,7 @@
                 <w:sz w:val="20"/>
                 <w:szCs w:val="20"/>
               </w:rPr>
-              <w:t xml:space="preserve">/10</w:t>
+              <w:t xml:space="preserve">/5 (×2)</w:t>
             </w:r>
           </w:p>
         </w:tc>
@@ -1330,11 +1330,11 @@
                 <w:rFonts w:ascii="Arial" w:cs="Arial" w:eastAsia="Arial" w:hAnsi="Arial"/>
                 <w:b/>
                 <w:bCs/>
-                <w:color w:val="C0392B"/>
-                <w:sz w:val="20"/>
-                <w:szCs w:val="20"/>
-              </w:rPr>
-              <w:t xml:space="preserve">6.97</w:t>
+                <w:color w:val="27AE60"/>
+                <w:sz w:val="20"/>
+                <w:szCs w:val="20"/>
+              </w:rPr>
+              <w:t xml:space="preserve">8</w:t>
             </w:r>
           </w:p>
         </w:tc>
@@ -1400,11 +1400,11 @@
                 <w:rFonts w:ascii="Arial" w:cs="Arial" w:eastAsia="Arial" w:hAnsi="Arial"/>
                 <w:b/>
                 <w:bCs/>
-                <w:color w:val="C0392B"/>
-                <w:sz w:val="20"/>
-                <w:szCs w:val="20"/>
-              </w:rPr>
-              <w:t xml:space="preserve">要改善</w:t>
+                <w:color w:val="27AE60"/>
+                <w:sz w:val="20"/>
+                <w:szCs w:val="20"/>
+              </w:rPr>
+              <w:t xml:space="preserve">良好</w:t>
             </w:r>
           </w:p>
         </w:tc>
@@ -1440,7 +1440,7 @@
                 <w:sz w:val="20"/>
                 <w:szCs w:val="20"/>
               </w:rPr>
-              <w:t xml:space="preserve">Google</w:t>
+              <w:t xml:space="preserve">Booking.com</w:t>
             </w:r>
           </w:p>
         </w:tc>
@@ -1474,7 +1474,7 @@
                 <w:sz w:val="20"/>
                 <w:szCs w:val="20"/>
               </w:rPr>
-              <w:t xml:space="preserve">33</w:t>
+              <w:t xml:space="preserve">20</w:t>
             </w:r>
           </w:p>
         </w:tc>
@@ -1508,7 +1508,7 @@
                 <w:sz w:val="20"/>
                 <w:szCs w:val="20"/>
               </w:rPr>
-              <w:t xml:space="preserve">3.48</w:t>
+              <w:t xml:space="preserve">7</w:t>
             </w:r>
           </w:p>
         </w:tc>
@@ -1542,7 +1542,7 @@
                 <w:sz w:val="20"/>
                 <w:szCs w:val="20"/>
               </w:rPr>
-              <w:t xml:space="preserve">/5 (×2)</w:t>
+              <w:t xml:space="preserve">/10</w:t>
             </w:r>
           </w:p>
         </w:tc>
@@ -1572,11 +1572,11 @@
                 <w:rFonts w:ascii="Arial" w:cs="Arial" w:eastAsia="Arial" w:hAnsi="Arial"/>
                 <w:b/>
                 <w:bCs/>
-                <w:color w:val="C0392B"/>
-                <w:sz w:val="20"/>
-                <w:szCs w:val="20"/>
-              </w:rPr>
-              <w:t xml:space="preserve">6.97</w:t>
+                <w:color w:val="E67E22"/>
+                <w:sz w:val="20"/>
+                <w:szCs w:val="20"/>
+              </w:rPr>
+              <w:t xml:space="preserve">7</w:t>
             </w:r>
           </w:p>
         </w:tc>
@@ -1610,7 +1610,7 @@
                 <w:sz w:val="20"/>
                 <w:szCs w:val="20"/>
               </w:rPr>
-              <w:t xml:space="preserve">6</w:t>
+              <w:t xml:space="preserve">8</w:t>
             </w:r>
           </w:p>
         </w:tc>
@@ -1640,11 +1640,11 @@
                 <w:rFonts w:ascii="Arial" w:cs="Arial" w:eastAsia="Arial" w:hAnsi="Arial"/>
                 <w:b/>
                 <w:bCs/>
-                <w:color w:val="C0392B"/>
-                <w:sz w:val="20"/>
-                <w:szCs w:val="20"/>
-              </w:rPr>
-              <w:t xml:space="preserve">要改善</w:t>
+                <w:color w:val="E67E22"/>
+                <w:sz w:val="20"/>
+                <w:szCs w:val="20"/>
+              </w:rPr>
+              <w:t xml:space="preserve">概ね良好</w:t>
             </w:r>
           </w:p>
         </w:tc>
@@ -1681,7 +1681,7 @@
                 <w:sz w:val="20"/>
                 <w:szCs w:val="20"/>
               </w:rPr>
-              <w:t xml:space="preserve">じゃらん</w:t>
+              <w:t xml:space="preserve">楽天トラベル</w:t>
             </w:r>
           </w:p>
         </w:tc>
@@ -1716,7 +1716,7 @@
                 <w:sz w:val="20"/>
                 <w:szCs w:val="20"/>
               </w:rPr>
-              <w:t xml:space="preserve">9</w:t>
+              <w:t xml:space="preserve">3</w:t>
             </w:r>
           </w:p>
         </w:tc>
@@ -1751,7 +1751,7 @@
                 <w:sz w:val="20"/>
                 <w:szCs w:val="20"/>
               </w:rPr>
-              <w:t xml:space="preserve">3.44</w:t>
+              <w:t xml:space="preserve">3.33</w:t>
             </w:r>
           </w:p>
         </w:tc>
@@ -1821,7 +1821,7 @@
                 <w:sz w:val="20"/>
                 <w:szCs w:val="20"/>
               </w:rPr>
-              <w:t xml:space="preserve">6.89</w:t>
+              <w:t xml:space="preserve">6.67</w:t>
             </w:r>
           </w:p>
         </w:tc>
@@ -1927,7 +1927,7 @@
                 <w:sz w:val="20"/>
                 <w:szCs w:val="20"/>
               </w:rPr>
-              <w:t xml:space="preserve">楽天トラベル</w:t>
+              <w:t xml:space="preserve">Google</w:t>
             </w:r>
           </w:p>
         </w:tc>
@@ -1961,7 +1961,7 @@
                 <w:sz w:val="20"/>
                 <w:szCs w:val="20"/>
               </w:rPr>
-              <w:t xml:space="preserve">5</w:t>
+              <w:t xml:space="preserve">12</w:t>
             </w:r>
           </w:p>
         </w:tc>
@@ -1995,7 +1995,7 @@
                 <w:sz w:val="20"/>
                 <w:szCs w:val="20"/>
               </w:rPr>
-              <w:t xml:space="preserve">3</w:t>
+              <w:t xml:space="preserve">3.17</w:t>
             </w:r>
           </w:p>
         </w:tc>
@@ -2063,7 +2063,7 @@
                 <w:sz w:val="20"/>
                 <w:szCs w:val="20"/>
               </w:rPr>
-              <w:t xml:space="preserve">6</w:t>
+              <w:t xml:space="preserve">6.33</w:t>
             </w:r>
           </w:p>
         </w:tc>
@@ -2097,7 +2097,7 @@
                 <w:sz w:val="20"/>
                 <w:szCs w:val="20"/>
               </w:rPr>
-              <w:t xml:space="preserve">6</w:t>
+              <w:t xml:space="preserve">7</w:t>
             </w:r>
           </w:p>
         </w:tc>
@@ -2171,7 +2171,7 @@
           <w:sz w:val="21"/>
           <w:szCs w:val="21"/>
         </w:rPr>
-        <w:t xml:space="preserve">評価分布は10点（32.1%）に最も多く、8点以上の高評価が63.6%を占めています。低評価（1-4点）は計16件（11.4%）です。</w:t>
+        <w:t xml:space="preserve">評価分布は10点（32.9%）に最も多く、8点以上の高評価が70.0%を占めています。低評価（1-4点）は計8件（11.4%）です。</w:t>
       </w:r>
     </w:p>
     <w:p>
@@ -2406,7 +2406,7 @@
                 <w:sz w:val="20"/>
                 <w:szCs w:val="20"/>
               </w:rPr>
-              <w:t xml:space="preserve">45</w:t>
+              <w:t xml:space="preserve">23</w:t>
             </w:r>
           </w:p>
         </w:tc>
@@ -2441,7 +2441,7 @@
                 <w:sz w:val="20"/>
                 <w:szCs w:val="20"/>
               </w:rPr>
-              <w:t xml:space="preserve">32.1%</w:t>
+              <w:t xml:space="preserve">32.9%</w:t>
             </w:r>
           </w:p>
         </w:tc>
@@ -2479,7 +2479,7 @@
                 <w:sz w:val="18"/>
                 <w:szCs w:val="18"/>
               </w:rPr>
-              <w:t xml:space="preserve"> 45件</w:t>
+              <w:t xml:space="preserve"> 23件</w:t>
             </w:r>
           </w:p>
         </w:tc>
@@ -2551,7 +2551,7 @@
                 <w:sz w:val="20"/>
                 <w:szCs w:val="20"/>
               </w:rPr>
-              <w:t xml:space="preserve">13</w:t>
+              <w:t xml:space="preserve">7</w:t>
             </w:r>
           </w:p>
         </w:tc>
@@ -2586,7 +2586,7 @@
                 <w:sz w:val="20"/>
                 <w:szCs w:val="20"/>
               </w:rPr>
-              <w:t xml:space="preserve">9.3%</w:t>
+              <w:t xml:space="preserve">10.0%</w:t>
             </w:r>
           </w:p>
         </w:tc>
@@ -2623,7 +2623,7 @@
                 <w:sz w:val="18"/>
                 <w:szCs w:val="18"/>
               </w:rPr>
-              <w:t xml:space="preserve"> 13件</w:t>
+              <w:t xml:space="preserve"> 7件</w:t>
             </w:r>
           </w:p>
         </w:tc>
@@ -2695,7 +2695,7 @@
                 <w:sz w:val="20"/>
                 <w:szCs w:val="20"/>
               </w:rPr>
-              <w:t xml:space="preserve">31</w:t>
+              <w:t xml:space="preserve">19</w:t>
             </w:r>
           </w:p>
         </w:tc>
@@ -2730,7 +2730,7 @@
                 <w:sz w:val="20"/>
                 <w:szCs w:val="20"/>
               </w:rPr>
-              <w:t xml:space="preserve">22.1%</w:t>
+              <w:t xml:space="preserve">27.1%</w:t>
             </w:r>
           </w:p>
         </w:tc>
@@ -2759,7 +2759,7 @@
                 <w:sz w:val="20"/>
                 <w:szCs w:val="20"/>
               </w:rPr>
-              <w:t xml:space="preserve">██████████████</w:t>
+              <w:t xml:space="preserve">█████████████████</w:t>
             </w:r>
             <w:r>
               <w:rPr>
@@ -2768,7 +2768,7 @@
                 <w:sz w:val="18"/>
                 <w:szCs w:val="18"/>
               </w:rPr>
-              <w:t xml:space="preserve"> 31件</w:t>
+              <w:t xml:space="preserve"> 19件</w:t>
             </w:r>
           </w:p>
         </w:tc>
@@ -2840,7 +2840,7 @@
                 <w:sz w:val="20"/>
                 <w:szCs w:val="20"/>
               </w:rPr>
-              <w:t xml:space="preserve">9</w:t>
+              <w:t xml:space="preserve">4</w:t>
             </w:r>
           </w:p>
         </w:tc>
@@ -2875,7 +2875,7 @@
                 <w:sz w:val="20"/>
                 <w:szCs w:val="20"/>
               </w:rPr>
-              <w:t xml:space="preserve">6.4%</w:t>
+              <w:t xml:space="preserve">5.7%</w:t>
             </w:r>
           </w:p>
         </w:tc>
@@ -2903,7 +2903,7 @@
                 <w:sz w:val="20"/>
                 <w:szCs w:val="20"/>
               </w:rPr>
-              <w:t xml:space="preserve">████</w:t>
+              <w:t xml:space="preserve">███</w:t>
             </w:r>
             <w:r>
               <w:rPr>
@@ -2912,7 +2912,7 @@
                 <w:sz w:val="18"/>
                 <w:szCs w:val="18"/>
               </w:rPr>
-              <w:t xml:space="preserve"> 9件</w:t>
+              <w:t xml:space="preserve"> 4件</w:t>
             </w:r>
           </w:p>
         </w:tc>
@@ -2984,7 +2984,7 @@
                 <w:sz w:val="20"/>
                 <w:szCs w:val="20"/>
               </w:rPr>
-              <w:t xml:space="preserve">22</w:t>
+              <w:t xml:space="preserve">6</w:t>
             </w:r>
           </w:p>
         </w:tc>
@@ -3019,7 +3019,7 @@
                 <w:sz w:val="20"/>
                 <w:szCs w:val="20"/>
               </w:rPr>
-              <w:t xml:space="preserve">15.7%</w:t>
+              <w:t xml:space="preserve">8.6%</w:t>
             </w:r>
           </w:p>
         </w:tc>
@@ -3048,7 +3048,7 @@
                 <w:sz w:val="20"/>
                 <w:szCs w:val="20"/>
               </w:rPr>
-              <w:t xml:space="preserve">██████████</w:t>
+              <w:t xml:space="preserve">█████</w:t>
             </w:r>
             <w:r>
               <w:rPr>
@@ -3057,7 +3057,7 @@
                 <w:sz w:val="18"/>
                 <w:szCs w:val="18"/>
               </w:rPr>
-              <w:t xml:space="preserve"> 22件</w:t>
+              <w:t xml:space="preserve"> 6件</w:t>
             </w:r>
           </w:p>
         </w:tc>
@@ -3129,7 +3129,7 @@
                 <w:sz w:val="20"/>
                 <w:szCs w:val="20"/>
               </w:rPr>
-              <w:t xml:space="preserve">4</w:t>
+              <w:t xml:space="preserve">3</w:t>
             </w:r>
           </w:p>
         </w:tc>
@@ -3164,7 +3164,7 @@
                 <w:sz w:val="20"/>
                 <w:szCs w:val="20"/>
               </w:rPr>
-              <w:t xml:space="preserve">2.9%</w:t>
+              <w:t xml:space="preserve">4.3%</w:t>
             </w:r>
           </w:p>
         </w:tc>
@@ -3192,7 +3192,7 @@
                 <w:sz w:val="20"/>
                 <w:szCs w:val="20"/>
               </w:rPr>
-              <w:t xml:space="preserve">██</w:t>
+              <w:t xml:space="preserve">███</w:t>
             </w:r>
             <w:r>
               <w:rPr>
@@ -3201,7 +3201,7 @@
                 <w:sz w:val="18"/>
                 <w:szCs w:val="18"/>
               </w:rPr>
-              <w:t xml:space="preserve"> 4件</w:t>
+              <w:t xml:space="preserve"> 3件</w:t>
             </w:r>
           </w:p>
         </w:tc>
@@ -3273,7 +3273,7 @@
                 <w:sz w:val="20"/>
                 <w:szCs w:val="20"/>
               </w:rPr>
-              <w:t xml:space="preserve">9</w:t>
+              <w:t xml:space="preserve">3</w:t>
             </w:r>
           </w:p>
         </w:tc>
@@ -3308,7 +3308,7 @@
                 <w:sz w:val="20"/>
                 <w:szCs w:val="20"/>
               </w:rPr>
-              <w:t xml:space="preserve">6.4%</w:t>
+              <w:t xml:space="preserve">4.3%</w:t>
             </w:r>
           </w:p>
         </w:tc>
@@ -3337,7 +3337,7 @@
                 <w:sz w:val="20"/>
                 <w:szCs w:val="20"/>
               </w:rPr>
-              <w:t xml:space="preserve">████</w:t>
+              <w:t xml:space="preserve">███</w:t>
             </w:r>
             <w:r>
               <w:rPr>
@@ -3346,7 +3346,7 @@
                 <w:sz w:val="18"/>
                 <w:szCs w:val="18"/>
               </w:rPr>
-              <w:t xml:space="preserve"> 9件</w:t>
+              <w:t xml:space="preserve"> 3件</w:t>
             </w:r>
           </w:p>
         </w:tc>
@@ -3418,7 +3418,7 @@
                 <w:sz w:val="20"/>
                 <w:szCs w:val="20"/>
               </w:rPr>
-              <w:t xml:space="preserve">3</w:t>
+              <w:t xml:space="preserve">2</w:t>
             </w:r>
           </w:p>
         </w:tc>
@@ -3453,7 +3453,7 @@
                 <w:sz w:val="20"/>
                 <w:szCs w:val="20"/>
               </w:rPr>
-              <w:t xml:space="preserve">2.1%</w:t>
+              <w:t xml:space="preserve">2.9%</w:t>
             </w:r>
           </w:p>
         </w:tc>
@@ -3481,7 +3481,7 @@
                 <w:sz w:val="20"/>
                 <w:szCs w:val="20"/>
               </w:rPr>
-              <w:t xml:space="preserve">█</w:t>
+              <w:t xml:space="preserve">██</w:t>
             </w:r>
             <w:r>
               <w:rPr>
@@ -3490,7 +3490,7 @@
                 <w:sz w:val="18"/>
                 <w:szCs w:val="18"/>
               </w:rPr>
-              <w:t xml:space="preserve"> 3件</w:t>
+              <w:t xml:space="preserve"> 2件</w:t>
             </w:r>
           </w:p>
         </w:tc>
@@ -3597,7 +3597,7 @@
                 <w:sz w:val="20"/>
                 <w:szCs w:val="20"/>
               </w:rPr>
-              <w:t xml:space="preserve">2.1%</w:t>
+              <w:t xml:space="preserve">4.3%</w:t>
             </w:r>
           </w:p>
         </w:tc>
@@ -3626,7 +3626,7 @@
                 <w:sz w:val="20"/>
                 <w:szCs w:val="20"/>
               </w:rPr>
-              <w:t xml:space="preserve">█</w:t>
+              <w:t xml:space="preserve">███</w:t>
             </w:r>
             <w:r>
               <w:rPr>
@@ -3636,150 +3636,6 @@
                 <w:szCs w:val="18"/>
               </w:rPr>
               <w:t xml:space="preserve"> 3件</w:t>
-            </w:r>
-          </w:p>
-        </w:tc>
-      </w:tr>
-      <w:tr>
-        <w:tc>
-          <w:tcPr>
-            <w:tcW w:type="dxa" w:w="1200"/>
-            <w:tcBorders>
-              <w:top w:val="single" w:color="CCCCCC" w:sz="1"/>
-              <w:left w:val="single" w:color="CCCCCC" w:sz="1"/>
-              <w:bottom w:val="single" w:color="CCCCCC" w:sz="1"/>
-              <w:right w:val="single" w:color="CCCCCC" w:sz="1"/>
-            </w:tcBorders>
-            <w:shd w:fill="FFFFFF" w:val="clear"/>
-            <w:tcMar>
-              <w:top w:type="dxa" w:w="80"/>
-              <w:left w:type="dxa" w:w="120"/>
-              <w:bottom w:type="dxa" w:w="80"/>
-              <w:right w:type="dxa" w:w="120"/>
-            </w:tcMar>
-            <w:vAlign w:val="center"/>
-          </w:tcPr>
-          <w:p>
-            <w:pPr>
-              <w:jc w:val="center"/>
-            </w:pPr>
-            <w:r>
-              <w:rPr>
-                <w:rFonts w:ascii="Arial" w:cs="Arial" w:eastAsia="Arial" w:hAnsi="Arial"/>
-                <w:b/>
-                <w:bCs/>
-                <w:color w:val="333333"/>
-                <w:sz w:val="20"/>
-                <w:szCs w:val="20"/>
-              </w:rPr>
-              <w:t xml:space="preserve">1</w:t>
-            </w:r>
-          </w:p>
-        </w:tc>
-        <w:tc>
-          <w:tcPr>
-            <w:tcW w:type="dxa" w:w="1200"/>
-            <w:tcBorders>
-              <w:top w:val="single" w:color="CCCCCC" w:sz="1"/>
-              <w:left w:val="single" w:color="CCCCCC" w:sz="1"/>
-              <w:bottom w:val="single" w:color="CCCCCC" w:sz="1"/>
-              <w:right w:val="single" w:color="CCCCCC" w:sz="1"/>
-            </w:tcBorders>
-            <w:shd w:fill="FFFFFF" w:val="clear"/>
-            <w:tcMar>
-              <w:top w:type="dxa" w:w="80"/>
-              <w:left w:type="dxa" w:w="120"/>
-              <w:bottom w:type="dxa" w:w="80"/>
-              <w:right w:type="dxa" w:w="120"/>
-            </w:tcMar>
-            <w:vAlign w:val="center"/>
-          </w:tcPr>
-          <w:p>
-            <w:pPr>
-              <w:jc w:val="center"/>
-            </w:pPr>
-            <w:r>
-              <w:rPr>
-                <w:rFonts w:ascii="Arial" w:cs="Arial" w:eastAsia="Arial" w:hAnsi="Arial"/>
-                <w:b w:val="false"/>
-                <w:bCs w:val="false"/>
-                <w:color w:val="333333"/>
-                <w:sz w:val="20"/>
-                <w:szCs w:val="20"/>
-              </w:rPr>
-              <w:t xml:space="preserve">1</w:t>
-            </w:r>
-          </w:p>
-        </w:tc>
-        <w:tc>
-          <w:tcPr>
-            <w:tcW w:type="dxa" w:w="1500"/>
-            <w:tcBorders>
-              <w:top w:val="single" w:color="CCCCCC" w:sz="1"/>
-              <w:left w:val="single" w:color="CCCCCC" w:sz="1"/>
-              <w:bottom w:val="single" w:color="CCCCCC" w:sz="1"/>
-              <w:right w:val="single" w:color="CCCCCC" w:sz="1"/>
-            </w:tcBorders>
-            <w:shd w:fill="FFFFFF" w:val="clear"/>
-            <w:tcMar>
-              <w:top w:type="dxa" w:w="80"/>
-              <w:left w:type="dxa" w:w="120"/>
-              <w:bottom w:type="dxa" w:w="80"/>
-              <w:right w:type="dxa" w:w="120"/>
-            </w:tcMar>
-            <w:vAlign w:val="center"/>
-          </w:tcPr>
-          <w:p>
-            <w:pPr>
-              <w:jc w:val="center"/>
-            </w:pPr>
-            <w:r>
-              <w:rPr>
-                <w:rFonts w:ascii="Arial" w:cs="Arial" w:eastAsia="Arial" w:hAnsi="Arial"/>
-                <w:b w:val="false"/>
-                <w:bCs w:val="false"/>
-                <w:color w:val="333333"/>
-                <w:sz w:val="20"/>
-                <w:szCs w:val="20"/>
-              </w:rPr>
-              <w:t xml:space="preserve">0.7%</w:t>
-            </w:r>
-          </w:p>
-        </w:tc>
-        <w:tc>
-          <w:tcPr>
-            <w:tcW w:type="dxa" w:w="5126"/>
-            <w:tcBorders>
-              <w:top w:val="single" w:color="CCCCCC" w:sz="1"/>
-              <w:left w:val="single" w:color="CCCCCC" w:sz="1"/>
-              <w:bottom w:val="single" w:color="CCCCCC" w:sz="1"/>
-              <w:right w:val="single" w:color="CCCCCC" w:sz="1"/>
-            </w:tcBorders>
-            <w:tcMar>
-              <w:top w:type="dxa" w:w="80"/>
-              <w:left w:type="dxa" w:w="120"/>
-              <w:bottom w:type="dxa" w:w="80"/>
-              <w:right w:type="dxa" w:w="120"/>
-            </w:tcMar>
-          </w:tcPr>
-          <w:p>
-            <w:r>
-              <w:rPr>
-                <w:rFonts w:ascii="Arial" w:cs="Arial" w:eastAsia="Arial" w:hAnsi="Arial"/>
-                <w:color w:val="C0392B"/>
-                <w:sz w:val="20"/>
-                <w:szCs w:val="20"/>
-              </w:rPr>
-              <w:t xml:space="preserve">█</w:t>
-            </w:r>
-            <w:r>
-              <w:rPr>
-                <w:rFonts w:ascii="Arial" w:cs="Arial" w:eastAsia="Arial" w:hAnsi="Arial"/>
-                <w:color w:val="666666"/>
-                <w:sz w:val="18"/>
-                <w:szCs w:val="18"/>
-              </w:rPr>
-              <w:t xml:space="preserve"> 1件</w:t>
             </w:r>
           </w:p>
         </w:tc>
@@ -3855,7 +3711,7 @@
                 <w:sz w:val="24"/>
                 <w:szCs w:val="24"/>
               </w:rPr>
-              <w:t xml:space="preserve">89件（63.6%）</w:t>
+              <w:t xml:space="preserve">49件（70.0%）</w:t>
             </w:r>
           </w:p>
         </w:tc>
@@ -3906,7 +3762,7 @@
                 <w:sz w:val="24"/>
                 <w:szCs w:val="24"/>
               </w:rPr>
-              <w:t xml:space="preserve">35件（25.0%）</w:t>
+              <w:t xml:space="preserve">13件（18.6%）</w:t>
             </w:r>
           </w:p>
         </w:tc>
@@ -3957,7 +3813,7 @@
                 <w:sz w:val="24"/>
                 <w:szCs w:val="24"/>
               </w:rPr>
-              <w:t xml:space="preserve">16件（11.4%）</w:t>
+              <w:t xml:space="preserve">8件（11.4%）</w:t>
             </w:r>
           </w:p>
         </w:tc>
@@ -4196,7 +4052,7 @@
                 <w:sz w:val="20"/>
                 <w:szCs w:val="20"/>
               </w:rPr>
-              <w:t xml:space="preserve">50件以上</w:t>
+              <w:t xml:space="preserve">20件以上</w:t>
             </w:r>
           </w:p>
         </w:tc>
@@ -4301,7 +4157,7 @@
                 <w:sz w:val="20"/>
                 <w:szCs w:val="20"/>
               </w:rPr>
-              <w:t xml:space="preserve">50件以上</w:t>
+              <w:t xml:space="preserve">20件以上</w:t>
             </w:r>
           </w:p>
         </w:tc>
@@ -4407,7 +4263,7 @@
                 <w:sz w:val="20"/>
                 <w:szCs w:val="20"/>
               </w:rPr>
-              <w:t xml:space="preserve">20件以上</w:t>
+              <w:t xml:space="preserve">10件以上</w:t>
             </w:r>
           </w:p>
         </w:tc>
@@ -4478,7 +4334,7 @@
                 <w:sz w:val="20"/>
                 <w:szCs w:val="20"/>
               </w:rPr>
-              <w:t xml:space="preserve">清潔さ・清掃</w:t>
+              <w:t xml:space="preserve">快適さ・設備</w:t>
             </w:r>
           </w:p>
         </w:tc>
@@ -4512,7 +4368,7 @@
                 <w:sz w:val="20"/>
                 <w:szCs w:val="20"/>
               </w:rPr>
-              <w:t xml:space="preserve">20件以上</w:t>
+              <w:t xml:space="preserve">10件以上</w:t>
             </w:r>
           </w:p>
         </w:tc>
@@ -4546,7 +4402,7 @@
                 <w:sz w:val="20"/>
                 <w:szCs w:val="20"/>
               </w:rPr>
-              <w:t xml:space="preserve">「朝食のスタッフの方が案内などの対応がてきぱきされており良かった バスルームが古く、清潔感が低い　カビもみられる バ...」「清掃、手入れの甘さを感じさせました」</w:t>
+              <w:t xml:space="preserve">「それから設備の古さが目につく」「Comfortable住起來根本uncomfortable 房間的佈局、燈光、環境、設計爛的要命」</w:t>
             </w:r>
           </w:p>
         </w:tc>
@@ -4583,7 +4439,7 @@
                 <w:sz w:val="20"/>
                 <w:szCs w:val="20"/>
               </w:rPr>
-              <w:t xml:space="preserve">快適さ・設備</w:t>
+              <w:t xml:space="preserve">清潔さ・清掃</w:t>
             </w:r>
           </w:p>
         </w:tc>
@@ -4618,7 +4474,7 @@
                 <w:sz w:val="20"/>
                 <w:szCs w:val="20"/>
               </w:rPr>
-              <w:t xml:space="preserve">20件以上</w:t>
+              <w:t xml:space="preserve">10件以上</w:t>
             </w:r>
           </w:p>
         </w:tc>
@@ -4653,7 +4509,7 @@
                 <w:sz w:val="20"/>
                 <w:szCs w:val="20"/>
               </w:rPr>
-              <w:t xml:space="preserve">「それから設備の古さが目につく」「Comfortable住起來根本uncomfortable 房間的佈局、燈光、環境、設計爛的要命」</w:t>
+              <w:t xml:space="preserve">「朝食のスタッフの方が案内などの対応がてきぱきされており良かった バスルームが古く、清潔感が低い　カビもみられる バ...」「清掃、手入れの甘さを感じさせました」</w:t>
             </w:r>
           </w:p>
         </w:tc>
@@ -4723,7 +4579,7 @@
                 <w:sz w:val="20"/>
                 <w:szCs w:val="20"/>
               </w:rPr>
-              <w:t xml:space="preserve">10件以上</w:t>
+              <w:t xml:space="preserve">7件</w:t>
             </w:r>
           </w:p>
         </w:tc>
@@ -5230,7 +5086,7 @@
                 <w:sz w:val="20"/>
                 <w:szCs w:val="20"/>
               </w:rPr>
-              <w:t xml:space="preserve">重大・23件</w:t>
+              <w:t xml:space="preserve">重大・11件</w:t>
             </w:r>
           </w:p>
         </w:tc>
@@ -5369,7 +5225,7 @@
                 <w:sz w:val="20"/>
                 <w:szCs w:val="20"/>
               </w:rPr>
-              <w:t xml:space="preserve">重大・22件</w:t>
+              <w:t xml:space="preserve">重大・10件</w:t>
             </w:r>
           </w:p>
         </w:tc>
@@ -5508,7 +5364,7 @@
                 <w:sz w:val="20"/>
                 <w:szCs w:val="20"/>
               </w:rPr>
-              <w:t xml:space="preserve">重大・14件</w:t>
+              <w:t xml:space="preserve">重大・8件</w:t>
             </w:r>
           </w:p>
         </w:tc>
@@ -5579,7 +5435,7 @@
                 <w:sz w:val="20"/>
                 <w:szCs w:val="20"/>
               </w:rPr>
-              <w:t xml:space="preserve">清掃不備</w:t>
+              <w:t xml:space="preserve">防音性能</w:t>
             </w:r>
           </w:p>
         </w:tc>
@@ -5613,7 +5469,7 @@
                 <w:sz w:val="20"/>
                 <w:szCs w:val="20"/>
               </w:rPr>
-              <w:t xml:space="preserve">水まわりが、正直汚い……</w:t>
+              <w:t xml:space="preserve">部屋の防音性が低く、隣の部屋がものすごくうるさい</w:t>
             </w:r>
           </w:p>
         </w:tc>
@@ -5647,7 +5503,7 @@
                 <w:sz w:val="20"/>
                 <w:szCs w:val="20"/>
               </w:rPr>
-              <w:t xml:space="preserve">重大・14件</w:t>
+              <w:t xml:space="preserve">重大・7件</w:t>
             </w:r>
           </w:p>
         </w:tc>
@@ -5718,7 +5574,7 @@
                 <w:sz w:val="20"/>
                 <w:szCs w:val="20"/>
               </w:rPr>
-              <w:t xml:space="preserve">防音性能</w:t>
+              <w:t xml:space="preserve">清掃不備</w:t>
             </w:r>
           </w:p>
         </w:tc>
@@ -5752,7 +5608,7 @@
                 <w:sz w:val="20"/>
                 <w:szCs w:val="20"/>
               </w:rPr>
-              <w:t xml:space="preserve">部屋の防音性が低く、隣の部屋がものすごくうるさい</w:t>
+              <w:t xml:space="preserve">水まわりが、正直汚い……</w:t>
             </w:r>
           </w:p>
         </w:tc>
@@ -5786,7 +5642,7 @@
                 <w:sz w:val="20"/>
                 <w:szCs w:val="20"/>
               </w:rPr>
-              <w:t xml:space="preserve">重大・13件</w:t>
+              <w:t xml:space="preserve">重大・6件</w:t>
             </w:r>
           </w:p>
         </w:tc>
@@ -5925,7 +5781,7 @@
                 <w:sz w:val="20"/>
                 <w:szCs w:val="20"/>
               </w:rPr>
-              <w:t xml:space="preserve">重大・10件</w:t>
+              <w:t xml:space="preserve">中度・4件</w:t>
             </w:r>
           </w:p>
         </w:tc>
@@ -7088,7 +6944,7 @@
                 <w:sz w:val="20"/>
                 <w:szCs w:val="20"/>
               </w:rPr>
-              <w:t xml:space="preserve">7.73点</w:t>
+              <w:t xml:space="preserve">7.83点</w:t>
             </w:r>
           </w:p>
         </w:tc>
@@ -7122,7 +6978,7 @@
                 <w:sz w:val="20"/>
                 <w:szCs w:val="20"/>
               </w:rPr>
-              <w:t xml:space="preserve">8.2点以上</w:t>
+              <w:t xml:space="preserve">8.3点以上</w:t>
             </w:r>
           </w:p>
         </w:tc>
@@ -7228,7 +7084,7 @@
                 <w:sz w:val="20"/>
                 <w:szCs w:val="20"/>
               </w:rPr>
-              <w:t xml:space="preserve">63.6%</w:t>
+              <w:t xml:space="preserve">70.0%</w:t>
             </w:r>
           </w:p>
         </w:tc>
@@ -7263,7 +7119,7 @@
                 <w:sz w:val="20"/>
                 <w:szCs w:val="20"/>
               </w:rPr>
-              <w:t xml:space="preserve">74%以上</w:t>
+              <w:t xml:space="preserve">75%以上</w:t>
             </w:r>
           </w:p>
         </w:tc>
@@ -7473,7 +7329,7 @@
                 <w:sz w:val="20"/>
                 <w:szCs w:val="20"/>
               </w:rPr>
-              <w:t xml:space="preserve">楽天トラベル平均評価</w:t>
+              <w:t xml:space="preserve">Google平均評価</w:t>
             </w:r>
           </w:p>
         </w:tc>
@@ -7508,7 +7364,7 @@
                 <w:sz w:val="20"/>
                 <w:szCs w:val="20"/>
               </w:rPr>
-              <w:t xml:space="preserve">6.0点</w:t>
+              <w:t xml:space="preserve">6.3点</w:t>
             </w:r>
           </w:p>
         </w:tc>
@@ -7543,7 +7399,7 @@
                 <w:sz w:val="20"/>
                 <w:szCs w:val="20"/>
               </w:rPr>
-              <w:t xml:space="preserve">7.0点以上</w:t>
+              <w:t xml:space="preserve">7.3点以上</w:t>
             </w:r>
           </w:p>
         </w:tc>
@@ -7788,7 +7644,7 @@
                 <w:sz w:val="20"/>
                 <w:szCs w:val="20"/>
               </w:rPr>
-              <w:t xml:space="preserve">約23件/期間</w:t>
+              <w:t xml:space="preserve">約11件/期間</w:t>
             </w:r>
           </w:p>
         </w:tc>
@@ -7823,7 +7679,7 @@
                 <w:sz w:val="20"/>
                 <w:szCs w:val="20"/>
               </w:rPr>
-              <w:t xml:space="preserve">11件以下</w:t>
+              <w:t xml:space="preserve">5件以下</w:t>
             </w:r>
           </w:p>
         </w:tc>
@@ -8006,7 +7862,7 @@
           <w:sz w:val="21"/>
           <w:szCs w:val="21"/>
         </w:rPr>
-        <w:t xml:space="preserve">ホテルの向かいには博多地下街を後にするべど駅があります。立地は抜群で、どこへ行くにも便利です。朝食の種類は少ないですが、美味しいものも少なくありません。シーツは毎日交換されます。次回福岡に来る際も、また利用したいと思います。</w:t>
+        <w:t xml:space="preserve">ホテルの向かいには博多地下街を後にするべど駅があります。立地は抜群で、どこへ行くにも便利です。朝食の種類は少ないですが、どれも美味しいです。シーツは毎日交換されます。次回福岡に来る際も、また利用したいと思います。</w:t>
       </w:r>
     </w:p>
     <w:p>
@@ -8349,7 +8205,7 @@
                 <w:sz w:val="21"/>
                 <w:szCs w:val="21"/>
               </w:rPr>
-              <w:t xml:space="preserve">コンフォートホテル博多は、全体平均7.73点（10点換算）、高評価率63.6%という一定の顧客満足度を示しているホテルです。特に「立地・アクセス」「朝食」が多くのゲストから高く評価されています。</w:t>
+              <w:t xml:space="preserve">コンフォートホテル博多は、全体平均7.83点（10点換算）、高評価率70.0%という一定の顧客満足度を示しているホテルです。特に「立地・アクセス」「朝食」が多くのゲストから高く評価されています。</w:t>
             </w:r>
           </w:p>
           <w:p>
@@ -8391,7 +8247,7 @@
                 <w:sz w:val="21"/>
                 <w:szCs w:val="21"/>
               </w:rPr>
-              <w:t xml:space="preserve">楽天トラベルでの低スコア（6.0点）は、口コミ返信の強化とサービス品質の一貫性確保で改善余地があります。全サイトでの口コミ返信率100%を目指すことで、ホテルの姿勢をゲストに伝え、リピート率の向上につなげることが重要です。</w:t>
+              <w:t xml:space="preserve">Googleでの低スコア（6.3点）は、口コミ返信の強化とサービス品質の一貫性確保で改善余地があります。全サイトでの口コミ返信率100%を目指すことで、ホテルの姿勢をゲストに伝え、リピート率の向上につなげることが重要です。</w:t>
             </w:r>
           </w:p>
           <w:p>

--- a/納品レポート/ホテル別レポート/comfort_hakata_口コミ分析改善レポート.docx
+++ b/納品レポート/ホテル別レポート/comfort_hakata_口コミ分析改善レポート.docx
@@ -131,7 +131,7 @@
           <w:sz w:val="20"/>
           <w:szCs w:val="20"/>
         </w:rPr>
-        <w:t xml:space="preserve">作成日：2026年4月20日</w:t>
+        <w:t xml:space="preserve">作成日：2026年4月21日</w:t>
       </w:r>
     </w:p>
     <w:p>

--- a/納品レポート/ホテル別レポート/comfort_hakata_口コミ分析改善レポート.docx
+++ b/納品レポート/ホテル別レポート/comfort_hakata_口コミ分析改善レポート.docx
@@ -131,7 +131,7 @@
           <w:sz w:val="20"/>
           <w:szCs w:val="20"/>
         </w:rPr>
-        <w:t xml:space="preserve">作成日：2026年4月21日</w:t>
+        <w:t xml:space="preserve">作成日：2026年4月22日</w:t>
       </w:r>
     </w:p>
     <w:p>
